--- a/docs/学习总结完整版.docx
+++ b/docs/学习总结完整版.docx
@@ -12,7 +12,7 @@
           <w:b/>
           <w:sz w:val="36"/>
         </w:rPr>
-        <w:t>选课系统 · 学习总结完整版</w:t>
+        <w:t>选课系统 · 学习总结完整版（交接手册 + 进度说明 + 日记 + 时间表）</w:t>
       </w:r>
     </w:p>
     <w:p>
@@ -25,7 +25,7 @@
           <w:b/>
           <w:sz w:val="32"/>
         </w:rPr>
-        <w:t>第一部分：学习进度与技术说明</w:t>
+        <w:t>第一部分：给新 Agent 的交接手册</w:t>
       </w:r>
     </w:p>
     <w:p>
@@ -49,9 +49,22 @@
         <w:rPr>
           <w:rFonts w:ascii="Microsoft YaHei" w:hAnsi="Microsoft YaHei" w:eastAsia="Microsoft YaHei"/>
           <w:b w:val="0"/>
+          <w:sz w:val="22"/>
+        </w:rPr>
+        <w:t>﻿# 给新 Agent 的交接手册（必读）</w:t>
+      </w:r>
+    </w:p>
+    <w:p>
+      <w:pPr>
+        <w:spacing w:after="120" w:line="276" w:lineRule="auto"/>
+      </w:pPr>
+      <w:r>
+        <w:rPr>
+          <w:rFonts w:ascii="Microsoft YaHei" w:hAnsi="Microsoft YaHei" w:eastAsia="Microsoft YaHei"/>
+          <w:b w:val="0"/>
           <w:sz w:val="20"/>
         </w:rPr>
-        <w:t>用途：记录「学到哪、项目写到哪、环境怎么开」。</w:t>
+        <w:t>用途：C 盘重装 / 对话丢失后，新对话里的 Agent 先读本文件，再动手。</w:t>
       </w:r>
     </w:p>
     <w:p>
@@ -64,7 +77,33 @@
           <w:b w:val="0"/>
           <w:sz w:val="20"/>
         </w:rPr>
-        <w:t>以后每学完一块，就在对应章节往下补几句。</w:t>
+        <w:t>权威程度：环境与禁区、教学习惯、代码真实进度 以本文件为准。</w:t>
+      </w:r>
+    </w:p>
+    <w:p>
+      <w:pPr>
+        <w:spacing w:after="120" w:line="276" w:lineRule="auto"/>
+      </w:pPr>
+      <w:r>
+        <w:rPr>
+          <w:rFonts w:ascii="Microsoft YaHei" w:hAnsi="Microsoft YaHei" w:eastAsia="Microsoft YaHei"/>
+          <w:b w:val="0"/>
+          <w:sz w:val="20"/>
+        </w:rPr>
+        <w:t>旧进度 Word / md 可能过时，不要只信「学习进度与技术说明」里的「下一步」。</w:t>
+      </w:r>
+    </w:p>
+    <w:p>
+      <w:pPr>
+        <w:spacing w:after="120" w:line="276" w:lineRule="auto"/>
+      </w:pPr>
+      <w:r>
+        <w:rPr>
+          <w:rFonts w:ascii="Microsoft YaHei" w:hAnsi="Microsoft YaHei" w:eastAsia="Microsoft YaHei"/>
+          <w:b w:val="0"/>
+          <w:sz w:val="20"/>
+        </w:rPr>
+        <w:t>本文更新日期：2026-09-19（Git 第一次 commit 已完成；T6 的 push 尚未做；文档/日记已同步改 md）</w:t>
       </w:r>
     </w:p>
     <w:p>
@@ -90,46 +129,137 @@
           <w:b/>
           <w:sz w:val="28"/>
         </w:rPr>
-        <w:t>一、我是谁、在干什么</w:t>
-      </w:r>
-    </w:p>
-    <w:p>
-      <w:pPr>
-        <w:pStyle w:val="ListBullet"/>
-      </w:pPr>
-      <w:r>
-        <w:rPr>
-          <w:rFonts w:ascii="Microsoft YaHei" w:hAnsi="Microsoft YaHei" w:eastAsia="Microsoft YaHei"/>
-          <w:b w:val="0"/>
-          <w:sz w:val="22"/>
-        </w:rPr>
-        <w:t>目标：Python 后端实习方向；先搞懂前后端 + 数据库联动，再加深 Python。</w:t>
-      </w:r>
-    </w:p>
-    <w:p>
-      <w:pPr>
-        <w:pStyle w:val="ListBullet"/>
-      </w:pPr>
-      <w:r>
-        <w:rPr>
-          <w:rFonts w:ascii="Microsoft YaHei" w:hAnsi="Microsoft YaHei" w:eastAsia="Microsoft YaHei"/>
-          <w:b w:val="0"/>
-          <w:sz w:val="22"/>
-        </w:rPr>
-        <w:t>做法：在当前目录从零手敲（成品参考可看 `I:\EE`，本目录是手敲版）。</w:t>
-      </w:r>
-    </w:p>
-    <w:p>
-      <w:pPr>
-        <w:pStyle w:val="ListBullet"/>
-      </w:pPr>
-      <w:r>
-        <w:rPr>
-          <w:rFonts w:ascii="Microsoft YaHei" w:hAnsi="Microsoft YaHei" w:eastAsia="Microsoft YaHei"/>
-          <w:b w:val="0"/>
-          <w:sz w:val="22"/>
-        </w:rPr>
-        <w:t>原则：一次一小步；每步搞清「在做什么 / 为什么 / 为后面什么服务」。</w:t>
+        <w:t>0. 开场 30 秒清单</w:t>
+      </w:r>
+    </w:p>
+    <w:p>
+      <w:pPr>
+        <w:pStyle w:val="ListNumber"/>
+      </w:pPr>
+      <w:r>
+        <w:rPr>
+          <w:rFonts w:ascii="Microsoft YaHei" w:hAnsi="Microsoft YaHei" w:eastAsia="Microsoft YaHei"/>
+          <w:b w:val="0"/>
+          <w:sz w:val="22"/>
+        </w:rPr>
+        <w:t xml:space="preserve">项目根目录：`I:\EE （2）`（手敲版选课系统；成品参考在 `I:\EE`，别混）。  </w:t>
+      </w:r>
+    </w:p>
+    <w:p>
+      <w:pPr>
+        <w:pStyle w:val="ListNumber"/>
+      </w:pPr>
+      <w:r>
+        <w:rPr>
+          <w:rFonts w:ascii="Microsoft YaHei" w:hAnsi="Microsoft YaHei" w:eastAsia="Microsoft YaHei"/>
+          <w:b w:val="0"/>
+          <w:sz w:val="22"/>
+        </w:rPr>
+        <w:t xml:space="preserve">用户：潘志坤；目标 Python 后端实习；一次一小步、先理解再敲。  </w:t>
+      </w:r>
+    </w:p>
+    <w:p>
+      <w:pPr>
+        <w:pStyle w:val="ListNumber"/>
+      </w:pPr>
+      <w:r>
+        <w:rPr>
+          <w:rFonts w:ascii="Microsoft YaHei" w:hAnsi="Microsoft YaHei" w:eastAsia="Microsoft YaHei"/>
+          <w:b w:val="0"/>
+          <w:sz w:val="22"/>
+        </w:rPr>
+        <w:t xml:space="preserve">默认只动学习环境；禁止乱动独立 MySQL；危险操作先确认。  </w:t>
+      </w:r>
+    </w:p>
+    <w:p>
+      <w:pPr>
+        <w:pStyle w:val="ListNumber"/>
+      </w:pPr>
+      <w:r>
+        <w:rPr>
+          <w:rFonts w:ascii="Microsoft YaHei" w:hAnsi="Microsoft YaHei" w:eastAsia="Microsoft YaHei"/>
+          <w:b w:val="0"/>
+          <w:sz w:val="22"/>
+        </w:rPr>
+        <w:t xml:space="preserve">进度以代码为准：登录 + JWT + 存 token + 守卫 + Home 用户名 + 退出登录 已通；选课业务未做；Git 已有第一次 commit（9/19，`36a8086`），push 未做。  </w:t>
+      </w:r>
+    </w:p>
+    <w:p>
+      <w:pPr>
+        <w:pStyle w:val="ListNumber"/>
+      </w:pPr>
+      <w:r>
+        <w:rPr>
+          <w:rFonts w:ascii="Microsoft YaHei" w:hAnsi="Microsoft YaHei" w:eastAsia="Microsoft YaHei"/>
+          <w:b w:val="0"/>
+          <w:sz w:val="22"/>
+        </w:rPr>
+        <w:t xml:space="preserve">库在 Wamp MariaDB 端口 3306（不是 3308 的 MySQL 8）。  </w:t>
+      </w:r>
+    </w:p>
+    <w:p>
+      <w:pPr>
+        <w:pStyle w:val="ListNumber"/>
+      </w:pPr>
+      <w:r>
+        <w:rPr>
+          <w:rFonts w:ascii="Microsoft YaHei" w:hAnsi="Microsoft YaHei" w:eastAsia="Microsoft YaHei"/>
+          <w:b w:val="0"/>
+          <w:sz w:val="22"/>
+        </w:rPr>
+        <w:t xml:space="preserve">债：只认 8/12 约 4h15min；之后空窗先不算。  </w:t>
+      </w:r>
+    </w:p>
+    <w:p>
+      <w:pPr>
+        <w:pStyle w:val="ListNumber"/>
+      </w:pPr>
+      <w:r>
+        <w:rPr>
+          <w:rFonts w:ascii="Microsoft YaHei" w:hAnsi="Microsoft YaHei" w:eastAsia="Microsoft YaHei"/>
+          <w:b w:val="0"/>
+          <w:sz w:val="22"/>
+        </w:rPr>
+        <w:t xml:space="preserve">复习/开课优先用提问检验。  </w:t>
+      </w:r>
+    </w:p>
+    <w:p>
+      <w:pPr>
+        <w:pStyle w:val="ListNumber"/>
+      </w:pPr>
+      <w:r>
+        <w:rPr>
+          <w:rFonts w:ascii="Microsoft YaHei" w:hAnsi="Microsoft YaHei" w:eastAsia="Microsoft YaHei"/>
+          <w:b w:val="0"/>
+          <w:sz w:val="22"/>
+        </w:rPr>
+        <w:t xml:space="preserve">store 易读版：`setupUserStore` + `defineStore('user', setupUserStore)`。  </w:t>
+      </w:r>
+    </w:p>
+    <w:p>
+      <w:pPr>
+        <w:pStyle w:val="ListNumber"/>
+      </w:pPr>
+      <w:r>
+        <w:rPr>
+          <w:rFonts w:ascii="Microsoft YaHei" w:hAnsi="Microsoft YaHei" w:eastAsia="Microsoft YaHei"/>
+          <w:b w:val="0"/>
+          <w:sz w:val="22"/>
+        </w:rPr>
+        <w:t xml:space="preserve">Git：`I:\Study\Git`；全局署名 志 / 1606472380a@gmail.com；仓库根 `I:\EE （2）`；根目录已有 `.gitignore`。  </w:t>
+      </w:r>
+    </w:p>
+    <w:p>
+      <w:pPr>
+        <w:pStyle w:val="ListNumber"/>
+      </w:pPr>
+      <w:r>
+        <w:rPr>
+          <w:rFonts w:ascii="Microsoft YaHei" w:hAnsi="Microsoft YaHei" w:eastAsia="Microsoft YaHei"/>
+          <w:b w:val="0"/>
+          <w:sz w:val="22"/>
+        </w:rPr>
+        <w:t>cmd 进项目必须：`cd /d "I:\EE （2）"`（PowerShell 一般不用 `/d`）。</w:t>
       </w:r>
     </w:p>
     <w:p>
@@ -155,7 +285,85 @@
           <w:b/>
           <w:sz w:val="28"/>
         </w:rPr>
-        <w:t>二、当前进度（写到哪了）</w:t>
+        <w:t>1. 用户是谁、在干什么</w:t>
+      </w:r>
+    </w:p>
+    <w:p>
+      <w:pPr>
+        <w:pStyle w:val="ListBullet"/>
+      </w:pPr>
+      <w:r>
+        <w:rPr>
+          <w:rFonts w:ascii="Microsoft YaHei" w:hAnsi="Microsoft YaHei" w:eastAsia="Microsoft YaHei"/>
+          <w:b w:val="0"/>
+          <w:sz w:val="22"/>
+        </w:rPr>
+        <w:t xml:space="preserve">方向：Python 后端实习；先搞通前后端 + 数据库，再加深 Python。  </w:t>
+      </w:r>
+    </w:p>
+    <w:p>
+      <w:pPr>
+        <w:pStyle w:val="ListBullet"/>
+      </w:pPr>
+      <w:r>
+        <w:rPr>
+          <w:rFonts w:ascii="Microsoft YaHei" w:hAnsi="Microsoft YaHei" w:eastAsia="Microsoft YaHei"/>
+          <w:b w:val="0"/>
+          <w:sz w:val="22"/>
+        </w:rPr>
+        <w:t xml:space="preserve">做法：在 `I:\EE （2）` 从零手敲；可参考 `I:\EE` 成品，但本目录是练习版。  </w:t>
+      </w:r>
+    </w:p>
+    <w:p>
+      <w:pPr>
+        <w:pStyle w:val="ListBullet"/>
+      </w:pPr>
+      <w:r>
+        <w:rPr>
+          <w:rFonts w:ascii="Microsoft YaHei" w:hAnsi="Microsoft YaHei" w:eastAsia="Microsoft YaHei"/>
+          <w:b w:val="0"/>
+          <w:sz w:val="22"/>
+        </w:rPr>
+        <w:t xml:space="preserve">原则：一步一小块；新文件/新概念要说清「在做什么 / 为什么 / 为后面什么服务」。  </w:t>
+      </w:r>
+    </w:p>
+    <w:p>
+      <w:pPr>
+        <w:pStyle w:val="ListBullet"/>
+      </w:pPr>
+      <w:r>
+        <w:rPr>
+          <w:rFonts w:ascii="Microsoft YaHei" w:hAnsi="Microsoft YaHei" w:eastAsia="Microsoft YaHei"/>
+          <w:b w:val="0"/>
+          <w:sz w:val="22"/>
+        </w:rPr>
+        <w:t>学法约定（用户已强调）：先理解再敲；新名字、新函数必须说明从哪来；能自己敲的让他自己敲，Agent 指导为主，不要整段代写完除非他明确要求代做。</w:t>
+      </w:r>
+    </w:p>
+    <w:p>
+      <w:pPr>
+        <w:spacing w:after="160" w:line="276" w:lineRule="auto"/>
+      </w:pPr>
+      <w:r>
+        <w:rPr>
+          <w:rFonts w:ascii="Microsoft YaHei" w:hAnsi="Microsoft YaHei" w:eastAsia="Microsoft YaHei"/>
+          <w:b w:val="0"/>
+          <w:sz w:val="20"/>
+        </w:rPr>
+        <w:t>————————</w:t>
+      </w:r>
+    </w:p>
+    <w:p>
+      <w:pPr>
+        <w:spacing w:after="160" w:line="276" w:lineRule="auto"/>
+      </w:pPr>
+      <w:r>
+        <w:rPr>
+          <w:rFonts w:ascii="Microsoft YaHei" w:hAnsi="Microsoft YaHei" w:eastAsia="Microsoft YaHei"/>
+          <w:b/>
+          <w:sz w:val="28"/>
+        </w:rPr>
+        <w:t>2. 教学与沟通习惯（必须对齐）</w:t>
       </w:r>
     </w:p>
     <w:p>
@@ -168,176 +376,59 @@
           <w:b/>
           <w:sz w:val="24"/>
         </w:rPr>
-        <w:t>已完成</w:t>
-      </w:r>
-    </w:p>
-    <w:p>
-      <w:pPr>
-        <w:spacing w:after="40" w:line="276" w:lineRule="auto"/>
-      </w:pPr>
-      <w:r>
-        <w:rPr>
-          <w:rFonts w:ascii="Microsoft YaHei" w:hAnsi="Microsoft YaHei" w:eastAsia="Microsoft YaHei"/>
-          <w:b w:val="0"/>
-          <w:sz w:val="20"/>
-        </w:rPr>
-        <w:t>步骤  |  内容  |  状态</w:t>
-      </w:r>
-    </w:p>
-    <w:p>
-      <w:pPr>
-        <w:spacing w:after="40" w:line="276" w:lineRule="auto"/>
-      </w:pPr>
-      <w:r>
-        <w:rPr>
-          <w:rFonts w:ascii="Microsoft YaHei" w:hAnsi="Microsoft YaHei" w:eastAsia="Microsoft YaHei"/>
-          <w:b w:val="0"/>
-          <w:sz w:val="20"/>
-        </w:rPr>
-        <w:t>环境收敛  |  只用 WAMP 里的 MySQL；不用 `I:\EE\mysql-run` 那套  |  已定</w:t>
-      </w:r>
-    </w:p>
-    <w:p>
-      <w:pPr>
-        <w:spacing w:after="40" w:line="276" w:lineRule="auto"/>
-      </w:pPr>
-      <w:r>
-        <w:rPr>
-          <w:rFonts w:ascii="Microsoft YaHei" w:hAnsi="Microsoft YaHei" w:eastAsia="Microsoft YaHei"/>
-          <w:b w:val="0"/>
-          <w:sz w:val="20"/>
-        </w:rPr>
-        <w:t>建库建表  |  库 `course_selection`，表 `user`  |  已完成</w:t>
-      </w:r>
-    </w:p>
-    <w:p>
-      <w:pPr>
-        <w:spacing w:after="40" w:line="276" w:lineRule="auto"/>
-      </w:pPr>
-      <w:r>
-        <w:rPr>
-          <w:rFonts w:ascii="Microsoft YaHei" w:hAnsi="Microsoft YaHei" w:eastAsia="Microsoft YaHei"/>
-          <w:b w:val="0"/>
-          <w:sz w:val="20"/>
-        </w:rPr>
-        <w:t>后端空壳  |  FastAPI + uvicorn，首页返回 `backend ok`  |  已完成</w:t>
-      </w:r>
-    </w:p>
-    <w:p>
-      <w:pPr>
-        <w:spacing w:after="40" w:line="276" w:lineRule="auto"/>
-      </w:pPr>
-      <w:r>
-        <w:rPr>
-          <w:rFonts w:ascii="Microsoft YaHei" w:hAnsi="Microsoft YaHei" w:eastAsia="Microsoft YaHei"/>
-          <w:b w:val="0"/>
-          <w:sz w:val="20"/>
-        </w:rPr>
-        <w:t>连数据库  |  `/db-test` 能查出表 `user`  |  已完成</w:t>
-      </w:r>
-    </w:p>
-    <w:p>
-      <w:pPr>
-        <w:spacing w:after="40" w:line="276" w:lineRule="auto"/>
-      </w:pPr>
-      <w:r>
-        <w:rPr>
-          <w:rFonts w:ascii="Microsoft YaHei" w:hAnsi="Microsoft YaHei" w:eastAsia="Microsoft YaHei"/>
-          <w:b w:val="0"/>
-          <w:sz w:val="20"/>
-        </w:rPr>
-        <w:t>FastAPI 基础理解  |  十字路口：接 HTTP；查库要自己写  |  已建立</w:t>
-      </w:r>
-    </w:p>
-    <w:p>
-      <w:pPr>
-        <w:spacing w:after="40" w:line="276" w:lineRule="auto"/>
-      </w:pPr>
-      <w:r>
-        <w:rPr>
-          <w:rFonts w:ascii="Microsoft YaHei" w:hAnsi="Microsoft YaHei" w:eastAsia="Microsoft YaHei"/>
-          <w:b w:val="0"/>
-          <w:sz w:val="20"/>
-        </w:rPr>
-        <w:t>测试数据  |  `user` 表已有 `stu1` / 密码明文 `123456`  |  已完成</w:t>
-      </w:r>
-    </w:p>
-    <w:p>
-      <w:pPr>
-        <w:spacing w:after="40" w:line="276" w:lineRule="auto"/>
-      </w:pPr>
-      <w:r>
-        <w:rPr>
-          <w:rFonts w:ascii="Microsoft YaHei" w:hAnsi="Microsoft YaHei" w:eastAsia="Microsoft YaHei"/>
-          <w:b w:val="0"/>
-          <w:sz w:val="20"/>
-        </w:rPr>
-        <w:t>按用户名查询  |  `GET /user-by-name`  |  已完成</w:t>
-      </w:r>
-    </w:p>
-    <w:p>
-      <w:pPr>
-        <w:spacing w:after="40" w:line="276" w:lineRule="auto"/>
-      </w:pPr>
-      <w:r>
-        <w:rPr>
-          <w:rFonts w:ascii="Microsoft YaHei" w:hAnsi="Microsoft YaHei" w:eastAsia="Microsoft YaHei"/>
-          <w:b w:val="0"/>
-          <w:sz w:val="20"/>
-        </w:rPr>
-        <w:t>核对密码  |  `GET /check-password`（练习接口）  |  已完成</w:t>
-      </w:r>
-    </w:p>
-    <w:p>
-      <w:pPr>
-        <w:spacing w:after="40" w:line="276" w:lineRule="auto"/>
-      </w:pPr>
-      <w:r>
-        <w:rPr>
-          <w:rFonts w:ascii="Microsoft YaHei" w:hAnsi="Microsoft YaHei" w:eastAsia="Microsoft YaHei"/>
-          <w:b w:val="0"/>
-          <w:sz w:val="20"/>
-        </w:rPr>
-        <w:t>登录 + JWT  |  `POST /login` 返回 `data.token` + `userInfo`  |  已完成</w:t>
-      </w:r>
-    </w:p>
-    <w:p>
-      <w:pPr>
-        <w:spacing w:after="40" w:line="276" w:lineRule="auto"/>
-      </w:pPr>
-      <w:r>
-        <w:rPr>
-          <w:rFonts w:ascii="Microsoft YaHei" w:hAnsi="Microsoft YaHei" w:eastAsia="Microsoft YaHei"/>
-          <w:b w:val="0"/>
-          <w:sz w:val="20"/>
-        </w:rPr>
-        <w:t>鉴权  |  `get_user_from_token` + `GET /me`（Bearer）  |  已完成</w:t>
-      </w:r>
-    </w:p>
-    <w:p>
-      <w:pPr>
-        <w:spacing w:after="40" w:line="276" w:lineRule="auto"/>
-      </w:pPr>
-      <w:r>
-        <w:rPr>
-          <w:rFonts w:ascii="Microsoft YaHei" w:hAnsi="Microsoft YaHei" w:eastAsia="Microsoft YaHei"/>
-          <w:b w:val="0"/>
-          <w:sz w:val="20"/>
-        </w:rPr>
-        <w:t>端口  |  Apache→8030，后端固定 8080，`start.bat`  |  已定</w:t>
-      </w:r>
-    </w:p>
-    <w:p>
-      <w:pPr>
-        <w:spacing w:after="40" w:line="276" w:lineRule="auto"/>
-      </w:pPr>
-      <w:r>
-        <w:rPr>
-          <w:rFonts w:ascii="Microsoft YaHei" w:hAnsi="Microsoft YaHei" w:eastAsia="Microsoft YaHei"/>
-          <w:b w:val="0"/>
-          <w:sz w:val="20"/>
-        </w:rPr>
-        <w:t>学法约定  |  先理解再敲；新名字/新函数必须说明从哪来  |  已定</w:t>
+        <w:t>怎么教</w:t>
+      </w:r>
+    </w:p>
+    <w:p>
+      <w:pPr>
+        <w:pStyle w:val="ListBullet"/>
+      </w:pPr>
+      <w:r>
+        <w:rPr>
+          <w:rFonts w:ascii="Microsoft YaHei" w:hAnsi="Microsoft YaHei" w:eastAsia="Microsoft YaHei"/>
+          <w:b w:val="0"/>
+          <w:sz w:val="22"/>
+        </w:rPr>
+        <w:t xml:space="preserve">一次只推一小步；讲清再出现代码。  </w:t>
+      </w:r>
+    </w:p>
+    <w:p>
+      <w:pPr>
+        <w:pStyle w:val="ListBullet"/>
+      </w:pPr>
+      <w:r>
+        <w:rPr>
+          <w:rFonts w:ascii="Microsoft YaHei" w:hAnsi="Microsoft YaHei" w:eastAsia="Microsoft YaHei"/>
+          <w:b w:val="0"/>
+          <w:sz w:val="22"/>
+        </w:rPr>
+        <w:t xml:space="preserve">实习口述优先：主链路能讲（查库→验密→JWT→Bearer→角色），细原理可后补。  </w:t>
+      </w:r>
+    </w:p>
+    <w:p>
+      <w:pPr>
+        <w:pStyle w:val="ListBullet"/>
+      </w:pPr>
+      <w:r>
+        <w:rPr>
+          <w:rFonts w:ascii="Microsoft YaHei" w:hAnsi="Microsoft YaHei" w:eastAsia="Microsoft YaHei"/>
+          <w:b w:val="0"/>
+          <w:sz w:val="22"/>
+        </w:rPr>
+        <w:t xml:space="preserve">安全必记：SQL 必须参数化（`%s` + 列表/元组），禁止拼接用户输入；用户要能口述防注入。  </w:t>
+      </w:r>
+    </w:p>
+    <w:p>
+      <w:pPr>
+        <w:pStyle w:val="ListBullet"/>
+      </w:pPr>
+      <w:r>
+        <w:rPr>
+          <w:rFonts w:ascii="Microsoft YaHei" w:hAnsi="Microsoft YaHei" w:eastAsia="Microsoft YaHei"/>
+          <w:b w:val="0"/>
+          <w:sz w:val="22"/>
+        </w:rPr>
+        <w:t>前端更适合用 WebStorm；后端/总览可用 PyCharm / Cursor。</w:t>
       </w:r>
     </w:p>
     <w:p>
@@ -350,59 +441,410 @@
           <w:b/>
           <w:sz w:val="24"/>
         </w:rPr>
-        <w:t>下一步（还没做）</w:t>
-      </w:r>
-    </w:p>
-    <w:p>
-      <w:pPr>
-        <w:pStyle w:val="ListNumber"/>
-      </w:pPr>
-      <w:r>
-        <w:rPr>
-          <w:rFonts w:ascii="Microsoft YaHei" w:hAnsi="Microsoft YaHei" w:eastAsia="Microsoft YaHei"/>
-          <w:b w:val="0"/>
-          <w:sz w:val="22"/>
-        </w:rPr>
-        <w:t xml:space="preserve">角色校验（如仅 student 可访问某接口）—可选  </w:t>
-      </w:r>
-    </w:p>
-    <w:p>
-      <w:pPr>
-        <w:pStyle w:val="ListNumber"/>
-      </w:pPr>
-      <w:r>
-        <w:rPr>
-          <w:rFonts w:ascii="Microsoft YaHei" w:hAnsi="Microsoft YaHei" w:eastAsia="Microsoft YaHei"/>
-          <w:b w:val="0"/>
-          <w:sz w:val="22"/>
-        </w:rPr>
-        <w:t xml:space="preserve">前端登录页存 token（Pinia + localStorage）  </w:t>
-      </w:r>
-    </w:p>
-    <w:p>
-      <w:pPr>
-        <w:pStyle w:val="ListNumber"/>
-      </w:pPr>
-      <w:r>
-        <w:rPr>
-          <w:rFonts w:ascii="Microsoft YaHei" w:hAnsi="Microsoft YaHei" w:eastAsia="Microsoft YaHei"/>
-          <w:b w:val="0"/>
-          <w:sz w:val="22"/>
-        </w:rPr>
-        <w:t xml:space="preserve">选课链路  </w:t>
-      </w:r>
-    </w:p>
-    <w:p>
-      <w:pPr>
-        <w:pStyle w:val="ListNumber"/>
-      </w:pPr>
-      <w:r>
-        <w:rPr>
-          <w:rFonts w:ascii="Microsoft YaHei" w:hAnsi="Microsoft YaHei" w:eastAsia="Microsoft YaHei"/>
-          <w:b w:val="0"/>
-          <w:sz w:val="22"/>
-        </w:rPr>
-        <w:t>Git add/commit/push（最低线）</w:t>
+        <w:t>检验方式（本人明确喜欢 · 优先用）</w:t>
+      </w:r>
+    </w:p>
+    <w:p>
+      <w:pPr>
+        <w:pStyle w:val="ListBullet"/>
+      </w:pPr>
+      <w:r>
+        <w:rPr>
+          <w:rFonts w:ascii="Microsoft YaHei" w:hAnsi="Microsoft YaHei" w:eastAsia="Microsoft YaHei"/>
+          <w:b w:val="0"/>
+          <w:sz w:val="22"/>
+        </w:rPr>
+        <w:t xml:space="preserve">多用提问检验他记住多少，而不是一上来长篇重讲。  </w:t>
+      </w:r>
+    </w:p>
+    <w:p>
+      <w:pPr>
+        <w:pStyle w:val="ListBullet"/>
+      </w:pPr>
+      <w:r>
+        <w:rPr>
+          <w:rFonts w:ascii="Microsoft YaHei" w:hAnsi="Microsoft YaHei" w:eastAsia="Microsoft YaHei"/>
+          <w:b w:val="0"/>
+          <w:sz w:val="22"/>
+        </w:rPr>
+        <w:t xml:space="preserve">题要对准他现有薄弱点和本项目真实写法（勿按成品 `I:\EE` 的哈希等超前假设，除非在对比说明）。  </w:t>
+      </w:r>
+    </w:p>
+    <w:p>
+      <w:pPr>
+        <w:pStyle w:val="ListBullet"/>
+      </w:pPr>
+      <w:r>
+        <w:rPr>
+          <w:rFonts w:ascii="Microsoft YaHei" w:hAnsi="Microsoft YaHei" w:eastAsia="Microsoft YaHei"/>
+          <w:b w:val="0"/>
+          <w:sz w:val="22"/>
+        </w:rPr>
+        <w:t xml:space="preserve">允许答「忘了」；批改时：对的简短肯定，错的指出错在哪、和项目里谁负责。  </w:t>
+      </w:r>
+    </w:p>
+    <w:p>
+      <w:pPr>
+        <w:pStyle w:val="ListBullet"/>
+      </w:pPr>
+      <w:r>
+        <w:rPr>
+          <w:rFonts w:ascii="Microsoft YaHei" w:hAnsi="Microsoft YaHei" w:eastAsia="Microsoft YaHei"/>
+          <w:b w:val="0"/>
+          <w:sz w:val="22"/>
+        </w:rPr>
+        <w:t xml:space="preserve">典型易混点（可持续抽问）：  </w:t>
+      </w:r>
+    </w:p>
+    <w:p>
+      <w:pPr>
+        <w:pStyle w:val="ListBullet"/>
+      </w:pPr>
+      <w:r>
+        <w:rPr>
+          <w:rFonts w:ascii="Microsoft YaHei" w:hAnsi="Microsoft YaHei" w:eastAsia="Microsoft YaHei"/>
+          <w:b w:val="0"/>
+          <w:sz w:val="22"/>
+        </w:rPr>
+        <w:t xml:space="preserve">token 后端 `jwt.encode` 生成，前端 `setLogin` 写入 localStorage  </w:t>
+      </w:r>
+    </w:p>
+    <w:p>
+      <w:pPr>
+        <w:pStyle w:val="ListBullet"/>
+      </w:pPr>
+      <w:r>
+        <w:rPr>
+          <w:rFonts w:ascii="Microsoft YaHei" w:hAnsi="Microsoft YaHei" w:eastAsia="Microsoft YaHei"/>
+          <w:b w:val="0"/>
+          <w:sz w:val="22"/>
+        </w:rPr>
+        <w:t xml:space="preserve">Bearer 后面是 token 字符串；自动带头的是 前端 axios 拦截器  </w:t>
+      </w:r>
+    </w:p>
+    <w:p>
+      <w:pPr>
+        <w:pStyle w:val="ListBullet"/>
+      </w:pPr>
+      <w:r>
+        <w:rPr>
+          <w:rFonts w:ascii="Microsoft YaHei" w:hAnsi="Microsoft YaHei" w:eastAsia="Microsoft YaHei"/>
+          <w:b w:val="0"/>
+          <w:sz w:val="22"/>
+        </w:rPr>
+        <w:t xml:space="preserve">`res.data.data`：axios 的 `res.data` + 后端包的 `data`；Home 不再用 `res`，读 `userStore`  </w:t>
+      </w:r>
+    </w:p>
+    <w:p>
+      <w:pPr>
+        <w:pStyle w:val="ListBullet"/>
+      </w:pPr>
+      <w:r>
+        <w:rPr>
+          <w:rFonts w:ascii="Microsoft YaHei" w:hAnsi="Microsoft YaHei" w:eastAsia="Microsoft YaHei"/>
+          <w:b w:val="0"/>
+          <w:sz w:val="22"/>
+        </w:rPr>
+        <w:t xml:space="preserve">`useUserStore` = 钥匙函数；`userStore = useUserStore()` = 仓；模板变量名须一致  </w:t>
+      </w:r>
+    </w:p>
+    <w:p>
+      <w:pPr>
+        <w:pStyle w:val="ListBullet"/>
+      </w:pPr>
+      <w:r>
+        <w:rPr>
+          <w:rFonts w:ascii="Microsoft YaHei" w:hAnsi="Microsoft YaHei" w:eastAsia="Microsoft YaHei"/>
+          <w:b w:val="0"/>
+          <w:sz w:val="22"/>
+        </w:rPr>
+        <w:t xml:space="preserve">仓名 `'user'` ≠ stu1；stu1 是 `userInfo` 里的货  </w:t>
+      </w:r>
+    </w:p>
+    <w:p>
+      <w:pPr>
+        <w:pStyle w:val="ListBullet"/>
+      </w:pPr>
+      <w:r>
+        <w:rPr>
+          <w:rFonts w:ascii="Microsoft YaHei" w:hAnsi="Microsoft YaHei" w:eastAsia="Microsoft YaHei"/>
+          <w:b w:val="0"/>
+          <w:sz w:val="22"/>
+        </w:rPr>
+        <w:t xml:space="preserve">登录页 5173；API 8080（uvicorn 在听）；库 3306  </w:t>
+      </w:r>
+    </w:p>
+    <w:p>
+      <w:pPr>
+        <w:pStyle w:val="ListBullet"/>
+      </w:pPr>
+      <w:r>
+        <w:rPr>
+          <w:rFonts w:ascii="Microsoft YaHei" w:hAnsi="Microsoft YaHei" w:eastAsia="Microsoft YaHei"/>
+          <w:b w:val="0"/>
+          <w:sz w:val="22"/>
+        </w:rPr>
+        <w:t xml:space="preserve">验密在后端 同一个 `login` 函数里用 `!=` 比，不是另调一个对比函数  </w:t>
+      </w:r>
+    </w:p>
+    <w:p>
+      <w:pPr>
+        <w:pStyle w:val="ListBullet"/>
+      </w:pPr>
+      <w:r>
+        <w:rPr>
+          <w:rFonts w:ascii="Microsoft YaHei" w:hAnsi="Microsoft YaHei" w:eastAsia="Microsoft YaHei"/>
+          <w:b w:val="0"/>
+          <w:sz w:val="22"/>
+        </w:rPr>
+        <w:t xml:space="preserve">`python -m uvicorn main:app --port 8080`：`app` 须与 `FastAPI()` 变量名一致  </w:t>
+      </w:r>
+    </w:p>
+    <w:p>
+      <w:pPr>
+        <w:pStyle w:val="ListBullet"/>
+      </w:pPr>
+      <w:r>
+        <w:rPr>
+          <w:rFonts w:ascii="Microsoft YaHei" w:hAnsi="Microsoft YaHei" w:eastAsia="Microsoft YaHei"/>
+          <w:b w:val="0"/>
+          <w:sz w:val="22"/>
+        </w:rPr>
+        <w:t xml:space="preserve">401 没票/票无效；403 有票但角色不够  </w:t>
+      </w:r>
+    </w:p>
+    <w:p>
+      <w:pPr>
+        <w:pStyle w:val="ListBullet"/>
+      </w:pPr>
+      <w:r>
+        <w:rPr>
+          <w:rFonts w:ascii="Microsoft YaHei" w:hAnsi="Microsoft YaHei" w:eastAsia="Microsoft YaHei"/>
+          <w:b w:val="0"/>
+          <w:sz w:val="22"/>
+        </w:rPr>
+        <w:t xml:space="preserve">手敲版密码仍是明文比对  </w:t>
+      </w:r>
+    </w:p>
+    <w:p>
+      <w:pPr>
+        <w:pStyle w:val="ListBullet"/>
+      </w:pPr>
+      <w:r>
+        <w:rPr>
+          <w:rFonts w:ascii="Microsoft YaHei" w:hAnsi="Microsoft YaHei" w:eastAsia="Microsoft YaHei"/>
+          <w:b w:val="0"/>
+          <w:sz w:val="22"/>
+        </w:rPr>
+        <w:t>单参数占位：`[username]`（与 `(username,)` 等价）。</w:t>
+      </w:r>
+    </w:p>
+    <w:p>
+      <w:pPr>
+        <w:spacing w:after="120" w:line="276" w:lineRule="auto"/>
+      </w:pPr>
+      <w:r>
+        <w:rPr>
+          <w:rFonts w:ascii="Microsoft YaHei" w:hAnsi="Microsoft YaHei" w:eastAsia="Microsoft YaHei"/>
+          <w:b/>
+          <w:sz w:val="24"/>
+        </w:rPr>
+        <w:t>怎么说话</w:t>
+      </w:r>
+    </w:p>
+    <w:p>
+      <w:pPr>
+        <w:pStyle w:val="ListBullet"/>
+      </w:pPr>
+      <w:r>
+        <w:rPr>
+          <w:rFonts w:ascii="Microsoft YaHei" w:hAnsi="Microsoft YaHei" w:eastAsia="Microsoft YaHei"/>
+          <w:b w:val="0"/>
+          <w:sz w:val="22"/>
+        </w:rPr>
+        <w:t xml:space="preserve">直接、简洁；长文先给结论。  </w:t>
+      </w:r>
+    </w:p>
+    <w:p>
+      <w:pPr>
+        <w:pStyle w:val="ListBullet"/>
+      </w:pPr>
+      <w:r>
+        <w:rPr>
+          <w:rFonts w:ascii="Microsoft YaHei" w:hAnsi="Microsoft YaHei" w:eastAsia="Microsoft YaHei"/>
+          <w:b w:val="0"/>
+          <w:sz w:val="22"/>
+        </w:rPr>
+        <w:t xml:space="preserve">少用大段加粗；少废话、少「下面分几部分」。  </w:t>
+      </w:r>
+    </w:p>
+    <w:p>
+      <w:pPr>
+        <w:pStyle w:val="ListBullet"/>
+      </w:pPr>
+      <w:r>
+        <w:rPr>
+          <w:rFonts w:ascii="Microsoft YaHei" w:hAnsi="Microsoft YaHei" w:eastAsia="Microsoft YaHei"/>
+          <w:b w:val="0"/>
+          <w:sz w:val="22"/>
+        </w:rPr>
+        <w:t>用户规则里：危险/非法操作不给步骤；本项目场景下主要是 别乱动库与系统。</w:t>
+      </w:r>
+    </w:p>
+    <w:p>
+      <w:pPr>
+        <w:spacing w:after="120" w:line="276" w:lineRule="auto"/>
+      </w:pPr>
+      <w:r>
+        <w:rPr>
+          <w:rFonts w:ascii="Microsoft YaHei" w:hAnsi="Microsoft YaHei" w:eastAsia="Microsoft YaHei"/>
+          <w:b/>
+          <w:sz w:val="24"/>
+        </w:rPr>
+        <w:t>督学（压力驱动，用户曾授权）</w:t>
+      </w:r>
+    </w:p>
+    <w:p>
+      <w:pPr>
+        <w:pStyle w:val="ListBullet"/>
+      </w:pPr>
+      <w:r>
+        <w:rPr>
+          <w:rFonts w:ascii="Microsoft YaHei" w:hAnsi="Microsoft YaHei" w:eastAsia="Microsoft YaHei"/>
+          <w:b w:val="0"/>
+          <w:sz w:val="22"/>
+        </w:rPr>
+        <w:t xml:space="preserve">可查岗、可严厉，但 9 月排班需用户重新确认（文档里 8 月休息日已过期）。  </w:t>
+      </w:r>
+    </w:p>
+    <w:p>
+      <w:pPr>
+        <w:pStyle w:val="ListBullet"/>
+      </w:pPr>
+      <w:r>
+        <w:rPr>
+          <w:rFonts w:ascii="Microsoft YaHei" w:hAnsi="Microsoft YaHei" w:eastAsia="Microsoft YaHei"/>
+          <w:b w:val="0"/>
+          <w:sz w:val="22"/>
+        </w:rPr>
+        <w:t xml:space="preserve">债口径（2026-09-04 本人确认）： 只保留 8/12 时欠下的约 4h15min；8/12 之后因重装等空窗 先不算；何时摊还以后再说。  </w:t>
+      </w:r>
+    </w:p>
+    <w:p>
+      <w:pPr>
+        <w:pStyle w:val="ListBullet"/>
+      </w:pPr>
+      <w:r>
+        <w:rPr>
+          <w:rFonts w:ascii="Microsoft YaHei" w:hAnsi="Microsoft YaHei" w:eastAsia="Microsoft YaHei"/>
+          <w:b w:val="0"/>
+          <w:sz w:val="22"/>
+        </w:rPr>
+        <w:t>打卡模板（若用户还要用）：日期 / 上班或休息 / 是否空窗 / 实际时长 / 还债分钟 / 完成任务 / 未完成。</w:t>
+      </w:r>
+    </w:p>
+    <w:p>
+      <w:pPr>
+        <w:spacing w:after="120" w:line="276" w:lineRule="auto"/>
+      </w:pPr>
+      <w:r>
+        <w:rPr>
+          <w:rFonts w:ascii="Microsoft YaHei" w:hAnsi="Microsoft YaHei" w:eastAsia="Microsoft YaHei"/>
+          <w:b/>
+          <w:sz w:val="24"/>
+        </w:rPr>
+        <w:t>收工流程（本人 2026-09-19 明确要求 · 每次学习结束都要做）</w:t>
+      </w:r>
+    </w:p>
+    <w:p>
+      <w:pPr>
+        <w:pStyle w:val="ListBullet"/>
+      </w:pPr>
+      <w:r>
+        <w:rPr>
+          <w:rFonts w:ascii="Microsoft YaHei" w:hAnsi="Microsoft YaHei" w:eastAsia="Microsoft YaHei"/>
+          <w:b w:val="0"/>
+          <w:sz w:val="22"/>
+        </w:rPr>
+        <w:t xml:space="preserve">每次学习结束后，Agent 主动改 md 文档 + 续写日记，不用再问是否要改。  </w:t>
+      </w:r>
+    </w:p>
+    <w:p>
+      <w:pPr>
+        <w:pStyle w:val="ListBullet"/>
+      </w:pPr>
+      <w:r>
+        <w:rPr>
+          <w:rFonts w:ascii="Microsoft YaHei" w:hAnsi="Microsoft YaHei" w:eastAsia="Microsoft YaHei"/>
+          <w:b w:val="0"/>
+          <w:sz w:val="22"/>
+        </w:rPr>
+        <w:t xml:space="preserve">改动对象：`今日总结-2026-07-25.md`（续写当天）、`给新Agent交接手册.md`（过期处同步）、必要时 `学习进度与技术说明.md`。  </w:t>
+      </w:r>
+    </w:p>
+    <w:p>
+      <w:pPr>
+        <w:pStyle w:val="ListBullet"/>
+      </w:pPr>
+      <w:r>
+        <w:rPr>
+          <w:rFonts w:ascii="Microsoft YaHei" w:hAnsi="Microsoft YaHei" w:eastAsia="Microsoft YaHei"/>
+          <w:b w:val="0"/>
+          <w:sz w:val="22"/>
+        </w:rPr>
+        <w:t xml:space="preserve">Word 是主文档（2026-09-19 改版）：直接维护 docx；md 源文件已删除。原「先改 md 再导出」流程作废；旧 md 在 git 历史 `70d0b60` 可找回。  </w:t>
+      </w:r>
+    </w:p>
+    <w:p>
+      <w:pPr>
+        <w:pStyle w:val="ListBullet"/>
+      </w:pPr>
+      <w:r>
+        <w:rPr>
+          <w:rFonts w:ascii="Microsoft YaHei" w:hAnsi="Microsoft YaHei" w:eastAsia="Microsoft YaHei"/>
+          <w:b w:val="0"/>
+          <w:sz w:val="22"/>
+        </w:rPr>
+        <w:t xml:space="preserve">收工时一并报：今日时长 / 是否空窗 / 债变化 / 完成任务编号。  </w:t>
+      </w:r>
+    </w:p>
+    <w:p>
+      <w:pPr>
+        <w:spacing w:after="120" w:line="276" w:lineRule="auto"/>
+      </w:pPr>
+      <w:r>
+        <w:rPr>
+          <w:rFonts w:ascii="Microsoft YaHei" w:hAnsi="Microsoft YaHei" w:eastAsia="Microsoft YaHei"/>
+          <w:b/>
+          <w:sz w:val="24"/>
+        </w:rPr>
+        <w:t>项目依赖</w:t>
+      </w:r>
+    </w:p>
+    <w:p>
+      <w:pPr>
+        <w:pStyle w:val="ListBullet"/>
+      </w:pPr>
+      <w:r>
+        <w:rPr>
+          <w:rFonts w:ascii="Microsoft YaHei" w:hAnsi="Microsoft YaHei" w:eastAsia="Microsoft YaHei"/>
+          <w:b w:val="0"/>
+          <w:sz w:val="22"/>
+        </w:rPr>
+        <w:t xml:space="preserve">venv、`node_modules`、pip/npm 包：默认用户自己装，除非明确说「你代做」。  </w:t>
+      </w:r>
+    </w:p>
+    <w:p>
+      <w:pPr>
+        <w:pStyle w:val="ListBullet"/>
+      </w:pPr>
+      <w:r>
+        <w:rPr>
+          <w:rFonts w:ascii="Microsoft YaHei" w:hAnsi="Microsoft YaHei" w:eastAsia="Microsoft YaHei"/>
+          <w:b w:val="0"/>
+          <w:sz w:val="22"/>
+        </w:rPr>
+        <w:t>Agent 不要擅自大范围重装依赖。</w:t>
       </w:r>
     </w:p>
     <w:p>
@@ -428,6 +870,2177 @@
           <w:b/>
           <w:sz w:val="28"/>
         </w:rPr>
+        <w:t>3. 硬性禁区与原则</w:t>
+      </w:r>
+    </w:p>
+    <w:p>
+      <w:pPr>
+        <w:spacing w:after="40" w:line="276" w:lineRule="auto"/>
+      </w:pPr>
+      <w:r>
+        <w:rPr>
+          <w:rFonts w:ascii="Microsoft YaHei" w:hAnsi="Microsoft YaHei" w:eastAsia="Microsoft YaHei"/>
+          <w:b w:val="0"/>
+          <w:sz w:val="20"/>
+        </w:rPr>
+        <w:t>规则  |  说明</w:t>
+      </w:r>
+    </w:p>
+    <w:p>
+      <w:pPr>
+        <w:spacing w:after="40" w:line="276" w:lineRule="auto"/>
+      </w:pPr>
+      <w:r>
+        <w:rPr>
+          <w:rFonts w:ascii="Microsoft YaHei" w:hAnsi="Microsoft YaHei" w:eastAsia="Microsoft YaHei"/>
+          <w:b w:val="0"/>
+          <w:sz w:val="20"/>
+        </w:rPr>
+        <w:t>独立 MySQL 勿动  |  `I:\Study\MySQL` 有问题，先别管；不要修、不要启、不要改数据。</w:t>
+      </w:r>
+    </w:p>
+    <w:p>
+      <w:pPr>
+        <w:spacing w:after="40" w:line="276" w:lineRule="auto"/>
+      </w:pPr>
+      <w:r>
+        <w:rPr>
+          <w:rFonts w:ascii="Microsoft YaHei" w:hAnsi="Microsoft YaHei" w:eastAsia="Microsoft YaHei"/>
+          <w:b w:val="0"/>
+          <w:sz w:val="20"/>
+        </w:rPr>
+        <w:t>只用 Wamp 这一套库  |  项目连 Wamp；历史曾有 `I:\EE\mysql-run` 等，已弃用。</w:t>
+      </w:r>
+    </w:p>
+    <w:p>
+      <w:pPr>
+        <w:spacing w:after="40" w:line="276" w:lineRule="auto"/>
+      </w:pPr>
+      <w:r>
+        <w:rPr>
+          <w:rFonts w:ascii="Microsoft YaHei" w:hAnsi="Microsoft YaHei" w:eastAsia="Microsoft YaHei"/>
+          <w:b w:val="0"/>
+          <w:sz w:val="20"/>
+        </w:rPr>
+        <w:t>不要把 Wamp PHP 写进 PATH  |  会报警/冲突。</w:t>
+      </w:r>
+    </w:p>
+    <w:p>
+      <w:pPr>
+        <w:spacing w:after="40" w:line="276" w:lineRule="auto"/>
+      </w:pPr>
+      <w:r>
+        <w:rPr>
+          <w:rFonts w:ascii="Microsoft YaHei" w:hAnsi="Microsoft YaHei" w:eastAsia="Microsoft YaHei"/>
+          <w:b w:val="0"/>
+          <w:sz w:val="20"/>
+        </w:rPr>
+        <w:t>能原路径跑就不重装软件  |  软件本体多在数据盘。</w:t>
+      </w:r>
+    </w:p>
+    <w:p>
+      <w:pPr>
+        <w:spacing w:after="40" w:line="276" w:lineRule="auto"/>
+      </w:pPr>
+      <w:r>
+        <w:rPr>
+          <w:rFonts w:ascii="Microsoft YaHei" w:hAnsi="Microsoft YaHei" w:eastAsia="Microsoft YaHei"/>
+          <w:b w:val="0"/>
+          <w:sz w:val="20"/>
+        </w:rPr>
+        <w:t>危险操作先确认  |  删库、改服务、改系统配置、force 类 git 等。</w:t>
+      </w:r>
+    </w:p>
+    <w:p>
+      <w:pPr>
+        <w:spacing w:after="40" w:line="276" w:lineRule="auto"/>
+      </w:pPr>
+      <w:r>
+        <w:rPr>
+          <w:rFonts w:ascii="Microsoft YaHei" w:hAnsi="Microsoft YaHei" w:eastAsia="Microsoft YaHei"/>
+          <w:b w:val="0"/>
+          <w:sz w:val="20"/>
+        </w:rPr>
+        <w:t>默认只动学习环境  |  Python / Node / PyCharm / WebStorm / Wamp；QQ/微信/G HUB/Java 等除非另说。</w:t>
+      </w:r>
+    </w:p>
+    <w:p>
+      <w:pPr>
+        <w:spacing w:after="160" w:line="276" w:lineRule="auto"/>
+      </w:pPr>
+      <w:r>
+        <w:rPr>
+          <w:rFonts w:ascii="Microsoft YaHei" w:hAnsi="Microsoft YaHei" w:eastAsia="Microsoft YaHei"/>
+          <w:b w:val="0"/>
+          <w:sz w:val="20"/>
+        </w:rPr>
+        <w:t>————————</w:t>
+      </w:r>
+    </w:p>
+    <w:p>
+      <w:pPr>
+        <w:spacing w:after="160" w:line="276" w:lineRule="auto"/>
+      </w:pPr>
+      <w:r>
+        <w:rPr>
+          <w:rFonts w:ascii="Microsoft YaHei" w:hAnsi="Microsoft YaHei" w:eastAsia="Microsoft YaHei"/>
+          <w:b/>
+          <w:sz w:val="28"/>
+        </w:rPr>
+        <w:t>4. 环境（C 盘重装 + 工作盘改盘符后）</w:t>
+      </w:r>
+    </w:p>
+    <w:p>
+      <w:pPr>
+        <w:spacing w:after="120" w:line="276" w:lineRule="auto"/>
+      </w:pPr>
+      <w:r>
+        <w:rPr>
+          <w:rFonts w:ascii="Microsoft YaHei" w:hAnsi="Microsoft YaHei" w:eastAsia="Microsoft YaHei"/>
+          <w:b/>
+          <w:sz w:val="24"/>
+        </w:rPr>
+        <w:t>盘符</w:t>
+      </w:r>
+    </w:p>
+    <w:p>
+      <w:pPr>
+        <w:pStyle w:val="ListBullet"/>
+      </w:pPr>
+      <w:r>
+        <w:rPr>
+          <w:rFonts w:ascii="Microsoft YaHei" w:hAnsi="Microsoft YaHei" w:eastAsia="Microsoft YaHei"/>
+          <w:b w:val="0"/>
+          <w:sz w:val="22"/>
+        </w:rPr>
+        <w:t xml:space="preserve">手册旧路径曾写 `D:\Study`、`D:\environment`；现为 `I:`：`I:\Study`、`I:\environment`。  </w:t>
+      </w:r>
+    </w:p>
+    <w:p>
+      <w:pPr>
+        <w:pStyle w:val="ListBullet"/>
+      </w:pPr>
+      <w:r>
+        <w:rPr>
+          <w:rFonts w:ascii="Microsoft YaHei" w:hAnsi="Microsoft YaHei" w:eastAsia="Microsoft YaHei"/>
+          <w:b w:val="0"/>
+          <w:sz w:val="22"/>
+        </w:rPr>
+        <w:t xml:space="preserve">日常其它软件仍多在 `E:\01_Software`。  </w:t>
+      </w:r>
+    </w:p>
+    <w:p>
+      <w:pPr>
+        <w:pStyle w:val="ListBullet"/>
+      </w:pPr>
+      <w:r>
+        <w:rPr>
+          <w:rFonts w:ascii="Microsoft YaHei" w:hAnsi="Microsoft YaHei" w:eastAsia="Microsoft YaHei"/>
+          <w:b w:val="0"/>
+          <w:sz w:val="22"/>
+        </w:rPr>
+        <w:t>系统恢复手册：`I:\电脑\C盘重装后快速恢复手册.docx`（桌面/E 盘也可能有副本）。</w:t>
+      </w:r>
+    </w:p>
+    <w:p>
+      <w:pPr>
+        <w:spacing w:after="120" w:line="276" w:lineRule="auto"/>
+      </w:pPr>
+      <w:r>
+        <w:rPr>
+          <w:rFonts w:ascii="Microsoft YaHei" w:hAnsi="Microsoft YaHei" w:eastAsia="Microsoft YaHei"/>
+          <w:b/>
+          <w:sz w:val="24"/>
+        </w:rPr>
+        <w:t>学习软件现状（2026-08-30 核对后）</w:t>
+      </w:r>
+    </w:p>
+    <w:p>
+      <w:pPr>
+        <w:spacing w:after="40" w:line="276" w:lineRule="auto"/>
+      </w:pPr>
+      <w:r>
+        <w:rPr>
+          <w:rFonts w:ascii="Microsoft YaHei" w:hAnsi="Microsoft YaHei" w:eastAsia="Microsoft YaHei"/>
+          <w:b w:val="0"/>
+          <w:sz w:val="20"/>
+        </w:rPr>
+        <w:t>用途  |  路径 / 说明  |  状态</w:t>
+      </w:r>
+    </w:p>
+    <w:p>
+      <w:pPr>
+        <w:spacing w:after="40" w:line="276" w:lineRule="auto"/>
+      </w:pPr>
+      <w:r>
+        <w:rPr>
+          <w:rFonts w:ascii="Microsoft YaHei" w:hAnsi="Microsoft YaHei" w:eastAsia="Microsoft YaHei"/>
+          <w:b w:val="0"/>
+          <w:sz w:val="20"/>
+        </w:rPr>
+        <w:t>Python  |  `I:\Study\Python idle`（3.13）；PATH 已加；桌面「Python IDLE」  |  可用</w:t>
+      </w:r>
+    </w:p>
+    <w:p>
+      <w:pPr>
+        <w:spacing w:after="40" w:line="276" w:lineRule="auto"/>
+      </w:pPr>
+      <w:r>
+        <w:rPr>
+          <w:rFonts w:ascii="Microsoft YaHei" w:hAnsi="Microsoft YaHei" w:eastAsia="Microsoft YaHei"/>
+          <w:b w:val="0"/>
+          <w:sz w:val="20"/>
+        </w:rPr>
+        <w:t>PyCharm  |  `I:\Study\PyCharm\...\bin\pycharm64.exe`  |  可用</w:t>
+      </w:r>
+    </w:p>
+    <w:p>
+      <w:pPr>
+        <w:spacing w:after="40" w:line="276" w:lineRule="auto"/>
+      </w:pPr>
+      <w:r>
+        <w:rPr>
+          <w:rFonts w:ascii="Microsoft YaHei" w:hAnsi="Microsoft YaHei" w:eastAsia="Microsoft YaHei"/>
+          <w:b w:val="0"/>
+          <w:sz w:val="20"/>
+        </w:rPr>
+        <w:t>WebStorm  |  `I:\Study\WebStorm\...\bin\webstorm64.exe`  |  可用</w:t>
+      </w:r>
+    </w:p>
+    <w:p>
+      <w:pPr>
+        <w:spacing w:after="40" w:line="276" w:lineRule="auto"/>
+      </w:pPr>
+      <w:r>
+        <w:rPr>
+          <w:rFonts w:ascii="Microsoft YaHei" w:hAnsi="Microsoft YaHei" w:eastAsia="Microsoft YaHei"/>
+          <w:b w:val="0"/>
+          <w:sz w:val="20"/>
+        </w:rPr>
+        <w:t>Node / npm  |  `I:\environment`（Node ~22 / npm ~10.9）  |  可用</w:t>
+      </w:r>
+    </w:p>
+    <w:p>
+      <w:pPr>
+        <w:spacing w:after="40" w:line="276" w:lineRule="auto"/>
+      </w:pPr>
+      <w:r>
+        <w:rPr>
+          <w:rFonts w:ascii="Microsoft YaHei" w:hAnsi="Microsoft YaHei" w:eastAsia="Microsoft YaHei"/>
+          <w:b w:val="0"/>
+          <w:sz w:val="20"/>
+        </w:rPr>
+        <w:t>Wamp  |  `I:\Study\Wampmanager`；主要当数据库用  |  可用</w:t>
+      </w:r>
+    </w:p>
+    <w:p>
+      <w:pPr>
+        <w:spacing w:after="40" w:line="276" w:lineRule="auto"/>
+      </w:pPr>
+      <w:r>
+        <w:rPr>
+          <w:rFonts w:ascii="Microsoft YaHei" w:hAnsi="Microsoft YaHei" w:eastAsia="Microsoft YaHei"/>
+          <w:b w:val="0"/>
+          <w:sz w:val="20"/>
+        </w:rPr>
+        <w:t>Wamp Apache  |  `wampapache64`；`http://127.0.0.1:8030/`  |  服务可跑</w:t>
+      </w:r>
+    </w:p>
+    <w:p>
+      <w:pPr>
+        <w:spacing w:after="40" w:line="276" w:lineRule="auto"/>
+      </w:pPr>
+      <w:r>
+        <w:rPr>
+          <w:rFonts w:ascii="Microsoft YaHei" w:hAnsi="Microsoft YaHei" w:eastAsia="Microsoft YaHei"/>
+          <w:b w:val="0"/>
+          <w:sz w:val="20"/>
+        </w:rPr>
+        <w:t>Wamp MariaDB  |  `wampmariadb64`，端口 3306 ← 项目数据在这里  |  要用</w:t>
+      </w:r>
+    </w:p>
+    <w:p>
+      <w:pPr>
+        <w:spacing w:after="40" w:line="276" w:lineRule="auto"/>
+      </w:pPr>
+      <w:r>
+        <w:rPr>
+          <w:rFonts w:ascii="Microsoft YaHei" w:hAnsi="Microsoft YaHei" w:eastAsia="Microsoft YaHei"/>
+          <w:b w:val="0"/>
+          <w:sz w:val="20"/>
+        </w:rPr>
+        <w:t>Wamp MySQL 8  |  `wampmysqld64`，端口 3308；没有 `course_selection`  |  别连错</w:t>
+      </w:r>
+    </w:p>
+    <w:p>
+      <w:pPr>
+        <w:spacing w:after="40" w:line="276" w:lineRule="auto"/>
+      </w:pPr>
+      <w:r>
+        <w:rPr>
+          <w:rFonts w:ascii="Microsoft YaHei" w:hAnsi="Microsoft YaHei" w:eastAsia="Microsoft YaHei"/>
+          <w:b w:val="0"/>
+          <w:sz w:val="20"/>
+        </w:rPr>
+        <w:t>独立 MySQL  |  `I:\Study\MySQL`  |  勿动</w:t>
+      </w:r>
+    </w:p>
+    <w:p>
+      <w:pPr>
+        <w:spacing w:after="40" w:line="276" w:lineRule="auto"/>
+      </w:pPr>
+      <w:r>
+        <w:rPr>
+          <w:rFonts w:ascii="Microsoft YaHei" w:hAnsi="Microsoft YaHei" w:eastAsia="Microsoft YaHei"/>
+          <w:b w:val="0"/>
+          <w:sz w:val="20"/>
+        </w:rPr>
+        <w:t>Java / Maven / IDEA  |  文件在 I 盘，PATH/快捷方式本轮未配  |  本项目暂不用</w:t>
+      </w:r>
+    </w:p>
+    <w:p>
+      <w:pPr>
+        <w:spacing w:after="120" w:line="276" w:lineRule="auto"/>
+      </w:pPr>
+      <w:r>
+        <w:rPr>
+          <w:rFonts w:ascii="Microsoft YaHei" w:hAnsi="Microsoft YaHei" w:eastAsia="Microsoft YaHei"/>
+          <w:b/>
+          <w:sz w:val="24"/>
+        </w:rPr>
+        <w:t>用户 PATH（应包含）</w:t>
+      </w:r>
+    </w:p>
+    <w:p>
+      <w:pPr>
+        <w:spacing w:after="160"/>
+        <w:ind w:left="240"/>
+      </w:pPr>
+      <w:r>
+        <w:rPr>
+          <w:rFonts w:ascii="Consolas" w:hAnsi="Consolas" w:eastAsia="Microsoft YaHei"/>
+          <w:b w:val="0"/>
+          <w:sz w:val="18"/>
+        </w:rPr>
+        <w:t>I:\Study\Python idle</w:t>
+        <w:br/>
+        <w:t>I:\Study\Python idle\Scripts</w:t>
+        <w:br/>
+        <w:t>I:\environment</w:t>
+      </w:r>
+    </w:p>
+    <w:p>
+      <w:pPr>
+        <w:spacing w:after="120" w:line="276" w:lineRule="auto"/>
+      </w:pPr>
+      <w:r>
+        <w:rPr>
+          <w:rFonts w:ascii="Microsoft YaHei" w:hAnsi="Microsoft YaHei" w:eastAsia="Microsoft YaHei"/>
+          <w:b w:val="0"/>
+          <w:sz w:val="22"/>
+        </w:rPr>
+        <w:t>（后面可有 WindowsApps。）</w:t>
+      </w:r>
+    </w:p>
+    <w:p>
+      <w:pPr>
+        <w:spacing w:after="120" w:line="276" w:lineRule="auto"/>
+      </w:pPr>
+      <w:r>
+        <w:rPr>
+          <w:rFonts w:ascii="Microsoft YaHei" w:hAnsi="Microsoft YaHei" w:eastAsia="Microsoft YaHei"/>
+          <w:b/>
+          <w:sz w:val="24"/>
+        </w:rPr>
+        <w:t>Cursor 终端注意</w:t>
+      </w:r>
+    </w:p>
+    <w:p>
+      <w:pPr>
+        <w:pStyle w:val="ListBullet"/>
+      </w:pPr>
+      <w:r>
+        <w:rPr>
+          <w:rFonts w:ascii="Microsoft YaHei" w:hAnsi="Microsoft YaHei" w:eastAsia="Microsoft YaHei"/>
+          <w:b w:val="0"/>
+          <w:sz w:val="22"/>
+        </w:rPr>
+        <w:t xml:space="preserve">Cursor 可能把自带 `helpers\node.exe` 插到 PATH 最前。  </w:t>
+      </w:r>
+    </w:p>
+    <w:p>
+      <w:pPr>
+        <w:pStyle w:val="ListBullet"/>
+      </w:pPr>
+      <w:r>
+        <w:rPr>
+          <w:rFonts w:ascii="Microsoft YaHei" w:hAnsi="Microsoft YaHei" w:eastAsia="Microsoft YaHei"/>
+          <w:b w:val="0"/>
+          <w:sz w:val="22"/>
+        </w:rPr>
+        <w:t>用户设置里应有（若丢失请补回）：</w:t>
+      </w:r>
+    </w:p>
+    <w:p>
+      <w:pPr>
+        <w:spacing w:after="160"/>
+        <w:ind w:left="240"/>
+      </w:pPr>
+      <w:r>
+        <w:rPr>
+          <w:rFonts w:ascii="Consolas" w:hAnsi="Consolas" w:eastAsia="Microsoft YaHei"/>
+          <w:b w:val="0"/>
+          <w:sz w:val="18"/>
+        </w:rPr>
+        <w:t>"terminal.integrated.env.windows": {</w:t>
+        <w:br/>
+        <w:t xml:space="preserve">  "Path": "I:\\Study\\Python idle;I:\\Study\\Python idle\\Scripts;I:\\environment;${env:Path}"</w:t>
+        <w:br/>
+        <w:t>}</w:t>
+      </w:r>
+    </w:p>
+    <w:p>
+      <w:pPr>
+        <w:pStyle w:val="ListBullet"/>
+      </w:pPr>
+      <w:r>
+        <w:rPr>
+          <w:rFonts w:ascii="Microsoft YaHei" w:hAnsi="Microsoft YaHei" w:eastAsia="Microsoft YaHei"/>
+          <w:b w:val="0"/>
+          <w:sz w:val="22"/>
+        </w:rPr>
+        <w:t xml:space="preserve">校验口令：`where python` / `where node` / `where npm` 应指向 I 盘上述路径。  </w:t>
+      </w:r>
+    </w:p>
+    <w:p>
+      <w:pPr>
+        <w:pStyle w:val="ListBullet"/>
+      </w:pPr>
+      <w:r>
+        <w:rPr>
+          <w:rFonts w:ascii="Microsoft YaHei" w:hAnsi="Microsoft YaHei" w:eastAsia="Microsoft YaHei"/>
+          <w:b w:val="0"/>
+          <w:sz w:val="22"/>
+        </w:rPr>
+        <w:t>若 `python` 变成微软商店空壳：删掉 `%LOCALAPPDATA%\Microsoft\WindowsApps\python.exe` 与 `python3.exe` 占位，并确认 User PATH。</w:t>
+      </w:r>
+    </w:p>
+    <w:p>
+      <w:pPr>
+        <w:spacing w:after="120" w:line="276" w:lineRule="auto"/>
+      </w:pPr>
+      <w:r>
+        <w:rPr>
+          <w:rFonts w:ascii="Microsoft YaHei" w:hAnsi="Microsoft YaHei" w:eastAsia="Microsoft YaHei"/>
+          <w:b/>
+          <w:sz w:val="24"/>
+        </w:rPr>
+        <w:t>数据库连接（项目）</w:t>
+      </w:r>
+    </w:p>
+    <w:p>
+      <w:pPr>
+        <w:pStyle w:val="ListBullet"/>
+      </w:pPr>
+      <w:r>
+        <w:rPr>
+          <w:rFonts w:ascii="Microsoft YaHei" w:hAnsi="Microsoft YaHei" w:eastAsia="Microsoft YaHei"/>
+          <w:b w:val="0"/>
+          <w:sz w:val="22"/>
+        </w:rPr>
+        <w:t xml:space="preserve">`backend\config.py`：`127.0.0.1:3306`，`root`，密码 `""`，库 `course_selection`。  </w:t>
+      </w:r>
+    </w:p>
+    <w:p>
+      <w:pPr>
+        <w:pStyle w:val="ListBullet"/>
+      </w:pPr>
+      <w:r>
+        <w:rPr>
+          <w:rFonts w:ascii="Microsoft YaHei" w:hAnsi="Microsoft YaHei" w:eastAsia="Microsoft YaHei"/>
+          <w:b w:val="0"/>
+          <w:sz w:val="22"/>
+        </w:rPr>
+        <w:t xml:space="preserve">测试用户：`stu1` / `123456`（明文，学习阶段）。  </w:t>
+      </w:r>
+    </w:p>
+    <w:p>
+      <w:pPr>
+        <w:pStyle w:val="ListBullet"/>
+      </w:pPr>
+      <w:r>
+        <w:rPr>
+          <w:rFonts w:ascii="Microsoft YaHei" w:hAnsi="Microsoft YaHei" w:eastAsia="Microsoft YaHei"/>
+          <w:b w:val="0"/>
+          <w:sz w:val="22"/>
+        </w:rPr>
+        <w:t>Workbench：连 3306 / MariaDB，不要连 3308 还以为库丢了。</w:t>
+      </w:r>
+    </w:p>
+    <w:p>
+      <w:pPr>
+        <w:spacing w:after="160" w:line="276" w:lineRule="auto"/>
+      </w:pPr>
+      <w:r>
+        <w:rPr>
+          <w:rFonts w:ascii="Microsoft YaHei" w:hAnsi="Microsoft YaHei" w:eastAsia="Microsoft YaHei"/>
+          <w:b w:val="0"/>
+          <w:sz w:val="20"/>
+        </w:rPr>
+        <w:t>————————</w:t>
+      </w:r>
+    </w:p>
+    <w:p>
+      <w:pPr>
+        <w:spacing w:after="160" w:line="276" w:lineRule="auto"/>
+      </w:pPr>
+      <w:r>
+        <w:rPr>
+          <w:rFonts w:ascii="Microsoft YaHei" w:hAnsi="Microsoft YaHei" w:eastAsia="Microsoft YaHei"/>
+          <w:b/>
+          <w:sz w:val="28"/>
+        </w:rPr>
+        <w:t>5. 项目结构（真实文件）</w:t>
+      </w:r>
+    </w:p>
+    <w:p>
+      <w:pPr>
+        <w:spacing w:after="160"/>
+        <w:ind w:left="240"/>
+      </w:pPr>
+      <w:r>
+        <w:rPr>
+          <w:rFonts w:ascii="Consolas" w:hAnsi="Consolas" w:eastAsia="Microsoft YaHei"/>
+          <w:b w:val="0"/>
+          <w:sz w:val="18"/>
+        </w:rPr>
+        <w:t>I:\EE （2）\</w:t>
+        <w:br/>
+        <w:t xml:space="preserve">  sql\</w:t>
+        <w:br/>
+        <w:t xml:space="preserve">    init.sql                 # 建库建表（user）</w:t>
+        <w:br/>
+        <w:t xml:space="preserve">  backend\</w:t>
+        <w:br/>
+        <w:t xml:space="preserve">    requirements.txt         # fastapi / uvicorn / pymysql / PyJWT</w:t>
+        <w:br/>
+        <w:t xml:space="preserve">    config.py                # DB + JWT 配置</w:t>
+        <w:br/>
+        <w:t xml:space="preserve">    main.py                  # 全部后端接口</w:t>
+        <w:br/>
+        <w:t xml:space="preserve">    （无 start.bat；文档若写有，以本条为准）</w:t>
+        <w:br/>
+        <w:t xml:space="preserve">  frontend\</w:t>
+        <w:br/>
+        <w:t xml:space="preserve">    package.json             # vue / pinia / vue-router / axios / vite</w:t>
+        <w:br/>
+        <w:t xml:space="preserve">    src\</w:t>
+        <w:br/>
+        <w:t xml:space="preserve">      main.js                # createApp + Pinia + router</w:t>
+        <w:br/>
+        <w:t xml:space="preserve">      App.vue                # 仅 &lt;router-view /&gt;</w:t>
+        <w:br/>
+        <w:t xml:space="preserve">      api\request.js         # baseURL http://localhost:8080；自动 Bearer</w:t>
+        <w:br/>
+        <w:t xml:space="preserve">      api\auth.js            # POST /login（query 传 username/password）</w:t>
+        <w:br/>
+        <w:t xml:space="preserve">      store\user.js          # setLogin / logout + localStorage</w:t>
+        <w:br/>
+        <w:t xml:space="preserve">      router\index.js        # /login /home；无 token 拦 /home</w:t>
+        <w:br/>
+        <w:t xml:space="preserve">      views\Login.vue        # 登录页（已通）</w:t>
+        <w:br/>
+        <w:t xml:space="preserve">      views\Home.vue         # 欢迎 + userStore.userInfo.username（已通）</w:t>
+        <w:br/>
+        <w:t xml:space="preserve">  docs\</w:t>
+        <w:br/>
+        <w:t xml:space="preserve">    本交接手册 + 日记/进度/时间表 md 与 docx</w:t>
+      </w:r>
+    </w:p>
+    <w:p>
+      <w:pPr>
+        <w:spacing w:after="120" w:line="276" w:lineRule="auto"/>
+      </w:pPr>
+      <w:r>
+        <w:rPr>
+          <w:rFonts w:ascii="Microsoft YaHei" w:hAnsi="Microsoft YaHei" w:eastAsia="Microsoft YaHei"/>
+          <w:b w:val="0"/>
+          <w:sz w:val="22"/>
+        </w:rPr>
+        <w:t>无 `.git`。</w:t>
+      </w:r>
+    </w:p>
+    <w:p>
+      <w:pPr>
+        <w:spacing w:after="120" w:line="276" w:lineRule="auto"/>
+      </w:pPr>
+      <w:r>
+        <w:rPr>
+          <w:rFonts w:ascii="Microsoft YaHei" w:hAnsi="Microsoft YaHei" w:eastAsia="Microsoft YaHei"/>
+          <w:b w:val="0"/>
+          <w:sz w:val="20"/>
+        </w:rPr>
+        <w:t>已作废（2026-09-19）：仓库已建。根目录 `I:\EE （2）\.git` 存在，已 init（9/13）、已完成第一次 commit（9/19，`36a8086`）。根 `.gitignore` 生效，`node_modules` 未入库。</w:t>
+      </w:r>
+    </w:p>
+    <w:p>
+      <w:pPr>
+        <w:spacing w:after="120" w:line="276" w:lineRule="auto"/>
+      </w:pPr>
+      <w:r>
+        <w:rPr>
+          <w:rFonts w:ascii="Microsoft YaHei" w:hAnsi="Microsoft YaHei" w:eastAsia="Microsoft YaHei"/>
+          <w:b/>
+          <w:sz w:val="24"/>
+        </w:rPr>
+        <w:t>依赖实况（2026-09-04 本机核对）</w:t>
+      </w:r>
+    </w:p>
+    <w:p>
+      <w:pPr>
+        <w:spacing w:after="120" w:line="276" w:lineRule="auto"/>
+      </w:pPr>
+      <w:r>
+        <w:rPr>
+          <w:rFonts w:ascii="Microsoft YaHei" w:hAnsi="Microsoft YaHei" w:eastAsia="Microsoft YaHei"/>
+          <w:b w:val="0"/>
+          <w:sz w:val="22"/>
+        </w:rPr>
+        <w:t>用户主观感觉「什么都没装」，但当场检查结果是：</w:t>
+      </w:r>
+    </w:p>
+    <w:p>
+      <w:pPr>
+        <w:spacing w:after="40" w:line="276" w:lineRule="auto"/>
+      </w:pPr>
+      <w:r>
+        <w:rPr>
+          <w:rFonts w:ascii="Microsoft YaHei" w:hAnsi="Microsoft YaHei" w:eastAsia="Microsoft YaHei"/>
+          <w:b w:val="0"/>
+          <w:sz w:val="20"/>
+        </w:rPr>
+        <w:t>项  |  结果</w:t>
+      </w:r>
+    </w:p>
+    <w:p>
+      <w:pPr>
+        <w:spacing w:after="40" w:line="276" w:lineRule="auto"/>
+      </w:pPr>
+      <w:r>
+        <w:rPr>
+          <w:rFonts w:ascii="Microsoft YaHei" w:hAnsi="Microsoft YaHei" w:eastAsia="Microsoft YaHei"/>
+          <w:b w:val="0"/>
+          <w:sz w:val="20"/>
+        </w:rPr>
+        <w:t>Python / pip  |  可用（`I:\Study\Python idle`，3.13.12）</w:t>
+      </w:r>
+    </w:p>
+    <w:p>
+      <w:pPr>
+        <w:spacing w:after="40" w:line="276" w:lineRule="auto"/>
+      </w:pPr>
+      <w:r>
+        <w:rPr>
+          <w:rFonts w:ascii="Microsoft YaHei" w:hAnsi="Microsoft YaHei" w:eastAsia="Microsoft YaHei"/>
+          <w:b w:val="0"/>
+          <w:sz w:val="20"/>
+        </w:rPr>
+        <w:t>`fastapi` / `uvicorn` / `pymysql` / `PyJWT`  |  已装且可 import（在 Python idle 的 site-packages）</w:t>
+      </w:r>
+    </w:p>
+    <w:p>
+      <w:pPr>
+        <w:spacing w:after="40" w:line="276" w:lineRule="auto"/>
+      </w:pPr>
+      <w:r>
+        <w:rPr>
+          <w:rFonts w:ascii="Microsoft YaHei" w:hAnsi="Microsoft YaHei" w:eastAsia="Microsoft YaHei"/>
+          <w:b w:val="0"/>
+          <w:sz w:val="20"/>
+        </w:rPr>
+        <w:t>Node / npm  |  可用（`I:\environment`）；注意 Cursor 终端 `where node` 可能先看到 Cursor 自带 node，但 I 盘 node/npm 也在 PATH</w:t>
+      </w:r>
+    </w:p>
+    <w:p>
+      <w:pPr>
+        <w:spacing w:after="40" w:line="276" w:lineRule="auto"/>
+      </w:pPr>
+      <w:r>
+        <w:rPr>
+          <w:rFonts w:ascii="Microsoft YaHei" w:hAnsi="Microsoft YaHei" w:eastAsia="Microsoft YaHei"/>
+          <w:b w:val="0"/>
+          <w:sz w:val="20"/>
+        </w:rPr>
+        <w:t>前端 `node_modules`（vue/pinia/router/axios/vite）  |  已在</w:t>
+      </w:r>
+    </w:p>
+    <w:p>
+      <w:pPr>
+        <w:spacing w:after="40" w:line="276" w:lineRule="auto"/>
+      </w:pPr>
+      <w:r>
+        <w:rPr>
+          <w:rFonts w:ascii="Microsoft YaHei" w:hAnsi="Microsoft YaHei" w:eastAsia="Microsoft YaHei"/>
+          <w:b w:val="0"/>
+          <w:sz w:val="20"/>
+        </w:rPr>
+        <w:t>Wamp MariaDB 3306 / `course_selection.user`  |  服务可跑；测试用户在</w:t>
+      </w:r>
+    </w:p>
+    <w:p>
+      <w:pPr>
+        <w:spacing w:after="120" w:line="276" w:lineRule="auto"/>
+      </w:pPr>
+      <w:r>
+        <w:rPr>
+          <w:rFonts w:ascii="Microsoft YaHei" w:hAnsi="Microsoft YaHei" w:eastAsia="Microsoft YaHei"/>
+          <w:b w:val="0"/>
+          <w:sz w:val="22"/>
+        </w:rPr>
+        <w:t>结论：跑简单 Python、起本项目前后端，按现状不必先重装依赖。若某台机器或缺包，再 `pip install -r backend\requirements.txt` / 在 `frontend` 下 `npm install`。缺包时默认让用户自己装，除非他明确说代做。</w:t>
+      </w:r>
+    </w:p>
+    <w:p>
+      <w:pPr>
+        <w:spacing w:after="160" w:line="276" w:lineRule="auto"/>
+      </w:pPr>
+      <w:r>
+        <w:rPr>
+          <w:rFonts w:ascii="Microsoft YaHei" w:hAnsi="Microsoft YaHei" w:eastAsia="Microsoft YaHei"/>
+          <w:b w:val="0"/>
+          <w:sz w:val="20"/>
+        </w:rPr>
+        <w:t>————————</w:t>
+      </w:r>
+    </w:p>
+    <w:p>
+      <w:pPr>
+        <w:spacing w:after="160" w:line="276" w:lineRule="auto"/>
+      </w:pPr>
+      <w:r>
+        <w:rPr>
+          <w:rFonts w:ascii="Microsoft YaHei" w:hAnsi="Microsoft YaHei" w:eastAsia="Microsoft YaHei"/>
+          <w:b/>
+          <w:sz w:val="28"/>
+        </w:rPr>
+        <w:t>6. 代码真实进度（比旧文档准）</w:t>
+      </w:r>
+    </w:p>
+    <w:p>
+      <w:pPr>
+        <w:spacing w:after="120" w:line="276" w:lineRule="auto"/>
+      </w:pPr>
+      <w:r>
+        <w:rPr>
+          <w:rFonts w:ascii="Microsoft YaHei" w:hAnsi="Microsoft YaHei" w:eastAsia="Microsoft YaHei"/>
+          <w:b/>
+          <w:sz w:val="24"/>
+        </w:rPr>
+        <w:t>后端已有接口</w:t>
+      </w:r>
+    </w:p>
+    <w:p>
+      <w:pPr>
+        <w:spacing w:after="40" w:line="276" w:lineRule="auto"/>
+      </w:pPr>
+      <w:r>
+        <w:rPr>
+          <w:rFonts w:ascii="Microsoft YaHei" w:hAnsi="Microsoft YaHei" w:eastAsia="Microsoft YaHei"/>
+          <w:b w:val="0"/>
+          <w:sz w:val="20"/>
+        </w:rPr>
+        <w:t>接口  |  作用</w:t>
+      </w:r>
+    </w:p>
+    <w:p>
+      <w:pPr>
+        <w:spacing w:after="40" w:line="276" w:lineRule="auto"/>
+      </w:pPr>
+      <w:r>
+        <w:rPr>
+          <w:rFonts w:ascii="Microsoft YaHei" w:hAnsi="Microsoft YaHei" w:eastAsia="Microsoft YaHei"/>
+          <w:b w:val="0"/>
+          <w:sz w:val="20"/>
+        </w:rPr>
+        <w:t>`GET /`  |  `backend ok`</w:t>
+      </w:r>
+    </w:p>
+    <w:p>
+      <w:pPr>
+        <w:spacing w:after="40" w:line="276" w:lineRule="auto"/>
+      </w:pPr>
+      <w:r>
+        <w:rPr>
+          <w:rFonts w:ascii="Microsoft YaHei" w:hAnsi="Microsoft YaHei" w:eastAsia="Microsoft YaHei"/>
+          <w:b w:val="0"/>
+          <w:sz w:val="20"/>
+        </w:rPr>
+        <w:t>`GET /db-test`  |  连库，列表示表</w:t>
+      </w:r>
+    </w:p>
+    <w:p>
+      <w:pPr>
+        <w:spacing w:after="40" w:line="276" w:lineRule="auto"/>
+      </w:pPr>
+      <w:r>
+        <w:rPr>
+          <w:rFonts w:ascii="Microsoft YaHei" w:hAnsi="Microsoft YaHei" w:eastAsia="Microsoft YaHei"/>
+          <w:b w:val="0"/>
+          <w:sz w:val="20"/>
+        </w:rPr>
+        <w:t>`GET /user-by-name`  |  按用户名查人（练习）</w:t>
+      </w:r>
+    </w:p>
+    <w:p>
+      <w:pPr>
+        <w:spacing w:after="40" w:line="276" w:lineRule="auto"/>
+      </w:pPr>
+      <w:r>
+        <w:rPr>
+          <w:rFonts w:ascii="Microsoft YaHei" w:hAnsi="Microsoft YaHei" w:eastAsia="Microsoft YaHei"/>
+          <w:b w:val="0"/>
+          <w:sz w:val="20"/>
+        </w:rPr>
+        <w:t>`GET /check-password`  |  验密练习</w:t>
+      </w:r>
+    </w:p>
+    <w:p>
+      <w:pPr>
+        <w:spacing w:after="40" w:line="276" w:lineRule="auto"/>
+      </w:pPr>
+      <w:r>
+        <w:rPr>
+          <w:rFonts w:ascii="Microsoft YaHei" w:hAnsi="Microsoft YaHei" w:eastAsia="Microsoft YaHei"/>
+          <w:b w:val="0"/>
+          <w:sz w:val="20"/>
+        </w:rPr>
+        <w:t>`POST /login`  |  验密 + JWT；返回 `data.token` + `data.userInfo`</w:t>
+      </w:r>
+    </w:p>
+    <w:p>
+      <w:pPr>
+        <w:spacing w:after="40" w:line="276" w:lineRule="auto"/>
+      </w:pPr>
+      <w:r>
+        <w:rPr>
+          <w:rFonts w:ascii="Microsoft YaHei" w:hAnsi="Microsoft YaHei" w:eastAsia="Microsoft YaHei"/>
+          <w:b w:val="0"/>
+          <w:sz w:val="20"/>
+        </w:rPr>
+        <w:t>`GET /me`  |  Bearer 鉴权，当前用户</w:t>
+      </w:r>
+    </w:p>
+    <w:p>
+      <w:pPr>
+        <w:spacing w:after="40" w:line="276" w:lineRule="auto"/>
+      </w:pPr>
+      <w:r>
+        <w:rPr>
+          <w:rFonts w:ascii="Microsoft YaHei" w:hAnsi="Microsoft YaHei" w:eastAsia="Microsoft YaHei"/>
+          <w:b w:val="0"/>
+          <w:sz w:val="20"/>
+        </w:rPr>
+        <w:t>`GET /student-home`  |  需 student 角色，否则 403</w:t>
+      </w:r>
+    </w:p>
+    <w:p>
+      <w:pPr>
+        <w:spacing w:after="120" w:line="276" w:lineRule="auto"/>
+      </w:pPr>
+      <w:r>
+        <w:rPr>
+          <w:rFonts w:ascii="Microsoft YaHei" w:hAnsi="Microsoft YaHei" w:eastAsia="Microsoft YaHei"/>
+          <w:b w:val="0"/>
+          <w:sz w:val="22"/>
+        </w:rPr>
+        <w:t>要点：查库用 `%s` 参数化；CORS 允许 `http://localhost:5173`；后端端口约定 8080（Apache 在 8030）。</w:t>
+      </w:r>
+    </w:p>
+    <w:p>
+      <w:pPr>
+        <w:spacing w:after="120" w:line="276" w:lineRule="auto"/>
+      </w:pPr>
+      <w:r>
+        <w:rPr>
+          <w:rFonts w:ascii="Microsoft YaHei" w:hAnsi="Microsoft YaHei" w:eastAsia="Microsoft YaHei"/>
+          <w:b/>
+          <w:sz w:val="24"/>
+        </w:rPr>
+        <w:t>前端已完成（约等于原 T1～T5）</w:t>
+      </w:r>
+    </w:p>
+    <w:p>
+      <w:pPr>
+        <w:pStyle w:val="ListBullet"/>
+      </w:pPr>
+      <w:r>
+        <w:rPr>
+          <w:rFonts w:ascii="Microsoft YaHei" w:hAnsi="Microsoft YaHei" w:eastAsia="Microsoft YaHei"/>
+          <w:b w:val="0"/>
+          <w:sz w:val="22"/>
+        </w:rPr>
+        <w:t xml:space="preserve">Vite 壳、Pinia `setLogin`/`logout`、axios 拦截器带 token、Login 联调、失败看 `msg`、路由守卫、Home 显示用户名 + 退出按钮。  </w:t>
+      </w:r>
+    </w:p>
+    <w:p>
+      <w:pPr>
+        <w:pStyle w:val="ListBullet"/>
+      </w:pPr>
+      <w:r>
+        <w:rPr>
+          <w:rFonts w:ascii="Microsoft YaHei" w:hAnsi="Microsoft YaHei" w:eastAsia="Microsoft YaHei"/>
+          <w:b w:val="0"/>
+          <w:sz w:val="22"/>
+        </w:rPr>
+        <w:t xml:space="preserve">store 易读写法：`setupUserStore` + `export const useUserStore = defineStore('user', setupUserStore)`。  </w:t>
+      </w:r>
+    </w:p>
+    <w:p>
+      <w:pPr>
+        <w:pStyle w:val="ListBullet"/>
+      </w:pPr>
+      <w:r>
+        <w:rPr>
+          <w:rFonts w:ascii="Microsoft YaHei" w:hAnsi="Microsoft YaHei" w:eastAsia="Microsoft YaHei"/>
+          <w:b w:val="0"/>
+          <w:sz w:val="22"/>
+        </w:rPr>
+        <w:t>登录成功：`setLogin(res.data.data)`（注意 双 data）。</w:t>
+      </w:r>
+    </w:p>
+    <w:p>
+      <w:pPr>
+        <w:spacing w:after="120" w:line="276" w:lineRule="auto"/>
+      </w:pPr>
+      <w:r>
+        <w:rPr>
+          <w:rFonts w:ascii="Microsoft YaHei" w:hAnsi="Microsoft YaHei" w:eastAsia="Microsoft YaHei"/>
+          <w:b/>
+          <w:sz w:val="24"/>
+        </w:rPr>
+        <w:t>未做 / 下一步建议（开干时再与用户确认）</w:t>
+      </w:r>
+    </w:p>
+    <w:p>
+      <w:pPr>
+        <w:pStyle w:val="ListNumber"/>
+      </w:pPr>
+      <w:r>
+        <w:rPr>
+          <w:rFonts w:ascii="Microsoft YaHei" w:hAnsi="Microsoft YaHei" w:eastAsia="Microsoft YaHei"/>
+          <w:b w:val="0"/>
+          <w:sz w:val="22"/>
+        </w:rPr>
+        <w:t xml:space="preserve">退出登录按钮 — 已完成（9/13）  </w:t>
+      </w:r>
+    </w:p>
+    <w:p>
+      <w:pPr>
+        <w:pStyle w:val="ListNumber"/>
+      </w:pPr>
+      <w:r>
+        <w:rPr>
+          <w:rFonts w:ascii="Microsoft YaHei" w:hAnsi="Microsoft YaHei" w:eastAsia="Microsoft YaHei"/>
+          <w:b w:val="0"/>
+          <w:sz w:val="22"/>
+        </w:rPr>
+        <w:t xml:space="preserve">Git：第一次 commit 已完成（9/19，`36a8086`）；下一步可选 push。  </w:t>
+      </w:r>
+    </w:p>
+    <w:p>
+      <w:pPr>
+        <w:pStyle w:val="ListNumber"/>
+      </w:pPr>
+      <w:r>
+        <w:rPr>
+          <w:rFonts w:ascii="Microsoft YaHei" w:hAnsi="Microsoft YaHei" w:eastAsia="Microsoft YaHei"/>
+          <w:b w:val="0"/>
+          <w:sz w:val="22"/>
+        </w:rPr>
+        <w:t xml:space="preserve">课程列表 / 选课（原 T7/T8）← 当前最高优先级。  </w:t>
+      </w:r>
+    </w:p>
+    <w:p>
+      <w:pPr>
+        <w:pStyle w:val="ListNumber"/>
+      </w:pPr>
+      <w:r>
+        <w:rPr>
+          <w:rFonts w:ascii="Microsoft YaHei" w:hAnsi="Microsoft YaHei" w:eastAsia="Microsoft YaHei"/>
+          <w:b w:val="0"/>
+          <w:sz w:val="22"/>
+        </w:rPr>
+        <w:t xml:space="preserve">教师录成绩等。  </w:t>
+      </w:r>
+    </w:p>
+    <w:p>
+      <w:pPr>
+        <w:pStyle w:val="ListNumber"/>
+      </w:pPr>
+      <w:r>
+        <w:rPr>
+          <w:rFonts w:ascii="Microsoft YaHei" w:hAnsi="Microsoft YaHei" w:eastAsia="Microsoft YaHei"/>
+          <w:b w:val="0"/>
+          <w:sz w:val="22"/>
+        </w:rPr>
+        <w:t xml:space="preserve">密码改密文、整理重复连库代码——非当前最高优先级。  </w:t>
+      </w:r>
+    </w:p>
+    <w:p>
+      <w:pPr>
+        <w:pStyle w:val="ListNumber"/>
+      </w:pPr>
+      <w:r>
+        <w:rPr>
+          <w:rFonts w:ascii="Microsoft YaHei" w:hAnsi="Microsoft YaHei" w:eastAsia="Microsoft YaHei"/>
+          <w:b w:val="0"/>
+          <w:sz w:val="22"/>
+        </w:rPr>
+        <w:t>文档/日记由 Agent 收工时同步更新（先改 md，再导 docx）。</w:t>
+      </w:r>
+    </w:p>
+    <w:p>
+      <w:pPr>
+        <w:spacing w:after="120" w:line="276" w:lineRule="auto"/>
+      </w:pPr>
+      <w:r>
+        <w:rPr>
+          <w:rFonts w:ascii="Microsoft YaHei" w:hAnsi="Microsoft YaHei" w:eastAsia="Microsoft YaHei"/>
+          <w:b/>
+          <w:sz w:val="24"/>
+        </w:rPr>
+        <w:t>旧文档漂移（别踩坑）</w:t>
+      </w:r>
+    </w:p>
+    <w:p>
+      <w:pPr>
+        <w:pStyle w:val="ListBullet"/>
+      </w:pPr>
+      <w:r>
+        <w:rPr>
+          <w:rFonts w:ascii="Microsoft YaHei" w:hAnsi="Microsoft YaHei" w:eastAsia="Microsoft YaHei"/>
+          <w:b w:val="0"/>
+          <w:sz w:val="22"/>
+        </w:rPr>
+        <w:t xml:space="preserve">`学习进度与技术说明` / `学习总结完整版.docx` 仍可能写「前端登录没做」「角色校验可选未做」——已过时。  </w:t>
+      </w:r>
+    </w:p>
+    <w:p>
+      <w:pPr>
+        <w:pStyle w:val="ListBullet"/>
+      </w:pPr>
+      <w:r>
+        <w:rPr>
+          <w:rFonts w:ascii="Microsoft YaHei" w:hAnsi="Microsoft YaHei" w:eastAsia="Microsoft YaHei"/>
+          <w:b w:val="0"/>
+          <w:sz w:val="22"/>
+        </w:rPr>
+        <w:t xml:space="preserve">日记 `今日总结-2026-07-25.md` 续写到 2026-09-19，更接近代码。  </w:t>
+      </w:r>
+    </w:p>
+    <w:p>
+      <w:pPr>
+        <w:pStyle w:val="ListBullet"/>
+      </w:pPr>
+      <w:r>
+        <w:rPr>
+          <w:rFonts w:ascii="Microsoft YaHei" w:hAnsi="Microsoft YaHei" w:eastAsia="Microsoft YaHei"/>
+          <w:b w:val="0"/>
+          <w:sz w:val="22"/>
+        </w:rPr>
+        <w:t>文档写 `backend\start.bat`：文件不存在。启动用：</w:t>
+      </w:r>
+    </w:p>
+    <w:p>
+      <w:pPr>
+        <w:spacing w:after="160"/>
+        <w:ind w:left="240"/>
+      </w:pPr>
+      <w:r>
+        <w:rPr>
+          <w:rFonts w:ascii="Consolas" w:hAnsi="Consolas" w:eastAsia="Microsoft YaHei"/>
+          <w:b w:val="0"/>
+          <w:sz w:val="18"/>
+        </w:rPr>
+        <w:t>cd /d I:\EE （2）\backend</w:t>
+        <w:br/>
+        <w:t>python -m uvicorn main:app --reload --port 8080</w:t>
+      </w:r>
+    </w:p>
+    <w:p>
+      <w:pPr>
+        <w:spacing w:after="160"/>
+        <w:ind w:left="240"/>
+      </w:pPr>
+      <w:r>
+        <w:rPr>
+          <w:rFonts w:ascii="Consolas" w:hAnsi="Consolas" w:eastAsia="Microsoft YaHei"/>
+          <w:b w:val="0"/>
+          <w:sz w:val="18"/>
+        </w:rPr>
+        <w:t>cd /d I:\EE （2）\frontend</w:t>
+        <w:br/>
+        <w:t>npm run dev</w:t>
+      </w:r>
+    </w:p>
+    <w:p>
+      <w:pPr>
+        <w:spacing w:after="160" w:line="276" w:lineRule="auto"/>
+      </w:pPr>
+      <w:r>
+        <w:rPr>
+          <w:rFonts w:ascii="Microsoft YaHei" w:hAnsi="Microsoft YaHei" w:eastAsia="Microsoft YaHei"/>
+          <w:b w:val="0"/>
+          <w:sz w:val="20"/>
+        </w:rPr>
+        <w:t>————————</w:t>
+      </w:r>
+    </w:p>
+    <w:p>
+      <w:pPr>
+        <w:spacing w:after="160" w:line="276" w:lineRule="auto"/>
+      </w:pPr>
+      <w:r>
+        <w:rPr>
+          <w:rFonts w:ascii="Microsoft YaHei" w:hAnsi="Microsoft YaHei" w:eastAsia="Microsoft YaHei"/>
+          <w:b/>
+          <w:sz w:val="28"/>
+        </w:rPr>
+        <w:t>7. 日常怎么开（方案：用时再开）</w:t>
+      </w:r>
+    </w:p>
+    <w:p>
+      <w:pPr>
+        <w:spacing w:after="160"/>
+        <w:ind w:left="240"/>
+      </w:pPr>
+      <w:r>
+        <w:rPr>
+          <w:rFonts w:ascii="Consolas" w:hAnsi="Consolas" w:eastAsia="Microsoft YaHei"/>
+          <w:b w:val="0"/>
+          <w:sz w:val="18"/>
+        </w:rPr>
+        <w:t>1. Wamp → 等服务绿（至少 MariaDB；Apache 8030 可选）</w:t>
+        <w:br/>
+        <w:t>2. 后端 :8080 → http://localhost:8080/ 与 /docs</w:t>
+        <w:br/>
+        <w:t>3. 前端 :5173 → 登录 stu1 / 123456 → 看 Local Storage 有 token、userInfo</w:t>
+        <w:br/>
+        <w:t>4. 用完：终端 Ctrl+C；Wamp 可关</w:t>
+      </w:r>
+    </w:p>
+    <w:p>
+      <w:pPr>
+        <w:spacing w:after="120" w:line="276" w:lineRule="auto"/>
+      </w:pPr>
+      <w:r>
+        <w:rPr>
+          <w:rFonts w:ascii="Microsoft YaHei" w:hAnsi="Microsoft YaHei" w:eastAsia="Microsoft YaHei"/>
+          <w:b w:val="0"/>
+          <w:sz w:val="22"/>
+        </w:rPr>
+        <w:t>口令复习：</w:t>
+      </w:r>
+    </w:p>
+    <w:p>
+      <w:pPr>
+        <w:spacing w:after="160"/>
+        <w:ind w:left="240"/>
+      </w:pPr>
+      <w:r>
+        <w:rPr>
+          <w:rFonts w:ascii="Consolas" w:hAnsi="Consolas" w:eastAsia="Microsoft YaHei"/>
+          <w:b w:val="0"/>
+          <w:sz w:val="18"/>
+        </w:rPr>
+        <w:t>WAMP(MariaDB 3306) → uvicorn 8080 → npm run dev → stu1 登录 → /home 守卫</w:t>
+      </w:r>
+    </w:p>
+    <w:p>
+      <w:pPr>
+        <w:spacing w:after="120" w:line="276" w:lineRule="auto"/>
+      </w:pPr>
+      <w:r>
+        <w:rPr>
+          <w:rFonts w:ascii="Microsoft YaHei" w:hAnsi="Microsoft YaHei" w:eastAsia="Microsoft YaHei"/>
+          <w:b w:val="0"/>
+          <w:sz w:val="22"/>
+        </w:rPr>
+        <w:t>面试口述（已练过的版本）：</w:t>
+      </w:r>
+    </w:p>
+    <w:p>
+      <w:pPr>
+        <w:spacing w:after="120" w:line="276" w:lineRule="auto"/>
+      </w:pPr>
+      <w:r>
+        <w:rPr>
+          <w:rFonts w:ascii="Microsoft YaHei" w:hAnsi="Microsoft YaHei" w:eastAsia="Microsoft YaHei"/>
+          <w:b w:val="0"/>
+          <w:sz w:val="20"/>
+        </w:rPr>
+        <w:t>登录查库验密，成功签发 JWT；受保护接口从 Authorization: Bearer 取 token 校验，失败 401；角色不对 403。查库不拼接用户输入，用占位符防 SQL 注入。前端 setLogin 把 token 存 Pinia + localStorage，axios 拦截器自动带 Bearer。</w:t>
+      </w:r>
+    </w:p>
+    <w:p>
+      <w:pPr>
+        <w:spacing w:after="160" w:line="276" w:lineRule="auto"/>
+      </w:pPr>
+      <w:r>
+        <w:rPr>
+          <w:rFonts w:ascii="Microsoft YaHei" w:hAnsi="Microsoft YaHei" w:eastAsia="Microsoft YaHei"/>
+          <w:b w:val="0"/>
+          <w:sz w:val="20"/>
+        </w:rPr>
+        <w:t>————————</w:t>
+      </w:r>
+    </w:p>
+    <w:p>
+      <w:pPr>
+        <w:spacing w:after="160" w:line="276" w:lineRule="auto"/>
+      </w:pPr>
+      <w:r>
+        <w:rPr>
+          <w:rFonts w:ascii="Microsoft YaHei" w:hAnsi="Microsoft YaHei" w:eastAsia="Microsoft YaHei"/>
+          <w:b/>
+          <w:sz w:val="28"/>
+        </w:rPr>
+        <w:t>8. docs 里还有什么</w:t>
+      </w:r>
+    </w:p>
+    <w:p>
+      <w:pPr>
+        <w:spacing w:after="40" w:line="276" w:lineRule="auto"/>
+      </w:pPr>
+      <w:r>
+        <w:rPr>
+          <w:rFonts w:ascii="Microsoft YaHei" w:hAnsi="Microsoft YaHei" w:eastAsia="Microsoft YaHei"/>
+          <w:b w:val="0"/>
+          <w:sz w:val="20"/>
+        </w:rPr>
+        <w:t>文件  |  用途</w:t>
+      </w:r>
+    </w:p>
+    <w:p>
+      <w:pPr>
+        <w:spacing w:after="40" w:line="276" w:lineRule="auto"/>
+      </w:pPr>
+      <w:r>
+        <w:rPr>
+          <w:rFonts w:ascii="Microsoft YaHei" w:hAnsi="Microsoft YaHei" w:eastAsia="Microsoft YaHei"/>
+          <w:b w:val="0"/>
+          <w:sz w:val="20"/>
+        </w:rPr>
+        <w:t>本手册 `给新Agent交接手册.md` / `.docx`  |  新 Agent 第一优先</w:t>
+      </w:r>
+    </w:p>
+    <w:p>
+      <w:pPr>
+        <w:spacing w:after="40" w:line="276" w:lineRule="auto"/>
+      </w:pPr>
+      <w:r>
+        <w:rPr>
+          <w:rFonts w:ascii="Microsoft YaHei" w:hAnsi="Microsoft YaHei" w:eastAsia="Microsoft YaHei"/>
+          <w:b w:val="0"/>
+          <w:sz w:val="20"/>
+        </w:rPr>
+        <w:t>`今日总结-2026-07-25.md`  |  按天日记（已续写到 2026-09-05）</w:t>
+      </w:r>
+    </w:p>
+    <w:p>
+      <w:pPr>
+        <w:spacing w:after="40" w:line="276" w:lineRule="auto"/>
+      </w:pPr>
+      <w:r>
+        <w:rPr>
+          <w:rFonts w:ascii="Microsoft YaHei" w:hAnsi="Microsoft YaHei" w:eastAsia="Microsoft YaHei"/>
+          <w:b w:val="0"/>
+          <w:sz w:val="20"/>
+        </w:rPr>
+        <w:t>`学习进度与技术说明.md`  |  长期说明（进度表可能旧）</w:t>
+      </w:r>
+    </w:p>
+    <w:p>
+      <w:pPr>
+        <w:spacing w:after="40" w:line="276" w:lineRule="auto"/>
+      </w:pPr>
+      <w:r>
+        <w:rPr>
+          <w:rFonts w:ascii="Microsoft YaHei" w:hAnsi="Microsoft YaHei" w:eastAsia="Microsoft YaHei"/>
+          <w:b w:val="0"/>
+          <w:sz w:val="20"/>
+        </w:rPr>
+        <w:t>`每日学习时间表与督学约定.md`  |  8 月督学；Word 为旧权威，9 月需重确认</w:t>
+      </w:r>
+    </w:p>
+    <w:p>
+      <w:pPr>
+        <w:spacing w:after="40" w:line="276" w:lineRule="auto"/>
+      </w:pPr>
+      <w:r>
+        <w:rPr>
+          <w:rFonts w:ascii="Microsoft YaHei" w:hAnsi="Microsoft YaHei" w:eastAsia="Microsoft YaHei"/>
+          <w:b w:val="0"/>
+          <w:sz w:val="20"/>
+        </w:rPr>
+        <w:t>`学习总结完整版.docx`  |  通勤合并本（可能旧）</w:t>
+      </w:r>
+    </w:p>
+    <w:p>
+      <w:pPr>
+        <w:spacing w:after="40" w:line="276" w:lineRule="auto"/>
+      </w:pPr>
+      <w:r>
+        <w:rPr>
+          <w:rFonts w:ascii="Microsoft YaHei" w:hAnsi="Microsoft YaHei" w:eastAsia="Microsoft YaHei"/>
+          <w:b w:val="0"/>
+          <w:sz w:val="20"/>
+        </w:rPr>
+        <w:t>`Word文档说明.txt`  |  各 Word 职责</w:t>
+      </w:r>
+    </w:p>
+    <w:p>
+      <w:pPr>
+        <w:spacing w:after="40" w:line="276" w:lineRule="auto"/>
+      </w:pPr>
+      <w:r>
+        <w:rPr>
+          <w:rFonts w:ascii="Microsoft YaHei" w:hAnsi="Microsoft YaHei" w:eastAsia="Microsoft YaHei"/>
+          <w:b w:val="0"/>
+          <w:sz w:val="20"/>
+        </w:rPr>
+        <w:t>`_md_to_docx.py`  |  md 导出 docx</w:t>
+      </w:r>
+    </w:p>
+    <w:p>
+      <w:pPr>
+        <w:spacing w:after="120" w:line="276" w:lineRule="auto"/>
+      </w:pPr>
+      <w:r>
+        <w:rPr>
+          <w:rFonts w:ascii="Microsoft YaHei" w:hAnsi="Microsoft YaHei" w:eastAsia="Microsoft YaHei"/>
+          <w:b w:val="0"/>
+          <w:sz w:val="22"/>
+        </w:rPr>
+        <w:t>更新习惯：先改 md，再跑导出脚本或让 Agent 导出。</w:t>
+      </w:r>
+    </w:p>
+    <w:p>
+      <w:pPr>
+        <w:spacing w:after="160" w:line="276" w:lineRule="auto"/>
+      </w:pPr>
+      <w:r>
+        <w:rPr>
+          <w:rFonts w:ascii="Microsoft YaHei" w:hAnsi="Microsoft YaHei" w:eastAsia="Microsoft YaHei"/>
+          <w:b w:val="0"/>
+          <w:sz w:val="20"/>
+        </w:rPr>
+        <w:t>————————</w:t>
+      </w:r>
+    </w:p>
+    <w:p>
+      <w:pPr>
+        <w:spacing w:after="160" w:line="276" w:lineRule="auto"/>
+      </w:pPr>
+      <w:r>
+        <w:rPr>
+          <w:rFonts w:ascii="Microsoft YaHei" w:hAnsi="Microsoft YaHei" w:eastAsia="Microsoft YaHei"/>
+          <w:b/>
+          <w:sz w:val="28"/>
+        </w:rPr>
+        <w:t>9. 任务队列快照（原 T 表，状态已校正）</w:t>
+      </w:r>
+    </w:p>
+    <w:p>
+      <w:pPr>
+        <w:spacing w:after="40" w:line="276" w:lineRule="auto"/>
+      </w:pPr>
+      <w:r>
+        <w:rPr>
+          <w:rFonts w:ascii="Microsoft YaHei" w:hAnsi="Microsoft YaHei" w:eastAsia="Microsoft YaHei"/>
+          <w:b w:val="0"/>
+          <w:sz w:val="20"/>
+        </w:rPr>
+        <w:t>编号  |  任务  |  真实状态（2026-09-04）</w:t>
+      </w:r>
+    </w:p>
+    <w:p>
+      <w:pPr>
+        <w:spacing w:after="40" w:line="276" w:lineRule="auto"/>
+      </w:pPr>
+      <w:r>
+        <w:rPr>
+          <w:rFonts w:ascii="Microsoft YaHei" w:hAnsi="Microsoft YaHei" w:eastAsia="Microsoft YaHei"/>
+          <w:b w:val="0"/>
+          <w:sz w:val="20"/>
+        </w:rPr>
+        <w:t>T1  |  Vite 壳  |  已完成</w:t>
+      </w:r>
+    </w:p>
+    <w:p>
+      <w:pPr>
+        <w:spacing w:after="40" w:line="276" w:lineRule="auto"/>
+      </w:pPr>
+      <w:r>
+        <w:rPr>
+          <w:rFonts w:ascii="Microsoft YaHei" w:hAnsi="Microsoft YaHei" w:eastAsia="Microsoft YaHei"/>
+          <w:b w:val="0"/>
+          <w:sz w:val="20"/>
+        </w:rPr>
+        <w:t>T2  |  Pinia setLogin  |  已完成</w:t>
+      </w:r>
+    </w:p>
+    <w:p>
+      <w:pPr>
+        <w:spacing w:after="40" w:line="276" w:lineRule="auto"/>
+      </w:pPr>
+      <w:r>
+        <w:rPr>
+          <w:rFonts w:ascii="Microsoft YaHei" w:hAnsi="Microsoft YaHei" w:eastAsia="Microsoft YaHei"/>
+          <w:b w:val="0"/>
+          <w:sz w:val="20"/>
+        </w:rPr>
+        <w:t>T3  |  request 自动 Bearer  |  已完成</w:t>
+      </w:r>
+    </w:p>
+    <w:p>
+      <w:pPr>
+        <w:spacing w:after="40" w:line="276" w:lineRule="auto"/>
+      </w:pPr>
+      <w:r>
+        <w:rPr>
+          <w:rFonts w:ascii="Microsoft YaHei" w:hAnsi="Microsoft YaHei" w:eastAsia="Microsoft YaHei"/>
+          <w:b w:val="0"/>
+          <w:sz w:val="20"/>
+        </w:rPr>
+        <w:t>T4  |  Login + localStorage  |  已完成</w:t>
+      </w:r>
+    </w:p>
+    <w:p>
+      <w:pPr>
+        <w:spacing w:after="40" w:line="276" w:lineRule="auto"/>
+      </w:pPr>
+      <w:r>
+        <w:rPr>
+          <w:rFonts w:ascii="Microsoft YaHei" w:hAnsi="Microsoft YaHei" w:eastAsia="Microsoft YaHei"/>
+          <w:b w:val="0"/>
+          <w:sz w:val="20"/>
+        </w:rPr>
+        <w:t>T5  |  路由守卫 + Home 用户名 + 退出  |  已完成</w:t>
+      </w:r>
+    </w:p>
+    <w:p>
+      <w:pPr>
+        <w:spacing w:after="40" w:line="276" w:lineRule="auto"/>
+      </w:pPr>
+      <w:r>
+        <w:rPr>
+          <w:rFonts w:ascii="Microsoft YaHei" w:hAnsi="Microsoft YaHei" w:eastAsia="Microsoft YaHei"/>
+          <w:b w:val="0"/>
+          <w:sz w:val="20"/>
+        </w:rPr>
+        <w:t>T6  |  Git  |  已完成主体：已 init + 署名 + `.gitignore` + 第一次 commit（9/19，`36a8086`）；仅剩可选 `push`</w:t>
+      </w:r>
+    </w:p>
+    <w:p>
+      <w:pPr>
+        <w:spacing w:after="40" w:line="276" w:lineRule="auto"/>
+      </w:pPr>
+      <w:r>
+        <w:rPr>
+          <w:rFonts w:ascii="Microsoft YaHei" w:hAnsi="Microsoft YaHei" w:eastAsia="Microsoft YaHei"/>
+          <w:b w:val="0"/>
+          <w:sz w:val="20"/>
+        </w:rPr>
+        <w:t>T7  |  课程列表  |  未做 ← 下一步</w:t>
+      </w:r>
+    </w:p>
+    <w:p>
+      <w:pPr>
+        <w:spacing w:after="40" w:line="276" w:lineRule="auto"/>
+      </w:pPr>
+      <w:r>
+        <w:rPr>
+          <w:rFonts w:ascii="Microsoft YaHei" w:hAnsi="Microsoft YaHei" w:eastAsia="Microsoft YaHei"/>
+          <w:b w:val="0"/>
+          <w:sz w:val="20"/>
+        </w:rPr>
+        <w:t>T8  |  选课  |  未做</w:t>
+      </w:r>
+    </w:p>
+    <w:p>
+      <w:pPr>
+        <w:spacing w:after="40" w:line="276" w:lineRule="auto"/>
+      </w:pPr>
+      <w:r>
+        <w:rPr>
+          <w:rFonts w:ascii="Microsoft YaHei" w:hAnsi="Microsoft YaHei" w:eastAsia="Microsoft YaHei"/>
+          <w:b w:val="0"/>
+          <w:sz w:val="20"/>
+        </w:rPr>
+        <w:t>T9  |  教师/管理一小块  |  未做</w:t>
+      </w:r>
+    </w:p>
+    <w:p>
+      <w:pPr>
+        <w:spacing w:after="40" w:line="276" w:lineRule="auto"/>
+      </w:pPr>
+      <w:r>
+        <w:rPr>
+          <w:rFonts w:ascii="Microsoft YaHei" w:hAnsi="Microsoft YaHei" w:eastAsia="Microsoft YaHei"/>
+          <w:b w:val="0"/>
+          <w:sz w:val="20"/>
+        </w:rPr>
+        <w:t>T10  |  面试口述 + 简历 Demo  |  穿插；主链路口述已有基础</w:t>
+      </w:r>
+    </w:p>
+    <w:p>
+      <w:pPr>
+        <w:spacing w:after="160" w:line="276" w:lineRule="auto"/>
+      </w:pPr>
+      <w:r>
+        <w:rPr>
+          <w:rFonts w:ascii="Microsoft YaHei" w:hAnsi="Microsoft YaHei" w:eastAsia="Microsoft YaHei"/>
+          <w:b w:val="0"/>
+          <w:sz w:val="20"/>
+        </w:rPr>
+        <w:t>————————</w:t>
+      </w:r>
+    </w:p>
+    <w:p>
+      <w:pPr>
+        <w:spacing w:after="160" w:line="276" w:lineRule="auto"/>
+      </w:pPr>
+      <w:r>
+        <w:rPr>
+          <w:rFonts w:ascii="Microsoft YaHei" w:hAnsi="Microsoft YaHei" w:eastAsia="Microsoft YaHei"/>
+          <w:b/>
+          <w:sz w:val="28"/>
+        </w:rPr>
+        <w:t>10. 新对话建议开场策略</w:t>
+      </w:r>
+    </w:p>
+    <w:p>
+      <w:pPr>
+        <w:pStyle w:val="ListNumber"/>
+      </w:pPr>
+      <w:r>
+        <w:rPr>
+          <w:rFonts w:ascii="Microsoft YaHei" w:hAnsi="Microsoft YaHei" w:eastAsia="Microsoft YaHei"/>
+          <w:b w:val="0"/>
+          <w:sz w:val="22"/>
+        </w:rPr>
+        <w:t xml:space="preserve">读本手册；必要时扫 `backend\main.py` 与 `frontend\src` 确认无意外改动。  </w:t>
+      </w:r>
+    </w:p>
+    <w:p>
+      <w:pPr>
+        <w:pStyle w:val="ListNumber"/>
+      </w:pPr>
+      <w:r>
+        <w:rPr>
+          <w:rFonts w:ascii="Microsoft YaHei" w:hAnsi="Microsoft YaHei" w:eastAsia="Microsoft YaHei"/>
+          <w:b w:val="0"/>
+          <w:sz w:val="22"/>
+        </w:rPr>
+        <w:t xml:space="preserve">问用户：今天是同步 / 复习 / 推进哪一小步；不要默认开选课大功能。  </w:t>
+      </w:r>
+    </w:p>
+    <w:p>
+      <w:pPr>
+        <w:pStyle w:val="ListNumber"/>
+      </w:pPr>
+      <w:r>
+        <w:rPr>
+          <w:rFonts w:ascii="Microsoft YaHei" w:hAnsi="Microsoft YaHei" w:eastAsia="Microsoft YaHei"/>
+          <w:b w:val="0"/>
+          <w:sz w:val="22"/>
+        </w:rPr>
+        <w:t xml:space="preserve">若复习：先出几道对准易混点的题（见「检验方式」），再补讲；Bearer / 双 data 若仍糊可专拆一节。  </w:t>
+      </w:r>
+    </w:p>
+    <w:p>
+      <w:pPr>
+        <w:pStyle w:val="ListNumber"/>
+      </w:pPr>
+      <w:r>
+        <w:rPr>
+          <w:rFonts w:ascii="Microsoft YaHei" w:hAnsi="Microsoft YaHei" w:eastAsia="Microsoft YaHei"/>
+          <w:b w:val="0"/>
+          <w:sz w:val="22"/>
+        </w:rPr>
+        <w:t xml:space="preserve">若推进：下一步是 T7 课程列表（Git 主体已完成，push 可选）/ 用户指定。  </w:t>
+      </w:r>
+    </w:p>
+    <w:p>
+      <w:pPr>
+        <w:pStyle w:val="ListNumber"/>
+      </w:pPr>
+      <w:r>
+        <w:rPr>
+          <w:rFonts w:ascii="Microsoft YaHei" w:hAnsi="Microsoft YaHei" w:eastAsia="Microsoft YaHei"/>
+          <w:b w:val="0"/>
+          <w:sz w:val="22"/>
+        </w:rPr>
+        <w:t xml:space="preserve">债：按 8/12 的 4h15min 口径；之后空窗先不算。  </w:t>
+      </w:r>
+    </w:p>
+    <w:p>
+      <w:pPr>
+        <w:pStyle w:val="ListNumber"/>
+      </w:pPr>
+      <w:r>
+        <w:rPr>
+          <w:rFonts w:ascii="Microsoft YaHei" w:hAnsi="Microsoft YaHei" w:eastAsia="Microsoft YaHei"/>
+          <w:b w:val="0"/>
+          <w:sz w:val="22"/>
+        </w:rPr>
+        <w:t xml:space="preserve">涉及 Wamp 端口、删数据、改 PATH、动独立 MySQL：先确认。  </w:t>
+      </w:r>
+    </w:p>
+    <w:p>
+      <w:pPr>
+        <w:pStyle w:val="ListNumber"/>
+      </w:pPr>
+      <w:r>
+        <w:rPr>
+          <w:rFonts w:ascii="Microsoft YaHei" w:hAnsi="Microsoft YaHei" w:eastAsia="Microsoft YaHei"/>
+          <w:b w:val="0"/>
+          <w:sz w:val="22"/>
+        </w:rPr>
+        <w:t>用户 PATH 若再次丢失：应含 `Python idle`、`Scripts`、`I:\environment`、`I:\Study\Git\cmd`；Cursor `terminal.integrated.env.windows` 同步前置这些路径。</w:t>
+      </w:r>
+    </w:p>
+    <w:p>
+      <w:pPr>
+        <w:spacing w:after="160" w:line="276" w:lineRule="auto"/>
+      </w:pPr>
+      <w:r>
+        <w:rPr>
+          <w:rFonts w:ascii="Microsoft YaHei" w:hAnsi="Microsoft YaHei" w:eastAsia="Microsoft YaHei"/>
+          <w:b w:val="0"/>
+          <w:sz w:val="20"/>
+        </w:rPr>
+        <w:t>————————</w:t>
+      </w:r>
+    </w:p>
+    <w:p>
+      <w:pPr>
+        <w:spacing w:after="160" w:line="276" w:lineRule="auto"/>
+      </w:pPr>
+      <w:r>
+        <w:rPr>
+          <w:rFonts w:ascii="Microsoft YaHei" w:hAnsi="Microsoft YaHei" w:eastAsia="Microsoft YaHei"/>
+          <w:b/>
+          <w:sz w:val="28"/>
+        </w:rPr>
+        <w:t>11. 一句话给新 Agent</w:t>
+      </w:r>
+    </w:p>
+    <w:p>
+      <w:pPr>
+        <w:spacing w:after="120" w:line="276" w:lineRule="auto"/>
+      </w:pPr>
+      <w:r>
+        <w:rPr>
+          <w:rFonts w:ascii="Microsoft YaHei" w:hAnsi="Microsoft YaHei" w:eastAsia="Microsoft YaHei"/>
+          <w:b w:val="0"/>
+          <w:sz w:val="22"/>
+        </w:rPr>
+        <w:t>这是一个 登录鉴权前后端已打通、业务选课未开始 的手敲练习项目；库在 MariaDB 3306；教的时候 小步 + 提问检验 + 让他自己敲；独立 MySQL 与乱改系统环境是红线；旧进度文档会骗人，以代码和本手册为准。</w:t>
+      </w:r>
+    </w:p>
+    <w:p>
+      <w:pPr>
+        <w:spacing w:after="200" w:line="276" w:lineRule="auto"/>
+      </w:pPr>
+      <w:r>
+        <w:rPr>
+          <w:rFonts w:ascii="Microsoft YaHei" w:hAnsi="Microsoft YaHei" w:eastAsia="Microsoft YaHei"/>
+          <w:b/>
+          <w:sz w:val="32"/>
+        </w:rPr>
+        <w:t>第二部分：学习进度与技术说明</w:t>
+      </w:r>
+    </w:p>
+    <w:p>
+      <w:pPr>
+        <w:spacing w:after="160" w:line="276" w:lineRule="auto"/>
+      </w:pPr>
+      <w:r>
+        <w:rPr>
+          <w:rFonts w:ascii="Microsoft YaHei" w:hAnsi="Microsoft YaHei" w:eastAsia="Microsoft YaHei"/>
+          <w:b w:val="0"/>
+          <w:sz w:val="20"/>
+        </w:rPr>
+        <w:t>————————</w:t>
+      </w:r>
+    </w:p>
+    <w:p>
+      <w:pPr>
+        <w:spacing w:after="120" w:line="276" w:lineRule="auto"/>
+      </w:pPr>
+      <w:r>
+        <w:rPr>
+          <w:rFonts w:ascii="Microsoft YaHei" w:hAnsi="Microsoft YaHei" w:eastAsia="Microsoft YaHei"/>
+          <w:b w:val="0"/>
+          <w:sz w:val="22"/>
+        </w:rPr>
+        <w:t>﻿# 选课系统 · 学习进度与技术说明（自己看）</w:t>
+      </w:r>
+    </w:p>
+    <w:p>
+      <w:pPr>
+        <w:spacing w:after="120" w:line="276" w:lineRule="auto"/>
+      </w:pPr>
+      <w:r>
+        <w:rPr>
+          <w:rFonts w:ascii="Microsoft YaHei" w:hAnsi="Microsoft YaHei" w:eastAsia="Microsoft YaHei"/>
+          <w:b w:val="0"/>
+          <w:sz w:val="20"/>
+        </w:rPr>
+        <w:t>用途：记录「学到哪、项目写到哪、环境怎么开」。</w:t>
+      </w:r>
+    </w:p>
+    <w:p>
+      <w:pPr>
+        <w:spacing w:after="120" w:line="276" w:lineRule="auto"/>
+      </w:pPr>
+      <w:r>
+        <w:rPr>
+          <w:rFonts w:ascii="Microsoft YaHei" w:hAnsi="Microsoft YaHei" w:eastAsia="Microsoft YaHei"/>
+          <w:b w:val="0"/>
+          <w:sz w:val="20"/>
+        </w:rPr>
+        <w:t>以后每学完一块，就在对应章节往下补几句。</w:t>
+      </w:r>
+    </w:p>
+    <w:p>
+      <w:pPr>
+        <w:spacing w:after="160" w:line="276" w:lineRule="auto"/>
+      </w:pPr>
+      <w:r>
+        <w:rPr>
+          <w:rFonts w:ascii="Microsoft YaHei" w:hAnsi="Microsoft YaHei" w:eastAsia="Microsoft YaHei"/>
+          <w:b w:val="0"/>
+          <w:sz w:val="20"/>
+        </w:rPr>
+        <w:t>————————</w:t>
+      </w:r>
+    </w:p>
+    <w:p>
+      <w:pPr>
+        <w:spacing w:after="160" w:line="276" w:lineRule="auto"/>
+      </w:pPr>
+      <w:r>
+        <w:rPr>
+          <w:rFonts w:ascii="Microsoft YaHei" w:hAnsi="Microsoft YaHei" w:eastAsia="Microsoft YaHei"/>
+          <w:b/>
+          <w:sz w:val="28"/>
+        </w:rPr>
+        <w:t>一、我是谁、在干什么</w:t>
+      </w:r>
+    </w:p>
+    <w:p>
+      <w:pPr>
+        <w:pStyle w:val="ListBullet"/>
+      </w:pPr>
+      <w:r>
+        <w:rPr>
+          <w:rFonts w:ascii="Microsoft YaHei" w:hAnsi="Microsoft YaHei" w:eastAsia="Microsoft YaHei"/>
+          <w:b w:val="0"/>
+          <w:sz w:val="22"/>
+        </w:rPr>
+        <w:t>目标：Python 后端实习方向；先搞懂前后端 + 数据库联动，再加深 Python。</w:t>
+      </w:r>
+    </w:p>
+    <w:p>
+      <w:pPr>
+        <w:pStyle w:val="ListBullet"/>
+      </w:pPr>
+      <w:r>
+        <w:rPr>
+          <w:rFonts w:ascii="Microsoft YaHei" w:hAnsi="Microsoft YaHei" w:eastAsia="Microsoft YaHei"/>
+          <w:b w:val="0"/>
+          <w:sz w:val="22"/>
+        </w:rPr>
+        <w:t>做法：在当前目录从零手敲（成品参考可看 `I:\EE`，本目录是手敲版）。</w:t>
+      </w:r>
+    </w:p>
+    <w:p>
+      <w:pPr>
+        <w:pStyle w:val="ListBullet"/>
+      </w:pPr>
+      <w:r>
+        <w:rPr>
+          <w:rFonts w:ascii="Microsoft YaHei" w:hAnsi="Microsoft YaHei" w:eastAsia="Microsoft YaHei"/>
+          <w:b w:val="0"/>
+          <w:sz w:val="22"/>
+        </w:rPr>
+        <w:t>原则：一次一小步；每步搞清「在做什么 / 为什么 / 为后面什么服务」。</w:t>
+      </w:r>
+    </w:p>
+    <w:p>
+      <w:pPr>
+        <w:spacing w:after="160" w:line="276" w:lineRule="auto"/>
+      </w:pPr>
+      <w:r>
+        <w:rPr>
+          <w:rFonts w:ascii="Microsoft YaHei" w:hAnsi="Microsoft YaHei" w:eastAsia="Microsoft YaHei"/>
+          <w:b w:val="0"/>
+          <w:sz w:val="20"/>
+        </w:rPr>
+        <w:t>————————</w:t>
+      </w:r>
+    </w:p>
+    <w:p>
+      <w:pPr>
+        <w:spacing w:after="160" w:line="276" w:lineRule="auto"/>
+      </w:pPr>
+      <w:r>
+        <w:rPr>
+          <w:rFonts w:ascii="Microsoft YaHei" w:hAnsi="Microsoft YaHei" w:eastAsia="Microsoft YaHei"/>
+          <w:b/>
+          <w:sz w:val="28"/>
+        </w:rPr>
+        <w:t>二、当前进度（写到哪了）</w:t>
+      </w:r>
+    </w:p>
+    <w:p>
+      <w:pPr>
+        <w:spacing w:after="120" w:line="276" w:lineRule="auto"/>
+      </w:pPr>
+      <w:r>
+        <w:rPr>
+          <w:rFonts w:ascii="Microsoft YaHei" w:hAnsi="Microsoft YaHei" w:eastAsia="Microsoft YaHei"/>
+          <w:b/>
+          <w:sz w:val="24"/>
+        </w:rPr>
+        <w:t>已完成</w:t>
+      </w:r>
+    </w:p>
+    <w:p>
+      <w:pPr>
+        <w:spacing w:after="40" w:line="276" w:lineRule="auto"/>
+      </w:pPr>
+      <w:r>
+        <w:rPr>
+          <w:rFonts w:ascii="Microsoft YaHei" w:hAnsi="Microsoft YaHei" w:eastAsia="Microsoft YaHei"/>
+          <w:b w:val="0"/>
+          <w:sz w:val="20"/>
+        </w:rPr>
+        <w:t>步骤  |  内容  |  状态</w:t>
+      </w:r>
+    </w:p>
+    <w:p>
+      <w:pPr>
+        <w:spacing w:after="40" w:line="276" w:lineRule="auto"/>
+      </w:pPr>
+      <w:r>
+        <w:rPr>
+          <w:rFonts w:ascii="Microsoft YaHei" w:hAnsi="Microsoft YaHei" w:eastAsia="Microsoft YaHei"/>
+          <w:b w:val="0"/>
+          <w:sz w:val="20"/>
+        </w:rPr>
+        <w:t>环境收敛  |  只用 WAMP 里的 MySQL；不用 `I:\EE\mysql-run` 那套  |  已定</w:t>
+      </w:r>
+    </w:p>
+    <w:p>
+      <w:pPr>
+        <w:spacing w:after="40" w:line="276" w:lineRule="auto"/>
+      </w:pPr>
+      <w:r>
+        <w:rPr>
+          <w:rFonts w:ascii="Microsoft YaHei" w:hAnsi="Microsoft YaHei" w:eastAsia="Microsoft YaHei"/>
+          <w:b w:val="0"/>
+          <w:sz w:val="20"/>
+        </w:rPr>
+        <w:t>建库建表  |  库 `course_selection`，表 `user`  |  已完成</w:t>
+      </w:r>
+    </w:p>
+    <w:p>
+      <w:pPr>
+        <w:spacing w:after="40" w:line="276" w:lineRule="auto"/>
+      </w:pPr>
+      <w:r>
+        <w:rPr>
+          <w:rFonts w:ascii="Microsoft YaHei" w:hAnsi="Microsoft YaHei" w:eastAsia="Microsoft YaHei"/>
+          <w:b w:val="0"/>
+          <w:sz w:val="20"/>
+        </w:rPr>
+        <w:t>后端空壳  |  FastAPI + uvicorn，首页返回 `backend ok`  |  已完成</w:t>
+      </w:r>
+    </w:p>
+    <w:p>
+      <w:pPr>
+        <w:spacing w:after="40" w:line="276" w:lineRule="auto"/>
+      </w:pPr>
+      <w:r>
+        <w:rPr>
+          <w:rFonts w:ascii="Microsoft YaHei" w:hAnsi="Microsoft YaHei" w:eastAsia="Microsoft YaHei"/>
+          <w:b w:val="0"/>
+          <w:sz w:val="20"/>
+        </w:rPr>
+        <w:t>连数据库  |  `/db-test` 能查出表 `user`  |  已完成</w:t>
+      </w:r>
+    </w:p>
+    <w:p>
+      <w:pPr>
+        <w:spacing w:after="40" w:line="276" w:lineRule="auto"/>
+      </w:pPr>
+      <w:r>
+        <w:rPr>
+          <w:rFonts w:ascii="Microsoft YaHei" w:hAnsi="Microsoft YaHei" w:eastAsia="Microsoft YaHei"/>
+          <w:b w:val="0"/>
+          <w:sz w:val="20"/>
+        </w:rPr>
+        <w:t>FastAPI 基础理解  |  十字路口：接 HTTP；查库要自己写  |  已建立</w:t>
+      </w:r>
+    </w:p>
+    <w:p>
+      <w:pPr>
+        <w:spacing w:after="40" w:line="276" w:lineRule="auto"/>
+      </w:pPr>
+      <w:r>
+        <w:rPr>
+          <w:rFonts w:ascii="Microsoft YaHei" w:hAnsi="Microsoft YaHei" w:eastAsia="Microsoft YaHei"/>
+          <w:b w:val="0"/>
+          <w:sz w:val="20"/>
+        </w:rPr>
+        <w:t>测试数据  |  `user` 表已有 `stu1` / 密码明文 `123456`  |  已完成</w:t>
+      </w:r>
+    </w:p>
+    <w:p>
+      <w:pPr>
+        <w:spacing w:after="40" w:line="276" w:lineRule="auto"/>
+      </w:pPr>
+      <w:r>
+        <w:rPr>
+          <w:rFonts w:ascii="Microsoft YaHei" w:hAnsi="Microsoft YaHei" w:eastAsia="Microsoft YaHei"/>
+          <w:b w:val="0"/>
+          <w:sz w:val="20"/>
+        </w:rPr>
+        <w:t>按用户名查询  |  `GET /user-by-name`  |  已完成</w:t>
+      </w:r>
+    </w:p>
+    <w:p>
+      <w:pPr>
+        <w:spacing w:after="40" w:line="276" w:lineRule="auto"/>
+      </w:pPr>
+      <w:r>
+        <w:rPr>
+          <w:rFonts w:ascii="Microsoft YaHei" w:hAnsi="Microsoft YaHei" w:eastAsia="Microsoft YaHei"/>
+          <w:b w:val="0"/>
+          <w:sz w:val="20"/>
+        </w:rPr>
+        <w:t>核对密码  |  `GET /check-password`（练习接口）  |  已完成</w:t>
+      </w:r>
+    </w:p>
+    <w:p>
+      <w:pPr>
+        <w:spacing w:after="40" w:line="276" w:lineRule="auto"/>
+      </w:pPr>
+      <w:r>
+        <w:rPr>
+          <w:rFonts w:ascii="Microsoft YaHei" w:hAnsi="Microsoft YaHei" w:eastAsia="Microsoft YaHei"/>
+          <w:b w:val="0"/>
+          <w:sz w:val="20"/>
+        </w:rPr>
+        <w:t>登录 + JWT  |  `POST /login` 返回 `data.token` + `userInfo`  |  已完成</w:t>
+      </w:r>
+    </w:p>
+    <w:p>
+      <w:pPr>
+        <w:spacing w:after="40" w:line="276" w:lineRule="auto"/>
+      </w:pPr>
+      <w:r>
+        <w:rPr>
+          <w:rFonts w:ascii="Microsoft YaHei" w:hAnsi="Microsoft YaHei" w:eastAsia="Microsoft YaHei"/>
+          <w:b w:val="0"/>
+          <w:sz w:val="20"/>
+        </w:rPr>
+        <w:t>鉴权  |  `get_user_from_token` + `GET /me`（Bearer）  |  已完成</w:t>
+      </w:r>
+    </w:p>
+    <w:p>
+      <w:pPr>
+        <w:spacing w:after="40" w:line="276" w:lineRule="auto"/>
+      </w:pPr>
+      <w:r>
+        <w:rPr>
+          <w:rFonts w:ascii="Microsoft YaHei" w:hAnsi="Microsoft YaHei" w:eastAsia="Microsoft YaHei"/>
+          <w:b w:val="0"/>
+          <w:sz w:val="20"/>
+        </w:rPr>
+        <w:t>角色校验  |  `GET /student-home`（非 student 返 403）  |  已完成</w:t>
+      </w:r>
+    </w:p>
+    <w:p>
+      <w:pPr>
+        <w:spacing w:after="40" w:line="276" w:lineRule="auto"/>
+      </w:pPr>
+      <w:r>
+        <w:rPr>
+          <w:rFonts w:ascii="Microsoft YaHei" w:hAnsi="Microsoft YaHei" w:eastAsia="Microsoft YaHei"/>
+          <w:b w:val="0"/>
+          <w:sz w:val="20"/>
+        </w:rPr>
+        <w:t>前端存 token  |  Pinia `setLogin`/`logout` + localStorage  |  已完成</w:t>
+      </w:r>
+    </w:p>
+    <w:p>
+      <w:pPr>
+        <w:spacing w:after="40" w:line="276" w:lineRule="auto"/>
+      </w:pPr>
+      <w:r>
+        <w:rPr>
+          <w:rFonts w:ascii="Microsoft YaHei" w:hAnsi="Microsoft YaHei" w:eastAsia="Microsoft YaHei"/>
+          <w:b w:val="0"/>
+          <w:sz w:val="20"/>
+        </w:rPr>
+        <w:t>自动带 token  |  axios 拦截器加 `Authorization: Bearer`  |  已完成</w:t>
+      </w:r>
+    </w:p>
+    <w:p>
+      <w:pPr>
+        <w:spacing w:after="40" w:line="276" w:lineRule="auto"/>
+      </w:pPr>
+      <w:r>
+        <w:rPr>
+          <w:rFonts w:ascii="Microsoft YaHei" w:hAnsi="Microsoft YaHei" w:eastAsia="Microsoft YaHei"/>
+          <w:b w:val="0"/>
+          <w:sz w:val="20"/>
+        </w:rPr>
+        <w:t>路由守卫  |  无 token 拦 `/home`；Home 显示用户名 + 退出登录  |  已完成</w:t>
+      </w:r>
+    </w:p>
+    <w:p>
+      <w:pPr>
+        <w:spacing w:after="40" w:line="276" w:lineRule="auto"/>
+      </w:pPr>
+      <w:r>
+        <w:rPr>
+          <w:rFonts w:ascii="Microsoft YaHei" w:hAnsi="Microsoft YaHei" w:eastAsia="Microsoft YaHei"/>
+          <w:b w:val="0"/>
+          <w:sz w:val="20"/>
+        </w:rPr>
+        <w:t>Git  |  已 init + 署名 + `.gitignore` + 第一次 commit（9/19，`36a8086`）  |  已完成</w:t>
+      </w:r>
+    </w:p>
+    <w:p>
+      <w:pPr>
+        <w:spacing w:after="40" w:line="276" w:lineRule="auto"/>
+      </w:pPr>
+      <w:r>
+        <w:rPr>
+          <w:rFonts w:ascii="Microsoft YaHei" w:hAnsi="Microsoft YaHei" w:eastAsia="Microsoft YaHei"/>
+          <w:b w:val="0"/>
+          <w:sz w:val="20"/>
+        </w:rPr>
+        <w:t>端口  |  Apache→8030，后端固定 8080  |  已定</w:t>
+      </w:r>
+    </w:p>
+    <w:p>
+      <w:pPr>
+        <w:spacing w:after="40" w:line="276" w:lineRule="auto"/>
+      </w:pPr>
+      <w:r>
+        <w:rPr>
+          <w:rFonts w:ascii="Microsoft YaHei" w:hAnsi="Microsoft YaHei" w:eastAsia="Microsoft YaHei"/>
+          <w:b w:val="0"/>
+          <w:sz w:val="20"/>
+        </w:rPr>
+        <w:t>学法约定  |  先理解再敲；新名字/新函数必须说明从哪来  |  已定</w:t>
+      </w:r>
+    </w:p>
+    <w:p>
+      <w:pPr>
+        <w:spacing w:after="120" w:line="276" w:lineRule="auto"/>
+      </w:pPr>
+      <w:r>
+        <w:rPr>
+          <w:rFonts w:ascii="Microsoft YaHei" w:hAnsi="Microsoft YaHei" w:eastAsia="Microsoft YaHei"/>
+          <w:b/>
+          <w:sz w:val="24"/>
+        </w:rPr>
+        <w:t>下一步（还没做）</w:t>
+      </w:r>
+    </w:p>
+    <w:p>
+      <w:pPr>
+        <w:pStyle w:val="ListNumber"/>
+      </w:pPr>
+      <w:r>
+        <w:rPr>
+          <w:rFonts w:ascii="Microsoft YaHei" w:hAnsi="Microsoft YaHei" w:eastAsia="Microsoft YaHei"/>
+          <w:b w:val="0"/>
+          <w:sz w:val="22"/>
+        </w:rPr>
+        <w:t xml:space="preserve">课程列表（T7） ← 当前最高优先级  </w:t>
+      </w:r>
+    </w:p>
+    <w:p>
+      <w:pPr>
+        <w:pStyle w:val="ListNumber"/>
+      </w:pPr>
+      <w:r>
+        <w:rPr>
+          <w:rFonts w:ascii="Microsoft YaHei" w:hAnsi="Microsoft YaHei" w:eastAsia="Microsoft YaHei"/>
+          <w:b w:val="0"/>
+          <w:sz w:val="22"/>
+        </w:rPr>
+        <w:t xml:space="preserve">选课（T8）  </w:t>
+      </w:r>
+    </w:p>
+    <w:p>
+      <w:pPr>
+        <w:pStyle w:val="ListNumber"/>
+      </w:pPr>
+      <w:r>
+        <w:rPr>
+          <w:rFonts w:ascii="Microsoft YaHei" w:hAnsi="Microsoft YaHei" w:eastAsia="Microsoft YaHei"/>
+          <w:b w:val="0"/>
+          <w:sz w:val="22"/>
+        </w:rPr>
+        <w:t xml:space="preserve">可选：GitHub 建库 + `push`；分支 `master` → `main`  </w:t>
+      </w:r>
+    </w:p>
+    <w:p>
+      <w:pPr>
+        <w:pStyle w:val="ListNumber"/>
+      </w:pPr>
+      <w:r>
+        <w:rPr>
+          <w:rFonts w:ascii="Microsoft YaHei" w:hAnsi="Microsoft YaHei" w:eastAsia="Microsoft YaHei"/>
+          <w:b w:val="0"/>
+          <w:sz w:val="22"/>
+        </w:rPr>
+        <w:t>补 `backend\requirements.txt` 里的 `cryptography`；密码改密文；整理重复连库代码</w:t>
+      </w:r>
+    </w:p>
+    <w:p>
+      <w:pPr>
+        <w:spacing w:after="160" w:line="276" w:lineRule="auto"/>
+      </w:pPr>
+      <w:r>
+        <w:rPr>
+          <w:rFonts w:ascii="Microsoft YaHei" w:hAnsi="Microsoft YaHei" w:eastAsia="Microsoft YaHei"/>
+          <w:b w:val="0"/>
+          <w:sz w:val="20"/>
+        </w:rPr>
+        <w:t>————————</w:t>
+      </w:r>
+    </w:p>
+    <w:p>
+      <w:pPr>
+        <w:spacing w:after="160" w:line="276" w:lineRule="auto"/>
+      </w:pPr>
+      <w:r>
+        <w:rPr>
+          <w:rFonts w:ascii="Microsoft YaHei" w:hAnsi="Microsoft YaHei" w:eastAsia="Microsoft YaHei"/>
+          <w:b/>
+          <w:sz w:val="28"/>
+        </w:rPr>
         <w:t>三、技术选型（和为什么）</w:t>
       </w:r>
     </w:p>
@@ -506,7 +3119,7 @@
           <w:b w:val="0"/>
           <w:sz w:val="20"/>
         </w:rPr>
-        <w:t>后端端口  |  8080  |  Apache 已改到 8030；用 `backend\start.bat` 启动</w:t>
+        <w:t>后端端口  |  8080  |  Apache 已改到 8030；`python -m uvicorn main:app --reload --port 8080` 启动</w:t>
       </w:r>
     </w:p>
     <w:p>
@@ -563,9 +3176,9 @@
         <w:br/>
         <w:t>2. 需要查表时：Workbench 连 wampmysql64</w:t>
         <w:br/>
-        <w:t>3. 启动后端：双击 backend\start.bat（端口 8080）</w:t>
+        <w:t>3. 启动后端（无 start.bat，直接用命令）：</w:t>
         <w:br/>
-        <w:t xml:space="preserve">   或：python -m uvicorn main:app --reload --port 8080</w:t>
+        <w:t xml:space="preserve">   python -m uvicorn main:app --reload --port 8080</w:t>
         <w:br/>
         <w:t>4. 浏览器：</w:t>
         <w:br/>
@@ -1652,7 +4265,7 @@
           <w:b w:val="0"/>
           <w:sz w:val="22"/>
         </w:rPr>
-        <w:t>*最后更新：2026-08-08 凌晨，补课+前端启动；时间表以 Word 为准。*</w:t>
+        <w:t>*最后更新：2026-09-19，T6 第一次 commit 落地；进度表已按代码校正（旧版"前端登录没做/角色校验未做"已作废）。*</w:t>
       </w:r>
     </w:p>
     <w:p>
@@ -1665,7 +4278,7 @@
           <w:b/>
           <w:sz w:val="32"/>
         </w:rPr>
-        <w:t>第二部分：学习日记</w:t>
+        <w:t>第三部分：学习日记（按时间续写）</w:t>
       </w:r>
     </w:p>
     <w:p>
@@ -1679,6 +4292,19 @@
           <w:sz w:val="20"/>
         </w:rPr>
         <w:t>————————</w:t>
+      </w:r>
+    </w:p>
+    <w:p>
+      <w:pPr>
+        <w:spacing w:after="120" w:line="276" w:lineRule="auto"/>
+      </w:pPr>
+      <w:r>
+        <w:rPr>
+          <w:rFonts w:ascii="Microsoft YaHei" w:hAnsi="Microsoft YaHei" w:eastAsia="Microsoft YaHei"/>
+          <w:b w:val="0"/>
+          <w:sz w:val="22"/>
+        </w:rPr>
+        <w:t>﻿# 今日总结（2026-07-25 晚 ～ 07-26 凌晨）</w:t>
       </w:r>
     </w:p>
     <w:p>
@@ -4087,6 +6713,19 @@
     </w:p>
     <w:p>
       <w:pPr>
+        <w:spacing w:after="160" w:line="276" w:lineRule="auto"/>
+      </w:pPr>
+      <w:r>
+        <w:rPr>
+          <w:rFonts w:ascii="Microsoft YaHei" w:hAnsi="Microsoft YaHei" w:eastAsia="Microsoft YaHei"/>
+          <w:b w:val="0"/>
+          <w:sz w:val="20"/>
+        </w:rPr>
+        <w:t>————————</w:t>
+      </w:r>
+    </w:p>
+    <w:p>
+      <w:pPr>
         <w:spacing w:after="200" w:line="276" w:lineRule="auto"/>
       </w:pPr>
       <w:r>
@@ -4095,59 +6734,7 @@
           <w:b/>
           <w:sz w:val="32"/>
         </w:rPr>
-        <w:t>第三部分：时间表与督学（权威）</w:t>
-      </w:r>
-    </w:p>
-    <w:p>
-      <w:pPr>
-        <w:spacing w:after="160" w:line="276" w:lineRule="auto"/>
-      </w:pPr>
-      <w:r>
-        <w:rPr>
-          <w:rFonts w:ascii="Microsoft YaHei" w:hAnsi="Microsoft YaHei" w:eastAsia="Microsoft YaHei"/>
-          <w:b w:val="0"/>
-          <w:sz w:val="20"/>
-        </w:rPr>
-        <w:t>————————</w:t>
-      </w:r>
-    </w:p>
-    <w:p>
-      <w:pPr>
-        <w:spacing w:after="120" w:line="276" w:lineRule="auto"/>
-      </w:pPr>
-      <w:r>
-        <w:rPr>
-          <w:rFonts w:ascii="Microsoft YaHei" w:hAnsi="Microsoft YaHei" w:eastAsia="Microsoft YaHei"/>
-          <w:b w:val="0"/>
-          <w:sz w:val="20"/>
-        </w:rPr>
-        <w:t>休息日以潘志坤口述为准（排班表仅参考）。</w:t>
-      </w:r>
-    </w:p>
-    <w:p>
-      <w:pPr>
-        <w:spacing w:after="120" w:line="276" w:lineRule="auto"/>
-      </w:pPr>
-      <w:r>
-        <w:rPr>
-          <w:rFonts w:ascii="Microsoft YaHei" w:hAnsi="Microsoft YaHei" w:eastAsia="Microsoft YaHei"/>
-          <w:b w:val="0"/>
-          <w:sz w:val="20"/>
-        </w:rPr>
-        <w:t>空窗先还债；对话开头可查岗，态度可严厉。</w:t>
-      </w:r>
-    </w:p>
-    <w:p>
-      <w:pPr>
-        <w:spacing w:after="160" w:line="276" w:lineRule="auto"/>
-      </w:pPr>
-      <w:r>
-        <w:rPr>
-          <w:rFonts w:ascii="Microsoft YaHei" w:hAnsi="Microsoft YaHei" w:eastAsia="Microsoft YaHei"/>
-          <w:b w:val="0"/>
-          <w:sz w:val="20"/>
-        </w:rPr>
-        <w:t>————————</w:t>
+        <w:t>续写：2026-08-09 晚（axios / await 基础）</w:t>
       </w:r>
     </w:p>
     <w:p>
@@ -4160,215 +6747,59 @@
           <w:b/>
           <w:sz w:val="28"/>
         </w:rPr>
-        <w:t>一、2026 年 8 月休息日（本人确认）</w:t>
-      </w:r>
-    </w:p>
-    <w:p>
-      <w:pPr>
-        <w:spacing w:after="120" w:line="276" w:lineRule="auto"/>
-      </w:pPr>
-      <w:r>
-        <w:rPr>
-          <w:rFonts w:ascii="Microsoft YaHei" w:hAnsi="Microsoft YaHei" w:eastAsia="Microsoft YaHei"/>
-          <w:b w:val="0"/>
-          <w:sz w:val="22"/>
-        </w:rPr>
-        <w:t>休息（OFF）：6、7、12、14、19、21、27、28</w:t>
-      </w:r>
-    </w:p>
-    <w:p>
-      <w:pPr>
-        <w:spacing w:after="120" w:line="276" w:lineRule="auto"/>
-      </w:pPr>
-      <w:r>
-        <w:rPr>
-          <w:rFonts w:ascii="Microsoft YaHei" w:hAnsi="Microsoft YaHei" w:eastAsia="Microsoft YaHei"/>
-          <w:b w:val="0"/>
-          <w:sz w:val="22"/>
-        </w:rPr>
-        <w:t>即：</w:t>
-      </w:r>
-    </w:p>
-    <w:p>
-      <w:pPr>
-        <w:spacing w:after="40" w:line="276" w:lineRule="auto"/>
-      </w:pPr>
-      <w:r>
-        <w:rPr>
-          <w:rFonts w:ascii="Microsoft YaHei" w:hAnsi="Microsoft YaHei" w:eastAsia="Microsoft YaHei"/>
-          <w:b w:val="0"/>
-          <w:sz w:val="20"/>
-        </w:rPr>
-        <w:t>日期  |  星期（按 2026-08）</w:t>
-      </w:r>
-    </w:p>
-    <w:p>
-      <w:pPr>
-        <w:spacing w:after="40" w:line="276" w:lineRule="auto"/>
-      </w:pPr>
-      <w:r>
-        <w:rPr>
-          <w:rFonts w:ascii="Microsoft YaHei" w:hAnsi="Microsoft YaHei" w:eastAsia="Microsoft YaHei"/>
-          <w:b w:val="0"/>
-          <w:sz w:val="20"/>
-        </w:rPr>
-        <w:t>8/6  |  四</w:t>
-      </w:r>
-    </w:p>
-    <w:p>
-      <w:pPr>
-        <w:spacing w:after="40" w:line="276" w:lineRule="auto"/>
-      </w:pPr>
-      <w:r>
-        <w:rPr>
-          <w:rFonts w:ascii="Microsoft YaHei" w:hAnsi="Microsoft YaHei" w:eastAsia="Microsoft YaHei"/>
-          <w:b w:val="0"/>
-          <w:sz w:val="20"/>
-        </w:rPr>
-        <w:t>8/7  |  五</w:t>
-      </w:r>
-    </w:p>
-    <w:p>
-      <w:pPr>
-        <w:spacing w:after="40" w:line="276" w:lineRule="auto"/>
-      </w:pPr>
-      <w:r>
-        <w:rPr>
-          <w:rFonts w:ascii="Microsoft YaHei" w:hAnsi="Microsoft YaHei" w:eastAsia="Microsoft YaHei"/>
-          <w:b w:val="0"/>
-          <w:sz w:val="20"/>
-        </w:rPr>
-        <w:t>8/12  |  三</w:t>
-      </w:r>
-    </w:p>
-    <w:p>
-      <w:pPr>
-        <w:spacing w:after="40" w:line="276" w:lineRule="auto"/>
-      </w:pPr>
-      <w:r>
-        <w:rPr>
-          <w:rFonts w:ascii="Microsoft YaHei" w:hAnsi="Microsoft YaHei" w:eastAsia="Microsoft YaHei"/>
-          <w:b w:val="0"/>
-          <w:sz w:val="20"/>
-        </w:rPr>
-        <w:t>8/14  |  五</w:t>
-      </w:r>
-    </w:p>
-    <w:p>
-      <w:pPr>
-        <w:spacing w:after="40" w:line="276" w:lineRule="auto"/>
-      </w:pPr>
-      <w:r>
-        <w:rPr>
-          <w:rFonts w:ascii="Microsoft YaHei" w:hAnsi="Microsoft YaHei" w:eastAsia="Microsoft YaHei"/>
-          <w:b w:val="0"/>
-          <w:sz w:val="20"/>
-        </w:rPr>
-        <w:t>8/19  |  三</w:t>
-      </w:r>
-    </w:p>
-    <w:p>
-      <w:pPr>
-        <w:spacing w:after="40" w:line="276" w:lineRule="auto"/>
-      </w:pPr>
-      <w:r>
-        <w:rPr>
-          <w:rFonts w:ascii="Microsoft YaHei" w:hAnsi="Microsoft YaHei" w:eastAsia="Microsoft YaHei"/>
-          <w:b w:val="0"/>
-          <w:sz w:val="20"/>
-        </w:rPr>
-        <w:t>8/21  |  五</w:t>
-      </w:r>
-    </w:p>
-    <w:p>
-      <w:pPr>
-        <w:spacing w:after="40" w:line="276" w:lineRule="auto"/>
-      </w:pPr>
-      <w:r>
-        <w:rPr>
-          <w:rFonts w:ascii="Microsoft YaHei" w:hAnsi="Microsoft YaHei" w:eastAsia="Microsoft YaHei"/>
-          <w:b w:val="0"/>
-          <w:sz w:val="20"/>
-        </w:rPr>
-        <w:t>8/27  |  四</w:t>
-      </w:r>
-    </w:p>
-    <w:p>
-      <w:pPr>
-        <w:spacing w:after="40" w:line="276" w:lineRule="auto"/>
-      </w:pPr>
-      <w:r>
-        <w:rPr>
-          <w:rFonts w:ascii="Microsoft YaHei" w:hAnsi="Microsoft YaHei" w:eastAsia="Microsoft YaHei"/>
-          <w:b w:val="0"/>
-          <w:sz w:val="20"/>
-        </w:rPr>
-        <w:t>8/28  |  五</w:t>
-      </w:r>
-    </w:p>
-    <w:p>
-      <w:pPr>
-        <w:spacing w:after="120" w:line="276" w:lineRule="auto"/>
-      </w:pPr>
-      <w:r>
-        <w:rPr>
-          <w:rFonts w:ascii="Microsoft YaHei" w:hAnsi="Microsoft YaHei" w:eastAsia="Microsoft YaHei"/>
-          <w:b w:val="0"/>
-          <w:sz w:val="22"/>
-        </w:rPr>
-        <w:t>其余日期 = 上班日（含 8/8、8/9、8/10…）。</w:t>
-      </w:r>
-    </w:p>
-    <w:p>
-      <w:pPr>
-        <w:spacing w:after="120" w:line="276" w:lineRule="auto"/>
-      </w:pPr>
-      <w:r>
-        <w:rPr>
-          <w:rFonts w:ascii="Microsoft YaHei" w:hAnsi="Microsoft YaHei" w:eastAsia="Microsoft YaHei"/>
-          <w:b w:val="0"/>
-          <w:sz w:val="22"/>
-        </w:rPr>
-        <w:t>强度：</w:t>
-      </w:r>
-    </w:p>
-    <w:p>
-      <w:pPr>
-        <w:pStyle w:val="ListBullet"/>
-      </w:pPr>
-      <w:r>
-        <w:rPr>
-          <w:rFonts w:ascii="Microsoft YaHei" w:hAnsi="Microsoft YaHei" w:eastAsia="Microsoft YaHei"/>
-          <w:b w:val="0"/>
-          <w:sz w:val="22"/>
-        </w:rPr>
-        <w:t>上班日保底 1 小时（暂定；以后可改）</w:t>
-      </w:r>
-    </w:p>
-    <w:p>
-      <w:pPr>
-        <w:pStyle w:val="ListBullet"/>
-      </w:pPr>
-      <w:r>
-        <w:rPr>
-          <w:rFonts w:ascii="Microsoft YaHei" w:hAnsi="Microsoft YaHei" w:eastAsia="Microsoft YaHei"/>
-          <w:b w:val="0"/>
-          <w:sz w:val="22"/>
-        </w:rPr>
-        <w:t>休息日保底 2 小时（暂定）</w:t>
-      </w:r>
-    </w:p>
-    <w:p>
-      <w:pPr>
-        <w:spacing w:after="160" w:line="276" w:lineRule="auto"/>
-      </w:pPr>
-      <w:r>
-        <w:rPr>
-          <w:rFonts w:ascii="Microsoft YaHei" w:hAnsi="Microsoft YaHei" w:eastAsia="Microsoft YaHei"/>
-          <w:b w:val="0"/>
-          <w:sz w:val="20"/>
-        </w:rPr>
-        <w:t>————————</w:t>
+        <w:t>今天做了什么</w:t>
+      </w:r>
+    </w:p>
+    <w:p>
+      <w:pPr>
+        <w:pStyle w:val="ListNumber"/>
+      </w:pPr>
+      <w:r>
+        <w:rPr>
+          <w:rFonts w:ascii="Microsoft YaHei" w:hAnsi="Microsoft YaHei" w:eastAsia="Microsoft YaHei"/>
+          <w:b w:val="0"/>
+          <w:sz w:val="22"/>
+        </w:rPr>
+        <w:t>axios：像邮局，发请求收响应；方便在 baseURL、拦截器自动带 token、少写重复代码；不是存 token，也不是安全防弹衣。</w:t>
+      </w:r>
+    </w:p>
+    <w:p>
+      <w:pPr>
+        <w:pStyle w:val="ListNumber"/>
+      </w:pPr>
+      <w:r>
+        <w:rPr>
+          <w:rFonts w:ascii="Microsoft YaHei" w:hAnsi="Microsoft YaHei" w:eastAsia="Microsoft YaHei"/>
+          <w:b w:val="0"/>
+          <w:sz w:val="22"/>
+        </w:rPr>
+        <w:t>`res.data` = axios 把后端整段 JSON 放这里；若后端还有字段叫 `data`，则 token 在 `res.data.data`。</w:t>
+      </w:r>
+    </w:p>
+    <w:p>
+      <w:pPr>
+        <w:pStyle w:val="ListNumber"/>
+      </w:pPr>
+      <w:r>
+        <w:rPr>
+          <w:rFonts w:ascii="Microsoft YaHei" w:hAnsi="Microsoft YaHei" w:eastAsia="Microsoft YaHei"/>
+          <w:b w:val="0"/>
+          <w:sz w:val="22"/>
+        </w:rPr>
+        <w:t>await：先触发 login 请求，再等待回信；回信到了才执行后面的 setLogin。不是后端先查完才调用 login。</w:t>
+      </w:r>
+    </w:p>
+    <w:p>
+      <w:pPr>
+        <w:pStyle w:val="ListNumber"/>
+      </w:pPr>
+      <w:r>
+        <w:rPr>
+          <w:rFonts w:ascii="Microsoft YaHei" w:hAnsi="Microsoft YaHei" w:eastAsia="Microsoft YaHei"/>
+          <w:b w:val="0"/>
+          <w:sz w:val="22"/>
+        </w:rPr>
+        <w:t>8/10 请假打球已报，记 1h 债（或之后补上）。</w:t>
       </w:r>
     </w:p>
     <w:p>
@@ -4381,12 +6812,25 @@
           <w:b/>
           <w:sz w:val="28"/>
         </w:rPr>
-        <w:t>二、缺勤与还债</w:t>
-      </w:r>
-    </w:p>
-    <w:p>
-      <w:pPr>
-        <w:spacing w:after="40" w:line="276" w:lineRule="auto"/>
+        <w:t>下次从哪接着</w:t>
+      </w:r>
+    </w:p>
+    <w:p>
+      <w:pPr>
+        <w:spacing w:after="120" w:line="276" w:lineRule="auto"/>
+      </w:pPr>
+      <w:r>
+        <w:rPr>
+          <w:rFonts w:ascii="Microsoft YaHei" w:hAnsi="Microsoft YaHei" w:eastAsia="Microsoft YaHei"/>
+          <w:b w:val="0"/>
+          <w:sz w:val="22"/>
+        </w:rPr>
+        <w:t>登录页：await login → res.data.data → setLogin；或复习后动手写最小登录页。</w:t>
+      </w:r>
+    </w:p>
+    <w:p>
+      <w:pPr>
+        <w:spacing w:after="160" w:line="276" w:lineRule="auto"/>
       </w:pPr>
       <w:r>
         <w:rPr>
@@ -4394,72 +6838,20 @@
           <w:b w:val="0"/>
           <w:sz w:val="20"/>
         </w:rPr>
-        <w:t>空窗类型  |  次日须还</w:t>
-      </w:r>
-    </w:p>
-    <w:p>
-      <w:pPr>
-        <w:spacing w:after="40" w:line="276" w:lineRule="auto"/>
-      </w:pPr>
-      <w:r>
-        <w:rPr>
-          <w:rFonts w:ascii="Microsoft YaHei" w:hAnsi="Microsoft YaHei" w:eastAsia="Microsoft YaHei"/>
-          <w:b w:val="0"/>
-          <w:sz w:val="20"/>
-        </w:rPr>
-        <w:t>上班日 0 学习  |  1 小时（与当日保底相同）</w:t>
-      </w:r>
-    </w:p>
-    <w:p>
-      <w:pPr>
-        <w:spacing w:after="40" w:line="276" w:lineRule="auto"/>
-      </w:pPr>
-      <w:r>
-        <w:rPr>
-          <w:rFonts w:ascii="Microsoft YaHei" w:hAnsi="Microsoft YaHei" w:eastAsia="Microsoft YaHei"/>
-          <w:b w:val="0"/>
-          <w:sz w:val="20"/>
-        </w:rPr>
-        <w:t>休息日 0 学习  |  2 小时</w:t>
-      </w:r>
-    </w:p>
-    <w:p>
-      <w:pPr>
-        <w:spacing w:after="40" w:line="276" w:lineRule="auto"/>
-      </w:pPr>
-      <w:r>
-        <w:rPr>
-          <w:rFonts w:ascii="Microsoft YaHei" w:hAnsi="Microsoft YaHei" w:eastAsia="Microsoft YaHei"/>
-          <w:b w:val="0"/>
-          <w:sz w:val="20"/>
-        </w:rPr>
-        <w:t>连续空 2 天  |  先写 200 字说明再继续教</w:t>
-      </w:r>
-    </w:p>
-    <w:p>
-      <w:pPr>
-        <w:spacing w:after="120" w:line="276" w:lineRule="auto"/>
-      </w:pPr>
-      <w:r>
-        <w:rPr>
-          <w:rFonts w:ascii="Microsoft YaHei" w:hAnsi="Microsoft YaHei" w:eastAsia="Microsoft YaHei"/>
-          <w:b w:val="0"/>
-          <w:sz w:val="22"/>
-        </w:rPr>
-        <w:t>还债优先于开新坑。</w:t>
-      </w:r>
-    </w:p>
-    <w:p>
-      <w:pPr>
-        <w:spacing w:after="160" w:line="276" w:lineRule="auto"/>
-      </w:pPr>
-      <w:r>
-        <w:rPr>
-          <w:rFonts w:ascii="Microsoft YaHei" w:hAnsi="Microsoft YaHei" w:eastAsia="Microsoft YaHei"/>
-          <w:b w:val="0"/>
-          <w:sz w:val="20"/>
-        </w:rPr>
         <w:t>————————</w:t>
+      </w:r>
+    </w:p>
+    <w:p>
+      <w:pPr>
+        <w:spacing w:after="200" w:line="276" w:lineRule="auto"/>
+      </w:pPr>
+      <w:r>
+        <w:rPr>
+          <w:rFonts w:ascii="Microsoft YaHei" w:hAnsi="Microsoft YaHei" w:eastAsia="Microsoft YaHei"/>
+          <w:b/>
+          <w:sz w:val="32"/>
+        </w:rPr>
+        <w:t>续写：2026-08-10 凌晨（短答，不记还债）</w:t>
       </w:r>
     </w:p>
     <w:p>
@@ -4472,111 +6864,33 @@
           <w:b/>
           <w:sz w:val="28"/>
         </w:rPr>
-        <w:t>三、已登记空窗与当前债（截至 8/8 凌晨）</w:t>
-      </w:r>
-    </w:p>
-    <w:p>
-      <w:pPr>
-        <w:spacing w:after="40" w:line="276" w:lineRule="auto"/>
-      </w:pPr>
-      <w:r>
-        <w:rPr>
-          <w:rFonts w:ascii="Microsoft YaHei" w:hAnsi="Microsoft YaHei" w:eastAsia="Microsoft YaHei"/>
-          <w:b w:val="0"/>
-          <w:sz w:val="20"/>
-        </w:rPr>
-        <w:t>日期  |  类型  |  情况  |  债</w:t>
-      </w:r>
-    </w:p>
-    <w:p>
-      <w:pPr>
-        <w:spacing w:after="40" w:line="276" w:lineRule="auto"/>
-      </w:pPr>
-      <w:r>
-        <w:rPr>
-          <w:rFonts w:ascii="Microsoft YaHei" w:hAnsi="Microsoft YaHei" w:eastAsia="Microsoft YaHei"/>
-          <w:b w:val="0"/>
-          <w:sz w:val="20"/>
-        </w:rPr>
-        <w:t>8/5  |  上班  |  完全没学  |  1 小时</w:t>
-      </w:r>
-    </w:p>
-    <w:p>
-      <w:pPr>
-        <w:spacing w:after="40" w:line="276" w:lineRule="auto"/>
-      </w:pPr>
-      <w:r>
-        <w:rPr>
-          <w:rFonts w:ascii="Microsoft YaHei" w:hAnsi="Microsoft YaHei" w:eastAsia="Microsoft YaHei"/>
-          <w:b w:val="0"/>
-          <w:sz w:val="20"/>
-        </w:rPr>
-        <w:t>8/6  |  休息  |  完全没学  |  2 小时</w:t>
-      </w:r>
-    </w:p>
-    <w:p>
-      <w:pPr>
-        <w:spacing w:after="40" w:line="276" w:lineRule="auto"/>
-      </w:pPr>
-      <w:r>
-        <w:rPr>
-          <w:rFonts w:ascii="Microsoft YaHei" w:hAnsi="Microsoft YaHei" w:eastAsia="Microsoft YaHei"/>
-          <w:b w:val="0"/>
-          <w:sz w:val="20"/>
-        </w:rPr>
-        <w:t>8/7  |  休息  |  有学；T1 壳基本完成；T2 重敲进行中  |  时长不欠；任务债转 T2 收尾</w:t>
-      </w:r>
-    </w:p>
-    <w:p>
-      <w:pPr>
-        <w:spacing w:after="120" w:line="276" w:lineRule="auto"/>
-      </w:pPr>
-      <w:r>
-        <w:rPr>
-          <w:rFonts w:ascii="Microsoft YaHei" w:hAnsi="Microsoft YaHei" w:eastAsia="Microsoft YaHei"/>
-          <w:b w:val="0"/>
-          <w:sz w:val="22"/>
-        </w:rPr>
-        <w:t xml:space="preserve">时长债合计：3 小时（摊还）  </w:t>
-      </w:r>
-    </w:p>
-    <w:p>
-      <w:pPr>
-        <w:spacing w:after="120" w:line="276" w:lineRule="auto"/>
-      </w:pPr>
-      <w:r>
-        <w:rPr>
-          <w:rFonts w:ascii="Microsoft YaHei" w:hAnsi="Microsoft YaHei" w:eastAsia="Microsoft YaHei"/>
-          <w:b w:val="0"/>
-          <w:sz w:val="22"/>
-        </w:rPr>
-        <w:t>任务：T2 重敲完成 → 再 T3</w:t>
-      </w:r>
-    </w:p>
-    <w:p>
-      <w:pPr>
-        <w:spacing w:after="120" w:line="276" w:lineRule="auto"/>
-      </w:pPr>
-      <w:r>
-        <w:rPr>
-          <w:rFonts w:ascii="Microsoft YaHei" w:hAnsi="Microsoft YaHei" w:eastAsia="Microsoft YaHei"/>
-          <w:b w:val="0"/>
-          <w:sz w:val="20"/>
-        </w:rPr>
-        <w:t>权威版本：以 Word《每日学习时间表与督学约定.docx》为准（与本 md 同步导出）。</w:t>
-      </w:r>
-    </w:p>
-    <w:p>
-      <w:pPr>
-        <w:spacing w:after="160" w:line="276" w:lineRule="auto"/>
-      </w:pPr>
-      <w:r>
-        <w:rPr>
-          <w:rFonts w:ascii="Microsoft YaHei" w:hAnsi="Microsoft YaHei" w:eastAsia="Microsoft YaHei"/>
-          <w:b w:val="0"/>
-          <w:sz w:val="20"/>
-        </w:rPr>
-        <w:t>————————</w:t>
+        <w:t>今天做了什么</w:t>
+      </w:r>
+    </w:p>
+    <w:p>
+      <w:pPr>
+        <w:pStyle w:val="ListNumber"/>
+      </w:pPr>
+      <w:r>
+        <w:rPr>
+          <w:rFonts w:ascii="Microsoft YaHei" w:hAnsi="Microsoft YaHei" w:eastAsia="Microsoft YaHei"/>
+          <w:b w:val="0"/>
+          <w:sz w:val="22"/>
+        </w:rPr>
+        <w:t>纠正：token 不在与 `msg` 同层；在 `data` 里 → `setLogin(res.data.data)`。</w:t>
+      </w:r>
+    </w:p>
+    <w:p>
+      <w:pPr>
+        <w:pStyle w:val="ListNumber"/>
+      </w:pPr>
+      <w:r>
+        <w:rPr>
+          <w:rFonts w:ascii="Microsoft YaHei" w:hAnsi="Microsoft YaHei" w:eastAsia="Microsoft YaHei"/>
+          <w:b w:val="0"/>
+          <w:sz w:val="22"/>
+        </w:rPr>
+        <w:t>时长：几分钟理解，不抵 0.5h 债；债仍约 4h。</w:t>
       </w:r>
     </w:p>
     <w:p>
@@ -4589,12 +6903,25 @@
           <w:b/>
           <w:sz w:val="28"/>
         </w:rPr>
-        <w:t>四、任务队列（顺序）</w:t>
-      </w:r>
-    </w:p>
-    <w:p>
-      <w:pPr>
-        <w:spacing w:after="40" w:line="276" w:lineRule="auto"/>
+        <w:t>下次从哪接着</w:t>
+      </w:r>
+    </w:p>
+    <w:p>
+      <w:pPr>
+        <w:spacing w:after="120" w:line="276" w:lineRule="auto"/>
+      </w:pPr>
+      <w:r>
+        <w:rPr>
+          <w:rFonts w:ascii="Microsoft YaHei" w:hAnsi="Microsoft YaHei" w:eastAsia="Microsoft YaHei"/>
+          <w:b w:val="0"/>
+          <w:sz w:val="22"/>
+        </w:rPr>
+        <w:t>真坐满再还债：登录页最小 4 步手写 + 联调看 localStorage。</w:t>
+      </w:r>
+    </w:p>
+    <w:p>
+      <w:pPr>
+        <w:spacing w:after="160" w:line="276" w:lineRule="auto"/>
       </w:pPr>
       <w:r>
         <w:rPr>
@@ -4602,163 +6929,20 @@
           <w:b w:val="0"/>
           <w:sz w:val="20"/>
         </w:rPr>
-        <w:t>编号  |  任务  |  建议</w:t>
-      </w:r>
-    </w:p>
-    <w:p>
-      <w:pPr>
-        <w:spacing w:after="40" w:line="276" w:lineRule="auto"/>
-      </w:pPr>
-      <w:r>
-        <w:rPr>
-          <w:rFonts w:ascii="Microsoft YaHei" w:hAnsi="Microsoft YaHei" w:eastAsia="Microsoft YaHei"/>
-          <w:b w:val="0"/>
-          <w:sz w:val="20"/>
-        </w:rPr>
-        <w:t>T1  |  Vite 前端壳 + npm install  |  已完成（8/7）</w:t>
-      </w:r>
-    </w:p>
-    <w:p>
-      <w:pPr>
-        <w:spacing w:after="40" w:line="276" w:lineRule="auto"/>
-      </w:pPr>
-      <w:r>
-        <w:rPr>
-          <w:rFonts w:ascii="Microsoft YaHei" w:hAnsi="Microsoft YaHei" w:eastAsia="Microsoft YaHei"/>
-          <w:b w:val="0"/>
-          <w:sz w:val="20"/>
-        </w:rPr>
-        <w:t>T2  |  pinia + `store/user.js` setLogin（自己重敲）  |  进行中 → 8/8 必须收尾</w:t>
-      </w:r>
-    </w:p>
-    <w:p>
-      <w:pPr>
-        <w:spacing w:after="40" w:line="276" w:lineRule="auto"/>
-      </w:pPr>
-      <w:r>
-        <w:rPr>
-          <w:rFonts w:ascii="Microsoft YaHei" w:hAnsi="Microsoft YaHei" w:eastAsia="Microsoft YaHei"/>
-          <w:b w:val="0"/>
-          <w:sz w:val="20"/>
-        </w:rPr>
-        <w:t>T3  |  request.js 自动带 Bearer  |  上班日</w:t>
-      </w:r>
-    </w:p>
-    <w:p>
-      <w:pPr>
-        <w:spacing w:after="40" w:line="276" w:lineRule="auto"/>
-      </w:pPr>
-      <w:r>
-        <w:rPr>
-          <w:rFonts w:ascii="Microsoft YaHei" w:hAnsi="Microsoft YaHei" w:eastAsia="Microsoft YaHei"/>
-          <w:b w:val="0"/>
-          <w:sz w:val="20"/>
-        </w:rPr>
-        <w:t>T4  |  最小 Login 调 /login，token 进 localStorage  |  休息日做透</w:t>
-      </w:r>
-    </w:p>
-    <w:p>
-      <w:pPr>
-        <w:spacing w:after="40" w:line="276" w:lineRule="auto"/>
-      </w:pPr>
-      <w:r>
-        <w:rPr>
-          <w:rFonts w:ascii="Microsoft YaHei" w:hAnsi="Microsoft YaHei" w:eastAsia="Microsoft YaHei"/>
-          <w:b w:val="0"/>
-          <w:sz w:val="20"/>
-        </w:rPr>
-        <w:t>T5  |  role 跳转 + 路由守卫  |  上班日</w:t>
-      </w:r>
-    </w:p>
-    <w:p>
-      <w:pPr>
-        <w:spacing w:after="40" w:line="276" w:lineRule="auto"/>
-      </w:pPr>
-      <w:r>
-        <w:rPr>
-          <w:rFonts w:ascii="Microsoft YaHei" w:hAnsi="Microsoft YaHei" w:eastAsia="Microsoft YaHei"/>
-          <w:b w:val="0"/>
-          <w:sz w:val="20"/>
-        </w:rPr>
-        <w:t>T6  |  Git add/commit/push  |  8/14 前必须完成</w:t>
-      </w:r>
-    </w:p>
-    <w:p>
-      <w:pPr>
-        <w:spacing w:after="40" w:line="276" w:lineRule="auto"/>
-      </w:pPr>
-      <w:r>
-        <w:rPr>
-          <w:rFonts w:ascii="Microsoft YaHei" w:hAnsi="Microsoft YaHei" w:eastAsia="Microsoft YaHei"/>
-          <w:b w:val="0"/>
-          <w:sz w:val="20"/>
-        </w:rPr>
-        <w:t>T7  |  课程列表前后端  |  休息日</w:t>
-      </w:r>
-    </w:p>
-    <w:p>
-      <w:pPr>
-        <w:spacing w:after="40" w:line="276" w:lineRule="auto"/>
-      </w:pPr>
-      <w:r>
-        <w:rPr>
-          <w:rFonts w:ascii="Microsoft YaHei" w:hAnsi="Microsoft YaHei" w:eastAsia="Microsoft YaHei"/>
-          <w:b w:val="0"/>
-          <w:sz w:val="20"/>
-        </w:rPr>
-        <w:t>T8  |  选课前后端  |  休息日</w:t>
-      </w:r>
-    </w:p>
-    <w:p>
-      <w:pPr>
-        <w:spacing w:after="40" w:line="276" w:lineRule="auto"/>
-      </w:pPr>
-      <w:r>
-        <w:rPr>
-          <w:rFonts w:ascii="Microsoft YaHei" w:hAnsi="Microsoft YaHei" w:eastAsia="Microsoft YaHei"/>
-          <w:b w:val="0"/>
-          <w:sz w:val="20"/>
-        </w:rPr>
-        <w:t>T9  |  教师录成绩或管理一小块  |  休息日</w:t>
-      </w:r>
-    </w:p>
-    <w:p>
-      <w:pPr>
-        <w:spacing w:after="40" w:line="276" w:lineRule="auto"/>
-      </w:pPr>
-      <w:r>
-        <w:rPr>
-          <w:rFonts w:ascii="Microsoft YaHei" w:hAnsi="Microsoft YaHei" w:eastAsia="Microsoft YaHei"/>
-          <w:b w:val="0"/>
-          <w:sz w:val="20"/>
-        </w:rPr>
-        <w:t>T10  |  面试口述 + 简历 Demo  |  8/24～8/28 穿插</w:t>
-      </w:r>
-    </w:p>
-    <w:p>
-      <w:pPr>
-        <w:spacing w:after="120" w:line="276" w:lineRule="auto"/>
-      </w:pPr>
-      <w:r>
-        <w:rPr>
-          <w:rFonts w:ascii="Microsoft YaHei" w:hAnsi="Microsoft YaHei" w:eastAsia="Microsoft YaHei"/>
-          <w:b w:val="0"/>
-          <w:sz w:val="22"/>
-        </w:rPr>
-        <w:t>8/28 可投线检查： 登录+JWT+角色、前端存 token 并自动带、至少一条业务链、Git 三命令、SQL 注入能讲清。</w:t>
-      </w:r>
-    </w:p>
-    <w:p>
-      <w:pPr>
-        <w:spacing w:after="160" w:line="276" w:lineRule="auto"/>
-      </w:pPr>
-      <w:r>
-        <w:rPr>
-          <w:rFonts w:ascii="Microsoft YaHei" w:hAnsi="Microsoft YaHei" w:eastAsia="Microsoft YaHei"/>
-          <w:b w:val="0"/>
-          <w:sz w:val="20"/>
-        </w:rPr>
         <w:t>————————</w:t>
+      </w:r>
+    </w:p>
+    <w:p>
+      <w:pPr>
+        <w:spacing w:after="200" w:line="276" w:lineRule="auto"/>
+      </w:pPr>
+      <w:r>
+        <w:rPr>
+          <w:rFonts w:ascii="Microsoft YaHei" w:hAnsi="Microsoft YaHei" w:eastAsia="Microsoft YaHei"/>
+          <w:b/>
+          <w:sz w:val="32"/>
+        </w:rPr>
+        <w:t>续写：2026-08-10 凌晨（未满时，收工睡觉）</w:t>
       </w:r>
     </w:p>
     <w:p>
@@ -4771,6 +6955,2614 @@
           <w:b/>
           <w:sz w:val="28"/>
         </w:rPr>
+        <w:t>今天做了什么</w:t>
+      </w:r>
+    </w:p>
+    <w:p>
+      <w:pPr>
+        <w:pStyle w:val="ListNumber"/>
+      </w:pPr>
+      <w:r>
+        <w:rPr>
+          <w:rFonts w:ascii="Microsoft YaHei" w:hAnsi="Microsoft YaHei" w:eastAsia="Microsoft YaHei"/>
+          <w:b w:val="0"/>
+          <w:sz w:val="22"/>
+        </w:rPr>
+        <w:t>确认 `setLogin(res.data.data)`（双 data）。</w:t>
+      </w:r>
+    </w:p>
+    <w:p>
+      <w:pPr>
+        <w:pStyle w:val="ListNumber"/>
+      </w:pPr>
+      <w:r>
+        <w:rPr>
+          <w:rFonts w:ascii="Microsoft YaHei" w:hAnsi="Microsoft YaHei" w:eastAsia="Microsoft YaHei"/>
+          <w:b w:val="0"/>
+          <w:sz w:val="22"/>
+        </w:rPr>
+        <w:t>开始写 `views/Login.vue`：方向对；待改 `useUserStore` / `setLogin`，补 import、template，App 挂 Login。</w:t>
+      </w:r>
+    </w:p>
+    <w:p>
+      <w:pPr>
+        <w:pStyle w:val="ListNumber"/>
+      </w:pPr>
+      <w:r>
+        <w:rPr>
+          <w:rFonts w:ascii="Microsoft YaHei" w:hAnsi="Microsoft YaHei" w:eastAsia="Microsoft YaHei"/>
+          <w:b w:val="0"/>
+          <w:sz w:val="22"/>
+        </w:rPr>
+        <w:t>未联调；时长未记还债。债约 4h。8/10 白天请假打球。</w:t>
+      </w:r>
+    </w:p>
+    <w:p>
+      <w:pPr>
+        <w:spacing w:after="160" w:line="276" w:lineRule="auto"/>
+      </w:pPr>
+      <w:r>
+        <w:rPr>
+          <w:rFonts w:ascii="Microsoft YaHei" w:hAnsi="Microsoft YaHei" w:eastAsia="Microsoft YaHei"/>
+          <w:b/>
+          <w:sz w:val="28"/>
+        </w:rPr>
+        <w:t>下次从哪接着</w:t>
+      </w:r>
+    </w:p>
+    <w:p>
+      <w:pPr>
+        <w:spacing w:after="120" w:line="276" w:lineRule="auto"/>
+      </w:pPr>
+      <w:r>
+        <w:rPr>
+          <w:rFonts w:ascii="Microsoft YaHei" w:hAnsi="Microsoft YaHei" w:eastAsia="Microsoft YaHei"/>
+          <w:b w:val="0"/>
+          <w:sz w:val="22"/>
+        </w:rPr>
+        <w:t>修 Login.vue 三处 + 挂 App → npm run dev → stu1 登录 → 看 localStorage。</w:t>
+      </w:r>
+    </w:p>
+    <w:p>
+      <w:pPr>
+        <w:spacing w:after="160" w:line="276" w:lineRule="auto"/>
+      </w:pPr>
+      <w:r>
+        <w:rPr>
+          <w:rFonts w:ascii="Microsoft YaHei" w:hAnsi="Microsoft YaHei" w:eastAsia="Microsoft YaHei"/>
+          <w:b w:val="0"/>
+          <w:sz w:val="20"/>
+        </w:rPr>
+        <w:t>————————</w:t>
+      </w:r>
+    </w:p>
+    <w:p>
+      <w:pPr>
+        <w:spacing w:after="200" w:line="276" w:lineRule="auto"/>
+      </w:pPr>
+      <w:r>
+        <w:rPr>
+          <w:rFonts w:ascii="Microsoft YaHei" w:hAnsi="Microsoft YaHei" w:eastAsia="Microsoft YaHei"/>
+          <w:b/>
+          <w:sz w:val="32"/>
+        </w:rPr>
+        <w:t>续写：2026-08-11（跨日补做 · T4 登录通）</w:t>
+      </w:r>
+    </w:p>
+    <w:p>
+      <w:pPr>
+        <w:spacing w:after="160" w:line="276" w:lineRule="auto"/>
+      </w:pPr>
+      <w:r>
+        <w:rPr>
+          <w:rFonts w:ascii="Microsoft YaHei" w:hAnsi="Microsoft YaHei" w:eastAsia="Microsoft YaHei"/>
+          <w:b/>
+          <w:sz w:val="28"/>
+        </w:rPr>
+        <w:t>今天做了什么</w:t>
+      </w:r>
+    </w:p>
+    <w:p>
+      <w:pPr>
+        <w:pStyle w:val="ListNumber"/>
+      </w:pPr>
+      <w:r>
+        <w:rPr>
+          <w:rFonts w:ascii="Microsoft YaHei" w:hAnsi="Microsoft YaHei" w:eastAsia="Microsoft YaHei"/>
+          <w:b w:val="0"/>
+          <w:sz w:val="22"/>
+        </w:rPr>
+        <w:t>Login.vue + App 挂载；CORS（缺逗号曾 SyntaxError）。</w:t>
+      </w:r>
+    </w:p>
+    <w:p>
+      <w:pPr>
+        <w:pStyle w:val="ListNumber"/>
+      </w:pPr>
+      <w:r>
+        <w:rPr>
+          <w:rFonts w:ascii="Microsoft YaHei" w:hAnsi="Microsoft YaHei" w:eastAsia="Microsoft YaHei"/>
+          <w:b w:val="0"/>
+          <w:sz w:val="22"/>
+        </w:rPr>
+        <w:t>stu1 登录成功；Local Storage 有 `token`、`userInfo`（stu1 / student）。</w:t>
+      </w:r>
+    </w:p>
+    <w:p>
+      <w:pPr>
+        <w:pStyle w:val="ListNumber"/>
+      </w:pPr>
+      <w:r>
+        <w:rPr>
+          <w:rFonts w:ascii="Microsoft YaHei" w:hAnsi="Microsoft YaHei" w:eastAsia="Microsoft YaHei"/>
+          <w:b w:val="0"/>
+          <w:sz w:val="22"/>
+        </w:rPr>
+        <w:t>区分 Cookies（IDE）与 Local Storage（我们存的）。</w:t>
+      </w:r>
+    </w:p>
+    <w:p>
+      <w:pPr>
+        <w:spacing w:after="160" w:line="276" w:lineRule="auto"/>
+      </w:pPr>
+      <w:r>
+        <w:rPr>
+          <w:rFonts w:ascii="Microsoft YaHei" w:hAnsi="Microsoft YaHei" w:eastAsia="Microsoft YaHei"/>
+          <w:b/>
+          <w:sz w:val="28"/>
+        </w:rPr>
+        <w:t>下次从哪接着</w:t>
+      </w:r>
+    </w:p>
+    <w:p>
+      <w:pPr>
+        <w:spacing w:after="120" w:line="276" w:lineRule="auto"/>
+      </w:pPr>
+      <w:r>
+        <w:rPr>
+          <w:rFonts w:ascii="Microsoft YaHei" w:hAnsi="Microsoft YaHei" w:eastAsia="Microsoft YaHei"/>
+          <w:b w:val="0"/>
+          <w:sz w:val="22"/>
+        </w:rPr>
+        <w:t>失败时判断 `msg` 再提示；路由/守卫（T5）；或还时长债。8/11 坐满 1h 再打卡。</w:t>
+      </w:r>
+    </w:p>
+    <w:p>
+      <w:pPr>
+        <w:spacing w:after="160" w:line="276" w:lineRule="auto"/>
+      </w:pPr>
+      <w:r>
+        <w:rPr>
+          <w:rFonts w:ascii="Microsoft YaHei" w:hAnsi="Microsoft YaHei" w:eastAsia="Microsoft YaHei"/>
+          <w:b w:val="0"/>
+          <w:sz w:val="20"/>
+        </w:rPr>
+        <w:t>————————</w:t>
+      </w:r>
+    </w:p>
+    <w:p>
+      <w:pPr>
+        <w:spacing w:after="200" w:line="276" w:lineRule="auto"/>
+      </w:pPr>
+      <w:r>
+        <w:rPr>
+          <w:rFonts w:ascii="Microsoft YaHei" w:hAnsi="Microsoft YaHei" w:eastAsia="Microsoft YaHei"/>
+          <w:b/>
+          <w:sz w:val="32"/>
+        </w:rPr>
+        <w:t>续写：2026-08-11 收工</w:t>
+      </w:r>
+    </w:p>
+    <w:p>
+      <w:pPr>
+        <w:spacing w:after="160" w:line="276" w:lineRule="auto"/>
+      </w:pPr>
+      <w:r>
+        <w:rPr>
+          <w:rFonts w:ascii="Microsoft YaHei" w:hAnsi="Microsoft YaHei" w:eastAsia="Microsoft YaHei"/>
+          <w:b/>
+          <w:sz w:val="28"/>
+        </w:rPr>
+        <w:t>打卡</w:t>
+      </w:r>
+    </w:p>
+    <w:p>
+      <w:pPr>
+        <w:spacing w:after="120" w:line="276" w:lineRule="auto"/>
+      </w:pPr>
+      <w:r>
+        <w:rPr>
+          <w:rFonts w:ascii="Microsoft YaHei" w:hAnsi="Microsoft YaHei" w:eastAsia="Microsoft YaHei"/>
+          <w:b w:val="0"/>
+          <w:sz w:val="22"/>
+        </w:rPr>
+        <w:t>约 45min；欠 15min 并入债。债约 4h15min。明天再细抠。</w:t>
+      </w:r>
+    </w:p>
+    <w:p>
+      <w:pPr>
+        <w:spacing w:after="160" w:line="276" w:lineRule="auto"/>
+      </w:pPr>
+      <w:r>
+        <w:rPr>
+          <w:rFonts w:ascii="Microsoft YaHei" w:hAnsi="Microsoft YaHei" w:eastAsia="Microsoft YaHei"/>
+          <w:b/>
+          <w:sz w:val="28"/>
+        </w:rPr>
+        <w:t>下次从哪接着</w:t>
+      </w:r>
+    </w:p>
+    <w:p>
+      <w:pPr>
+        <w:spacing w:after="120" w:line="276" w:lineRule="auto"/>
+      </w:pPr>
+      <w:r>
+        <w:rPr>
+          <w:rFonts w:ascii="Microsoft YaHei" w:hAnsi="Microsoft YaHei" w:eastAsia="Microsoft YaHei"/>
+          <w:b w:val="0"/>
+          <w:sz w:val="22"/>
+        </w:rPr>
+        <w:t>可选：失败时看 `msg`；或 T5 路由守卫；或先还债。</w:t>
+      </w:r>
+    </w:p>
+    <w:p>
+      <w:pPr>
+        <w:spacing w:after="160" w:line="276" w:lineRule="auto"/>
+      </w:pPr>
+      <w:r>
+        <w:rPr>
+          <w:rFonts w:ascii="Microsoft YaHei" w:hAnsi="Microsoft YaHei" w:eastAsia="Microsoft YaHei"/>
+          <w:b w:val="0"/>
+          <w:sz w:val="20"/>
+        </w:rPr>
+        <w:t>————————</w:t>
+      </w:r>
+    </w:p>
+    <w:p>
+      <w:pPr>
+        <w:spacing w:after="200" w:line="276" w:lineRule="auto"/>
+      </w:pPr>
+      <w:r>
+        <w:rPr>
+          <w:rFonts w:ascii="Microsoft YaHei" w:hAnsi="Microsoft YaHei" w:eastAsia="Microsoft YaHei"/>
+          <w:b/>
+          <w:sz w:val="32"/>
+        </w:rPr>
+        <w:t>续写：2026-08-12（休息日 · 收工待报时）</w:t>
+      </w:r>
+    </w:p>
+    <w:p>
+      <w:pPr>
+        <w:spacing w:after="160" w:line="276" w:lineRule="auto"/>
+      </w:pPr>
+      <w:r>
+        <w:rPr>
+          <w:rFonts w:ascii="Microsoft YaHei" w:hAnsi="Microsoft YaHei" w:eastAsia="Microsoft YaHei"/>
+          <w:b/>
+          <w:sz w:val="28"/>
+        </w:rPr>
+        <w:t>今天做了什么</w:t>
+      </w:r>
+    </w:p>
+    <w:p>
+      <w:pPr>
+        <w:pStyle w:val="ListNumber"/>
+      </w:pPr>
+      <w:r>
+        <w:rPr>
+          <w:rFonts w:ascii="Microsoft YaHei" w:hAnsi="Microsoft YaHei" w:eastAsia="Microsoft YaHei"/>
+          <w:b w:val="0"/>
+          <w:sz w:val="22"/>
+        </w:rPr>
+        <w:t>Login：失败看 `msg` + `return`；Pinia / const 概念过了一遍。</w:t>
+      </w:r>
+    </w:p>
+    <w:p>
+      <w:pPr>
+        <w:pStyle w:val="ListNumber"/>
+      </w:pPr>
+      <w:r>
+        <w:rPr>
+          <w:rFonts w:ascii="Microsoft YaHei" w:hAnsi="Microsoft YaHei" w:eastAsia="Microsoft YaHei"/>
+          <w:b w:val="0"/>
+          <w:sz w:val="22"/>
+        </w:rPr>
+        <w:t>T5：`router` + `Home` + `router.push('/home')`；`beforeEach` 无 token 拦 `/home`（已自测）。</w:t>
+      </w:r>
+    </w:p>
+    <w:p>
+      <w:pPr>
+        <w:pStyle w:val="ListNumber"/>
+      </w:pPr>
+      <w:r>
+        <w:rPr>
+          <w:rFonts w:ascii="Microsoft YaHei" w:hAnsi="Microsoft YaHei" w:eastAsia="Microsoft YaHei"/>
+          <w:b w:val="0"/>
+          <w:sz w:val="22"/>
+        </w:rPr>
+        <w:t>Login 里 `setLogin` 曾重复一行，记得删掉多余的。</w:t>
+      </w:r>
+    </w:p>
+    <w:p>
+      <w:pPr>
+        <w:spacing w:after="160" w:line="276" w:lineRule="auto"/>
+      </w:pPr>
+      <w:r>
+        <w:rPr>
+          <w:rFonts w:ascii="Microsoft YaHei" w:hAnsi="Microsoft YaHei" w:eastAsia="Microsoft YaHei"/>
+          <w:b/>
+          <w:sz w:val="28"/>
+        </w:rPr>
+        <w:t>时长</w:t>
+      </w:r>
+    </w:p>
+    <w:p>
+      <w:pPr>
+        <w:spacing w:after="120" w:line="276" w:lineRule="auto"/>
+      </w:pPr>
+      <w:r>
+        <w:rPr>
+          <w:rFonts w:ascii="Microsoft YaHei" w:hAnsi="Microsoft YaHei" w:eastAsia="Microsoft YaHei"/>
+          <w:b w:val="0"/>
+          <w:sz w:val="22"/>
+        </w:rPr>
+        <w:t>待报（休息日保底 2h）。债约 4h15min。</w:t>
+      </w:r>
+    </w:p>
+    <w:p>
+      <w:pPr>
+        <w:spacing w:after="160" w:line="276" w:lineRule="auto"/>
+      </w:pPr>
+      <w:r>
+        <w:rPr>
+          <w:rFonts w:ascii="Microsoft YaHei" w:hAnsi="Microsoft YaHei" w:eastAsia="Microsoft YaHei"/>
+          <w:b/>
+          <w:sz w:val="28"/>
+        </w:rPr>
+        <w:t>下次从哪接着</w:t>
+      </w:r>
+    </w:p>
+    <w:p>
+      <w:pPr>
+        <w:spacing w:after="120" w:line="276" w:lineRule="auto"/>
+      </w:pPr>
+      <w:r>
+        <w:rPr>
+          <w:rFonts w:ascii="Microsoft YaHei" w:hAnsi="Microsoft YaHei" w:eastAsia="Microsoft YaHei"/>
+          <w:b w:val="0"/>
+          <w:sz w:val="22"/>
+        </w:rPr>
+        <w:t>Home 显示用户名；或按角色跳转；或 T6 Git（8/14 前）；摊还时长债。</w:t>
+      </w:r>
+    </w:p>
+    <w:p>
+      <w:pPr>
+        <w:spacing w:after="160" w:line="276" w:lineRule="auto"/>
+      </w:pPr>
+      <w:r>
+        <w:rPr>
+          <w:rFonts w:ascii="Microsoft YaHei" w:hAnsi="Microsoft YaHei" w:eastAsia="Microsoft YaHei"/>
+          <w:b w:val="0"/>
+          <w:sz w:val="20"/>
+        </w:rPr>
+        <w:t>————————</w:t>
+      </w:r>
+    </w:p>
+    <w:p>
+      <w:pPr>
+        <w:spacing w:after="200" w:line="276" w:lineRule="auto"/>
+      </w:pPr>
+      <w:r>
+        <w:rPr>
+          <w:rFonts w:ascii="Microsoft YaHei" w:hAnsi="Microsoft YaHei" w:eastAsia="Microsoft YaHei"/>
+          <w:b/>
+          <w:sz w:val="32"/>
+        </w:rPr>
+        <w:t>续写：2026-08-12 收工定稿</w:t>
+      </w:r>
+    </w:p>
+    <w:p>
+      <w:pPr>
+        <w:spacing w:after="160" w:line="276" w:lineRule="auto"/>
+      </w:pPr>
+      <w:r>
+        <w:rPr>
+          <w:rFonts w:ascii="Microsoft YaHei" w:hAnsi="Microsoft YaHei" w:eastAsia="Microsoft YaHei"/>
+          <w:b/>
+          <w:sz w:val="28"/>
+        </w:rPr>
+        <w:t>时长与债</w:t>
+      </w:r>
+    </w:p>
+    <w:p>
+      <w:pPr>
+        <w:spacing w:after="120" w:line="276" w:lineRule="auto"/>
+      </w:pPr>
+      <w:r>
+        <w:rPr>
+          <w:rFonts w:ascii="Microsoft YaHei" w:hAnsi="Microsoft YaHei" w:eastAsia="Microsoft YaHei"/>
+          <w:b w:val="0"/>
+          <w:sz w:val="22"/>
+        </w:rPr>
+        <w:t>休息日保底 2h 打满（含复盘）。旧债约 4h15min 未摊还。</w:t>
+      </w:r>
+    </w:p>
+    <w:p>
+      <w:pPr>
+        <w:spacing w:after="160" w:line="276" w:lineRule="auto"/>
+      </w:pPr>
+      <w:r>
+        <w:rPr>
+          <w:rFonts w:ascii="Microsoft YaHei" w:hAnsi="Microsoft YaHei" w:eastAsia="Microsoft YaHei"/>
+          <w:b/>
+          <w:sz w:val="28"/>
+        </w:rPr>
+        <w:t>口述校正</w:t>
+      </w:r>
+    </w:p>
+    <w:p>
+      <w:pPr>
+        <w:pStyle w:val="ListNumber"/>
+      </w:pPr>
+      <w:r>
+        <w:rPr>
+          <w:rFonts w:ascii="Microsoft YaHei" w:hAnsi="Microsoft YaHei" w:eastAsia="Microsoft YaHei"/>
+          <w:b w:val="0"/>
+          <w:sz w:val="22"/>
+        </w:rPr>
+        <w:t xml:space="preserve">`onLogin` 的 `return` = 失败停住，防 setLogin 空 data（不是守卫）。  </w:t>
+      </w:r>
+    </w:p>
+    <w:p>
+      <w:pPr>
+        <w:pStyle w:val="ListNumber"/>
+      </w:pPr>
+      <w:r>
+        <w:rPr>
+          <w:rFonts w:ascii="Microsoft YaHei" w:hAnsi="Microsoft YaHei" w:eastAsia="Microsoft YaHei"/>
+          <w:b w:val="0"/>
+          <w:sz w:val="22"/>
+        </w:rPr>
+        <w:t xml:space="preserve">setLogin 参数 = `res.data.data`（不是 `res.data`）。  </w:t>
+      </w:r>
+    </w:p>
+    <w:p>
+      <w:pPr>
+        <w:pStyle w:val="ListNumber"/>
+      </w:pPr>
+      <w:r>
+        <w:rPr>
+          <w:rFonts w:ascii="Microsoft YaHei" w:hAnsi="Microsoft YaHei" w:eastAsia="Microsoft YaHei"/>
+          <w:b w:val="0"/>
+          <w:sz w:val="22"/>
+        </w:rPr>
+        <w:t>无 token 进 `/home` → 守卫回登录：对。</w:t>
+      </w:r>
+    </w:p>
+    <w:p>
+      <w:pPr>
+        <w:spacing w:after="160" w:line="276" w:lineRule="auto"/>
+      </w:pPr>
+      <w:r>
+        <w:rPr>
+          <w:rFonts w:ascii="Microsoft YaHei" w:hAnsi="Microsoft YaHei" w:eastAsia="Microsoft YaHei"/>
+          <w:b/>
+          <w:sz w:val="28"/>
+        </w:rPr>
+        <w:t>下次从哪接着</w:t>
+      </w:r>
+    </w:p>
+    <w:p>
+      <w:pPr>
+        <w:spacing w:after="120" w:line="276" w:lineRule="auto"/>
+      </w:pPr>
+      <w:r>
+        <w:rPr>
+          <w:rFonts w:ascii="Microsoft YaHei" w:hAnsi="Microsoft YaHei" w:eastAsia="Microsoft YaHei"/>
+          <w:b w:val="0"/>
+          <w:sz w:val="22"/>
+        </w:rPr>
+        <w:t>8/13 上班 1h：Home 显示用户名，或开始 Git（8/14 前 T6）。</w:t>
+      </w:r>
+    </w:p>
+    <w:p>
+      <w:pPr>
+        <w:spacing w:after="160" w:line="276" w:lineRule="auto"/>
+      </w:pPr>
+      <w:r>
+        <w:rPr>
+          <w:rFonts w:ascii="Microsoft YaHei" w:hAnsi="Microsoft YaHei" w:eastAsia="Microsoft YaHei"/>
+          <w:b w:val="0"/>
+          <w:sz w:val="20"/>
+        </w:rPr>
+        <w:t>————————</w:t>
+      </w:r>
+    </w:p>
+    <w:p>
+      <w:pPr>
+        <w:spacing w:after="200" w:line="276" w:lineRule="auto"/>
+      </w:pPr>
+      <w:r>
+        <w:rPr>
+          <w:rFonts w:ascii="Microsoft YaHei" w:hAnsi="Microsoft YaHei" w:eastAsia="Microsoft YaHei"/>
+          <w:b/>
+          <w:sz w:val="32"/>
+        </w:rPr>
+        <w:t>续写：2026-08-12 深夜复盘收工</w:t>
+      </w:r>
+    </w:p>
+    <w:p>
+      <w:pPr>
+        <w:spacing w:after="160" w:line="276" w:lineRule="auto"/>
+      </w:pPr>
+      <w:r>
+        <w:rPr>
+          <w:rFonts w:ascii="Microsoft YaHei" w:hAnsi="Microsoft YaHei" w:eastAsia="Microsoft YaHei"/>
+          <w:b/>
+          <w:sz w:val="28"/>
+        </w:rPr>
+        <w:t>复盘内容（不写新代码）</w:t>
+      </w:r>
+    </w:p>
+    <w:p>
+      <w:pPr>
+        <w:spacing w:after="120" w:line="276" w:lineRule="auto"/>
+      </w:pPr>
+      <w:r>
+        <w:rPr>
+          <w:rFonts w:ascii="Microsoft YaHei" w:hAnsi="Microsoft YaHei" w:eastAsia="Microsoft YaHei"/>
+          <w:b w:val="0"/>
+          <w:sz w:val="22"/>
+        </w:rPr>
+        <w:t>Login 相关：`script setup`、`template`、`async/await`、`v-model`（双向）、`v-bind`/`: `（单向活 print）、`ref` 信箱比喻、`const` 锁盒子不锁内容；纠正「所有 ref 共一盒」→ 几个 ref 几个盒。</w:t>
+      </w:r>
+    </w:p>
+    <w:p>
+      <w:pPr>
+        <w:spacing w:after="160" w:line="276" w:lineRule="auto"/>
+      </w:pPr>
+      <w:r>
+        <w:rPr>
+          <w:rFonts w:ascii="Microsoft YaHei" w:hAnsi="Microsoft YaHei" w:eastAsia="Microsoft YaHei"/>
+          <w:b/>
+          <w:sz w:val="28"/>
+        </w:rPr>
+        <w:t>时长</w:t>
+      </w:r>
+    </w:p>
+    <w:p>
+      <w:pPr>
+        <w:spacing w:after="120" w:line="276" w:lineRule="auto"/>
+      </w:pPr>
+      <w:r>
+        <w:rPr>
+          <w:rFonts w:ascii="Microsoft YaHei" w:hAnsi="Microsoft YaHei" w:eastAsia="Microsoft YaHei"/>
+          <w:b w:val="0"/>
+          <w:sz w:val="22"/>
+        </w:rPr>
+        <w:t>复盘约 40min。请确认今天合计多久，再定是否满 2h、债如何加减（旧债底数约 4h15min）。</w:t>
+      </w:r>
+    </w:p>
+    <w:p>
+      <w:pPr>
+        <w:spacing w:after="160" w:line="276" w:lineRule="auto"/>
+      </w:pPr>
+      <w:r>
+        <w:rPr>
+          <w:rFonts w:ascii="Microsoft YaHei" w:hAnsi="Microsoft YaHei" w:eastAsia="Microsoft YaHei"/>
+          <w:b/>
+          <w:sz w:val="28"/>
+        </w:rPr>
+        <w:t>下次从哪接着</w:t>
+      </w:r>
+    </w:p>
+    <w:p>
+      <w:pPr>
+        <w:spacing w:after="120" w:line="276" w:lineRule="auto"/>
+      </w:pPr>
+      <w:r>
+        <w:rPr>
+          <w:rFonts w:ascii="Microsoft YaHei" w:hAnsi="Microsoft YaHei" w:eastAsia="Microsoft YaHei"/>
+          <w:b w:val="0"/>
+          <w:sz w:val="22"/>
+        </w:rPr>
+        <w:t>8/13 上班 1h；或续复盘 `auth.js` / `store` / 路由。</w:t>
+      </w:r>
+    </w:p>
+    <w:p>
+      <w:pPr>
+        <w:spacing w:after="160" w:line="276" w:lineRule="auto"/>
+      </w:pPr>
+      <w:r>
+        <w:rPr>
+          <w:rFonts w:ascii="Microsoft YaHei" w:hAnsi="Microsoft YaHei" w:eastAsia="Microsoft YaHei"/>
+          <w:b w:val="0"/>
+          <w:sz w:val="20"/>
+        </w:rPr>
+        <w:t>————————</w:t>
+      </w:r>
+    </w:p>
+    <w:p>
+      <w:pPr>
+        <w:spacing w:after="200" w:line="276" w:lineRule="auto"/>
+      </w:pPr>
+      <w:r>
+        <w:rPr>
+          <w:rFonts w:ascii="Microsoft YaHei" w:hAnsi="Microsoft YaHei" w:eastAsia="Microsoft YaHei"/>
+          <w:b/>
+          <w:sz w:val="32"/>
+        </w:rPr>
+        <w:t>续写：2026-08-12 时长确认</w:t>
+      </w:r>
+    </w:p>
+    <w:p>
+      <w:pPr>
+        <w:spacing w:after="120" w:line="276" w:lineRule="auto"/>
+      </w:pPr>
+      <w:r>
+        <w:rPr>
+          <w:rFonts w:ascii="Microsoft YaHei" w:hAnsi="Microsoft YaHei" w:eastAsia="Microsoft YaHei"/>
+          <w:b w:val="0"/>
+          <w:sz w:val="22"/>
+        </w:rPr>
+        <w:t>本人确认休息日 满 2h。旧债约 4h15min 未摊还。下次 8/13 上班保底 1h。</w:t>
+      </w:r>
+    </w:p>
+    <w:p>
+      <w:pPr>
+        <w:spacing w:after="160" w:line="276" w:lineRule="auto"/>
+      </w:pPr>
+      <w:r>
+        <w:rPr>
+          <w:rFonts w:ascii="Microsoft YaHei" w:hAnsi="Microsoft YaHei" w:eastAsia="Microsoft YaHei"/>
+          <w:b w:val="0"/>
+          <w:sz w:val="20"/>
+        </w:rPr>
+        <w:t>————————</w:t>
+      </w:r>
+    </w:p>
+    <w:p>
+      <w:pPr>
+        <w:spacing w:after="200" w:line="276" w:lineRule="auto"/>
+      </w:pPr>
+      <w:r>
+        <w:rPr>
+          <w:rFonts w:ascii="Microsoft YaHei" w:hAnsi="Microsoft YaHei" w:eastAsia="Microsoft YaHei"/>
+          <w:b/>
+          <w:sz w:val="32"/>
+        </w:rPr>
+        <w:t>续写：2026-09-04 晚 ～ 09-05 凌晨（重装后同步 + 原理复习）</w:t>
+      </w:r>
+    </w:p>
+    <w:p>
+      <w:pPr>
+        <w:spacing w:after="160" w:line="276" w:lineRule="auto"/>
+      </w:pPr>
+      <w:r>
+        <w:rPr>
+          <w:rFonts w:ascii="Microsoft YaHei" w:hAnsi="Microsoft YaHei" w:eastAsia="Microsoft YaHei"/>
+          <w:b/>
+          <w:sz w:val="28"/>
+        </w:rPr>
+        <w:t>背景</w:t>
+      </w:r>
+    </w:p>
+    <w:p>
+      <w:pPr>
+        <w:pStyle w:val="ListBullet"/>
+      </w:pPr>
+      <w:r>
+        <w:rPr>
+          <w:rFonts w:ascii="Microsoft YaHei" w:hAnsi="Microsoft YaHei" w:eastAsia="Microsoft YaHei"/>
+          <w:b w:val="0"/>
+          <w:sz w:val="22"/>
+        </w:rPr>
+        <w:t>C 盘重装、对话丢失；中间长时间未推进项目功能。</w:t>
+      </w:r>
+    </w:p>
+    <w:p>
+      <w:pPr>
+        <w:pStyle w:val="ListBullet"/>
+      </w:pPr>
+      <w:r>
+        <w:rPr>
+          <w:rFonts w:ascii="Microsoft YaHei" w:hAnsi="Microsoft YaHei" w:eastAsia="Microsoft YaHei"/>
+          <w:b w:val="0"/>
+          <w:sz w:val="22"/>
+        </w:rPr>
+        <w:t>债口径本人确认：只认 8/12 时约 4h15min；8/12 之后空窗先不算。</w:t>
+      </w:r>
+    </w:p>
+    <w:p>
+      <w:pPr>
+        <w:pStyle w:val="ListBullet"/>
+      </w:pPr>
+      <w:r>
+        <w:rPr>
+          <w:rFonts w:ascii="Microsoft YaHei" w:hAnsi="Microsoft YaHei" w:eastAsia="Microsoft YaHei"/>
+          <w:b w:val="0"/>
+          <w:sz w:val="22"/>
+        </w:rPr>
+        <w:t>写了给新 Agent 的交接手册：`docs\给新Agent交接手册.md` / `.docx`。</w:t>
+      </w:r>
+    </w:p>
+    <w:p>
+      <w:pPr>
+        <w:spacing w:after="160" w:line="276" w:lineRule="auto"/>
+      </w:pPr>
+      <w:r>
+        <w:rPr>
+          <w:rFonts w:ascii="Microsoft YaHei" w:hAnsi="Microsoft YaHei" w:eastAsia="Microsoft YaHei"/>
+          <w:b/>
+          <w:sz w:val="28"/>
+        </w:rPr>
+        <w:t>今天做了什么</w:t>
+      </w:r>
+    </w:p>
+    <w:p>
+      <w:pPr>
+        <w:pStyle w:val="ListNumber"/>
+      </w:pPr>
+      <w:r>
+        <w:rPr>
+          <w:rFonts w:ascii="Microsoft YaHei" w:hAnsi="Microsoft YaHei" w:eastAsia="Microsoft YaHei"/>
+          <w:b w:val="0"/>
+          <w:sz w:val="22"/>
+        </w:rPr>
+        <w:t>同步状态：环境 PATH / 依赖实况核对（Python 与项目包实际已在；库在 MariaDB 3306）。</w:t>
+      </w:r>
+    </w:p>
+    <w:p>
+      <w:pPr>
+        <w:pStyle w:val="ListNumber"/>
+      </w:pPr>
+      <w:r>
+        <w:rPr>
+          <w:rFonts w:ascii="Microsoft YaHei" w:hAnsi="Microsoft YaHei" w:eastAsia="Microsoft YaHei"/>
+          <w:b w:val="0"/>
+          <w:sz w:val="22"/>
+        </w:rPr>
+        <w:t>复习日常开法与登录链路；自测登录，Local Storage 有 `token`、`userInfo`（stu1）。</w:t>
+      </w:r>
+    </w:p>
+    <w:p>
+      <w:pPr>
+        <w:pStyle w:val="ListNumber"/>
+      </w:pPr>
+      <w:r>
+        <w:rPr>
+          <w:rFonts w:ascii="Microsoft YaHei" w:hAnsi="Microsoft YaHei" w:eastAsia="Microsoft YaHei"/>
+          <w:b w:val="0"/>
+          <w:sz w:val="22"/>
+        </w:rPr>
+        <w:t>问答检验原理（本人喜欢这种方式）：JWT 盖章、防注入 `%s`、明文 vs 成品哈希、谁验密/谁存 token、端口、双 data、401/403、守卫不够等。</w:t>
+      </w:r>
+    </w:p>
+    <w:p>
+      <w:pPr>
+        <w:pStyle w:val="ListNumber"/>
+      </w:pPr>
+      <w:r>
+        <w:rPr>
+          <w:rFonts w:ascii="Microsoft YaHei" w:hAnsi="Microsoft YaHei" w:eastAsia="Microsoft YaHei"/>
+          <w:b w:val="0"/>
+          <w:sz w:val="22"/>
+        </w:rPr>
+        <w:t>小改代码：三处 `execute` 参数由 `(username,)` 改为更易懂的 `[username]`（等价，防注入不变）。</w:t>
+      </w:r>
+    </w:p>
+    <w:p>
+      <w:pPr>
+        <w:spacing w:after="160" w:line="276" w:lineRule="auto"/>
+      </w:pPr>
+      <w:r>
+        <w:rPr>
+          <w:rFonts w:ascii="Microsoft YaHei" w:hAnsi="Microsoft YaHei" w:eastAsia="Microsoft YaHei"/>
+          <w:b/>
+          <w:sz w:val="28"/>
+        </w:rPr>
+        <w:t>今天想明白 / 仍易混</w:t>
+      </w:r>
+    </w:p>
+    <w:p>
+      <w:pPr>
+        <w:pStyle w:val="ListBullet"/>
+      </w:pPr>
+      <w:r>
+        <w:rPr>
+          <w:rFonts w:ascii="Microsoft YaHei" w:hAnsi="Microsoft YaHei" w:eastAsia="Microsoft YaHei"/>
+          <w:b w:val="0"/>
+          <w:sz w:val="22"/>
+        </w:rPr>
+        <w:t>想明白：拼接 vs 占位符；`(username,)` 是单元素元组，`[username]` 更好记；成品有哈希手敲版暂无明文。</w:t>
+      </w:r>
+    </w:p>
+    <w:p>
+      <w:pPr>
+        <w:pStyle w:val="ListBullet"/>
+      </w:pPr>
+      <w:r>
+        <w:rPr>
+          <w:rFonts w:ascii="Microsoft YaHei" w:hAnsi="Microsoft YaHei" w:eastAsia="Microsoft YaHei"/>
+          <w:b w:val="0"/>
+          <w:sz w:val="22"/>
+        </w:rPr>
+        <w:t>仍易混（下次可再问）：Bearer 后跟的是 token 串；`setLogin` 在浏览器不在服务器；登录页端口 5173 不是 8080；双 `data` 来自 axios + 后端包装（不是 Bearer 包的）；401/403 对比。</w:t>
+      </w:r>
+    </w:p>
+    <w:p>
+      <w:pPr>
+        <w:spacing w:after="160" w:line="276" w:lineRule="auto"/>
+      </w:pPr>
+      <w:r>
+        <w:rPr>
+          <w:rFonts w:ascii="Microsoft YaHei" w:hAnsi="Microsoft YaHei" w:eastAsia="Microsoft YaHei"/>
+          <w:b/>
+          <w:sz w:val="28"/>
+        </w:rPr>
+        <w:t>时长</w:t>
+      </w:r>
+    </w:p>
+    <w:p>
+      <w:pPr>
+        <w:spacing w:after="120" w:line="276" w:lineRule="auto"/>
+      </w:pPr>
+      <w:r>
+        <w:rPr>
+          <w:rFonts w:ascii="Microsoft YaHei" w:hAnsi="Microsoft YaHei" w:eastAsia="Microsoft YaHei"/>
+          <w:b w:val="0"/>
+          <w:sz w:val="22"/>
+        </w:rPr>
+        <w:t>复习 + 问答为主；未记还债。旧债仍约 4h15min（按 8/12 口径）。</w:t>
+      </w:r>
+    </w:p>
+    <w:p>
+      <w:pPr>
+        <w:spacing w:after="160" w:line="276" w:lineRule="auto"/>
+      </w:pPr>
+      <w:r>
+        <w:rPr>
+          <w:rFonts w:ascii="Microsoft YaHei" w:hAnsi="Microsoft YaHei" w:eastAsia="Microsoft YaHei"/>
+          <w:b/>
+          <w:sz w:val="28"/>
+        </w:rPr>
+        <w:t>下次从哪接着</w:t>
+      </w:r>
+    </w:p>
+    <w:p>
+      <w:pPr>
+        <w:pStyle w:val="ListNumber"/>
+      </w:pPr>
+      <w:r>
+        <w:rPr>
+          <w:rFonts w:ascii="Microsoft YaHei" w:hAnsi="Microsoft YaHei" w:eastAsia="Microsoft YaHei"/>
+          <w:b w:val="0"/>
+          <w:sz w:val="22"/>
+        </w:rPr>
+        <w:t xml:space="preserve">可先专拆：Bearer / 登录返回结构 / 双 `data`（本人说似懂非懂）。  </w:t>
+      </w:r>
+    </w:p>
+    <w:p>
+      <w:pPr>
+        <w:pStyle w:val="ListNumber"/>
+      </w:pPr>
+      <w:r>
+        <w:rPr>
+          <w:rFonts w:ascii="Microsoft YaHei" w:hAnsi="Microsoft YaHei" w:eastAsia="Microsoft YaHei"/>
+          <w:b w:val="0"/>
+          <w:sz w:val="22"/>
+        </w:rPr>
+        <w:t xml:space="preserve">或推进：Home 显示用户名。  </w:t>
+      </w:r>
+    </w:p>
+    <w:p>
+      <w:pPr>
+        <w:pStyle w:val="ListNumber"/>
+      </w:pPr>
+      <w:r>
+        <w:rPr>
+          <w:rFonts w:ascii="Microsoft YaHei" w:hAnsi="Microsoft YaHei" w:eastAsia="Microsoft YaHei"/>
+          <w:b w:val="0"/>
+          <w:sz w:val="22"/>
+        </w:rPr>
+        <w:t>教学继续优先 提问检验，再补讲。</w:t>
+      </w:r>
+    </w:p>
+    <w:p>
+      <w:pPr>
+        <w:spacing w:after="120" w:line="276" w:lineRule="auto"/>
+      </w:pPr>
+      <w:r>
+        <w:rPr>
+          <w:rFonts w:ascii="Microsoft YaHei" w:hAnsi="Microsoft YaHei" w:eastAsia="Microsoft YaHei"/>
+          <w:b w:val="0"/>
+          <w:sz w:val="22"/>
+        </w:rPr>
+        <w:t>口令：</w:t>
+      </w:r>
+    </w:p>
+    <w:p>
+      <w:pPr>
+        <w:spacing w:after="160"/>
+        <w:ind w:left="240"/>
+      </w:pPr>
+      <w:r>
+        <w:rPr>
+          <w:rFonts w:ascii="Consolas" w:hAnsi="Consolas" w:eastAsia="Microsoft YaHei"/>
+          <w:b w:val="0"/>
+          <w:sz w:val="18"/>
+        </w:rPr>
+        <w:t>5173 登录 → Local Storage 有 token → 后端造票 / 前端 setLogin 存</w:t>
+      </w:r>
+    </w:p>
+    <w:p>
+      <w:pPr>
+        <w:spacing w:after="160" w:line="276" w:lineRule="auto"/>
+      </w:pPr>
+      <w:r>
+        <w:rPr>
+          <w:rFonts w:ascii="Microsoft YaHei" w:hAnsi="Microsoft YaHei" w:eastAsia="Microsoft YaHei"/>
+          <w:b w:val="0"/>
+          <w:sz w:val="20"/>
+        </w:rPr>
+        <w:t>————————</w:t>
+      </w:r>
+    </w:p>
+    <w:p>
+      <w:pPr>
+        <w:spacing w:after="200" w:line="276" w:lineRule="auto"/>
+      </w:pPr>
+      <w:r>
+        <w:rPr>
+          <w:rFonts w:ascii="Microsoft YaHei" w:hAnsi="Microsoft YaHei" w:eastAsia="Microsoft YaHei"/>
+          <w:b/>
+          <w:sz w:val="32"/>
+        </w:rPr>
+        <w:t>续写：2026-09-07 晚 ～ 09-08 凌晨（双 data/验票复习 + Home 显示用户名 + 链路理解）</w:t>
+      </w:r>
+    </w:p>
+    <w:p>
+      <w:pPr>
+        <w:spacing w:after="160" w:line="276" w:lineRule="auto"/>
+      </w:pPr>
+      <w:r>
+        <w:rPr>
+          <w:rFonts w:ascii="Microsoft YaHei" w:hAnsi="Microsoft YaHei" w:eastAsia="Microsoft YaHei"/>
+          <w:b/>
+          <w:sz w:val="28"/>
+        </w:rPr>
+        <w:t>今天做了什么</w:t>
+      </w:r>
+    </w:p>
+    <w:p>
+      <w:pPr>
+        <w:pStyle w:val="ListNumber"/>
+      </w:pPr>
+      <w:r>
+        <w:rPr>
+          <w:rFonts w:ascii="Microsoft YaHei" w:hAnsi="Microsoft YaHei" w:eastAsia="Microsoft YaHei"/>
+          <w:b w:val="0"/>
+          <w:sz w:val="22"/>
+        </w:rPr>
+        <w:t xml:space="preserve">问答复习：token 谁造谁存、5173/8080、前端守卫不够须后端验票、401/403、双 `data`、Bearer。  </w:t>
+      </w:r>
+    </w:p>
+    <w:p>
+      <w:pPr>
+        <w:pStyle w:val="ListNumber"/>
+      </w:pPr>
+      <w:r>
+        <w:rPr>
+          <w:rFonts w:ascii="Microsoft YaHei" w:hAnsi="Microsoft YaHei" w:eastAsia="Microsoft YaHei"/>
+          <w:b w:val="0"/>
+          <w:sz w:val="22"/>
+        </w:rPr>
+        <w:t xml:space="preserve">功能：Home 显示用户名（读 Pinia `userStore.userInfo.username`）；踩坑：变量名 `store` vs 模板 `userStore`、误用 `useUserStore.xxx`（函数不是实例）、误以为要用 `res.data.data`。  </w:t>
+      </w:r>
+    </w:p>
+    <w:p>
+      <w:pPr>
+        <w:pStyle w:val="ListNumber"/>
+      </w:pPr>
+      <w:r>
+        <w:rPr>
+          <w:rFonts w:ascii="Microsoft YaHei" w:hAnsi="Microsoft YaHei" w:eastAsia="Microsoft YaHei"/>
+          <w:b w:val="0"/>
+          <w:sz w:val="22"/>
+        </w:rPr>
+        <w:t xml:space="preserve">精读 `store/user.js`：仓名 `'user'` ≠ stu1；stu1 是仓里的货；`useUserStore` 是钥匙，`useUserStore()` 才是仓。  </w:t>
+      </w:r>
+    </w:p>
+    <w:p>
+      <w:pPr>
+        <w:pStyle w:val="ListNumber"/>
+      </w:pPr>
+      <w:r>
+        <w:rPr>
+          <w:rFonts w:ascii="Microsoft YaHei" w:hAnsi="Microsoft YaHei" w:eastAsia="Microsoft YaHei"/>
+          <w:b w:val="0"/>
+          <w:sz w:val="22"/>
+        </w:rPr>
+        <w:t xml:space="preserve">为好懂：store 改成 `setupUserStore` 函数 + `defineStore('user', setupUserStore)`（行为不变）。  </w:t>
+      </w:r>
+    </w:p>
+    <w:p>
+      <w:pPr>
+        <w:pStyle w:val="ListNumber"/>
+      </w:pPr>
+      <w:r>
+        <w:rPr>
+          <w:rFonts w:ascii="Microsoft YaHei" w:hAnsi="Microsoft YaHei" w:eastAsia="Microsoft YaHei"/>
+          <w:b w:val="0"/>
+          <w:sz w:val="22"/>
+        </w:rPr>
+        <w:t xml:space="preserve">用模拟数据走通：Login.onLogin → auth.login → axios → 后端 login → pymysql → 同函数内比密码 → jwt.encode → setLogin → Home。  </w:t>
+      </w:r>
+    </w:p>
+    <w:p>
+      <w:pPr>
+        <w:pStyle w:val="ListNumber"/>
+      </w:pPr>
+      <w:r>
+        <w:rPr>
+          <w:rFonts w:ascii="Microsoft YaHei" w:hAnsi="Microsoft YaHei" w:eastAsia="Microsoft YaHei"/>
+          <w:b w:val="0"/>
+          <w:sz w:val="22"/>
+        </w:rPr>
+        <w:t>搞清：前后端靠 HTTP；uvicorn 在 8080 听；`python -m uvicorn main:app --reload --port 8080` 各段含义；`main:app` 的 `app` 须与变量名一致。</w:t>
+      </w:r>
+    </w:p>
+    <w:p>
+      <w:pPr>
+        <w:spacing w:after="160" w:line="276" w:lineRule="auto"/>
+      </w:pPr>
+      <w:r>
+        <w:rPr>
+          <w:rFonts w:ascii="Microsoft YaHei" w:hAnsi="Microsoft YaHei" w:eastAsia="Microsoft YaHei"/>
+          <w:b/>
+          <w:sz w:val="28"/>
+        </w:rPr>
+        <w:t>进度变化</w:t>
+      </w:r>
+    </w:p>
+    <w:p>
+      <w:pPr>
+        <w:pStyle w:val="ListBullet"/>
+      </w:pPr>
+      <w:r>
+        <w:rPr>
+          <w:rFonts w:ascii="Microsoft YaHei" w:hAnsi="Microsoft YaHei" w:eastAsia="Microsoft YaHei"/>
+          <w:b w:val="0"/>
+          <w:sz w:val="22"/>
+        </w:rPr>
+        <w:t xml:space="preserve">Home 占位 → 已显示欢迎 + username（T5 收尾小步完成）。  </w:t>
+      </w:r>
+    </w:p>
+    <w:p>
+      <w:pPr>
+        <w:pStyle w:val="ListBullet"/>
+      </w:pPr>
+      <w:r>
+        <w:rPr>
+          <w:rFonts w:ascii="Microsoft YaHei" w:hAnsi="Microsoft YaHei" w:eastAsia="Microsoft YaHei"/>
+          <w:b w:val="0"/>
+          <w:sz w:val="22"/>
+        </w:rPr>
+        <w:t>退出登录按钮：store 已有 `logout`，UI 未做。</w:t>
+      </w:r>
+    </w:p>
+    <w:p>
+      <w:pPr>
+        <w:spacing w:after="160" w:line="276" w:lineRule="auto"/>
+      </w:pPr>
+      <w:r>
+        <w:rPr>
+          <w:rFonts w:ascii="Microsoft YaHei" w:hAnsi="Microsoft YaHei" w:eastAsia="Microsoft YaHei"/>
+          <w:b/>
+          <w:sz w:val="28"/>
+        </w:rPr>
+        <w:t>时长与债</w:t>
+      </w:r>
+    </w:p>
+    <w:p>
+      <w:pPr>
+        <w:spacing w:after="120" w:line="276" w:lineRule="auto"/>
+      </w:pPr>
+      <w:r>
+        <w:rPr>
+          <w:rFonts w:ascii="Microsoft YaHei" w:hAnsi="Microsoft YaHei" w:eastAsia="Microsoft YaHei"/>
+          <w:b w:val="0"/>
+          <w:sz w:val="22"/>
+        </w:rPr>
+        <w:t>理解课 + 小功能；未还债。旧债仍约 4h15min（8/12 口径）。</w:t>
+      </w:r>
+    </w:p>
+    <w:p>
+      <w:pPr>
+        <w:spacing w:after="160" w:line="276" w:lineRule="auto"/>
+      </w:pPr>
+      <w:r>
+        <w:rPr>
+          <w:rFonts w:ascii="Microsoft YaHei" w:hAnsi="Microsoft YaHei" w:eastAsia="Microsoft YaHei"/>
+          <w:b/>
+          <w:sz w:val="28"/>
+        </w:rPr>
+        <w:t>下次从哪接着</w:t>
+      </w:r>
+    </w:p>
+    <w:p>
+      <w:pPr>
+        <w:pStyle w:val="ListNumber"/>
+      </w:pPr>
+      <w:r>
+        <w:rPr>
+          <w:rFonts w:ascii="Microsoft YaHei" w:hAnsi="Microsoft YaHei" w:eastAsia="Microsoft YaHei"/>
+          <w:b w:val="0"/>
+          <w:sz w:val="22"/>
+        </w:rPr>
+        <w:t xml:space="preserve">退出登录按钮（调 `userStore.logout` + 跳回 `/login`）；或  </w:t>
+      </w:r>
+    </w:p>
+    <w:p>
+      <w:pPr>
+        <w:pStyle w:val="ListNumber"/>
+      </w:pPr>
+      <w:r>
+        <w:rPr>
+          <w:rFonts w:ascii="Microsoft YaHei" w:hAnsi="Microsoft YaHei" w:eastAsia="Microsoft YaHei"/>
+          <w:b w:val="0"/>
+          <w:sz w:val="22"/>
+        </w:rPr>
+        <w:t xml:space="preserve">Git（T6）；或  </w:t>
+      </w:r>
+    </w:p>
+    <w:p>
+      <w:pPr>
+        <w:pStyle w:val="ListNumber"/>
+      </w:pPr>
+      <w:r>
+        <w:rPr>
+          <w:rFonts w:ascii="Microsoft YaHei" w:hAnsi="Microsoft YaHei" w:eastAsia="Microsoft YaHei"/>
+          <w:b w:val="0"/>
+          <w:sz w:val="22"/>
+        </w:rPr>
+        <w:t>继续提问巩固链路 / uvicorn。</w:t>
+      </w:r>
+    </w:p>
+    <w:p>
+      <w:pPr>
+        <w:spacing w:after="120" w:line="276" w:lineRule="auto"/>
+      </w:pPr>
+      <w:r>
+        <w:rPr>
+          <w:rFonts w:ascii="Microsoft YaHei" w:hAnsi="Microsoft YaHei" w:eastAsia="Microsoft YaHei"/>
+          <w:b w:val="0"/>
+          <w:sz w:val="22"/>
+        </w:rPr>
+        <w:t>口令：</w:t>
+      </w:r>
+    </w:p>
+    <w:p>
+      <w:pPr>
+        <w:spacing w:after="160"/>
+        <w:ind w:left="240"/>
+      </w:pPr>
+      <w:r>
+        <w:rPr>
+          <w:rFonts w:ascii="Consolas" w:hAnsi="Consolas" w:eastAsia="Microsoft YaHei"/>
+          <w:b w:val="0"/>
+          <w:sz w:val="18"/>
+        </w:rPr>
+        <w:t>onLogin → auth.login → 8080/login → 比密+encode → setLogin → Home 读 userStore</w:t>
+        <w:br/>
+        <w:t>uvicorn 听 8080；页面在 5173</w:t>
+      </w:r>
+    </w:p>
+    <w:p>
+      <w:pPr>
+        <w:spacing w:after="160" w:line="276" w:lineRule="auto"/>
+      </w:pPr>
+      <w:r>
+        <w:rPr>
+          <w:rFonts w:ascii="Microsoft YaHei" w:hAnsi="Microsoft YaHei" w:eastAsia="Microsoft YaHei"/>
+          <w:b w:val="0"/>
+          <w:sz w:val="20"/>
+        </w:rPr>
+        <w:t>————————</w:t>
+      </w:r>
+    </w:p>
+    <w:p>
+      <w:pPr>
+        <w:spacing w:after="200" w:line="276" w:lineRule="auto"/>
+      </w:pPr>
+      <w:r>
+        <w:rPr>
+          <w:rFonts w:ascii="Microsoft YaHei" w:hAnsi="Microsoft YaHei" w:eastAsia="Microsoft YaHei"/>
+          <w:b/>
+          <w:sz w:val="32"/>
+        </w:rPr>
+        <w:t>续写：2026-09-13 晚 ～ 09-14 凌晨（退出登录 + Git 入门半程）</w:t>
+      </w:r>
+    </w:p>
+    <w:p>
+      <w:pPr>
+        <w:spacing w:after="160" w:line="276" w:lineRule="auto"/>
+      </w:pPr>
+      <w:r>
+        <w:rPr>
+          <w:rFonts w:ascii="Microsoft YaHei" w:hAnsi="Microsoft YaHei" w:eastAsia="Microsoft YaHei"/>
+          <w:b/>
+          <w:sz w:val="28"/>
+        </w:rPr>
+        <w:t>今天做了什么</w:t>
+      </w:r>
+    </w:p>
+    <w:p>
+      <w:pPr>
+        <w:pStyle w:val="ListNumber"/>
+      </w:pPr>
+      <w:r>
+        <w:rPr>
+          <w:rFonts w:ascii="Microsoft YaHei" w:hAnsi="Microsoft YaHei" w:eastAsia="Microsoft YaHei"/>
+          <w:b w:val="0"/>
+          <w:sz w:val="22"/>
+        </w:rPr>
+        <w:t xml:space="preserve">问答巩固：setLogin 在浏览器、双 login、双 data、Bearer、守卫 vs 后端验票。  </w:t>
+      </w:r>
+    </w:p>
+    <w:p>
+      <w:pPr>
+        <w:pStyle w:val="ListNumber"/>
+      </w:pPr>
+      <w:r>
+        <w:rPr>
+          <w:rFonts w:ascii="Microsoft YaHei" w:hAnsi="Microsoft YaHei" w:eastAsia="Microsoft YaHei"/>
+          <w:b w:val="0"/>
+          <w:sz w:val="22"/>
+        </w:rPr>
+        <w:t xml:space="preserve">功能：Home 退出登录（`userStore.logout()` + `router.push('/login')`）；区分 `useRoute` / `useRouter`。  </w:t>
+      </w:r>
+    </w:p>
+    <w:p>
+      <w:pPr>
+        <w:pStyle w:val="ListNumber"/>
+      </w:pPr>
+      <w:r>
+        <w:rPr>
+          <w:rFonts w:ascii="Microsoft YaHei" w:hAnsi="Microsoft YaHei" w:eastAsia="Microsoft YaHei"/>
+          <w:b w:val="0"/>
+          <w:sz w:val="22"/>
+        </w:rPr>
+        <w:t xml:space="preserve">Git 科普：Git vs GitHub；安装 Git 到 `I:\Study\Git`。  </w:t>
+      </w:r>
+    </w:p>
+    <w:p>
+      <w:pPr>
+        <w:pStyle w:val="ListNumber"/>
+      </w:pPr>
+      <w:r>
+        <w:rPr>
+          <w:rFonts w:ascii="Microsoft YaHei" w:hAnsi="Microsoft YaHei" w:eastAsia="Microsoft YaHei"/>
+          <w:b w:val="0"/>
+          <w:sz w:val="22"/>
+        </w:rPr>
+        <w:t xml:space="preserve">配置：`user.name=志`，`user.email=1606472380a@gmail.com`。  </w:t>
+      </w:r>
+    </w:p>
+    <w:p>
+      <w:pPr>
+        <w:pStyle w:val="ListNumber"/>
+      </w:pPr>
+      <w:r>
+        <w:rPr>
+          <w:rFonts w:ascii="Microsoft YaHei" w:hAnsi="Microsoft YaHei" w:eastAsia="Microsoft YaHei"/>
+          <w:b w:val="0"/>
+          <w:sz w:val="22"/>
+        </w:rPr>
+        <w:t xml:space="preserve">修复用户 PATH 被清空（Python/Node/Git）；Cursor 终端 PATH 再写入。  </w:t>
+      </w:r>
+    </w:p>
+    <w:p>
+      <w:pPr>
+        <w:pStyle w:val="ListNumber"/>
+      </w:pPr>
+      <w:r>
+        <w:rPr>
+          <w:rFonts w:ascii="Microsoft YaHei" w:hAnsi="Microsoft YaHei" w:eastAsia="Microsoft YaHei"/>
+          <w:b w:val="0"/>
+          <w:sz w:val="22"/>
+        </w:rPr>
+        <w:t xml:space="preserve">`git init`：曾误在 `C:\Users\16064` 初始化（cmd 未 `cd /d`），已删；正确仓库在 `I:\EE （2）\.git`。  </w:t>
+      </w:r>
+    </w:p>
+    <w:p>
+      <w:pPr>
+        <w:pStyle w:val="ListNumber"/>
+      </w:pPr>
+      <w:r>
+        <w:rPr>
+          <w:rFonts w:ascii="Microsoft YaHei" w:hAnsi="Microsoft YaHei" w:eastAsia="Microsoft YaHei"/>
+          <w:b w:val="0"/>
+          <w:sz w:val="22"/>
+        </w:rPr>
+        <w:t xml:space="preserve">说明 cmd 要用 `cd /d` 换盘；已加 `safe.directory`。  </w:t>
+      </w:r>
+    </w:p>
+    <w:p>
+      <w:pPr>
+        <w:pStyle w:val="ListNumber"/>
+      </w:pPr>
+      <w:r>
+        <w:rPr>
+          <w:rFonts w:ascii="Microsoft YaHei" w:hAnsi="Microsoft YaHei" w:eastAsia="Microsoft YaHei"/>
+          <w:b w:val="0"/>
+          <w:sz w:val="22"/>
+        </w:rPr>
+        <w:t>未做：第一次 `add`/`commit`、GitHub `push`（收工前由 Agent 补了根目录 `.gitignore` 备下次用）。</w:t>
+      </w:r>
+    </w:p>
+    <w:p>
+      <w:pPr>
+        <w:spacing w:after="160" w:line="276" w:lineRule="auto"/>
+      </w:pPr>
+      <w:r>
+        <w:rPr>
+          <w:rFonts w:ascii="Microsoft YaHei" w:hAnsi="Microsoft YaHei" w:eastAsia="Microsoft YaHei"/>
+          <w:b/>
+          <w:sz w:val="28"/>
+        </w:rPr>
+        <w:t>进度</w:t>
+      </w:r>
+    </w:p>
+    <w:p>
+      <w:pPr>
+        <w:pStyle w:val="ListBullet"/>
+      </w:pPr>
+      <w:r>
+        <w:rPr>
+          <w:rFonts w:ascii="Microsoft YaHei" w:hAnsi="Microsoft YaHei" w:eastAsia="Microsoft YaHei"/>
+          <w:b w:val="0"/>
+          <w:sz w:val="22"/>
+        </w:rPr>
+        <w:t xml:space="preserve">退出登录 UI：已完成  </w:t>
+      </w:r>
+    </w:p>
+    <w:p>
+      <w:pPr>
+        <w:pStyle w:val="ListBullet"/>
+      </w:pPr>
+      <w:r>
+        <w:rPr>
+          <w:rFonts w:ascii="Microsoft YaHei" w:hAnsi="Microsoft YaHei" w:eastAsia="Microsoft YaHei"/>
+          <w:b w:val="0"/>
+          <w:sz w:val="22"/>
+        </w:rPr>
+        <w:t>Git：已安装 + 已 init + 已署名；尚未 commit</w:t>
+      </w:r>
+    </w:p>
+    <w:p>
+      <w:pPr>
+        <w:spacing w:after="160" w:line="276" w:lineRule="auto"/>
+      </w:pPr>
+      <w:r>
+        <w:rPr>
+          <w:rFonts w:ascii="Microsoft YaHei" w:hAnsi="Microsoft YaHei" w:eastAsia="Microsoft YaHei"/>
+          <w:b/>
+          <w:sz w:val="28"/>
+        </w:rPr>
+        <w:t>债</w:t>
+      </w:r>
+    </w:p>
+    <w:p>
+      <w:pPr>
+        <w:spacing w:after="120" w:line="276" w:lineRule="auto"/>
+      </w:pPr>
+      <w:r>
+        <w:rPr>
+          <w:rFonts w:ascii="Microsoft YaHei" w:hAnsi="Microsoft YaHei" w:eastAsia="Microsoft YaHei"/>
+          <w:b w:val="0"/>
+          <w:sz w:val="22"/>
+        </w:rPr>
+        <w:t>仍约 4h15min（8/12 口径）；本日空窗规则不变。</w:t>
+      </w:r>
+    </w:p>
+    <w:p>
+      <w:pPr>
+        <w:spacing w:after="160" w:line="276" w:lineRule="auto"/>
+      </w:pPr>
+      <w:r>
+        <w:rPr>
+          <w:rFonts w:ascii="Microsoft YaHei" w:hAnsi="Microsoft YaHei" w:eastAsia="Microsoft YaHei"/>
+          <w:b/>
+          <w:sz w:val="28"/>
+        </w:rPr>
+        <w:t>下次从哪接着</w:t>
+      </w:r>
+    </w:p>
+    <w:p>
+      <w:pPr>
+        <w:pStyle w:val="ListNumber"/>
+      </w:pPr>
+      <w:r>
+        <w:rPr>
+          <w:rFonts w:ascii="Microsoft YaHei" w:hAnsi="Microsoft YaHei" w:eastAsia="Microsoft YaHei"/>
+          <w:b w:val="0"/>
+          <w:sz w:val="22"/>
+        </w:rPr>
+        <w:t xml:space="preserve">确认 `.gitignore` → `git status` → `git add` → `git commit`（第一次快照）  </w:t>
+      </w:r>
+    </w:p>
+    <w:p>
+      <w:pPr>
+        <w:pStyle w:val="ListNumber"/>
+      </w:pPr>
+      <w:r>
+        <w:rPr>
+          <w:rFonts w:ascii="Microsoft YaHei" w:hAnsi="Microsoft YaHei" w:eastAsia="Microsoft YaHei"/>
+          <w:b w:val="0"/>
+          <w:sz w:val="22"/>
+        </w:rPr>
+        <w:t xml:space="preserve">可选：GitHub 建库 + `push`  </w:t>
+      </w:r>
+    </w:p>
+    <w:p>
+      <w:pPr>
+        <w:pStyle w:val="ListNumber"/>
+      </w:pPr>
+      <w:r>
+        <w:rPr>
+          <w:rFonts w:ascii="Microsoft YaHei" w:hAnsi="Microsoft YaHei" w:eastAsia="Microsoft YaHei"/>
+          <w:b w:val="0"/>
+          <w:sz w:val="22"/>
+        </w:rPr>
+        <w:t>或开选课业务（课程表）</w:t>
+      </w:r>
+    </w:p>
+    <w:p>
+      <w:pPr>
+        <w:spacing w:after="120" w:line="276" w:lineRule="auto"/>
+      </w:pPr>
+      <w:r>
+        <w:rPr>
+          <w:rFonts w:ascii="Microsoft YaHei" w:hAnsi="Microsoft YaHei" w:eastAsia="Microsoft YaHei"/>
+          <w:b w:val="0"/>
+          <w:sz w:val="22"/>
+        </w:rPr>
+        <w:t>口令：</w:t>
+      </w:r>
+    </w:p>
+    <w:p>
+      <w:pPr>
+        <w:spacing w:after="160"/>
+        <w:ind w:left="240"/>
+      </w:pPr>
+      <w:r>
+        <w:rPr>
+          <w:rFonts w:ascii="Consolas" w:hAnsi="Consolas" w:eastAsia="Microsoft YaHei"/>
+          <w:b w:val="0"/>
+          <w:sz w:val="18"/>
+        </w:rPr>
+        <w:t>cmd: cd /d "I:\EE （2）" → git status → add → commit</w:t>
+      </w:r>
+    </w:p>
+    <w:p>
+      <w:pPr>
+        <w:spacing w:after="160" w:line="276" w:lineRule="auto"/>
+      </w:pPr>
+      <w:r>
+        <w:rPr>
+          <w:rFonts w:ascii="Microsoft YaHei" w:hAnsi="Microsoft YaHei" w:eastAsia="Microsoft YaHei"/>
+          <w:b w:val="0"/>
+          <w:sz w:val="20"/>
+        </w:rPr>
+        <w:t>————————</w:t>
+      </w:r>
+    </w:p>
+    <w:p>
+      <w:pPr>
+        <w:spacing w:after="200" w:line="276" w:lineRule="auto"/>
+      </w:pPr>
+      <w:r>
+        <w:rPr>
+          <w:rFonts w:ascii="Microsoft YaHei" w:hAnsi="Microsoft YaHei" w:eastAsia="Microsoft YaHei"/>
+          <w:b/>
+          <w:sz w:val="32"/>
+        </w:rPr>
+        <w:t>续写：2026-09-19（T6 收尾 · 第一次 commit 落地）</w:t>
+      </w:r>
+    </w:p>
+    <w:p>
+      <w:pPr>
+        <w:spacing w:after="160" w:line="276" w:lineRule="auto"/>
+      </w:pPr>
+      <w:r>
+        <w:rPr>
+          <w:rFonts w:ascii="Microsoft YaHei" w:hAnsi="Microsoft YaHei" w:eastAsia="Microsoft YaHei"/>
+          <w:b/>
+          <w:sz w:val="28"/>
+        </w:rPr>
+        <w:t>背景</w:t>
+      </w:r>
+    </w:p>
+    <w:p>
+      <w:pPr>
+        <w:pStyle w:val="ListBullet"/>
+      </w:pPr>
+      <w:r>
+        <w:rPr>
+          <w:rFonts w:ascii="Microsoft YaHei" w:hAnsi="Microsoft YaHei" w:eastAsia="Microsoft YaHei"/>
+          <w:b w:val="0"/>
+          <w:sz w:val="22"/>
+        </w:rPr>
+        <w:t>距上次（9/13～9/14）隔了几天；期间只留着「Git 已 init、缺第一次 commit」这个尾巴。</w:t>
+      </w:r>
+    </w:p>
+    <w:p>
+      <w:pPr>
+        <w:pStyle w:val="ListBullet"/>
+      </w:pPr>
+      <w:r>
+        <w:rPr>
+          <w:rFonts w:ascii="Microsoft YaHei" w:hAnsi="Microsoft YaHei" w:eastAsia="Microsoft YaHei"/>
+          <w:b w:val="0"/>
+          <w:sz w:val="22"/>
+        </w:rPr>
+        <w:t>本日先做状态同步核对，再收 commit，属 T6 收尾。</w:t>
+      </w:r>
+    </w:p>
+    <w:p>
+      <w:pPr>
+        <w:spacing w:after="160" w:line="276" w:lineRule="auto"/>
+      </w:pPr>
+      <w:r>
+        <w:rPr>
+          <w:rFonts w:ascii="Microsoft YaHei" w:hAnsi="Microsoft YaHei" w:eastAsia="Microsoft YaHei"/>
+          <w:b/>
+          <w:sz w:val="28"/>
+        </w:rPr>
+        <w:t>今天做了什么</w:t>
+      </w:r>
+    </w:p>
+    <w:p>
+      <w:pPr>
+        <w:pStyle w:val="ListNumber"/>
+      </w:pPr>
+      <w:r>
+        <w:rPr>
+          <w:rFonts w:ascii="Microsoft YaHei" w:hAnsi="Microsoft YaHei" w:eastAsia="Microsoft YaHei"/>
+          <w:b w:val="0"/>
+          <w:sz w:val="22"/>
+        </w:rPr>
+        <w:t>状态核对：读交接手册 + 代码 + `git status`，确认「已 init、未 commit」属实（所有文件都是 `??`）。</w:t>
+      </w:r>
+    </w:p>
+    <w:p>
+      <w:pPr>
+        <w:pStyle w:val="ListNumber"/>
+      </w:pPr>
+      <w:r>
+        <w:rPr>
+          <w:rFonts w:ascii="Microsoft YaHei" w:hAnsi="Microsoft YaHei" w:eastAsia="Microsoft YaHei"/>
+          <w:b w:val="0"/>
+          <w:sz w:val="22"/>
+        </w:rPr>
+        <w:t>打通环境：DSH 的命令通道原先进不去 `I:\EE （2）`（`grantWrite` Win32 5 被拒）；放宽文件策略后命令可直接跑，无需逐条确认。</w:t>
+      </w:r>
+    </w:p>
+    <w:p>
+      <w:pPr>
+        <w:pStyle w:val="ListNumber"/>
+      </w:pPr>
+      <w:r>
+        <w:rPr>
+          <w:rFonts w:ascii="Microsoft YaHei" w:hAnsi="Microsoft YaHei" w:eastAsia="Microsoft YaHei"/>
+          <w:b w:val="0"/>
+          <w:sz w:val="22"/>
+        </w:rPr>
+        <w:t>T6 收尾：第一次 commit 完成（`36a8086`，38 文件、4107 行），提交信息「初始化：手敲版选课系统（登录鉴权前后端打通）」。</w:t>
+      </w:r>
+    </w:p>
+    <w:p>
+      <w:pPr>
+        <w:pStyle w:val="ListNumber"/>
+      </w:pPr>
+      <w:r>
+        <w:rPr>
+          <w:rFonts w:ascii="Microsoft YaHei" w:hAnsi="Microsoft YaHei" w:eastAsia="Microsoft YaHei"/>
+          <w:b w:val="0"/>
+          <w:sz w:val="22"/>
+        </w:rPr>
+        <w:t>`.gitignore` 验证生效：`node_modules` 未被跟踪、没入库；`git status` 已干净。</w:t>
+      </w:r>
+    </w:p>
+    <w:p>
+      <w:pPr>
+        <w:pStyle w:val="ListNumber"/>
+      </w:pPr>
+      <w:r>
+        <w:rPr>
+          <w:rFonts w:ascii="Microsoft YaHei" w:hAnsi="Microsoft YaHei" w:eastAsia="Microsoft YaHei"/>
+          <w:b w:val="0"/>
+          <w:sz w:val="22"/>
+        </w:rPr>
+        <w:t>收工同步：交接手册里 4 处过期处已改（"无 .git"、"未 commit"、日记续写日期、T6 状态），并新增「收工流程」一节。</w:t>
+      </w:r>
+    </w:p>
+    <w:p>
+      <w:pPr>
+        <w:spacing w:after="160" w:line="276" w:lineRule="auto"/>
+      </w:pPr>
+      <w:r>
+        <w:rPr>
+          <w:rFonts w:ascii="Microsoft YaHei" w:hAnsi="Microsoft YaHei" w:eastAsia="Microsoft YaHei"/>
+          <w:b/>
+          <w:sz w:val="28"/>
+        </w:rPr>
+        <w:t>今天想明白 / 仍易混</w:t>
+      </w:r>
+    </w:p>
+    <w:p>
+      <w:pPr>
+        <w:pStyle w:val="ListBullet"/>
+      </w:pPr>
+      <w:r>
+        <w:rPr>
+          <w:rFonts w:ascii="Microsoft YaHei" w:hAnsi="Microsoft YaHei" w:eastAsia="Microsoft YaHei"/>
+          <w:b w:val="0"/>
+          <w:sz w:val="22"/>
+        </w:rPr>
+        <w:t>想明白：`.gitignore` 的价值是在 add 之前拦掉依赖目录——不写的话一次 add 会把几千个 `node_modules` 文件塞进仓库，仓库直接废掉。</w:t>
+      </w:r>
+    </w:p>
+    <w:p>
+      <w:pPr>
+        <w:pStyle w:val="ListBullet"/>
+      </w:pPr>
+      <w:r>
+        <w:rPr>
+          <w:rFonts w:ascii="Microsoft YaHei" w:hAnsi="Microsoft YaHei" w:eastAsia="Microsoft YaHei"/>
+          <w:b w:val="0"/>
+          <w:sz w:val="22"/>
+        </w:rPr>
+        <w:t>想明白：`LF will be replaced by CRLF` 是 Windows 的正常提醒，不是错误；只是换行风格转换预告。</w:t>
+      </w:r>
+    </w:p>
+    <w:p>
+      <w:pPr>
+        <w:pStyle w:val="ListBullet"/>
+      </w:pPr>
+      <w:r>
+        <w:rPr>
+          <w:rFonts w:ascii="Microsoft YaHei" w:hAnsi="Microsoft YaHei" w:eastAsia="Microsoft YaHei"/>
+          <w:b w:val="0"/>
+          <w:sz w:val="22"/>
+        </w:rPr>
+        <w:t>想明白：接续点是先 `git add -A` 把改动放进暂存区，`git commit` 才落成一次快照；`git status` 是随时查状态。</w:t>
+      </w:r>
+    </w:p>
+    <w:p>
+      <w:pPr>
+        <w:pStyle w:val="ListBullet"/>
+      </w:pPr>
+      <w:r>
+        <w:rPr>
+          <w:rFonts w:ascii="Microsoft YaHei" w:hAnsi="Microsoft YaHei" w:eastAsia="Microsoft YaHei"/>
+          <w:b w:val="0"/>
+          <w:sz w:val="22"/>
+        </w:rPr>
+        <w:t>仍待消化（下次可抽问）：工作区 / 暂存区 / 仓库三者的区别；`root-commit` 是什么意思；为什么分支默认叫 `master`、和 `main` 差在哪。</w:t>
+      </w:r>
+    </w:p>
+    <w:p>
+      <w:pPr>
+        <w:spacing w:after="160" w:line="276" w:lineRule="auto"/>
+      </w:pPr>
+      <w:r>
+        <w:rPr>
+          <w:rFonts w:ascii="Microsoft YaHei" w:hAnsi="Microsoft YaHei" w:eastAsia="Microsoft YaHei"/>
+          <w:b/>
+          <w:sz w:val="28"/>
+        </w:rPr>
+        <w:t>进度变化</w:t>
+      </w:r>
+    </w:p>
+    <w:p>
+      <w:pPr>
+        <w:pStyle w:val="ListBullet"/>
+      </w:pPr>
+      <w:r>
+        <w:rPr>
+          <w:rFonts w:ascii="Microsoft YaHei" w:hAnsi="Microsoft YaHei" w:eastAsia="Microsoft YaHei"/>
+          <w:b w:val="0"/>
+          <w:sz w:val="22"/>
+        </w:rPr>
+        <w:t>Git：已 init + 已署名 + 已 `.gitignore` + 第一次 commit 完成 → T6 主体收工（仅剩可选 `push`）。</w:t>
+      </w:r>
+    </w:p>
+    <w:p>
+      <w:pPr>
+        <w:pStyle w:val="ListBullet"/>
+      </w:pPr>
+      <w:r>
+        <w:rPr>
+          <w:rFonts w:ascii="Microsoft YaHei" w:hAnsi="Microsoft YaHei" w:eastAsia="Microsoft YaHei"/>
+          <w:b w:val="0"/>
+          <w:sz w:val="22"/>
+        </w:rPr>
+        <w:t>退出登录 UI：已完成（9/13）。</w:t>
+      </w:r>
+    </w:p>
+    <w:p>
+      <w:pPr>
+        <w:pStyle w:val="ListBullet"/>
+      </w:pPr>
+      <w:r>
+        <w:rPr>
+          <w:rFonts w:ascii="Microsoft YaHei" w:hAnsi="Microsoft YaHei" w:eastAsia="Microsoft YaHei"/>
+          <w:b w:val="0"/>
+          <w:sz w:val="22"/>
+        </w:rPr>
+        <w:t>选课业务：仍未开始，T7 成为下一步。</w:t>
+      </w:r>
+    </w:p>
+    <w:p>
+      <w:pPr>
+        <w:spacing w:after="160" w:line="276" w:lineRule="auto"/>
+      </w:pPr>
+      <w:r>
+        <w:rPr>
+          <w:rFonts w:ascii="Microsoft YaHei" w:hAnsi="Microsoft YaHei" w:eastAsia="Microsoft YaHei"/>
+          <w:b/>
+          <w:sz w:val="28"/>
+        </w:rPr>
+        <w:t>时长与债</w:t>
+      </w:r>
+    </w:p>
+    <w:p>
+      <w:pPr>
+        <w:pStyle w:val="ListBullet"/>
+      </w:pPr>
+      <w:r>
+        <w:rPr>
+          <w:rFonts w:ascii="Microsoft YaHei" w:hAnsi="Microsoft YaHei" w:eastAsia="Microsoft YaHei"/>
+          <w:b w:val="0"/>
+          <w:sz w:val="22"/>
+        </w:rPr>
+        <w:t>本次为状态核对 + 收尾，未坐满整块学习时间；未记还债。</w:t>
+      </w:r>
+    </w:p>
+    <w:p>
+      <w:pPr>
+        <w:pStyle w:val="ListBullet"/>
+      </w:pPr>
+      <w:r>
+        <w:rPr>
+          <w:rFonts w:ascii="Microsoft YaHei" w:hAnsi="Microsoft YaHei" w:eastAsia="Microsoft YaHei"/>
+          <w:b w:val="0"/>
+          <w:sz w:val="22"/>
+        </w:rPr>
+        <w:t>债仍约 4h15min（8/12 口径），无变化。</w:t>
+      </w:r>
+    </w:p>
+    <w:p>
+      <w:pPr>
+        <w:spacing w:after="160" w:line="276" w:lineRule="auto"/>
+      </w:pPr>
+      <w:r>
+        <w:rPr>
+          <w:rFonts w:ascii="Microsoft YaHei" w:hAnsi="Microsoft YaHei" w:eastAsia="Microsoft YaHei"/>
+          <w:b/>
+          <w:sz w:val="28"/>
+        </w:rPr>
+        <w:t>下次从哪接着</w:t>
+      </w:r>
+    </w:p>
+    <w:p>
+      <w:pPr>
+        <w:pStyle w:val="ListNumber"/>
+      </w:pPr>
+      <w:r>
+        <w:rPr>
+          <w:rFonts w:ascii="Microsoft YaHei" w:hAnsi="Microsoft YaHei" w:eastAsia="Microsoft YaHei"/>
+          <w:b w:val="0"/>
+          <w:sz w:val="22"/>
+        </w:rPr>
+        <w:t xml:space="preserve">T7 课程列表前后端（当前最高优先级）；  </w:t>
+      </w:r>
+    </w:p>
+    <w:p>
+      <w:pPr>
+        <w:pStyle w:val="ListNumber"/>
+      </w:pPr>
+      <w:r>
+        <w:rPr>
+          <w:rFonts w:ascii="Microsoft YaHei" w:hAnsi="Microsoft YaHei" w:eastAsia="Microsoft YaHei"/>
+          <w:b w:val="0"/>
+          <w:sz w:val="22"/>
+        </w:rPr>
+        <w:t xml:space="preserve">或补 `backend\requirements.txt` 缺的 `cryptography`（PyJWT 走 HS256 需要）；  </w:t>
+      </w:r>
+    </w:p>
+    <w:p>
+      <w:pPr>
+        <w:pStyle w:val="ListNumber"/>
+      </w:pPr>
+      <w:r>
+        <w:rPr>
+          <w:rFonts w:ascii="Microsoft YaHei" w:hAnsi="Microsoft YaHei" w:eastAsia="Microsoft YaHei"/>
+          <w:b w:val="0"/>
+          <w:sz w:val="22"/>
+        </w:rPr>
+        <w:t xml:space="preserve">可选：分支 `master` → `main`、GitHub 建库 + `push`；  </w:t>
+      </w:r>
+    </w:p>
+    <w:p>
+      <w:pPr>
+        <w:pStyle w:val="ListNumber"/>
+      </w:pPr>
+      <w:r>
+        <w:rPr>
+          <w:rFonts w:ascii="Microsoft YaHei" w:hAnsi="Microsoft YaHei" w:eastAsia="Microsoft YaHei"/>
+          <w:b w:val="0"/>
+          <w:sz w:val="22"/>
+        </w:rPr>
+        <w:t>教学仍按老规矩：先讲清 + 提问检验，自己敲为主。</w:t>
+      </w:r>
+    </w:p>
+    <w:p>
+      <w:pPr>
+        <w:spacing w:after="120" w:line="276" w:lineRule="auto"/>
+      </w:pPr>
+      <w:r>
+        <w:rPr>
+          <w:rFonts w:ascii="Microsoft YaHei" w:hAnsi="Microsoft YaHei" w:eastAsia="Microsoft YaHei"/>
+          <w:b w:val="0"/>
+          <w:sz w:val="22"/>
+        </w:rPr>
+        <w:t>口令：</w:t>
+      </w:r>
+    </w:p>
+    <w:p>
+      <w:pPr>
+        <w:spacing w:after="160"/>
+        <w:ind w:left="240"/>
+      </w:pPr>
+      <w:r>
+        <w:rPr>
+          <w:rFonts w:ascii="Consolas" w:hAnsi="Consolas" w:eastAsia="Microsoft YaHei"/>
+          <w:b w:val="0"/>
+          <w:sz w:val="18"/>
+        </w:rPr>
+        <w:t>cd /d "I:\EE （2）" → git log --oneline → 下一次改动 → add → commit</w:t>
+        <w:br/>
+        <w:t>下一步业务：课程列表（T7）</w:t>
+      </w:r>
+    </w:p>
+    <w:p>
+      <w:pPr>
+        <w:spacing w:after="160" w:line="276" w:lineRule="auto"/>
+      </w:pPr>
+      <w:r>
+        <w:rPr>
+          <w:rFonts w:ascii="Microsoft YaHei" w:hAnsi="Microsoft YaHei" w:eastAsia="Microsoft YaHei"/>
+          <w:b w:val="0"/>
+          <w:sz w:val="20"/>
+        </w:rPr>
+        <w:t>————————</w:t>
+      </w:r>
+    </w:p>
+    <w:p>
+      <w:pPr>
+        <w:spacing w:after="120" w:line="276" w:lineRule="auto"/>
+      </w:pPr>
+      <w:r>
+        <w:rPr>
+          <w:rFonts w:ascii="Microsoft YaHei" w:hAnsi="Microsoft YaHei" w:eastAsia="Microsoft YaHei"/>
+          <w:b w:val="0"/>
+          <w:sz w:val="22"/>
+        </w:rPr>
+        <w:t>*最后更新：2026-09-19，T6 第一次 commit 落地 + 文档同步。*</w:t>
+      </w:r>
+    </w:p>
+    <w:p>
+      <w:pPr>
+        <w:spacing w:after="200" w:line="276" w:lineRule="auto"/>
+      </w:pPr>
+      <w:r>
+        <w:rPr>
+          <w:rFonts w:ascii="Microsoft YaHei" w:hAnsi="Microsoft YaHei" w:eastAsia="Microsoft YaHei"/>
+          <w:b/>
+          <w:sz w:val="32"/>
+        </w:rPr>
+        <w:t>第四部分：每日学习时间表与督学约定</w:t>
+      </w:r>
+    </w:p>
+    <w:p>
+      <w:pPr>
+        <w:spacing w:after="160" w:line="276" w:lineRule="auto"/>
+      </w:pPr>
+      <w:r>
+        <w:rPr>
+          <w:rFonts w:ascii="Microsoft YaHei" w:hAnsi="Microsoft YaHei" w:eastAsia="Microsoft YaHei"/>
+          <w:b w:val="0"/>
+          <w:sz w:val="20"/>
+        </w:rPr>
+        <w:t>————————</w:t>
+      </w:r>
+    </w:p>
+    <w:p>
+      <w:pPr>
+        <w:spacing w:after="120" w:line="276" w:lineRule="auto"/>
+      </w:pPr>
+      <w:r>
+        <w:rPr>
+          <w:rFonts w:ascii="Microsoft YaHei" w:hAnsi="Microsoft YaHei" w:eastAsia="Microsoft YaHei"/>
+          <w:b w:val="0"/>
+          <w:sz w:val="22"/>
+        </w:rPr>
+        <w:t>﻿# 每日学习时间表与督学约定（压力驱动版 · 以本人确认为准）</w:t>
+      </w:r>
+    </w:p>
+    <w:p>
+      <w:pPr>
+        <w:spacing w:after="120" w:line="276" w:lineRule="auto"/>
+      </w:pPr>
+      <w:r>
+        <w:rPr>
+          <w:rFonts w:ascii="Microsoft YaHei" w:hAnsi="Microsoft YaHei" w:eastAsia="Microsoft YaHei"/>
+          <w:b w:val="0"/>
+          <w:sz w:val="20"/>
+        </w:rPr>
+        <w:t>休息日以潘志坤口述为准（排班表仅参考）。</w:t>
+      </w:r>
+    </w:p>
+    <w:p>
+      <w:pPr>
+        <w:spacing w:after="120" w:line="276" w:lineRule="auto"/>
+      </w:pPr>
+      <w:r>
+        <w:rPr>
+          <w:rFonts w:ascii="Microsoft YaHei" w:hAnsi="Microsoft YaHei" w:eastAsia="Microsoft YaHei"/>
+          <w:b w:val="0"/>
+          <w:sz w:val="20"/>
+        </w:rPr>
+        <w:t>空窗先还债；对话开头可查岗，态度可严厉。</w:t>
+      </w:r>
+    </w:p>
+    <w:p>
+      <w:pPr>
+        <w:spacing w:after="160" w:line="276" w:lineRule="auto"/>
+      </w:pPr>
+      <w:r>
+        <w:rPr>
+          <w:rFonts w:ascii="Microsoft YaHei" w:hAnsi="Microsoft YaHei" w:eastAsia="Microsoft YaHei"/>
+          <w:b w:val="0"/>
+          <w:sz w:val="20"/>
+        </w:rPr>
+        <w:t>————————</w:t>
+      </w:r>
+    </w:p>
+    <w:p>
+      <w:pPr>
+        <w:spacing w:after="160" w:line="276" w:lineRule="auto"/>
+      </w:pPr>
+      <w:r>
+        <w:rPr>
+          <w:rFonts w:ascii="Microsoft YaHei" w:hAnsi="Microsoft YaHei" w:eastAsia="Microsoft YaHei"/>
+          <w:b/>
+          <w:sz w:val="28"/>
+        </w:rPr>
+        <w:t>一、2026 年 8 月休息日（本人确认）</w:t>
+      </w:r>
+    </w:p>
+    <w:p>
+      <w:pPr>
+        <w:spacing w:after="120" w:line="276" w:lineRule="auto"/>
+      </w:pPr>
+      <w:r>
+        <w:rPr>
+          <w:rFonts w:ascii="Microsoft YaHei" w:hAnsi="Microsoft YaHei" w:eastAsia="Microsoft YaHei"/>
+          <w:b w:val="0"/>
+          <w:sz w:val="22"/>
+        </w:rPr>
+        <w:t>休息（OFF）：6、7、12、14、19、21、27、28</w:t>
+      </w:r>
+    </w:p>
+    <w:p>
+      <w:pPr>
+        <w:spacing w:after="120" w:line="276" w:lineRule="auto"/>
+      </w:pPr>
+      <w:r>
+        <w:rPr>
+          <w:rFonts w:ascii="Microsoft YaHei" w:hAnsi="Microsoft YaHei" w:eastAsia="Microsoft YaHei"/>
+          <w:b w:val="0"/>
+          <w:sz w:val="22"/>
+        </w:rPr>
+        <w:t>即：</w:t>
+      </w:r>
+    </w:p>
+    <w:p>
+      <w:pPr>
+        <w:spacing w:after="40" w:line="276" w:lineRule="auto"/>
+      </w:pPr>
+      <w:r>
+        <w:rPr>
+          <w:rFonts w:ascii="Microsoft YaHei" w:hAnsi="Microsoft YaHei" w:eastAsia="Microsoft YaHei"/>
+          <w:b w:val="0"/>
+          <w:sz w:val="20"/>
+        </w:rPr>
+        <w:t>日期  |  星期（按 2026-08）</w:t>
+      </w:r>
+    </w:p>
+    <w:p>
+      <w:pPr>
+        <w:spacing w:after="40" w:line="276" w:lineRule="auto"/>
+      </w:pPr>
+      <w:r>
+        <w:rPr>
+          <w:rFonts w:ascii="Microsoft YaHei" w:hAnsi="Microsoft YaHei" w:eastAsia="Microsoft YaHei"/>
+          <w:b w:val="0"/>
+          <w:sz w:val="20"/>
+        </w:rPr>
+        <w:t>8/6  |  四</w:t>
+      </w:r>
+    </w:p>
+    <w:p>
+      <w:pPr>
+        <w:spacing w:after="40" w:line="276" w:lineRule="auto"/>
+      </w:pPr>
+      <w:r>
+        <w:rPr>
+          <w:rFonts w:ascii="Microsoft YaHei" w:hAnsi="Microsoft YaHei" w:eastAsia="Microsoft YaHei"/>
+          <w:b w:val="0"/>
+          <w:sz w:val="20"/>
+        </w:rPr>
+        <w:t>8/7  |  五</w:t>
+      </w:r>
+    </w:p>
+    <w:p>
+      <w:pPr>
+        <w:spacing w:after="40" w:line="276" w:lineRule="auto"/>
+      </w:pPr>
+      <w:r>
+        <w:rPr>
+          <w:rFonts w:ascii="Microsoft YaHei" w:hAnsi="Microsoft YaHei" w:eastAsia="Microsoft YaHei"/>
+          <w:b w:val="0"/>
+          <w:sz w:val="20"/>
+        </w:rPr>
+        <w:t>8/12  |  三</w:t>
+      </w:r>
+    </w:p>
+    <w:p>
+      <w:pPr>
+        <w:spacing w:after="40" w:line="276" w:lineRule="auto"/>
+      </w:pPr>
+      <w:r>
+        <w:rPr>
+          <w:rFonts w:ascii="Microsoft YaHei" w:hAnsi="Microsoft YaHei" w:eastAsia="Microsoft YaHei"/>
+          <w:b w:val="0"/>
+          <w:sz w:val="20"/>
+        </w:rPr>
+        <w:t>8/14  |  五</w:t>
+      </w:r>
+    </w:p>
+    <w:p>
+      <w:pPr>
+        <w:spacing w:after="40" w:line="276" w:lineRule="auto"/>
+      </w:pPr>
+      <w:r>
+        <w:rPr>
+          <w:rFonts w:ascii="Microsoft YaHei" w:hAnsi="Microsoft YaHei" w:eastAsia="Microsoft YaHei"/>
+          <w:b w:val="0"/>
+          <w:sz w:val="20"/>
+        </w:rPr>
+        <w:t>8/19  |  三</w:t>
+      </w:r>
+    </w:p>
+    <w:p>
+      <w:pPr>
+        <w:spacing w:after="40" w:line="276" w:lineRule="auto"/>
+      </w:pPr>
+      <w:r>
+        <w:rPr>
+          <w:rFonts w:ascii="Microsoft YaHei" w:hAnsi="Microsoft YaHei" w:eastAsia="Microsoft YaHei"/>
+          <w:b w:val="0"/>
+          <w:sz w:val="20"/>
+        </w:rPr>
+        <w:t>8/21  |  五</w:t>
+      </w:r>
+    </w:p>
+    <w:p>
+      <w:pPr>
+        <w:spacing w:after="40" w:line="276" w:lineRule="auto"/>
+      </w:pPr>
+      <w:r>
+        <w:rPr>
+          <w:rFonts w:ascii="Microsoft YaHei" w:hAnsi="Microsoft YaHei" w:eastAsia="Microsoft YaHei"/>
+          <w:b w:val="0"/>
+          <w:sz w:val="20"/>
+        </w:rPr>
+        <w:t>8/27  |  四</w:t>
+      </w:r>
+    </w:p>
+    <w:p>
+      <w:pPr>
+        <w:spacing w:after="40" w:line="276" w:lineRule="auto"/>
+      </w:pPr>
+      <w:r>
+        <w:rPr>
+          <w:rFonts w:ascii="Microsoft YaHei" w:hAnsi="Microsoft YaHei" w:eastAsia="Microsoft YaHei"/>
+          <w:b w:val="0"/>
+          <w:sz w:val="20"/>
+        </w:rPr>
+        <w:t>8/28  |  五</w:t>
+      </w:r>
+    </w:p>
+    <w:p>
+      <w:pPr>
+        <w:spacing w:after="120" w:line="276" w:lineRule="auto"/>
+      </w:pPr>
+      <w:r>
+        <w:rPr>
+          <w:rFonts w:ascii="Microsoft YaHei" w:hAnsi="Microsoft YaHei" w:eastAsia="Microsoft YaHei"/>
+          <w:b w:val="0"/>
+          <w:sz w:val="22"/>
+        </w:rPr>
+        <w:t>其余日期 = 上班日（含 8/8、8/9、8/10…）。</w:t>
+      </w:r>
+    </w:p>
+    <w:p>
+      <w:pPr>
+        <w:spacing w:after="120" w:line="276" w:lineRule="auto"/>
+      </w:pPr>
+      <w:r>
+        <w:rPr>
+          <w:rFonts w:ascii="Microsoft YaHei" w:hAnsi="Microsoft YaHei" w:eastAsia="Microsoft YaHei"/>
+          <w:b w:val="0"/>
+          <w:sz w:val="22"/>
+        </w:rPr>
+        <w:t>强度：</w:t>
+      </w:r>
+    </w:p>
+    <w:p>
+      <w:pPr>
+        <w:pStyle w:val="ListBullet"/>
+      </w:pPr>
+      <w:r>
+        <w:rPr>
+          <w:rFonts w:ascii="Microsoft YaHei" w:hAnsi="Microsoft YaHei" w:eastAsia="Microsoft YaHei"/>
+          <w:b w:val="0"/>
+          <w:sz w:val="22"/>
+        </w:rPr>
+        <w:t>上班日保底 1 小时（暂定；以后可改）</w:t>
+      </w:r>
+    </w:p>
+    <w:p>
+      <w:pPr>
+        <w:pStyle w:val="ListBullet"/>
+      </w:pPr>
+      <w:r>
+        <w:rPr>
+          <w:rFonts w:ascii="Microsoft YaHei" w:hAnsi="Microsoft YaHei" w:eastAsia="Microsoft YaHei"/>
+          <w:b w:val="0"/>
+          <w:sz w:val="22"/>
+        </w:rPr>
+        <w:t>休息日保底 2 小时（暂定）</w:t>
+      </w:r>
+    </w:p>
+    <w:p>
+      <w:pPr>
+        <w:spacing w:after="160" w:line="276" w:lineRule="auto"/>
+      </w:pPr>
+      <w:r>
+        <w:rPr>
+          <w:rFonts w:ascii="Microsoft YaHei" w:hAnsi="Microsoft YaHei" w:eastAsia="Microsoft YaHei"/>
+          <w:b w:val="0"/>
+          <w:sz w:val="20"/>
+        </w:rPr>
+        <w:t>————————</w:t>
+      </w:r>
+    </w:p>
+    <w:p>
+      <w:pPr>
+        <w:spacing w:after="160" w:line="276" w:lineRule="auto"/>
+      </w:pPr>
+      <w:r>
+        <w:rPr>
+          <w:rFonts w:ascii="Microsoft YaHei" w:hAnsi="Microsoft YaHei" w:eastAsia="Microsoft YaHei"/>
+          <w:b/>
+          <w:sz w:val="28"/>
+        </w:rPr>
+        <w:t>二、缺勤与还债</w:t>
+      </w:r>
+    </w:p>
+    <w:p>
+      <w:pPr>
+        <w:spacing w:after="40" w:line="276" w:lineRule="auto"/>
+      </w:pPr>
+      <w:r>
+        <w:rPr>
+          <w:rFonts w:ascii="Microsoft YaHei" w:hAnsi="Microsoft YaHei" w:eastAsia="Microsoft YaHei"/>
+          <w:b w:val="0"/>
+          <w:sz w:val="20"/>
+        </w:rPr>
+        <w:t>空窗类型  |  次日须还</w:t>
+      </w:r>
+    </w:p>
+    <w:p>
+      <w:pPr>
+        <w:spacing w:after="40" w:line="276" w:lineRule="auto"/>
+      </w:pPr>
+      <w:r>
+        <w:rPr>
+          <w:rFonts w:ascii="Microsoft YaHei" w:hAnsi="Microsoft YaHei" w:eastAsia="Microsoft YaHei"/>
+          <w:b w:val="0"/>
+          <w:sz w:val="20"/>
+        </w:rPr>
+        <w:t>上班日 0 学习  |  1 小时（与当日保底相同）</w:t>
+      </w:r>
+    </w:p>
+    <w:p>
+      <w:pPr>
+        <w:spacing w:after="40" w:line="276" w:lineRule="auto"/>
+      </w:pPr>
+      <w:r>
+        <w:rPr>
+          <w:rFonts w:ascii="Microsoft YaHei" w:hAnsi="Microsoft YaHei" w:eastAsia="Microsoft YaHei"/>
+          <w:b w:val="0"/>
+          <w:sz w:val="20"/>
+        </w:rPr>
+        <w:t>休息日 0 学习  |  2 小时</w:t>
+      </w:r>
+    </w:p>
+    <w:p>
+      <w:pPr>
+        <w:spacing w:after="40" w:line="276" w:lineRule="auto"/>
+      </w:pPr>
+      <w:r>
+        <w:rPr>
+          <w:rFonts w:ascii="Microsoft YaHei" w:hAnsi="Microsoft YaHei" w:eastAsia="Microsoft YaHei"/>
+          <w:b w:val="0"/>
+          <w:sz w:val="20"/>
+        </w:rPr>
+        <w:t>连续空 2 天  |  先写 200 字说明再继续教</w:t>
+      </w:r>
+    </w:p>
+    <w:p>
+      <w:pPr>
+        <w:spacing w:after="120" w:line="276" w:lineRule="auto"/>
+      </w:pPr>
+      <w:r>
+        <w:rPr>
+          <w:rFonts w:ascii="Microsoft YaHei" w:hAnsi="Microsoft YaHei" w:eastAsia="Microsoft YaHei"/>
+          <w:b w:val="0"/>
+          <w:sz w:val="22"/>
+        </w:rPr>
+        <w:t>还债优先于开新坑。</w:t>
+      </w:r>
+    </w:p>
+    <w:p>
+      <w:pPr>
+        <w:spacing w:after="160" w:line="276" w:lineRule="auto"/>
+      </w:pPr>
+      <w:r>
+        <w:rPr>
+          <w:rFonts w:ascii="Microsoft YaHei" w:hAnsi="Microsoft YaHei" w:eastAsia="Microsoft YaHei"/>
+          <w:b w:val="0"/>
+          <w:sz w:val="20"/>
+        </w:rPr>
+        <w:t>————————</w:t>
+      </w:r>
+    </w:p>
+    <w:p>
+      <w:pPr>
+        <w:spacing w:after="160" w:line="276" w:lineRule="auto"/>
+      </w:pPr>
+      <w:r>
+        <w:rPr>
+          <w:rFonts w:ascii="Microsoft YaHei" w:hAnsi="Microsoft YaHei" w:eastAsia="Microsoft YaHei"/>
+          <w:b/>
+          <w:sz w:val="28"/>
+        </w:rPr>
+        <w:t>三、已登记空窗与当前债（截至 8/8 凌晨）</w:t>
+      </w:r>
+    </w:p>
+    <w:p>
+      <w:pPr>
+        <w:spacing w:after="40" w:line="276" w:lineRule="auto"/>
+      </w:pPr>
+      <w:r>
+        <w:rPr>
+          <w:rFonts w:ascii="Microsoft YaHei" w:hAnsi="Microsoft YaHei" w:eastAsia="Microsoft YaHei"/>
+          <w:b w:val="0"/>
+          <w:sz w:val="20"/>
+        </w:rPr>
+        <w:t>日期  |  类型  |  情况  |  债</w:t>
+      </w:r>
+    </w:p>
+    <w:p>
+      <w:pPr>
+        <w:spacing w:after="40" w:line="276" w:lineRule="auto"/>
+      </w:pPr>
+      <w:r>
+        <w:rPr>
+          <w:rFonts w:ascii="Microsoft YaHei" w:hAnsi="Microsoft YaHei" w:eastAsia="Microsoft YaHei"/>
+          <w:b w:val="0"/>
+          <w:sz w:val="20"/>
+        </w:rPr>
+        <w:t>8/5  |  上班  |  完全没学  |  1 小时</w:t>
+      </w:r>
+    </w:p>
+    <w:p>
+      <w:pPr>
+        <w:spacing w:after="40" w:line="276" w:lineRule="auto"/>
+      </w:pPr>
+      <w:r>
+        <w:rPr>
+          <w:rFonts w:ascii="Microsoft YaHei" w:hAnsi="Microsoft YaHei" w:eastAsia="Microsoft YaHei"/>
+          <w:b w:val="0"/>
+          <w:sz w:val="20"/>
+        </w:rPr>
+        <w:t>8/6  |  休息  |  完全没学  |  2 小时</w:t>
+      </w:r>
+    </w:p>
+    <w:p>
+      <w:pPr>
+        <w:spacing w:after="40" w:line="276" w:lineRule="auto"/>
+      </w:pPr>
+      <w:r>
+        <w:rPr>
+          <w:rFonts w:ascii="Microsoft YaHei" w:hAnsi="Microsoft YaHei" w:eastAsia="Microsoft YaHei"/>
+          <w:b w:val="0"/>
+          <w:sz w:val="20"/>
+        </w:rPr>
+        <w:t>8/7  |  休息  |  有学；T1 壳基本完成；T2 重敲进行中  |  时长不欠；任务债转 T2 收尾</w:t>
+      </w:r>
+    </w:p>
+    <w:p>
+      <w:pPr>
+        <w:spacing w:after="120" w:line="276" w:lineRule="auto"/>
+      </w:pPr>
+      <w:r>
+        <w:rPr>
+          <w:rFonts w:ascii="Microsoft YaHei" w:hAnsi="Microsoft YaHei" w:eastAsia="Microsoft YaHei"/>
+          <w:b w:val="0"/>
+          <w:sz w:val="22"/>
+        </w:rPr>
+        <w:t xml:space="preserve">时长债合计：3 小时（摊还）  </w:t>
+      </w:r>
+    </w:p>
+    <w:p>
+      <w:pPr>
+        <w:spacing w:after="120" w:line="276" w:lineRule="auto"/>
+      </w:pPr>
+      <w:r>
+        <w:rPr>
+          <w:rFonts w:ascii="Microsoft YaHei" w:hAnsi="Microsoft YaHei" w:eastAsia="Microsoft YaHei"/>
+          <w:b w:val="0"/>
+          <w:sz w:val="22"/>
+        </w:rPr>
+        <w:t>任务：T2 重敲完成 → 再 T3</w:t>
+      </w:r>
+    </w:p>
+    <w:p>
+      <w:pPr>
+        <w:spacing w:after="120" w:line="276" w:lineRule="auto"/>
+      </w:pPr>
+      <w:r>
+        <w:rPr>
+          <w:rFonts w:ascii="Microsoft YaHei" w:hAnsi="Microsoft YaHei" w:eastAsia="Microsoft YaHei"/>
+          <w:b w:val="0"/>
+          <w:sz w:val="20"/>
+        </w:rPr>
+        <w:t>权威版本：以 Word《每日学习时间表与督学约定.docx》为准（与本 md 同步导出）。</w:t>
+      </w:r>
+    </w:p>
+    <w:p>
+      <w:pPr>
+        <w:spacing w:after="160" w:line="276" w:lineRule="auto"/>
+      </w:pPr>
+      <w:r>
+        <w:rPr>
+          <w:rFonts w:ascii="Microsoft YaHei" w:hAnsi="Microsoft YaHei" w:eastAsia="Microsoft YaHei"/>
+          <w:b w:val="0"/>
+          <w:sz w:val="20"/>
+        </w:rPr>
+        <w:t>————————</w:t>
+      </w:r>
+    </w:p>
+    <w:p>
+      <w:pPr>
+        <w:spacing w:after="160" w:line="276" w:lineRule="auto"/>
+      </w:pPr>
+      <w:r>
+        <w:rPr>
+          <w:rFonts w:ascii="Microsoft YaHei" w:hAnsi="Microsoft YaHei" w:eastAsia="Microsoft YaHei"/>
+          <w:b/>
+          <w:sz w:val="28"/>
+        </w:rPr>
+        <w:t>四、任务队列（顺序）</w:t>
+      </w:r>
+    </w:p>
+    <w:p>
+      <w:pPr>
+        <w:spacing w:after="40" w:line="276" w:lineRule="auto"/>
+      </w:pPr>
+      <w:r>
+        <w:rPr>
+          <w:rFonts w:ascii="Microsoft YaHei" w:hAnsi="Microsoft YaHei" w:eastAsia="Microsoft YaHei"/>
+          <w:b w:val="0"/>
+          <w:sz w:val="20"/>
+        </w:rPr>
+        <w:t>编号  |  任务  |  建议</w:t>
+      </w:r>
+    </w:p>
+    <w:p>
+      <w:pPr>
+        <w:spacing w:after="40" w:line="276" w:lineRule="auto"/>
+      </w:pPr>
+      <w:r>
+        <w:rPr>
+          <w:rFonts w:ascii="Microsoft YaHei" w:hAnsi="Microsoft YaHei" w:eastAsia="Microsoft YaHei"/>
+          <w:b w:val="0"/>
+          <w:sz w:val="20"/>
+        </w:rPr>
+        <w:t>T1  |  Vite 前端壳 + npm install  |  已完成（8/7）</w:t>
+      </w:r>
+    </w:p>
+    <w:p>
+      <w:pPr>
+        <w:spacing w:after="40" w:line="276" w:lineRule="auto"/>
+      </w:pPr>
+      <w:r>
+        <w:rPr>
+          <w:rFonts w:ascii="Microsoft YaHei" w:hAnsi="Microsoft YaHei" w:eastAsia="Microsoft YaHei"/>
+          <w:b w:val="0"/>
+          <w:sz w:val="20"/>
+        </w:rPr>
+        <w:t>T2  |  pinia + `store/user.js` setLogin（自己重敲）  |  进行中 → 8/8 必须收尾</w:t>
+      </w:r>
+    </w:p>
+    <w:p>
+      <w:pPr>
+        <w:spacing w:after="40" w:line="276" w:lineRule="auto"/>
+      </w:pPr>
+      <w:r>
+        <w:rPr>
+          <w:rFonts w:ascii="Microsoft YaHei" w:hAnsi="Microsoft YaHei" w:eastAsia="Microsoft YaHei"/>
+          <w:b w:val="0"/>
+          <w:sz w:val="20"/>
+        </w:rPr>
+        <w:t>T3  |  request.js 自动带 Bearer  |  上班日</w:t>
+      </w:r>
+    </w:p>
+    <w:p>
+      <w:pPr>
+        <w:spacing w:after="40" w:line="276" w:lineRule="auto"/>
+      </w:pPr>
+      <w:r>
+        <w:rPr>
+          <w:rFonts w:ascii="Microsoft YaHei" w:hAnsi="Microsoft YaHei" w:eastAsia="Microsoft YaHei"/>
+          <w:b w:val="0"/>
+          <w:sz w:val="20"/>
+        </w:rPr>
+        <w:t>T4  |  最小 Login 调 /login，token 进 localStorage  |  休息日做透</w:t>
+      </w:r>
+    </w:p>
+    <w:p>
+      <w:pPr>
+        <w:spacing w:after="40" w:line="276" w:lineRule="auto"/>
+      </w:pPr>
+      <w:r>
+        <w:rPr>
+          <w:rFonts w:ascii="Microsoft YaHei" w:hAnsi="Microsoft YaHei" w:eastAsia="Microsoft YaHei"/>
+          <w:b w:val="0"/>
+          <w:sz w:val="20"/>
+        </w:rPr>
+        <w:t>T5  |  role 跳转 + 路由守卫  |  上班日</w:t>
+      </w:r>
+    </w:p>
+    <w:p>
+      <w:pPr>
+        <w:spacing w:after="40" w:line="276" w:lineRule="auto"/>
+      </w:pPr>
+      <w:r>
+        <w:rPr>
+          <w:rFonts w:ascii="Microsoft YaHei" w:hAnsi="Microsoft YaHei" w:eastAsia="Microsoft YaHei"/>
+          <w:b w:val="0"/>
+          <w:sz w:val="20"/>
+        </w:rPr>
+        <w:t>T6  |  Git add/commit/push  |  8/14 前必须完成</w:t>
+      </w:r>
+    </w:p>
+    <w:p>
+      <w:pPr>
+        <w:spacing w:after="40" w:line="276" w:lineRule="auto"/>
+      </w:pPr>
+      <w:r>
+        <w:rPr>
+          <w:rFonts w:ascii="Microsoft YaHei" w:hAnsi="Microsoft YaHei" w:eastAsia="Microsoft YaHei"/>
+          <w:b w:val="0"/>
+          <w:sz w:val="20"/>
+        </w:rPr>
+        <w:t>T7  |  课程列表前后端  |  休息日</w:t>
+      </w:r>
+    </w:p>
+    <w:p>
+      <w:pPr>
+        <w:spacing w:after="40" w:line="276" w:lineRule="auto"/>
+      </w:pPr>
+      <w:r>
+        <w:rPr>
+          <w:rFonts w:ascii="Microsoft YaHei" w:hAnsi="Microsoft YaHei" w:eastAsia="Microsoft YaHei"/>
+          <w:b w:val="0"/>
+          <w:sz w:val="20"/>
+        </w:rPr>
+        <w:t>T8  |  选课前后端  |  休息日</w:t>
+      </w:r>
+    </w:p>
+    <w:p>
+      <w:pPr>
+        <w:spacing w:after="40" w:line="276" w:lineRule="auto"/>
+      </w:pPr>
+      <w:r>
+        <w:rPr>
+          <w:rFonts w:ascii="Microsoft YaHei" w:hAnsi="Microsoft YaHei" w:eastAsia="Microsoft YaHei"/>
+          <w:b w:val="0"/>
+          <w:sz w:val="20"/>
+        </w:rPr>
+        <w:t>T9  |  教师录成绩或管理一小块  |  休息日</w:t>
+      </w:r>
+    </w:p>
+    <w:p>
+      <w:pPr>
+        <w:spacing w:after="40" w:line="276" w:lineRule="auto"/>
+      </w:pPr>
+      <w:r>
+        <w:rPr>
+          <w:rFonts w:ascii="Microsoft YaHei" w:hAnsi="Microsoft YaHei" w:eastAsia="Microsoft YaHei"/>
+          <w:b w:val="0"/>
+          <w:sz w:val="20"/>
+        </w:rPr>
+        <w:t>T10  |  面试口述 + 简历 Demo  |  8/24～8/28 穿插</w:t>
+      </w:r>
+    </w:p>
+    <w:p>
+      <w:pPr>
+        <w:spacing w:after="120" w:line="276" w:lineRule="auto"/>
+      </w:pPr>
+      <w:r>
+        <w:rPr>
+          <w:rFonts w:ascii="Microsoft YaHei" w:hAnsi="Microsoft YaHei" w:eastAsia="Microsoft YaHei"/>
+          <w:b w:val="0"/>
+          <w:sz w:val="22"/>
+        </w:rPr>
+        <w:t>8/28 可投线检查： 登录+JWT+角色、前端存 token 并自动带、至少一条业务链、Git 三命令、SQL 注入能讲清。</w:t>
+      </w:r>
+    </w:p>
+    <w:p>
+      <w:pPr>
+        <w:spacing w:after="160" w:line="276" w:lineRule="auto"/>
+      </w:pPr>
+      <w:r>
+        <w:rPr>
+          <w:rFonts w:ascii="Microsoft YaHei" w:hAnsi="Microsoft YaHei" w:eastAsia="Microsoft YaHei"/>
+          <w:b w:val="0"/>
+          <w:sz w:val="20"/>
+        </w:rPr>
+        <w:t>————————</w:t>
+      </w:r>
+    </w:p>
+    <w:p>
+      <w:pPr>
+        <w:spacing w:after="160" w:line="276" w:lineRule="auto"/>
+      </w:pPr>
+      <w:r>
+        <w:rPr>
+          <w:rFonts w:ascii="Microsoft YaHei" w:hAnsi="Microsoft YaHei" w:eastAsia="Microsoft YaHei"/>
+          <w:b/>
+          <w:sz w:val="28"/>
+        </w:rPr>
         <w:t>五、近几天执行令</w:t>
       </w:r>
     </w:p>
@@ -4797,7 +9589,7 @@
           <w:b w:val="0"/>
           <w:sz w:val="20"/>
         </w:rPr>
-        <w:t>8/8  |  上班  |  当日 1 小时：完成 T2 重敲，启动 T3 request.js</w:t>
+        <w:t>8/8  |  上班  |  晚间已学：T2 完成、T3 request、auth.js；时长算履行当日 1h；债 3h 仍在摊还</w:t>
       </w:r>
     </w:p>
     <w:p>
@@ -4810,7 +9602,7 @@
           <w:b w:val="0"/>
           <w:sz w:val="20"/>
         </w:rPr>
-        <w:t>8/9～8/11  |  上班  |  各 1 小时；T3 + 摊还时长债；收工打卡</w:t>
+        <w:t>8/9  |  上班  |  axios/await 理解课；当日 1h 履行</w:t>
       </w:r>
     </w:p>
     <w:p>
@@ -4823,7 +9615,33 @@
           <w:b w:val="0"/>
           <w:sz w:val="20"/>
         </w:rPr>
-        <w:t>8/12  |  休息  |  ≥2 小时；清剩余时长债；推进 T4</w:t>
+        <w:t>8/10  |  上班·请假  |  打球请假 +1h 债；凌晨几分钟不记还债；债约 4h</w:t>
+      </w:r>
+    </w:p>
+    <w:p>
+      <w:pPr>
+        <w:spacing w:after="40" w:line="276" w:lineRule="auto"/>
+      </w:pPr>
+      <w:r>
+        <w:rPr>
+          <w:rFonts w:ascii="Microsoft YaHei" w:hAnsi="Microsoft YaHei" w:eastAsia="Microsoft YaHei"/>
+          <w:b w:val="0"/>
+          <w:sz w:val="20"/>
+        </w:rPr>
+        <w:t>8/11  |  上班  |  补做：T4 登录通（CORS + localStorage）；约 45min，欠 15min（并入时长债）；债约 4h15min</w:t>
+      </w:r>
+    </w:p>
+    <w:p>
+      <w:pPr>
+        <w:spacing w:after="40" w:line="276" w:lineRule="auto"/>
+      </w:pPr>
+      <w:r>
+        <w:rPr>
+          <w:rFonts w:ascii="Microsoft YaHei" w:hAnsi="Microsoft YaHei" w:eastAsia="Microsoft YaHei"/>
+          <w:b w:val="0"/>
+          <w:sz w:val="20"/>
+        </w:rPr>
+        <w:t>8/12  |  休息  |  T4 msg + T5 路由/守卫 + Login 复盘（v-model/v-bind/ref）；本人确认 满 2h；旧债约 4h15min 未还</w:t>
       </w:r>
     </w:p>
     <w:p>

--- a/docs/学习总结完整版.docx
+++ b/docs/学习总结完整版.docx
@@ -232,7 +232,7 @@
           <w:b w:val="0"/>
           <w:sz w:val="22"/>
         </w:rPr>
-        <w:t xml:space="preserve">方向：Python 后端实习；先搞通前后端 + 数据库，再加深 Python。  </w:t>
+        <w:t>方向：Python 后端实习；先搞通前后端 + 数据库，再加深 Python。身份：大四在校生，2026 年正在找工作——这个项目是他的简历项目 / 面试素材，不是纯练手。</w:t>
       </w:r>
     </w:p>
     <w:p>
@@ -363,6 +363,16 @@
           <w:sz w:val="22"/>
         </w:rPr>
         <w:t xml:space="preserve">题要对准他现有薄弱点和本项目真实写法（勿按成品 I:\EE 的哈希等超前假设，除非在对比说明）。  </w:t>
+      </w:r>
+    </w:p>
+    <w:p>
+      <w:r>
+        <w:rPr>
+          <w:rFonts w:ascii="Microsoft YaHei" w:hAnsi="Microsoft YaHei" w:eastAsia="Microsoft YaHei"/>
+          <w:b w:val="0"/>
+          <w:sz w:val="22"/>
+        </w:rPr>
+        <w:t>面试口径优先（本人 2026-09-20 明确要求）：讲每个知识点时，凡是实习/面试高频的，就直接标出来「这个面试会问」，并给出可背诵的答法。他没写到的、或答偏的，主动补上。目标是：项目里的东西都能在面试里讲清楚。</w:t>
       </w:r>
     </w:p>
     <w:p>
@@ -1840,7 +1850,7 @@
           <w:b w:val="0"/>
           <w:sz w:val="22"/>
         </w:rPr>
-        <w:t>T10  |  面试口述 + 简历 Demo  |  穿插；主链路口述已有基础</w:t>
+        <w:t>T10  |  面试口述 + 简历 Demo  |  贯穿全程：每学一块就补面试答法（已被本人定为硬要求）</w:t>
       </w:r>
     </w:p>
     <w:p>
@@ -2031,6 +2041,86 @@
           <w:sz w:val="22"/>
         </w:rPr>
         <w:t>⑥ 数据库有两套，别连错：项目用 Wamp MariaDB 3306（有 course_selection）；Wamp 另有一个 MySQL 8 在 3308，那上面没有这个库。连错会以为「库丢了」。</w:t>
+      </w:r>
+    </w:p>
+    <w:p>
+      <w:r>
+        <w:rPr>
+          <w:rFonts w:ascii="Microsoft YaHei" w:hAnsi="Microsoft YaHei" w:eastAsia="Microsoft YaHei"/>
+          <w:b w:val="0"/>
+          <w:sz w:val="22"/>
+        </w:rPr>
+        <w:t>13. 面试题库（边学边攒，面试前直接背）</w:t>
+      </w:r>
+    </w:p>
+    <w:p>
+      <w:r>
+        <w:rPr>
+          <w:rFonts w:ascii="Microsoft YaHei" w:hAnsi="Microsoft YaHei" w:eastAsia="Microsoft YaHei"/>
+          <w:b w:val="0"/>
+          <w:sz w:val="22"/>
+        </w:rPr>
+        <w:t>为什么前端不直连数据库？ ① 前端代码用户全可见（F12 就能翻），放数据库账号等于公开；② 后端是唯一能做校验/鉴权的地方——角色权限（403）、数据校验、防注入都只能在后端落地；③ 前后端分离便于分工与迭代。</w:t>
+      </w:r>
+    </w:p>
+    <w:p>
+      <w:r>
+        <w:rPr>
+          <w:rFonts w:ascii="Microsoft YaHei" w:hAnsi="Microsoft YaHei" w:eastAsia="Microsoft YaHei"/>
+          <w:b w:val="0"/>
+          <w:sz w:val="22"/>
+        </w:rPr>
+        <w:t>什么是 SQL 注入？怎么防？ 拼接用户输入会让输入变成 SQL 语法；例如用户名传 `stu1' OR '1'='1` 会破坏引号配对、让条件失效。防法：一律参数化，`execute('... where username=%s', [username])`——占位符是模板，值只当数据不当语法。</w:t>
+      </w:r>
+    </w:p>
+    <w:p>
+      <w:r>
+        <w:rPr>
+          <w:rFonts w:ascii="Microsoft YaHei" w:hAnsi="Microsoft YaHei" w:eastAsia="Microsoft YaHei"/>
+          <w:b w:val="0"/>
+          <w:sz w:val="22"/>
+        </w:rPr>
+        <w:t>401 和 403 的区别？ 401 = 没票或票无效（未认证）；403 = 有票但角色/权限不够（已认证未授权）。本项目 `/me` 用 401、`/student-home` 用 403。</w:t>
+      </w:r>
+    </w:p>
+    <w:p>
+      <w:r>
+        <w:rPr>
+          <w:rFonts w:ascii="Microsoft YaHei" w:hAnsi="Microsoft YaHei" w:eastAsia="Microsoft YaHei"/>
+          <w:b w:val="0"/>
+          <w:sz w:val="22"/>
+        </w:rPr>
+        <w:t>JWT 是什么？ 登录成功后后端用密钥 `encode` 签发的凭证（payload 里有 user_id/username/role/exp）；受保护接口从 `Authorization: Bearer &lt;token&gt;` 取出、`decode` 验签。HS256 是签名不是加密——payload 是可读的，别放敏感信息。</w:t>
+      </w:r>
+    </w:p>
+    <w:p>
+      <w:r>
+        <w:rPr>
+          <w:rFonts w:ascii="Microsoft YaHei" w:hAnsi="Microsoft YaHei" w:eastAsia="Microsoft YaHei"/>
+          <w:b w:val="0"/>
+          <w:sz w:val="22"/>
+        </w:rPr>
+        <w:t>为什么用 token 不用 session？ 无状态、服务端不用存会话、天然适合前后端分离与多端（小程序/App）；代价是注销与踢人不好做，需靠过期时间或黑名单。</w:t>
+      </w:r>
+    </w:p>
+    <w:p>
+      <w:r>
+        <w:rPr>
+          <w:rFonts w:ascii="Microsoft YaHei" w:hAnsi="Microsoft YaHei" w:eastAsia="Microsoft YaHei"/>
+          <w:b w:val="0"/>
+          <w:sz w:val="22"/>
+        </w:rPr>
+        <w:t>密码为什么不能明文存？ 库被拖走等于所有密码泄露；且用户常复用密码。正确做法是加盐哈希（bcrypt/argon2）不可逆比对。本项目目前仍是明文，是学习阶段的简化，被问到要主动说明并说清正确做法。</w:t>
+      </w:r>
+    </w:p>
+    <w:p>
+      <w:r>
+        <w:rPr>
+          <w:rFonts w:ascii="Microsoft YaHei" w:hAnsi="Microsoft YaHei" w:eastAsia="Microsoft YaHei"/>
+          <w:b w:val="0"/>
+          <w:sz w:val="22"/>
+        </w:rPr>
+        <w:t>前端拿到 token 存哪？ 本项目存 Pinia + localStorage（刷新不丢）；localStorage 有 XSS 读取风险，更稳的是 httpOnly Cookie（但要处理 CSRF）。</w:t>
       </w:r>
     </w:p>
     <w:p>

--- a/docs/学习总结完整版.docx
+++ b/docs/学习总结完整版.docx
@@ -232,7 +232,7 @@
           <w:b w:val="0"/>
           <w:sz w:val="22"/>
         </w:rPr>
-        <w:t>方向：Python 后端实习；先搞通前后端 + 数据库，再加深 Python。身份：大四在校生，2026 年正在找工作——这个项目是他的简历项目 / 面试素材，不是纯练手。</w:t>
+        <w:t>方向：Python 后端实习；先搞通前后端 + 数据库，再加深 Python。身份：大四在校生，2026 年正在找工作——这个项目既是简历/面试素材，也承担学习功能：他是在做项目的过程中补 Python 和 Web 开发的。</w:t>
       </w:r>
     </w:p>
     <w:p>
@@ -243,6 +243,16 @@
           <w:sz w:val="22"/>
         </w:rPr>
         <w:t xml:space="preserve">做法：在 I:\EE （2） 从零手敲；可参考 I:\EE 成品，但本目录是练习版。  </w:t>
+      </w:r>
+    </w:p>
+    <w:p>
+      <w:r>
+        <w:rPr>
+          <w:rFonts w:ascii="Microsoft YaHei" w:hAnsi="Microsoft YaHei" w:eastAsia="Microsoft YaHei"/>
+          <w:b w:val="0"/>
+          <w:sz w:val="22"/>
+        </w:rPr>
+        <w:t>Python 起点（本人 2026-09-20 说明 · 教学前必看）：开始这个项目之前，他的 Python 只到学校教的水平——函数、列表/字典/元组、if/for 这些；没有系统学过文件读写、异常处理、类与对象、装饰器、生成器、虚拟环境、包管理、异步。所以本项目里出现的 Python 概念（import、def、return、try/except/finally、with、@app.get 装饰器、字典取值）都是边用边学的，不是复习。讲到时要先问「这个你学过吗」，没学过就当场补一小段，别默认他会；他会主动说「这个我不懂」，那是正常的，不要当成他不用心。</w:t>
       </w:r>
     </w:p>
     <w:p>

--- a/docs/学习总结完整版.docx
+++ b/docs/学习总结完整版.docx
@@ -1440,7 +1440,7 @@
           <w:b w:val="0"/>
           <w:sz w:val="22"/>
         </w:rPr>
-        <w:t xml:space="preserve">课程列表 / 选课（原 T7/T8）← 当前最高优先级。  </w:t>
+        <w:t>课程列表 / 选课（原 T7/T8）← 当前最高优先级。T7 第 1 小步（course 表设计）已于 2026-09-20 完成，下一步写建表 SQL。</w:t>
       </w:r>
     </w:p>
     <w:p>
@@ -1830,7 +1830,7 @@
           <w:b w:val="0"/>
           <w:sz w:val="22"/>
         </w:rPr>
-        <w:t>T7  |  课程列表  |  未做 ← 下一步</w:t>
+        <w:t>T7  |  课程列表  |  已起步（9/20）：course 表设计定稿；下一步写 sql/init.sql 建表语句并在 Workbench 执行</w:t>
       </w:r>
     </w:p>
     <w:p>
@@ -2460,7 +2460,7 @@
           <w:b w:val="0"/>
           <w:sz w:val="22"/>
         </w:rPr>
-        <w:t xml:space="preserve">课程列表（T7） ← 当前最高优先级  </w:t>
+        <w:t>课程列表（T7）← 当前最高优先级；已起步：course 表设计定稿（2026-09-20），下一步写建表 SQL 并执行</w:t>
       </w:r>
     </w:p>
     <w:p>
@@ -3458,7 +3458,7 @@
           <w:b w:val="0"/>
           <w:sz w:val="22"/>
         </w:rPr>
-        <w:t>*最后更新：2026-09-19，T6 第一次 commit 落地；进度表已按代码校正（旧版"前端登录没做/角色校验未做"已作废）。*</w:t>
+        <w:t>*最后更新：2026-09-20，T7 起步（course 表设计定稿）；T6 第一次 commit 已于 9/19 落地。*</w:t>
       </w:r>
     </w:p>
     <w:p>
@@ -6980,7 +6980,357 @@
           <w:b w:val="0"/>
           <w:sz w:val="22"/>
         </w:rPr>
-        <w:t>*最后更新：2026-09-19，T6 第一次 commit 落地 + 文档同步。*</w:t>
+        <w:t>————————————————</w:t>
+      </w:r>
+    </w:p>
+    <w:p>
+      <w:r>
+        <w:rPr>
+          <w:rFonts w:ascii="Microsoft YaHei" w:hAnsi="Microsoft YaHei" w:eastAsia="Microsoft YaHei"/>
+          <w:b w:val="0"/>
+          <w:sz w:val="22"/>
+        </w:rPr>
+        <w:t>续写：2026-09-20（T7 起步 · 数据库概念课，未写新代码）</w:t>
+      </w:r>
+    </w:p>
+    <w:p>
+      <w:r>
+        <w:rPr>
+          <w:rFonts w:ascii="Microsoft YaHei" w:hAnsi="Microsoft YaHei" w:eastAsia="Microsoft YaHei"/>
+          <w:b w:val="0"/>
+          <w:sz w:val="22"/>
+        </w:rPr>
+        <w:t>今天做了什么</w:t>
+      </w:r>
+    </w:p>
+    <w:p>
+      <w:r>
+        <w:rPr>
+          <w:rFonts w:ascii="Microsoft YaHei" w:hAnsi="Microsoft YaHei" w:eastAsia="Microsoft YaHei"/>
+          <w:b w:val="0"/>
+          <w:sz w:val="22"/>
+        </w:rPr>
+        <w:t>复习检验（凭记忆答，未翻代码）：登录链路（前端 5173 → 后端 8080 → 查库 → JWT → 存 Pinia + localStorage）、为什么前端不直连数据库、SQL 怎么防注入。骨架答对，三处被纠正（见下）。</w:t>
+      </w:r>
+    </w:p>
+    <w:p>
+      <w:r>
+        <w:rPr>
+          <w:rFonts w:ascii="Microsoft YaHei" w:hAnsi="Microsoft YaHei" w:eastAsia="Microsoft YaHei"/>
+          <w:b w:val="0"/>
+          <w:sz w:val="22"/>
+        </w:rPr>
+        <w:t>纠正 1：账号密码不是存进一个字段，是两个独立参数 username / password；传法是 query 参数（POST /login?username=..&amp;password=..，axios 用 params 传），不是 JSON 请求体。</w:t>
+      </w:r>
+    </w:p>
+    <w:p>
+      <w:r>
+        <w:rPr>
+          <w:rFonts w:ascii="Microsoft YaHei" w:hAnsi="Microsoft YaHei" w:eastAsia="Microsoft YaHei"/>
+          <w:b w:val="0"/>
+          <w:sz w:val="22"/>
+        </w:rPr>
+        <w:t>纠正 2：点按钮调的是 onLogin，onLogin 里面才调 api 的 login——两个函数，名字像但不是一回事（与 useUserStore / useUserStore() 同类坑）。</w:t>
+      </w:r>
+    </w:p>
+    <w:p>
+      <w:r>
+        <w:rPr>
+          <w:rFonts w:ascii="Microsoft YaHei" w:hAnsi="Microsoft YaHei" w:eastAsia="Microsoft YaHei"/>
+          <w:b w:val="0"/>
+          <w:sz w:val="22"/>
+        </w:rPr>
+        <w:t>纠正 3：SQL 里 where 是筛选留下哪一行，select 是从留下的行里取哪些列；两者分工不同。写了 where 才知道查谁，但要把 password / role 取回来才能验密和发权限。</w:t>
+      </w:r>
+    </w:p>
+    <w:p>
+      <w:r>
+        <w:rPr>
+          <w:rFonts w:ascii="Microsoft YaHei" w:hAnsi="Microsoft YaHei" w:eastAsia="Microsoft YaHei"/>
+          <w:b w:val="0"/>
+          <w:sz w:val="22"/>
+        </w:rPr>
+        <w:t>搞懂：漏写 where 会变成 from username=%s（把值当表名）→ 语法错；user 是 MySQL 保留字，必须用反引号包起来。</w:t>
+      </w:r>
+    </w:p>
+    <w:p>
+      <w:r>
+        <w:rPr>
+          <w:rFonts w:ascii="Microsoft YaHei" w:hAnsi="Microsoft YaHei" w:eastAsia="Microsoft YaHei"/>
+          <w:b w:val="0"/>
+          <w:sz w:val="22"/>
+        </w:rPr>
+        <w:t>搞懂：关系型数据库本质就是一张张表（行 = 记录、列 = 字段），关联才是关键——主键唯一认出一行，外键存别人表的主键来指向它。</w:t>
+      </w:r>
+    </w:p>
+    <w:p>
+      <w:r>
+        <w:rPr>
+          <w:rFonts w:ascii="Microsoft YaHei" w:hAnsi="Microsoft YaHei" w:eastAsia="Microsoft YaHei"/>
+          <w:b w:val="0"/>
+          <w:sz w:val="22"/>
+        </w:rPr>
+        <w:t>搞懂：多对多是记录之间的关系，不是表对表；一张学生表 + 一张课程表不够，必须加第三张关系表（谁选了什么），分别存两个 id。</w:t>
+      </w:r>
+    </w:p>
+    <w:p>
+      <w:r>
+        <w:rPr>
+          <w:rFonts w:ascii="Microsoft YaHei" w:hAnsi="Microsoft YaHei" w:eastAsia="Microsoft YaHei"/>
+          <w:b w:val="0"/>
+          <w:sz w:val="22"/>
+        </w:rPr>
+        <w:t>搞懂三种关系与实现：一对一（任一方加唯一外键）、一对多（在多的一方加外键，如 course.teacher_id）、多对多（必须中间表）。判断标准：另一边是一个还是多个。</w:t>
+      </w:r>
+    </w:p>
+    <w:p>
+      <w:r>
+        <w:rPr>
+          <w:rFonts w:ascii="Microsoft YaHei" w:hAnsi="Microsoft YaHei" w:eastAsia="Microsoft YaHei"/>
+          <w:b w:val="0"/>
+          <w:sz w:val="22"/>
+        </w:rPr>
+        <w:t>搞懂：老师那栏存 teacher_id 不存名字——名字只该在 user 表存一份，避免重复、改名只改一处；代价是显示时要用 JOIN 再查名字。</w:t>
+      </w:r>
+    </w:p>
+    <w:p>
+      <w:r>
+        <w:rPr>
+          <w:rFonts w:ascii="Microsoft YaHei" w:hAnsi="Microsoft YaHei" w:eastAsia="Microsoft YaHei"/>
+          <w:b w:val="0"/>
+          <w:sz w:val="22"/>
+        </w:rPr>
+        <w:t>搞懂：学生不能放进 course 表；已选人数也不放（只存数字会丢掉是谁选的），真实人数永远靠去选课表里数。</w:t>
+      </w:r>
+    </w:p>
+    <w:p>
+      <w:r>
+        <w:rPr>
+          <w:rFonts w:ascii="Microsoft YaHei" w:hAnsi="Microsoft YaHei" w:eastAsia="Microsoft YaHei"/>
+          <w:b w:val="0"/>
+          <w:sz w:val="22"/>
+        </w:rPr>
+        <w:t>T7 表设计定稿（course 表字段）：id（主键自增）、course_name（课程名）、teacher_id（指向 user.id）、credit（学分）、capacity（容量）。</w:t>
+      </w:r>
+    </w:p>
+    <w:p>
+      <w:r>
+        <w:rPr>
+          <w:rFonts w:ascii="Microsoft YaHei" w:hAnsi="Microsoft YaHei" w:eastAsia="Microsoft YaHei"/>
+          <w:b w:val="0"/>
+          <w:sz w:val="22"/>
+        </w:rPr>
+        <w:t>类型定稿：course_name varchar(100)（变长，中文也算 1 个字符）；teacher_id int（必须与被指向的 user.id 完全一致）；credit decimal(3,1)（学分有 1.5 这种，不能用近似类型）；capacity int not null default 50。</w:t>
+      </w:r>
+    </w:p>
+    <w:p>
+      <w:r>
+        <w:rPr>
+          <w:rFonts w:ascii="Microsoft YaHei" w:hAnsi="Microsoft YaHei" w:eastAsia="Microsoft YaHei"/>
+          <w:b w:val="0"/>
+          <w:sz w:val="22"/>
+        </w:rPr>
+        <w:t>建表脚本策略（本人选定 A）：在 sql/init.sql 末尾追加 course 建表，不带 drop table；user 那两行原样不动。原因：整个文件跑一遍时 drop 是真删，会清空已有数据；为省一次手动删表冒丢数据的风险不值。</w:t>
+      </w:r>
+    </w:p>
+    <w:p>
+      <w:r>
+        <w:rPr>
+          <w:rFonts w:ascii="Microsoft YaHei" w:hAnsi="Microsoft YaHei" w:eastAsia="Microsoft YaHei"/>
+          <w:b w:val="0"/>
+          <w:sz w:val="22"/>
+        </w:rPr>
+        <w:t>今天想明白 / 仍易混</w:t>
+      </w:r>
+    </w:p>
+    <w:p>
+      <w:r>
+        <w:rPr>
+          <w:rFonts w:ascii="Microsoft YaHei" w:hAnsi="Microsoft YaHei" w:eastAsia="Microsoft YaHei"/>
+          <w:b w:val="0"/>
+          <w:sz w:val="22"/>
+        </w:rPr>
+        <w:t>想明白：select 和 where 是两件事——where 横着筛行（像 Excel 的筛选），select 竖着挑列（要看哪几列）。</w:t>
+      </w:r>
+    </w:p>
+    <w:p>
+      <w:r>
+        <w:rPr>
+          <w:rFonts w:ascii="Microsoft YaHei" w:hAnsi="Microsoft YaHei" w:eastAsia="Microsoft YaHei"/>
+          <w:b w:val="0"/>
+          <w:sz w:val="22"/>
+        </w:rPr>
+        <w:t>想明白：外键两边的类型必须一致（teacher_id 用 int 而不是字符串），否则关联不上。</w:t>
+      </w:r>
+    </w:p>
+    <w:p>
+      <w:r>
+        <w:rPr>
+          <w:rFonts w:ascii="Microsoft YaHei" w:hAnsi="Microsoft YaHei" w:eastAsia="Microsoft YaHei"/>
+          <w:b w:val="0"/>
+          <w:sz w:val="22"/>
+        </w:rPr>
+        <w:t>想明白：存小数不能用近似类型（float 二进制存不准，0.1 + 0.2 不等于 0.3）；金额、学分这类要精确的一律用 decimal。</w:t>
+      </w:r>
+    </w:p>
+    <w:p>
+      <w:r>
+        <w:rPr>
+          <w:rFonts w:ascii="Microsoft YaHei" w:hAnsi="Microsoft YaHei" w:eastAsia="Microsoft YaHei"/>
+          <w:b w:val="0"/>
+          <w:sz w:val="22"/>
+        </w:rPr>
+        <w:t>想明白：字段命名要带前缀避免撞车——course_name 而非 name；多表查询用别名 u.name / c.name 限定，DictCursor 下同名列还会互相覆盖。</w:t>
+      </w:r>
+    </w:p>
+    <w:p>
+      <w:r>
+        <w:rPr>
+          <w:rFonts w:ascii="Microsoft YaHei" w:hAnsi="Microsoft YaHei" w:eastAsia="Microsoft YaHei"/>
+          <w:b w:val="0"/>
+          <w:sz w:val="22"/>
+        </w:rPr>
+        <w:t>想明白：init.sql 里 drop table 是真删，执行整个文件会把已有数据清掉，表已存在就跳过是错觉。</w:t>
+      </w:r>
+    </w:p>
+    <w:p>
+      <w:r>
+        <w:rPr>
+          <w:rFonts w:ascii="Microsoft YaHei" w:hAnsi="Microsoft YaHei" w:eastAsia="Microsoft YaHei"/>
+          <w:b w:val="0"/>
+          <w:sz w:val="22"/>
+        </w:rPr>
+        <w:t>仍待消化（下次可抽问）：主键 / 外键与唯一索引的区别；char / varchar / text 怎么选；decimal 与 float 的取舍；JOIN 的具体写法（还没写过）。</w:t>
+      </w:r>
+    </w:p>
+    <w:p>
+      <w:r>
+        <w:rPr>
+          <w:rFonts w:ascii="Microsoft YaHei" w:hAnsi="Microsoft YaHei" w:eastAsia="Microsoft YaHei"/>
+          <w:b w:val="0"/>
+          <w:sz w:val="22"/>
+        </w:rPr>
+        <w:t>进度变化</w:t>
+      </w:r>
+    </w:p>
+    <w:p>
+      <w:r>
+        <w:rPr>
+          <w:rFonts w:ascii="Microsoft YaHei" w:hAnsi="Microsoft YaHei" w:eastAsia="Microsoft YaHei"/>
+          <w:b w:val="0"/>
+          <w:sz w:val="22"/>
+        </w:rPr>
+        <w:t>T7 课程列表：完成第 1 小步（表设计 + 类型定稿 + 建表脚本策略），SQL 尚未写进 init.sql、尚未在 Workbench 执行。</w:t>
+      </w:r>
+    </w:p>
+    <w:p>
+      <w:r>
+        <w:rPr>
+          <w:rFonts w:ascii="Microsoft YaHei" w:hAnsi="Microsoft YaHei" w:eastAsia="Microsoft YaHei"/>
+          <w:b w:val="0"/>
+          <w:sz w:val="22"/>
+        </w:rPr>
+        <w:t>代码零改动，本日无 commit。</w:t>
+      </w:r>
+    </w:p>
+    <w:p>
+      <w:r>
+        <w:rPr>
+          <w:rFonts w:ascii="Microsoft YaHei" w:hAnsi="Microsoft YaHei" w:eastAsia="Microsoft YaHei"/>
+          <w:b w:val="0"/>
+          <w:sz w:val="22"/>
+        </w:rPr>
+        <w:t>时长与债</w:t>
+      </w:r>
+    </w:p>
+    <w:p>
+      <w:r>
+        <w:rPr>
+          <w:rFonts w:ascii="Microsoft YaHei" w:hAnsi="Microsoft YaHei" w:eastAsia="Microsoft YaHei"/>
+          <w:b w:val="0"/>
+          <w:sz w:val="22"/>
+        </w:rPr>
+        <w:t>概念课 + 问答检验为主；未记还债。</w:t>
+      </w:r>
+    </w:p>
+    <w:p>
+      <w:r>
+        <w:rPr>
+          <w:rFonts w:ascii="Microsoft YaHei" w:hAnsi="Microsoft YaHei" w:eastAsia="Microsoft YaHei"/>
+          <w:b w:val="0"/>
+          <w:sz w:val="22"/>
+        </w:rPr>
+        <w:t>债仍约 4h15min（8/12 口径），无变化。</w:t>
+      </w:r>
+    </w:p>
+    <w:p>
+      <w:r>
+        <w:rPr>
+          <w:rFonts w:ascii="Microsoft YaHei" w:hAnsi="Microsoft YaHei" w:eastAsia="Microsoft YaHei"/>
+          <w:b w:val="0"/>
+          <w:sz w:val="22"/>
+        </w:rPr>
+        <w:t>下次从哪接着（精确起点）</w:t>
+      </w:r>
+    </w:p>
+    <w:p>
+      <w:r>
+        <w:rPr>
+          <w:rFonts w:ascii="Microsoft YaHei" w:hAnsi="Microsoft YaHei" w:eastAsia="Microsoft YaHei"/>
+          <w:b w:val="0"/>
+          <w:sz w:val="22"/>
+        </w:rPr>
+        <w:t>打开 sql/init.sql，在末尾追加 course 建表（不带 drop，照上面的类型）。</w:t>
+      </w:r>
+    </w:p>
+    <w:p>
+      <w:r>
+        <w:rPr>
+          <w:rFonts w:ascii="Microsoft YaHei" w:hAnsi="Microsoft YaHei" w:eastAsia="Microsoft YaHei"/>
+          <w:b w:val="0"/>
+          <w:sz w:val="22"/>
+        </w:rPr>
+        <w:t>到 Workbench 只选中新增那几行执行（别整个文件跑），用 desc course; 或 select * from course; 验证。</w:t>
+      </w:r>
+    </w:p>
+    <w:p>
+      <w:r>
+        <w:rPr>
+          <w:rFonts w:ascii="Microsoft YaHei" w:hAnsi="Microsoft YaHei" w:eastAsia="Microsoft YaHei"/>
+          <w:b w:val="0"/>
+          <w:sz w:val="22"/>
+        </w:rPr>
+        <w:t>然后才进 T7 第 2 步：后端加 GET /courses 接口（查库 → 返回 JSON 列表）。</w:t>
+      </w:r>
+    </w:p>
+    <w:p>
+      <w:r>
+        <w:rPr>
+          <w:rFonts w:ascii="Microsoft YaHei" w:hAnsi="Microsoft YaHei" w:eastAsia="Microsoft YaHei"/>
+          <w:b w:val="0"/>
+          <w:sz w:val="22"/>
+        </w:rPr>
+        <w:t>口令：init.sql 追加 course → 只跑新增行 → desc course; → 再做 GET /courses</w:t>
+      </w:r>
+    </w:p>
+    <w:p>
+      <w:r>
+        <w:rPr>
+          <w:rFonts w:ascii="Microsoft YaHei" w:hAnsi="Microsoft YaHei" w:eastAsia="Microsoft YaHei"/>
+          <w:b w:val="0"/>
+          <w:sz w:val="22"/>
+        </w:rPr>
+        <w:t>----------------------------------------------------------------</w:t>
+      </w:r>
+    </w:p>
+    <w:p>
+      <w:r>
+        <w:rPr>
+          <w:rFonts w:ascii="Microsoft YaHei" w:hAnsi="Microsoft YaHei" w:eastAsia="Microsoft YaHei"/>
+          <w:b w:val="0"/>
+          <w:sz w:val="22"/>
+        </w:rPr>
+        <w:t>最后更新：2026-09-20，T7 第 1 小步（course 表设计定稿），代码未改动。</w:t>
       </w:r>
     </w:p>
     <w:p>

--- a/docs/学习总结完整版.docx
+++ b/docs/学习总结完整版.docx
@@ -1360,6 +1360,16 @@
           <w:b w:val="0"/>
           <w:sz w:val="22"/>
         </w:rPr>
+        <w:t>GET /courses  |  课程列表（无 where，全部课程；公开接口，暂不验 token）——2026-09-21 新增，待调试</w:t>
+      </w:r>
+    </w:p>
+    <w:p>
+      <w:r>
+        <w:rPr>
+          <w:rFonts w:ascii="Microsoft YaHei" w:hAnsi="Microsoft YaHei" w:eastAsia="Microsoft YaHei"/>
+          <w:b w:val="0"/>
+          <w:sz w:val="22"/>
+        </w:rPr>
         <w:t>要点：查库用 %s 参数化；CORS 允许 http://localhost:5173；后端端口约定 8080（Apache 在 8030）。</w:t>
       </w:r>
     </w:p>
@@ -1440,7 +1450,7 @@
           <w:b w:val="0"/>
           <w:sz w:val="22"/>
         </w:rPr>
-        <w:t>课程列表 / 选课（原 T7/T8）← 当前最高优先级。T7 第 1 小步（course 表设计）已于 2026-09-20 完成，下一步写建表 SQL。</w:t>
+        <w:t>课程列表 / 选课（原 T7/T8）← 当前最高优先级。T7 进度：表已建成；GET /courses 待调试（3 处笔误）；再往后是前端列表页。</w:t>
       </w:r>
     </w:p>
     <w:p>
@@ -1830,7 +1840,7 @@
           <w:b w:val="0"/>
           <w:sz w:val="22"/>
         </w:rPr>
-        <w:t>T7  |  课程列表  |  已起步（9/20）：course 表设计定稿；下一步写 sql/init.sql 建表语句并在 Workbench 执行</w:t>
+        <w:t>T7  |  课程列表  |  进行中（9/21）：course 表已建成并写回 sql/init.sql；后端 GET /courses 已写、含 3 处笔误待调试；前端未做</w:t>
       </w:r>
     </w:p>
     <w:p>
@@ -2460,7 +2470,7 @@
           <w:b w:val="0"/>
           <w:sz w:val="22"/>
         </w:rPr>
-        <w:t>课程列表（T7）← 当前最高优先级；已起步：course 表设计定稿（2026-09-20），下一步写建表 SQL 并执行</w:t>
+        <w:t>课程列表（T7）← 当前最高优先级；进行中：course 表已建成（9/21），GET /courses 已写待调试，前端未做</w:t>
       </w:r>
     </w:p>
     <w:p>
@@ -3458,7 +3468,7 @@
           <w:b w:val="0"/>
           <w:sz w:val="22"/>
         </w:rPr>
-        <w:t>*最后更新：2026-09-20，T7 起步（course 表设计定稿）；T6 第一次 commit 已于 9/19 落地。*</w:t>
+        <w:t>*最后更新：2026-09-21，course 表建成 + 后端 GET /courses 已写（待调试）。*</w:t>
       </w:r>
     </w:p>
     <w:p>
@@ -7330,7 +7340,277 @@
           <w:b w:val="0"/>
           <w:sz w:val="22"/>
         </w:rPr>
-        <w:t>最后更新：2026-09-20，T7 第 1 小步（course 表设计定稿），代码未改动。</w:t>
+        <w:t>————————————————</w:t>
+      </w:r>
+    </w:p>
+    <w:p>
+      <w:r>
+        <w:rPr>
+          <w:rFonts w:ascii="Microsoft YaHei" w:hAnsi="Microsoft YaHei" w:eastAsia="Microsoft YaHei"/>
+          <w:b w:val="0"/>
+          <w:sz w:val="22"/>
+        </w:rPr>
+        <w:t>续写：2026-09-21（T7 第 2 小步 · course 表建成，后端接口已写待调试）</w:t>
+      </w:r>
+    </w:p>
+    <w:p>
+      <w:r>
+        <w:rPr>
+          <w:rFonts w:ascii="Microsoft YaHei" w:hAnsi="Microsoft YaHei" w:eastAsia="Microsoft YaHei"/>
+          <w:b w:val="0"/>
+          <w:sz w:val="22"/>
+        </w:rPr>
+        <w:t>今天做了什么</w:t>
+      </w:r>
+    </w:p>
+    <w:p>
+      <w:r>
+        <w:rPr>
+          <w:rFonts w:ascii="Microsoft YaHei" w:hAnsi="Microsoft YaHei" w:eastAsia="Microsoft YaHei"/>
+          <w:b w:val="0"/>
+          <w:sz w:val="22"/>
+        </w:rPr>
+        <w:t>在 Workbench 里自己敲 CREATE TABLE 建 course 表，成功（Query OK）。踩了两个错：先用单引号包表名导致 1064，后因没选库导致 1046；加 use course_selection; 后通过。</w:t>
+      </w:r>
+    </w:p>
+    <w:p>
+      <w:r>
+        <w:rPr>
+          <w:rFonts w:ascii="Microsoft YaHei" w:hAnsi="Microsoft YaHei" w:eastAsia="Microsoft YaHei"/>
+          <w:b w:val="0"/>
+          <w:sz w:val="22"/>
+        </w:rPr>
+        <w:t>把建表语句写回项目 sql/init.sql 末尾（自己敲的，位置在 2026-09-21 注释下面）。</w:t>
+      </w:r>
+    </w:p>
+    <w:p>
+      <w:r>
+        <w:rPr>
+          <w:rFonts w:ascii="Microsoft YaHei" w:hAnsi="Microsoft YaHei" w:eastAsia="Microsoft YaHei"/>
+          <w:b w:val="0"/>
+          <w:sz w:val="22"/>
+        </w:rPr>
+        <w:t>在 py 后端 main.py 里自己敲了 GET /courses 接口（位置在 /student-home 之后），连库 → execute → fetchall → 返回 {'msg':'ok','courses': rows}。注意此版本有 3 处笔误，尚未调试。</w:t>
+      </w:r>
+    </w:p>
+    <w:p>
+      <w:r>
+        <w:rPr>
+          <w:rFonts w:ascii="Microsoft YaHei" w:hAnsi="Microsoft YaHei" w:eastAsia="Microsoft YaHei"/>
+          <w:b w:val="0"/>
+          <w:sz w:val="22"/>
+        </w:rPr>
+        <w:t>补数据库四大操作（CRUD）：select 查 / insert 增 / update 改 / delete 删；update 与 delete 必须带 where，否则作用全表；DDL（create/alter/drop）管结构，DML 管数据。</w:t>
+      </w:r>
+    </w:p>
+    <w:p>
+      <w:r>
+        <w:rPr>
+          <w:rFonts w:ascii="Microsoft YaHei" w:hAnsi="Microsoft YaHei" w:eastAsia="Microsoft YaHei"/>
+          <w:b w:val="0"/>
+          <w:sz w:val="22"/>
+        </w:rPr>
+        <w:t>补 desc 的双重含义：desc 表名 = describe 查表结构（不返回数据行）；order by 字段 desc = 降序排序。两个 desc 是同一个词指两件事。</w:t>
+      </w:r>
+    </w:p>
+    <w:p>
+      <w:r>
+        <w:rPr>
+          <w:rFonts w:ascii="Microsoft YaHei" w:hAnsi="Microsoft YaHei" w:eastAsia="Microsoft YaHei"/>
+          <w:b w:val="0"/>
+          <w:sz w:val="22"/>
+        </w:rPr>
+        <w:t>搞懂接口鉴权的判断标准（本人原答 每一步都要 token，被纠正）：不是都验，而是看身份是否影响结果、数据是否敏感。登录/login 不可能要票；/courses 课程列表公开、不用票；/me、选课、录成绩必须验。成本只是顺带好处，不是主要理由。</w:t>
+      </w:r>
+    </w:p>
+    <w:p>
+      <w:r>
+        <w:rPr>
+          <w:rFonts w:ascii="Microsoft YaHei" w:hAnsi="Microsoft YaHei" w:eastAsia="Microsoft YaHei"/>
+          <w:b w:val="0"/>
+          <w:sz w:val="22"/>
+        </w:rPr>
+        <w:t>今日学到 / 今天想明白</w:t>
+      </w:r>
+    </w:p>
+    <w:p>
+      <w:r>
+        <w:rPr>
+          <w:rFonts w:ascii="Microsoft YaHei" w:hAnsi="Microsoft YaHei" w:eastAsia="Microsoft YaHei"/>
+          <w:b w:val="0"/>
+          <w:sz w:val="22"/>
+        </w:rPr>
+        <w:t>想明白：where 不是必备的。要筛某个人（登录）必须写；要全部（课程列表）就不写 where。要不要筛选取决于目的，不是漏不漏写的问题。</w:t>
+      </w:r>
+    </w:p>
+    <w:p>
+      <w:r>
+        <w:rPr>
+          <w:rFonts w:ascii="Microsoft YaHei" w:hAnsi="Microsoft YaHei" w:eastAsia="Microsoft YaHei"/>
+          <w:b w:val="0"/>
+          <w:sz w:val="22"/>
+        </w:rPr>
+        <w:t>想明白：fetchone 取一行（用户名唯一），fetchall 取多行（课程很多门）——选哪个由结果条数决定。</w:t>
+      </w:r>
+    </w:p>
+    <w:p>
+      <w:r>
+        <w:rPr>
+          <w:rFonts w:ascii="Microsoft YaHei" w:hAnsi="Microsoft YaHei" w:eastAsia="Microsoft YaHei"/>
+          <w:b w:val="0"/>
+          <w:sz w:val="22"/>
+        </w:rPr>
+        <w:t>想明白：返回结构只是把登录的 {'msg','data'(一个字典)} 换成 {'msg','courses'(一串字典)}；形状一样，内容从 一个 变成 一串。</w:t>
+      </w:r>
+    </w:p>
+    <w:p>
+      <w:r>
+        <w:rPr>
+          <w:rFonts w:ascii="Microsoft YaHei" w:hAnsi="Microsoft YaHei" w:eastAsia="Microsoft YaHei"/>
+          <w:b w:val="0"/>
+          <w:sz w:val="22"/>
+        </w:rPr>
+        <w:t>想明白：DictCursor 不能忘——不加的话 fetchall 返回的是元组，前端只能按下标取值，没法用字段名。</w:t>
+      </w:r>
+    </w:p>
+    <w:p>
+      <w:r>
+        <w:rPr>
+          <w:rFonts w:ascii="Microsoft YaHei" w:hAnsi="Microsoft YaHei" w:eastAsia="Microsoft YaHei"/>
+          <w:b w:val="0"/>
+          <w:sz w:val="22"/>
+        </w:rPr>
+        <w:t>想明白：SQL 报错会精确指到出错位置（near '原文'），且一次只报第一个错；改完第一个常会冒出下一个，属正常。</w:t>
+      </w:r>
+    </w:p>
+    <w:p>
+      <w:r>
+        <w:rPr>
+          <w:rFonts w:ascii="Microsoft YaHei" w:hAnsi="Microsoft YaHei" w:eastAsia="Microsoft YaHei"/>
+          <w:b w:val="0"/>
+          <w:sz w:val="22"/>
+        </w:rPr>
+        <w:t>想明白：执行过的 SQL 已在数据库生效，与保存成文件是两回事；Workbench 窗口是临时草稿，长期脚本要写回项目 init.sql。</w:t>
+      </w:r>
+    </w:p>
+    <w:p>
+      <w:r>
+        <w:rPr>
+          <w:rFonts w:ascii="Microsoft YaHei" w:hAnsi="Microsoft YaHei" w:eastAsia="Microsoft YaHei"/>
+          <w:b w:val="0"/>
+          <w:sz w:val="22"/>
+        </w:rPr>
+        <w:t>仍待消化（下次抽问）：主键/外键与唯一索引的区别；JOIN 的写法（还没写过）；CRUD 四条的 where 规则能否口述。</w:t>
+      </w:r>
+    </w:p>
+    <w:p>
+      <w:r>
+        <w:rPr>
+          <w:rFonts w:ascii="Microsoft YaHei" w:hAnsi="Microsoft YaHei" w:eastAsia="Microsoft YaHei"/>
+          <w:b w:val="0"/>
+          <w:sz w:val="22"/>
+        </w:rPr>
+        <w:t>进度变化</w:t>
+      </w:r>
+    </w:p>
+    <w:p>
+      <w:r>
+        <w:rPr>
+          <w:rFonts w:ascii="Microsoft YaHei" w:hAnsi="Microsoft YaHei" w:eastAsia="Microsoft YaHei"/>
+          <w:b w:val="0"/>
+          <w:sz w:val="22"/>
+        </w:rPr>
+        <w:t>T7 第 1 小步完成：course 表已在 MariaDB 建成（3 条测试数据：数据结构/计算机网络/操作系统，teacher_id 均为 2，credit 3.0/2.5/4.0，capacity 60/50/40）。</w:t>
+      </w:r>
+    </w:p>
+    <w:p>
+      <w:r>
+        <w:rPr>
+          <w:rFonts w:ascii="Microsoft YaHei" w:hAnsi="Microsoft YaHei" w:eastAsia="Microsoft YaHei"/>
+          <w:b w:val="0"/>
+          <w:sz w:val="22"/>
+        </w:rPr>
+        <w:t>建表语句已写回 sql/init.sql（末尾追加，不带 drop）。</w:t>
+      </w:r>
+    </w:p>
+    <w:p>
+      <w:r>
+        <w:rPr>
+          <w:rFonts w:ascii="Microsoft YaHei" w:hAnsi="Microsoft YaHei" w:eastAsia="Microsoft YaHei"/>
+          <w:b w:val="0"/>
+          <w:sz w:val="22"/>
+        </w:rPr>
+        <w:t>T7 第 2 小步进行中：GET /courses 已写入 main.py，含 3 处错误（字段拼写、漏字段、row/rows 变量名不一致），未调试、未联调。</w:t>
+      </w:r>
+    </w:p>
+    <w:p>
+      <w:r>
+        <w:rPr>
+          <w:rFonts w:ascii="Microsoft YaHei" w:hAnsi="Microsoft YaHei" w:eastAsia="Microsoft YaHei"/>
+          <w:b w:val="0"/>
+          <w:sz w:val="22"/>
+        </w:rPr>
+        <w:t>下次从哪接着（精确起点）</w:t>
+      </w:r>
+    </w:p>
+    <w:p>
+      <w:r>
+        <w:rPr>
+          <w:rFonts w:ascii="Microsoft YaHei" w:hAnsi="Microsoft YaHei" w:eastAsia="Microsoft YaHei"/>
+          <w:b w:val="0"/>
+          <w:sz w:val="22"/>
+        </w:rPr>
+        <w:t>启动后端：cd /d I:\EE （2）\backend → python -m uvicorn main:app --reload --port 8080。</w:t>
+      </w:r>
+    </w:p>
+    <w:p>
+      <w:r>
+        <w:rPr>
+          <w:rFonts w:ascii="Microsoft YaHei" w:hAnsi="Microsoft YaHei" w:eastAsia="Microsoft YaHei"/>
+          <w:b w:val="0"/>
+          <w:sz w:val="22"/>
+        </w:rPr>
+        <w:t>打开 http://localhost:8080/docs → GET /courses → Execute；同时看 uvicorn 终端里的红色报错，据此修 3 处笔误。</w:t>
+      </w:r>
+    </w:p>
+    <w:p>
+      <w:r>
+        <w:rPr>
+          <w:rFonts w:ascii="Microsoft YaHei" w:hAnsi="Microsoft YaHei" w:eastAsia="Microsoft YaHei"/>
+          <w:b w:val="0"/>
+          <w:sz w:val="22"/>
+        </w:rPr>
+        <w:t>修完确认返回 3 条课程 JSON；再进 T7 第 3 步：前端课程列表页（新路由 + v-for 循环显示）。</w:t>
+      </w:r>
+    </w:p>
+    <w:p>
+      <w:r>
+        <w:rPr>
+          <w:rFonts w:ascii="Microsoft YaHei" w:hAnsi="Microsoft YaHei" w:eastAsia="Microsoft YaHei"/>
+          <w:b w:val="0"/>
+          <w:sz w:val="22"/>
+        </w:rPr>
+        <w:t>口令：uvicorn 8080 → /docs → GET /courses → 看终端报错 → 修 3 处 → 通</w:t>
+      </w:r>
+    </w:p>
+    <w:p>
+      <w:r>
+        <w:rPr>
+          <w:rFonts w:ascii="Microsoft YaHei" w:hAnsi="Microsoft YaHei" w:eastAsia="Microsoft YaHei"/>
+          <w:b w:val="0"/>
+          <w:sz w:val="22"/>
+        </w:rPr>
+        <w:t>----------------------------------------------------------------</w:t>
+      </w:r>
+    </w:p>
+    <w:p>
+      <w:r>
+        <w:rPr>
+          <w:rFonts w:ascii="Microsoft YaHei" w:hAnsi="Microsoft YaHei" w:eastAsia="Microsoft YaHei"/>
+          <w:b w:val="0"/>
+          <w:sz w:val="22"/>
+        </w:rPr>
+        <w:t>最后更新：2026-09-21，course 表建成并写回 init.sql；GET /courses 已写待调试。</w:t>
       </w:r>
     </w:p>
     <w:p>

--- a/docs/学习总结完整版.docx
+++ b/docs/学习总结完整版.docx
@@ -1130,27 +1130,17 @@
           <w:b w:val="0"/>
           <w:sz w:val="22"/>
         </w:rPr>
-        <w:t>本交接手册 / 进度说明 / 日记汇总 / 学习总结完整版 / 时间表约定（全部为 .docx，已无 md）+ _docx_tool.py（读写工具）</w:t>
-      </w:r>
-    </w:p>
-    <w:p>
-      <w:r>
-        <w:rPr>
-          <w:rFonts w:ascii="Microsoft YaHei" w:hAnsi="Microsoft YaHei" w:eastAsia="Microsoft YaHei"/>
-          <w:b w:val="0"/>
-          <w:sz w:val="22"/>
-        </w:rPr>
-        <w:t>无 .git。</w:t>
-      </w:r>
-    </w:p>
-    <w:p>
-      <w:r>
-        <w:rPr>
-          <w:rFonts w:ascii="Microsoft YaHei" w:hAnsi="Microsoft YaHei" w:eastAsia="Microsoft YaHei"/>
-          <w:b w:val="0"/>
-          <w:sz w:val="22"/>
-        </w:rPr>
-        <w:t>已作废（2026-09-19）：仓库已建。根目录 I:\EE （2）\.git 存在，已 init（9/13）、已完成第一次 commit（9/19，36a8086）。根 .gitignore 生效，node_modules 未入库。</w:t>
+        <w:t>I:\EE （2）\  sql\init.sql（建表：user / course）  sql\seed.sql（测试数据，可反复跑）  backend\main.py（全部接口）  backend\config.py（DB+JWT 配置）  backend\requirements.txt  frontend\src\（main.js / App.vue / router\index.js / views\Login.vue / views\Home.vue / api\ / store\）  docs\（交接手册 / 进度说明 / 日记汇总 / 学习总结完整版 / 时间表约定，全为 .docx）+ _docx_tool.py（读写工具）</w:t>
+      </w:r>
+    </w:p>
+    <w:p>
+      <w:r>
+        <w:rPr>
+          <w:rFonts w:ascii="Microsoft YaHei" w:hAnsi="Microsoft YaHei" w:eastAsia="Microsoft YaHei"/>
+          <w:b w:val="0"/>
+          <w:sz w:val="22"/>
+        </w:rPr>
+        <w:t>Git：仓库根 I:\EE （2）\.git 已 init（9/13）、已有第一次 commit（9/19，36a8086）；根 .gitignore 生效，node_modules 未入库。</w:t>
       </w:r>
     </w:p>
     <w:p>
@@ -1360,7 +1350,7 @@
           <w:b w:val="0"/>
           <w:sz w:val="22"/>
         </w:rPr>
-        <w:t>GET /courses  |  课程列表（无 where，全部课程；公开接口，暂不验 token）——2026-09-21 新增，待调试</w:t>
+        <w:t>GET /courses  |  课程列表（无 where，全部课程；公开接口不验 token）；返回 msg + courses，字段 id/course_name/teacher_id/credit/capacity——2026-09-23 已通</w:t>
       </w:r>
     </w:p>
     <w:p>
@@ -1450,7 +1440,7 @@
           <w:b w:val="0"/>
           <w:sz w:val="22"/>
         </w:rPr>
-        <w:t>课程列表 / 选课（原 T7/T8）← 当前最高优先级。T7 进度：表已建成；GET /courses 待调试（3 处笔误）；再往后是前端列表页。</w:t>
+        <w:t>课程列表 / 选课（原 T7/T8）← 当前最高优先级。进度：课程表+数据+后端接口已通；下一步前端列表页（v-for 渲染），再往后才是选课 T8。</w:t>
       </w:r>
     </w:p>
     <w:p>
@@ -1840,7 +1830,7 @@
           <w:b w:val="0"/>
           <w:sz w:val="22"/>
         </w:rPr>
-        <w:t>T7  |  课程列表  |  进行中（9/21）：course 表已建成并写回 sql/init.sql；后端 GET /courses 已写、含 3 处笔误待调试；前端未做</w:t>
+        <w:t>T7  |  课程列表  |  后端已完成（9/23）：GET /courses 通、返回 courses 列表；seed.sql 已规范化。前端未开始，下一步写 v-for 与 Courses.vue</w:t>
       </w:r>
     </w:p>
     <w:p>
@@ -2020,7 +2010,7 @@
           <w:b w:val="0"/>
           <w:sz w:val="22"/>
         </w:rPr>
-        <w:t>② 用户数据不在 init.sql 里：sql\init.sql 只建库建表（user 表结构），stu1 是当年用 Workbench 手工 INSERT 进去的。换机器只跑 init.sql 会没有测试用户，得自己补 INSERT。</w:t>
+        <w:t>② 数据分两个文件：sql\init.sql 只建库建表（表结构：user / course）；测试数据在 sql\seed.sql（开头 truncate + 5 条课程，幂等可反复跑）。注意 stu1 当年是手工 INSERT 进去的，不在 seed 里，换机器要自己补。</w:t>
       </w:r>
     </w:p>
     <w:p>
@@ -2470,7 +2460,7 @@
           <w:b w:val="0"/>
           <w:sz w:val="22"/>
         </w:rPr>
-        <w:t>课程列表（T7）← 当前最高优先级；进行中：course 表已建成（9/21），GET /courses 已写待调试，前端未做</w:t>
+        <w:t>课程列表（T7）← 后端已完成（9/23）：course 表 + seed 数据 + GET /courses 接口全通；前端列表页未做</w:t>
       </w:r>
     </w:p>
     <w:p>
@@ -3468,7 +3458,7 @@
           <w:b w:val="0"/>
           <w:sz w:val="22"/>
         </w:rPr>
-        <w:t>*最后更新：2026-09-21，course 表建成 + 后端 GET /courses 已写（待调试）。*</w:t>
+        <w:t>*最后更新：2026-09-23，T7 后端收工（/courses 通 + seed.sql 规范化），前端待做。*</w:t>
       </w:r>
     </w:p>
     <w:p>
@@ -7610,7 +7600,307 @@
           <w:b w:val="0"/>
           <w:sz w:val="22"/>
         </w:rPr>
-        <w:t>最后更新：2026-09-21，course 表建成并写回 init.sql；GET /courses 已写待调试。</w:t>
+        <w:t>————————————————</w:t>
+      </w:r>
+    </w:p>
+    <w:p>
+      <w:r>
+        <w:rPr>
+          <w:rFonts w:ascii="Microsoft YaHei" w:hAnsi="Microsoft YaHei" w:eastAsia="Microsoft YaHei"/>
+          <w:b w:val="0"/>
+          <w:sz w:val="22"/>
+        </w:rPr>
+        <w:t>续写：2026-09-23（T7 后端收工 · 查出空列表真因 · seed 文件规范化）</w:t>
+      </w:r>
+    </w:p>
+    <w:p>
+      <w:r>
+        <w:rPr>
+          <w:rFonts w:ascii="Microsoft YaHei" w:hAnsi="Microsoft YaHei" w:eastAsia="Microsoft YaHei"/>
+          <w:b w:val="0"/>
+          <w:sz w:val="22"/>
+        </w:rPr>
+        <w:t>今天做了什么</w:t>
+      </w:r>
+    </w:p>
+    <w:p>
+      <w:r>
+        <w:rPr>
+          <w:rFonts w:ascii="Microsoft YaHei" w:hAnsi="Microsoft YaHei" w:eastAsia="Microsoft YaHei"/>
+          <w:b w:val="0"/>
+          <w:sz w:val="22"/>
+        </w:rPr>
+        <w:t>启动后端（自己敲 uvicorn 命令，踩了 -m 位置错误：写成 python uvicorn -m ... 报 can't open file；正确是 python -m uvicorn main:app --reload --port 8080）。</w:t>
+      </w:r>
+    </w:p>
+    <w:p>
+      <w:r>
+        <w:rPr>
+          <w:rFonts w:ascii="Microsoft YaHei" w:hAnsi="Microsoft YaHei" w:eastAsia="Microsoft YaHei"/>
+          <w:b w:val="0"/>
+          <w:sz w:val="22"/>
+        </w:rPr>
+        <w:t>在 /docs 里测 GET /courses，起初看不到结果——原来只看到接口说明书，要先点 Try it out 再点 Execute。</w:t>
+      </w:r>
+    </w:p>
+    <w:p>
+      <w:r>
+        <w:rPr>
+          <w:rFonts w:ascii="Microsoft YaHei" w:hAnsi="Microsoft YaHei" w:eastAsia="Microsoft YaHei"/>
+          <w:b w:val="0"/>
+          <w:sz w:val="22"/>
+        </w:rPr>
+        <w:t>关键排查：接口返回 {'msg':'ok','course':[]} 空列表。查明 course 表存在但 0 行——之前那条 INSERT 从未真正进到 3306 的 course_selection 库。这属于「代码没错但结果不对」一类问题，排查顺序：先查库里有几条数据 → 再确认后端连的哪个库/端口 → 再看 SQL 条件 → 最后才怀疑代码。</w:t>
+      </w:r>
+    </w:p>
+    <w:p>
+      <w:r>
+        <w:rPr>
+          <w:rFonts w:ascii="Microsoft YaHei" w:hAnsi="Microsoft YaHei" w:eastAsia="Microsoft YaHei"/>
+          <w:b w:val="0"/>
+          <w:sz w:val="22"/>
+        </w:rPr>
+        <w:t>顺手确认：3306 上只有 course_selection 一个业务库；PyMySQL 默认不自动提交，漏 conn.commit() 是插入不生效的常见原因。</w:t>
+      </w:r>
+    </w:p>
+    <w:p>
+      <w:r>
+        <w:rPr>
+          <w:rFonts w:ascii="Microsoft YaHei" w:hAnsi="Microsoft YaHei" w:eastAsia="Microsoft YaHei"/>
+          <w:b w:val="0"/>
+          <w:sz w:val="22"/>
+        </w:rPr>
+        <w:t>补齐测试数据后接口返回正常。随后把 seed.sql 写规范：加 truncate 幂等、只写最终值、加注释说明用途。</w:t>
+      </w:r>
+    </w:p>
+    <w:p>
+      <w:r>
+        <w:rPr>
+          <w:rFonts w:ascii="Microsoft YaHei" w:hAnsi="Microsoft YaHei" w:eastAsia="Microsoft YaHei"/>
+          <w:b w:val="0"/>
+          <w:sz w:val="22"/>
+        </w:rPr>
+        <w:t>补 CRUD 的「改」：update 表 set 字段=新值 where 条件；多字段用逗号分隔（set a=1, b=2）；where 漏写会改全表。</w:t>
+      </w:r>
+    </w:p>
+    <w:p>
+      <w:r>
+        <w:rPr>
+          <w:rFonts w:ascii="Microsoft YaHei" w:hAnsi="Microsoft YaHei" w:eastAsia="Microsoft YaHei"/>
+          <w:b w:val="0"/>
+          <w:sz w:val="22"/>
+        </w:rPr>
+        <w:t>搞懂 update 打补丁 vs 改源文件的区别：能重建的测试数据应改 seed.sql 重跑（只写最终值，不写中间的 update）；只有不能推倒重建的真实数据才用 update/migration。</w:t>
+      </w:r>
+    </w:p>
+    <w:p>
+      <w:r>
+        <w:rPr>
+          <w:rFonts w:ascii="Microsoft YaHei" w:hAnsi="Microsoft YaHei" w:eastAsia="Microsoft YaHei"/>
+          <w:b w:val="0"/>
+          <w:sz w:val="22"/>
+        </w:rPr>
+        <w:t>搞懂 commit 与 .sql 文件是两件不相干的事：commit 是把数据写进数据库（持久化，关库重启都在），写 .sql 文件是给「重建环境」留说明书，必须手动做。</w:t>
+      </w:r>
+    </w:p>
+    <w:p>
+      <w:r>
+        <w:rPr>
+          <w:rFonts w:ascii="Microsoft YaHei" w:hAnsi="Microsoft YaHei" w:eastAsia="Microsoft YaHei"/>
+          <w:b w:val="0"/>
+          <w:sz w:val="22"/>
+        </w:rPr>
+        <w:t>搞懂备份与 seed 的区别（本人一度以为 seed 类似备份，已纠正）：备份是当前全部真实数据的快照（mysqldump），能完整还原；seed 只是出厂初始数据，用户后来产生的数据不在里面。</w:t>
+      </w:r>
+    </w:p>
+    <w:p>
+      <w:r>
+        <w:rPr>
+          <w:rFonts w:ascii="Microsoft YaHei" w:hAnsi="Microsoft YaHei" w:eastAsia="Microsoft YaHei"/>
+          <w:b w:val="0"/>
+          <w:sz w:val="22"/>
+        </w:rPr>
+        <w:t>搞懂外键没加约束时的风险：teacher_id 填 1 指向的是 stu1（学生）而不是老师，数据库不会拦；正确应指向 user 表里 role=teacher 的 id（王老师是 2）。</w:t>
+      </w:r>
+    </w:p>
+    <w:p>
+      <w:r>
+        <w:rPr>
+          <w:rFonts w:ascii="Microsoft YaHei" w:hAnsi="Microsoft YaHei" w:eastAsia="Microsoft YaHei"/>
+          <w:b w:val="0"/>
+          <w:sz w:val="22"/>
+        </w:rPr>
+        <w:t>今天学到 / 今天想明白</w:t>
+      </w:r>
+    </w:p>
+    <w:p>
+      <w:r>
+        <w:rPr>
+          <w:rFonts w:ascii="Microsoft YaHei" w:hAnsi="Microsoft YaHei" w:eastAsia="Microsoft YaHei"/>
+          <w:b w:val="0"/>
+          <w:sz w:val="22"/>
+        </w:rPr>
+        <w:t>想明白：--reload 让改完代码自动重启，不用每次 Ctrl+C 再敲启动命令；生产环境不加 --reload。</w:t>
+      </w:r>
+    </w:p>
+    <w:p>
+      <w:r>
+        <w:rPr>
+          <w:rFonts w:ascii="Microsoft YaHei" w:hAnsi="Microsoft YaHei" w:eastAsia="Microsoft YaHei"/>
+          <w:b w:val="0"/>
+          <w:sz w:val="22"/>
+        </w:rPr>
+        <w:t>想明白：Workbench 窗口里的 SQL 是临时草稿，与项目 .sql 文件不会自动同步，要手动写回（已踩两次）。</w:t>
+      </w:r>
+    </w:p>
+    <w:p>
+      <w:r>
+        <w:rPr>
+          <w:rFonts w:ascii="Microsoft YaHei" w:hAnsi="Microsoft YaHei" w:eastAsia="Microsoft YaHei"/>
+          <w:b w:val="0"/>
+          <w:sz w:val="22"/>
+        </w:rPr>
+        <w:t>想明白：文件是源头、数据库是结果——想改测试数据就先改文件再重跑，避免两边不一致。</w:t>
+      </w:r>
+    </w:p>
+    <w:p>
+      <w:r>
+        <w:rPr>
+          <w:rFonts w:ascii="Microsoft YaHei" w:hAnsi="Microsoft YaHei" w:eastAsia="Microsoft YaHei"/>
+          <w:b w:val="0"/>
+          <w:sz w:val="22"/>
+        </w:rPr>
+        <w:t>想明白：truncate 会清空整表并重置自增 id，所以 seed 文件开头放 truncate 就能反复跑，插完 id 稳定为 1~5。</w:t>
+      </w:r>
+    </w:p>
+    <w:p>
+      <w:r>
+        <w:rPr>
+          <w:rFonts w:ascii="Microsoft YaHei" w:hAnsi="Microsoft YaHei" w:eastAsia="Microsoft YaHei"/>
+          <w:b w:val="0"/>
+          <w:sz w:val="22"/>
+        </w:rPr>
+        <w:t>仍待消化（下次抽问）：主键/外键与唯一索引的区别；JOIN 写法（仍未写过）；外键约束 foreign key 怎么加。</w:t>
+      </w:r>
+    </w:p>
+    <w:p>
+      <w:r>
+        <w:rPr>
+          <w:rFonts w:ascii="Microsoft YaHei" w:hAnsi="Microsoft YaHei" w:eastAsia="Microsoft YaHei"/>
+          <w:b w:val="0"/>
+          <w:sz w:val="22"/>
+        </w:rPr>
+        <w:t>进度变化</w:t>
+      </w:r>
+    </w:p>
+    <w:p>
+      <w:r>
+        <w:rPr>
+          <w:rFonts w:ascii="Microsoft YaHei" w:hAnsi="Microsoft YaHei" w:eastAsia="Microsoft YaHei"/>
+          <w:b w:val="0"/>
+          <w:sz w:val="22"/>
+        </w:rPr>
+        <w:t>T7 后端完成：GET /courses 已通，返回 {'msg':'ok','courses':[...]}，字段含 id/course_name/teacher_id/credit/capacity；键名由 course 改为 courses，SELECT 补上 teacher_id。</w:t>
+      </w:r>
+    </w:p>
+    <w:p>
+      <w:r>
+        <w:rPr>
+          <w:rFonts w:ascii="Microsoft YaHei" w:hAnsi="Microsoft YaHei" w:eastAsia="Microsoft YaHei"/>
+          <w:b w:val="0"/>
+          <w:sz w:val="22"/>
+        </w:rPr>
+        <w:t>新增 sql/seed.sql（含 truncate + 5 条课程最终值），已在 Workbench 跑通；数据库与文件已一致。</w:t>
+      </w:r>
+    </w:p>
+    <w:p>
+      <w:r>
+        <w:rPr>
+          <w:rFonts w:ascii="Microsoft YaHei" w:hAnsi="Microsoft YaHei" w:eastAsia="Microsoft YaHei"/>
+          <w:b w:val="0"/>
+          <w:sz w:val="22"/>
+        </w:rPr>
+        <w:t>代码改动：backend/main.py（/courses 两处修正）、新增 sql/seed.sql。</w:t>
+      </w:r>
+    </w:p>
+    <w:p>
+      <w:r>
+        <w:rPr>
+          <w:rFonts w:ascii="Microsoft YaHei" w:hAnsi="Microsoft YaHei" w:eastAsia="Microsoft YaHei"/>
+          <w:b w:val="0"/>
+          <w:sz w:val="22"/>
+        </w:rPr>
+        <w:t>T7 前端未开始。</w:t>
+      </w:r>
+    </w:p>
+    <w:p>
+      <w:r>
+        <w:rPr>
+          <w:rFonts w:ascii="Microsoft YaHei" w:hAnsi="Microsoft YaHei" w:eastAsia="Microsoft YaHei"/>
+          <w:b w:val="0"/>
+          <w:sz w:val="22"/>
+        </w:rPr>
+        <w:t>下次从哪接着（精确起点）</w:t>
+      </w:r>
+    </w:p>
+    <w:p>
+      <w:r>
+        <w:rPr>
+          <w:rFonts w:ascii="Microsoft YaHei" w:hAnsi="Microsoft YaHei" w:eastAsia="Microsoft YaHei"/>
+          <w:b w:val="0"/>
+          <w:sz w:val="22"/>
+        </w:rPr>
+        <w:t>先起环境：Wamp 的 MariaDB 绿灯；cd /d I:\EE （2）\backend → python -m uvicorn main:app --reload --port 8080。</w:t>
+      </w:r>
+    </w:p>
+    <w:p>
+      <w:r>
+        <w:rPr>
+          <w:rFonts w:ascii="Microsoft YaHei" w:hAnsi="Microsoft YaHei" w:eastAsia="Microsoft YaHei"/>
+          <w:b w:val="0"/>
+          <w:sz w:val="22"/>
+        </w:rPr>
+        <w:t>前端第 1 小步：写 v-for 那三行（&lt;tr v-for=c in courses :key=c.id&gt;&lt;td&gt;{{c.course_name}}&lt;/td&gt;&lt;/tr&gt;）。</w:t>
+      </w:r>
+    </w:p>
+    <w:p>
+      <w:r>
+        <w:rPr>
+          <w:rFonts w:ascii="Microsoft YaHei" w:hAnsi="Microsoft YaHei" w:eastAsia="Microsoft YaHei"/>
+          <w:b w:val="0"/>
+          <w:sz w:val="22"/>
+        </w:rPr>
+        <w:t>然后：新建 api/course.js（getCourses 调 /courses）、views/Courses.vue（onMounted 里加载、表格渲染）、router 加 /courses 路由。</w:t>
+      </w:r>
+    </w:p>
+    <w:p>
+      <w:r>
+        <w:rPr>
+          <w:rFonts w:ascii="Microsoft YaHei" w:hAnsi="Microsoft YaHei" w:eastAsia="Microsoft YaHei"/>
+          <w:b w:val="0"/>
+          <w:sz w:val="22"/>
+        </w:rPr>
+        <w:t>口令：v-for 三行 → course.js → Courses.vue → 路由 → 浏览器 /courses 看列表</w:t>
+      </w:r>
+    </w:p>
+    <w:p>
+      <w:r>
+        <w:rPr>
+          <w:rFonts w:ascii="Microsoft YaHei" w:hAnsi="Microsoft YaHei" w:eastAsia="Microsoft YaHei"/>
+          <w:b w:val="0"/>
+          <w:sz w:val="22"/>
+        </w:rPr>
+        <w:t>----------------------------------------------------------------</w:t>
+      </w:r>
+    </w:p>
+    <w:p>
+      <w:r>
+        <w:rPr>
+          <w:rFonts w:ascii="Microsoft YaHei" w:hAnsi="Microsoft YaHei" w:eastAsia="Microsoft YaHei"/>
+          <w:b w:val="0"/>
+          <w:sz w:val="22"/>
+        </w:rPr>
+        <w:t>最后更新：2026-09-23，T7 后端收工（/courses 通）+ seed.sql 规范化；前端未开始。</w:t>
       </w:r>
     </w:p>
     <w:p>

--- a/docs/学习总结完整版.docx
+++ b/docs/学习总结完整版.docx
@@ -1681,6 +1681,16 @@
           <w:sz w:val="22"/>
         </w:rPr>
         <w:t>每日学习时间表与督学约定.docx  |  休息日/强度/债/T1–T10；8 月表，9 月排班待用户重确认</w:t>
+      </w:r>
+    </w:p>
+    <w:p>
+      <w:r>
+        <w:rPr>
+          <w:rFonts w:ascii="Microsoft YaHei" w:hAnsi="Microsoft YaHei" w:eastAsia="Microsoft YaHei"/>
+          <w:b w:val="0"/>
+          <w:sz w:val="22"/>
+        </w:rPr>
+        <w:t>HTML与CSS速查.docx  |  前端基础速查（标签/块级行内/表格/盒子模型/CSS 选择器与常用属性）——2026-09-24 新增，写页面时随手查</w:t>
       </w:r>
     </w:p>
     <w:p>

--- a/docs/学习总结完整版.docx
+++ b/docs/学习总结完整版.docx
@@ -1440,7 +1440,7 @@
           <w:b w:val="0"/>
           <w:sz w:val="22"/>
         </w:rPr>
-        <w:t>课程列表 / 选课（原 T7/T8）← 当前最高优先级。进度：课程表+数据+后端接口已通；下一步前端列表页（v-for 渲染），再往后才是选课 T8。</w:t>
+        <w:t>课程列表 / 选课（原 T7/T8）← T7 已完成（9/24）。下一步：T8 选课（多对多，建选课关系表 student_id + course_id）；前置可先补 JOIN 与 ref/.value 复习。</w:t>
       </w:r>
     </w:p>
     <w:p>
@@ -1840,7 +1840,7 @@
           <w:b w:val="0"/>
           <w:sz w:val="22"/>
         </w:rPr>
-        <w:t>T7  |  课程列表  |  后端已完成（9/23）：GET /courses 通、返回 courses 列表；seed.sql 已规范化。前端未开始，下一步写 v-for 与 Courses.vue</w:t>
+        <w:t>T7  |  课程列表  |  已完成（9/24）：后端 + 前端 + 数据全通，浏览器可见 5 门课。加分项：显示老师姓名需 JOIN；小尾巴：Home 加入口链接</w:t>
       </w:r>
     </w:p>
     <w:p>
@@ -2010,6 +2010,46 @@
           <w:b w:val="0"/>
           <w:sz w:val="22"/>
         </w:rPr>
+        <w:t>13. 前端概念掌握情况（2026-09-24 问答实测）</w:t>
+      </w:r>
+    </w:p>
+    <w:p>
+      <w:r>
+        <w:rPr>
+          <w:rFonts w:ascii="Microsoft YaHei" w:hAnsi="Microsoft YaHei" w:eastAsia="Microsoft YaHei"/>
+          <w:b w:val="0"/>
+          <w:sz w:val="22"/>
+        </w:rPr>
+        <w:t>已立住：script setup 的作用（自动递给模板）、onMounted 为何不加括号（函数本身 vs 立刻执行）、:key 的作用（给 Vue 认出每行）、router-link vs a（SPA 内部切换）、前端守卫不等于安全。</w:t>
+      </w:r>
+    </w:p>
+    <w:p>
+      <w:r>
+        <w:rPr>
+          <w:rFonts w:ascii="Microsoft YaHei" w:hAnsi="Microsoft YaHei" w:eastAsia="Microsoft YaHei"/>
+          <w:b w:val="0"/>
+          <w:sz w:val="22"/>
+        </w:rPr>
+        <w:t>待补：ref 与 .value 的响应式原理（本人明确说还没通，下次优先抽问）。</w:t>
+      </w:r>
+    </w:p>
+    <w:p>
+      <w:r>
+        <w:rPr>
+          <w:rFonts w:ascii="Microsoft YaHei" w:hAnsi="Microsoft YaHei" w:eastAsia="Microsoft YaHei"/>
+          <w:b w:val="0"/>
+          <w:sz w:val="22"/>
+        </w:rPr>
+        <w:t>教学提示：本人自评「学的不少但记住的不多」——本项目必须坚持「讲一段 → 提问复述 → 纠偏」的循环，只讲不测留不住。</w:t>
+      </w:r>
+    </w:p>
+    <w:p>
+      <w:r>
+        <w:rPr>
+          <w:rFonts w:ascii="Microsoft YaHei" w:hAnsi="Microsoft YaHei" w:eastAsia="Microsoft YaHei"/>
+          <w:b w:val="0"/>
+          <w:sz w:val="22"/>
+        </w:rPr>
         <w:t>① 明文密码：现在仍是明文比对（后端直接 != 比字符串，没有哈希）。成品 I:\EE 有哈希，本练习版没有，别按成品讲。</w:t>
       </w:r>
     </w:p>
@@ -2150,7 +2190,7 @@
           <w:b w:val="0"/>
           <w:sz w:val="22"/>
         </w:rPr>
-        <w:t>⑦ 他还没学的东西（别默认他会）：Python 装饰器原理、async/await 深入、中间件、连接池、SQL JOIN/索引、密码哈希与加盐、前端组件通信、TypeScript。讲到这些要先铺垫，或直接问他要不要学。</w:t>
+        <w:t>⑦ 他还没学的东西（别默认他会）：Python 类与对象、生成器、异步深入；Vue 的 ref/.value 响应式原理、computed/watch、组件通信；SQL 的 JOIN、索引、外键约束；CSS 布局（flex/grid）；TypeScript。讲到要先铺垫或先问。</w:t>
       </w:r>
     </w:p>
     <w:p>
@@ -2470,7 +2510,7 @@
           <w:b w:val="0"/>
           <w:sz w:val="22"/>
         </w:rPr>
-        <w:t>课程列表（T7）← 后端已完成（9/23）：course 表 + seed 数据 + GET /courses 接口全通；前端列表页未做</w:t>
+        <w:t>课程列表（T7）← 已完成（2026-09-24）：数据库 + 后端接口 + 前端页面全通，浏览器可见 5 门课</w:t>
       </w:r>
     </w:p>
     <w:p>
@@ -3468,7 +3508,7 @@
           <w:b w:val="0"/>
           <w:sz w:val="22"/>
         </w:rPr>
-        <w:t>*最后更新：2026-09-23，T7 后端收工（/courses 通 + seed.sql 规范化），前端待做。*</w:t>
+        <w:t>*最后更新：2026-09-24，T7 课程列表完成（前后端全通）。*</w:t>
       </w:r>
     </w:p>
     <w:p>
@@ -7910,7 +7950,337 @@
           <w:b w:val="0"/>
           <w:sz w:val="22"/>
         </w:rPr>
-        <w:t>最后更新：2026-09-23，T7 后端收工（/courses 通）+ seed.sql 规范化；前端未开始。</w:t>
+        <w:t>————————————————</w:t>
+      </w:r>
+    </w:p>
+    <w:p>
+      <w:r>
+        <w:rPr>
+          <w:rFonts w:ascii="Microsoft YaHei" w:hAnsi="Microsoft YaHei" w:eastAsia="Microsoft YaHei"/>
+          <w:b w:val="0"/>
+          <w:sz w:val="22"/>
+        </w:rPr>
+        <w:t>续写：2026-09-24（T7 前端完成 · 全链路打通 · 概念补课 + 问答检验）</w:t>
+      </w:r>
+    </w:p>
+    <w:p>
+      <w:r>
+        <w:rPr>
+          <w:rFonts w:ascii="Microsoft YaHei" w:hAnsi="Microsoft YaHei" w:eastAsia="Microsoft YaHei"/>
+          <w:b w:val="0"/>
+          <w:sz w:val="22"/>
+        </w:rPr>
+        <w:t>今天做了什么</w:t>
+      </w:r>
+    </w:p>
+    <w:p>
+      <w:r>
+        <w:rPr>
+          <w:rFonts w:ascii="Microsoft YaHei" w:hAnsi="Microsoft YaHei" w:eastAsia="Microsoft YaHei"/>
+          <w:b w:val="0"/>
+          <w:sz w:val="22"/>
+        </w:rPr>
+        <w:t>写了前端三件：api/course.js（getCourses 调 /courses）、views/Courses.vue（onMounted 自动加载 + v-for 渲染表格）、router/index.js 加 /courses 路由。三件都是自己敲的。</w:t>
+      </w:r>
+    </w:p>
+    <w:p>
+      <w:r>
+        <w:rPr>
+          <w:rFonts w:ascii="Microsoft YaHei" w:hAnsi="Microsoft YaHei" w:eastAsia="Microsoft YaHei"/>
+          <w:b w:val="0"/>
+          <w:sz w:val="22"/>
+        </w:rPr>
+        <w:t>新建 Courses.vue 时踩坑：把整段 Vue 页面代码贴进了 api/course.js（JS 文件），一堆爆红；分清 api 层（只管取数据）与 views 层（管页面）后修好。</w:t>
+      </w:r>
+    </w:p>
+    <w:p>
+      <w:r>
+        <w:rPr>
+          <w:rFonts w:ascii="Microsoft YaHei" w:hAnsi="Microsoft YaHei" w:eastAsia="Microsoft YaHei"/>
+          <w:b w:val="0"/>
+          <w:sz w:val="22"/>
+        </w:rPr>
+        <w:t>浏览器打开 /courses 看到 5 门课，T7 全链路打通：数据库 → seed → 后端接口 → api 层 → Vue 页面 → v-for 渲染。</w:t>
+      </w:r>
+    </w:p>
+    <w:p>
+      <w:r>
+        <w:rPr>
+          <w:rFonts w:ascii="Microsoft YaHei" w:hAnsi="Microsoft YaHei" w:eastAsia="Microsoft YaHei"/>
+          <w:b w:val="0"/>
+          <w:sz w:val="22"/>
+        </w:rPr>
+        <w:t>概念补课（原先只记得 div 是盒子）：script setup、onMounted、v-for/:key、块级与行内、表格结构、盒子模型、CSS 选择器与常用属性。</w:t>
+      </w:r>
+    </w:p>
+    <w:p>
+      <w:r>
+        <w:rPr>
+          <w:rFonts w:ascii="Microsoft YaHei" w:hAnsi="Microsoft YaHei" w:eastAsia="Microsoft YaHei"/>
+          <w:b w:val="0"/>
+          <w:sz w:val="22"/>
+        </w:rPr>
+        <w:t>新增文档 docs/HTML与CSS速查.docx（标签表 / 块级行内 / 表格层级 / 盒子模型 / CSS 选择器与常用属性），已登记进手册与 Word文档说明。</w:t>
+      </w:r>
+    </w:p>
+    <w:p>
+      <w:r>
+        <w:rPr>
+          <w:rFonts w:ascii="Microsoft YaHei" w:hAnsi="Microsoft YaHei" w:eastAsia="Microsoft YaHei"/>
+          <w:b w:val="0"/>
+          <w:sz w:val="22"/>
+        </w:rPr>
+        <w:t>问答检验 5 题（本人喜欢的方式）：Q1 script setup 省了什么、Q2 onMounted 为什么不加括号、Q3 v-for 的 :key 干嘛、Q4 a 与 router-link 区别、Q5 ref 为什么要 .value。</w:t>
+      </w:r>
+    </w:p>
+    <w:p>
+      <w:r>
+        <w:rPr>
+          <w:rFonts w:ascii="Microsoft YaHei" w:hAnsi="Microsoft YaHei" w:eastAsia="Microsoft YaHei"/>
+          <w:b w:val="0"/>
+          <w:sz w:val="22"/>
+        </w:rPr>
+        <w:t>问答结果：Q1/Q2/Q3/Q4 复述后基本立住（Q1 最初漏了 return，Q2 表述不准，Q3 最初答错，Q4 半对）；Q5 留待细究。这说明「讲一遍」和「记住」之间有差距，必须用提问检验。</w:t>
+      </w:r>
+    </w:p>
+    <w:p>
+      <w:r>
+        <w:rPr>
+          <w:rFonts w:ascii="Microsoft YaHei" w:hAnsi="Microsoft YaHei" w:eastAsia="Microsoft YaHei"/>
+          <w:b w:val="0"/>
+          <w:sz w:val="22"/>
+        </w:rPr>
+        <w:t>今天想明白 / 仍易混</w:t>
+      </w:r>
+    </w:p>
+    <w:p>
+      <w:r>
+        <w:rPr>
+          <w:rFonts w:ascii="Microsoft YaHei" w:hAnsi="Microsoft YaHei" w:eastAsia="Microsoft YaHei"/>
+          <w:b w:val="0"/>
+          <w:sz w:val="22"/>
+        </w:rPr>
+        <w:t>想明白：script setup 自动把顶层定义的变量/函数递给模板，省掉 export default 外壳与手动 return。</w:t>
+      </w:r>
+    </w:p>
+    <w:p>
+      <w:r>
+        <w:rPr>
+          <w:rFonts w:ascii="Microsoft YaHei" w:hAnsi="Microsoft YaHei" w:eastAsia="Microsoft YaHei"/>
+          <w:b w:val="0"/>
+          <w:sz w:val="22"/>
+        </w:rPr>
+        <w:t>想明白：函数「本身」和「执行结果」是两个东西——不带括号是引用（留到以后调用），带括号是立刻执行。onMounted 要的是函数本身，所以不加括号；@click 同理。</w:t>
+      </w:r>
+    </w:p>
+    <w:p>
+      <w:r>
+        <w:rPr>
+          <w:rFonts w:ascii="Microsoft YaHei" w:hAnsi="Microsoft YaHei" w:eastAsia="Microsoft YaHei"/>
+          <w:b w:val="0"/>
+          <w:sz w:val="22"/>
+        </w:rPr>
+        <w:t>想明白：:key 是给 Vue 的身份证，让它在列表变化时认出每行对应哪条数据，才能正确移动/删除/插入、少重画。不是用来排序的。</w:t>
+      </w:r>
+    </w:p>
+    <w:p>
+      <w:r>
+        <w:rPr>
+          <w:rFonts w:ascii="Microsoft YaHei" w:hAnsi="Microsoft YaHei" w:eastAsia="Microsoft YaHei"/>
+          <w:b w:val="0"/>
+          <w:sz w:val="22"/>
+        </w:rPr>
+        <w:t>想明白：router-link 前端内部切换不刷新（SPA，整个项目只有一个 HTML），a 标签会整页刷新。</w:t>
+      </w:r>
+    </w:p>
+    <w:p>
+      <w:r>
+        <w:rPr>
+          <w:rFonts w:ascii="Microsoft YaHei" w:hAnsi="Microsoft YaHei" w:eastAsia="Microsoft YaHei"/>
+          <w:b w:val="0"/>
+          <w:sz w:val="22"/>
+        </w:rPr>
+        <w:t>想明白：前端路由守卫不负责安全——用户能改 localStorage 塞假 token，守卫拦不住；后端 jwt.decode 验签才是门锁。前端管顺不顺、后端管能不能。</w:t>
+      </w:r>
+    </w:p>
+    <w:p>
+      <w:r>
+        <w:rPr>
+          <w:rFonts w:ascii="Microsoft YaHei" w:hAnsi="Microsoft YaHei" w:eastAsia="Microsoft YaHei"/>
+          <w:b w:val="0"/>
+          <w:sz w:val="22"/>
+        </w:rPr>
+        <w:t>仍待消化（下次抽问）：Q5 ref 与 .value 与响应式原理；主键/外键与唯一索引；JOIN 写法（仍未写过）；CSS 布局（flex 等，未学）。</w:t>
+      </w:r>
+    </w:p>
+    <w:p>
+      <w:r>
+        <w:rPr>
+          <w:rFonts w:ascii="Microsoft YaHei" w:hAnsi="Microsoft YaHei" w:eastAsia="Microsoft YaHei"/>
+          <w:b w:val="0"/>
+          <w:sz w:val="22"/>
+        </w:rPr>
+        <w:t>进度变化</w:t>
+      </w:r>
+    </w:p>
+    <w:p>
+      <w:r>
+        <w:rPr>
+          <w:rFonts w:ascii="Microsoft YaHei" w:hAnsi="Microsoft YaHei" w:eastAsia="Microsoft YaHei"/>
+          <w:b w:val="0"/>
+          <w:sz w:val="22"/>
+        </w:rPr>
+        <w:t>T7 课程列表达成：后端 + 前端 + 数据全通，浏览器可见 5 门课。</w:t>
+      </w:r>
+    </w:p>
+    <w:p>
+      <w:r>
+        <w:rPr>
+          <w:rFonts w:ascii="Microsoft YaHei" w:hAnsi="Microsoft YaHei" w:eastAsia="Microsoft YaHei"/>
+          <w:b w:val="0"/>
+          <w:sz w:val="22"/>
+        </w:rPr>
+        <w:t>代码：新增 frontend/src/api/course.js、frontend/src/views/Courses.vue；改 frontend/src/router/index.js。</w:t>
+      </w:r>
+    </w:p>
+    <w:p>
+      <w:r>
+        <w:rPr>
+          <w:rFonts w:ascii="Microsoft YaHei" w:hAnsi="Microsoft YaHei" w:eastAsia="Microsoft YaHei"/>
+          <w:b w:val="0"/>
+          <w:sz w:val="22"/>
+        </w:rPr>
+        <w:t>文档：新增 docs/HTML与CSS速查.docx。</w:t>
+      </w:r>
+    </w:p>
+    <w:p>
+      <w:r>
+        <w:rPr>
+          <w:rFonts w:ascii="Microsoft YaHei" w:hAnsi="Microsoft YaHei" w:eastAsia="Microsoft YaHei"/>
+          <w:b w:val="0"/>
+          <w:sz w:val="22"/>
+        </w:rPr>
+        <w:t>提交：ff59530 feat(T7): 前端课程列表页完成。</w:t>
+      </w:r>
+    </w:p>
+    <w:p>
+      <w:r>
+        <w:rPr>
+          <w:rFonts w:ascii="Microsoft YaHei" w:hAnsi="Microsoft YaHei" w:eastAsia="Microsoft YaHei"/>
+          <w:b w:val="0"/>
+          <w:sz w:val="22"/>
+        </w:rPr>
+        <w:t>时长与债</w:t>
+      </w:r>
+    </w:p>
+    <w:p>
+      <w:r>
+        <w:rPr>
+          <w:rFonts w:ascii="Microsoft YaHei" w:hAnsi="Microsoft YaHei" w:eastAsia="Microsoft YaHei"/>
+          <w:b w:val="0"/>
+          <w:sz w:val="22"/>
+        </w:rPr>
+        <w:t>本次约 2 小时（含讲解、动手、问答检验），休息日保底 2h 达标；未记还债。</w:t>
+      </w:r>
+    </w:p>
+    <w:p>
+      <w:r>
+        <w:rPr>
+          <w:rFonts w:ascii="Microsoft YaHei" w:hAnsi="Microsoft YaHei" w:eastAsia="Microsoft YaHei"/>
+          <w:b w:val="0"/>
+          <w:sz w:val="22"/>
+        </w:rPr>
+        <w:t>债仍约 4h15min（8/12 口径）。</w:t>
+      </w:r>
+    </w:p>
+    <w:p>
+      <w:r>
+        <w:rPr>
+          <w:rFonts w:ascii="Microsoft YaHei" w:hAnsi="Microsoft YaHei" w:eastAsia="Microsoft YaHei"/>
+          <w:b w:val="0"/>
+          <w:sz w:val="22"/>
+        </w:rPr>
+        <w:t>注：9 月休息日表仍待本人确认（手册只有 8 月表）。</w:t>
+      </w:r>
+    </w:p>
+    <w:p>
+      <w:r>
+        <w:rPr>
+          <w:rFonts w:ascii="Microsoft YaHei" w:hAnsi="Microsoft YaHei" w:eastAsia="Microsoft YaHei"/>
+          <w:b w:val="0"/>
+          <w:sz w:val="22"/>
+        </w:rPr>
+        <w:t>下次从哪接着（精确起点）</w:t>
+      </w:r>
+    </w:p>
+    <w:p>
+      <w:r>
+        <w:rPr>
+          <w:rFonts w:ascii="Microsoft YaHei" w:hAnsi="Microsoft YaHei" w:eastAsia="Microsoft YaHei"/>
+          <w:b w:val="0"/>
+          <w:sz w:val="22"/>
+        </w:rPr>
+        <w:t>可收尾的小尾巴：Home.vue 加 &lt;router-link to=/courses&gt;查看课程&lt;/router-link&gt; 入口。</w:t>
+      </w:r>
+    </w:p>
+    <w:p>
+      <w:r>
+        <w:rPr>
+          <w:rFonts w:ascii="Microsoft YaHei" w:hAnsi="Microsoft YaHei" w:eastAsia="Microsoft YaHei"/>
+          <w:b w:val="0"/>
+          <w:sz w:val="22"/>
+        </w:rPr>
+        <w:t>或进 T7 加分项：课程列表显示老师姓名（需要学 JOIN，新知识点，建议单独一课）。</w:t>
+      </w:r>
+    </w:p>
+    <w:p>
+      <w:r>
+        <w:rPr>
+          <w:rFonts w:ascii="Microsoft YaHei" w:hAnsi="Microsoft YaHei" w:eastAsia="Microsoft YaHei"/>
+          <w:b w:val="0"/>
+          <w:sz w:val="22"/>
+        </w:rPr>
+        <w:t>或进 T8 选课（多对多：建选课关系表 student_id + course_id）。</w:t>
+      </w:r>
+    </w:p>
+    <w:p>
+      <w:r>
+        <w:rPr>
+          <w:rFonts w:ascii="Microsoft YaHei" w:hAnsi="Microsoft YaHei" w:eastAsia="Microsoft YaHei"/>
+          <w:b w:val="0"/>
+          <w:sz w:val="22"/>
+        </w:rPr>
+        <w:t>复习优先级：先抽问 ref/.value 与 :key，再补 JOIN。</w:t>
+      </w:r>
+    </w:p>
+    <w:p>
+      <w:r>
+        <w:rPr>
+          <w:rFonts w:ascii="Microsoft YaHei" w:hAnsi="Microsoft YaHei" w:eastAsia="Microsoft YaHei"/>
+          <w:b w:val="0"/>
+          <w:sz w:val="22"/>
+        </w:rPr>
+        <w:t>口令：起 MariaDB + uvicorn 8080 + npm run dev → 5173 登录 → 看课程列表</w:t>
+      </w:r>
+    </w:p>
+    <w:p>
+      <w:r>
+        <w:rPr>
+          <w:rFonts w:ascii="Microsoft YaHei" w:hAnsi="Microsoft YaHei" w:eastAsia="Microsoft YaHei"/>
+          <w:b w:val="0"/>
+          <w:sz w:val="22"/>
+        </w:rPr>
+        <w:t>----------------------------------------------------------------</w:t>
+      </w:r>
+    </w:p>
+    <w:p>
+      <w:r>
+        <w:rPr>
+          <w:rFonts w:ascii="Microsoft YaHei" w:hAnsi="Microsoft YaHei" w:eastAsia="Microsoft YaHei"/>
+          <w:b w:val="0"/>
+          <w:sz w:val="22"/>
+        </w:rPr>
+        <w:t>最后更新：2026-09-24，T7 前端完成，全链路打通；约 2h 达标。</w:t>
       </w:r>
     </w:p>
     <w:p>

--- a/docs/学习总结完整版.docx
+++ b/docs/学习总结完整版.docx
@@ -2030,7 +2030,7 @@
           <w:b w:val="0"/>
           <w:sz w:val="22"/>
         </w:rPr>
-        <w:t>待补：ref 与 .value 的响应式原理（本人明确说还没通，下次优先抽问）。</w:t>
+        <w:t>已补通（9/24 深夜）：ref 与 .value——ref(初值) 返回一个盒子对象（实测是 RefImpl，内部 _value 存值），数据在 .value 里；&lt;script&gt; 里必须写 .value，&lt;template&gt; 里 Vue 自动解包不用写；const 锁的是变量不能换指向，盒子内容可改。本人原话：知道「.value 是 ref 自带的」就不用纠结它从哪来了。</w:t>
       </w:r>
     </w:p>
     <w:p>
@@ -8280,7 +8280,47 @@
           <w:b w:val="0"/>
           <w:sz w:val="22"/>
         </w:rPr>
-        <w:t>最后更新：2026-09-24，T7 前端完成，全链路打通；约 2h 达标。</w:t>
+        <w:t>补充（同日深夜，续答概念题）</w:t>
+      </w:r>
+    </w:p>
+    <w:p>
+      <w:r>
+        <w:rPr>
+          <w:rFonts w:ascii="Microsoft YaHei" w:hAnsi="Microsoft YaHei" w:eastAsia="Microsoft YaHei"/>
+          <w:b w:val="0"/>
+          <w:sz w:val="22"/>
+        </w:rPr>
+        <w:t>答 Q5 并讲通：ref(初值) 返回「盒子对象」，数据在 .value 里；现场用 node 跑了一次 ref 看真实结构（RefImpl / _value / dep），看到「它的所有 key 里没有 value」才明白 .value 是 Vue 设的 getter 存取器（门口有人看着，一写就知道要重画）。</w:t>
+      </w:r>
+    </w:p>
+    <w:p>
+      <w:r>
+        <w:rPr>
+          <w:rFonts w:ascii="Microsoft YaHei" w:hAnsi="Microsoft YaHei" w:eastAsia="Microsoft YaHei"/>
+          <w:b w:val="0"/>
+          <w:sz w:val="22"/>
+        </w:rPr>
+        <w:t>打通一条线：函数本身 vs 调用 → useRouter()/useUserStore() 为什么要括号、onMounted(fn) 为什么不加；ref 是盒子 → 为什么要 .value；const 锁盒子不锁内容 → 为什么 .value 能改。</w:t>
+      </w:r>
+    </w:p>
+    <w:p>
+      <w:r>
+        <w:rPr>
+          <w:rFonts w:ascii="Microsoft YaHei" w:hAnsi="Microsoft YaHei" w:eastAsia="Microsoft YaHei"/>
+          <w:b w:val="0"/>
+          <w:sz w:val="22"/>
+        </w:rPr>
+        <w:t>本人总结的学习方法（有价值，保留）：卡住时先问「这是不是我必须现在搞懂的」——用法的必须懂，实现原理可先当黑盒。</w:t>
+      </w:r>
+    </w:p>
+    <w:p>
+      <w:r>
+        <w:rPr>
+          <w:rFonts w:ascii="Microsoft YaHei" w:hAnsi="Microsoft YaHei" w:eastAsia="Microsoft YaHei"/>
+          <w:b w:val="0"/>
+          <w:sz w:val="22"/>
+        </w:rPr>
+        <w:t>至此 Q5 已通；待消化只剩主键/外键与唯一索引、JOIN、外键约束、CSS 布局。</w:t>
       </w:r>
     </w:p>
     <w:p>

--- a/docs/学习总结完整版.docx
+++ b/docs/学习总结完整版.docx
@@ -1360,6 +1360,16 @@
           <w:b w:val="0"/>
           <w:sz w:val="22"/>
         </w:rPr>
+        <w:t>数据表：user（人）/ course（课）/ student_course（选课关系，多对多中间表，组合唯一约束）——2026-09-25 更新</w:t>
+      </w:r>
+    </w:p>
+    <w:p>
+      <w:r>
+        <w:rPr>
+          <w:rFonts w:ascii="Microsoft YaHei" w:hAnsi="Microsoft YaHei" w:eastAsia="Microsoft YaHei"/>
+          <w:b w:val="0"/>
+          <w:sz w:val="22"/>
+        </w:rPr>
         <w:t>要点：查库用 %s 参数化；CORS 允许 http://localhost:5173；后端端口约定 8080（Apache 在 8030）。</w:t>
       </w:r>
     </w:p>
@@ -1440,7 +1450,7 @@
           <w:b w:val="0"/>
           <w:sz w:val="22"/>
         </w:rPr>
-        <w:t>课程列表 / 选课（原 T7/T8）← T7 已完成（9/24）。下一步：T8 选课（多对多，建选课关系表 student_id + course_id）；前置可先补 JOIN 与 ref/.value 复习。</w:t>
+        <w:t>课程列表 / 选课（原 T7/T8）：T7 已完成（9/24）；T8 进行中（9/25），关系表已建，下一步 JOIN + 选课接口 + 页面。</w:t>
       </w:r>
     </w:p>
     <w:p>
@@ -1850,7 +1860,7 @@
           <w:b w:val="0"/>
           <w:sz w:val="22"/>
         </w:rPr>
-        <w:t>T8  |  选课  |  未做</w:t>
+        <w:t>T8  |  选课  |  进行中（9/25）：关系表 student_course 已建成（含组合唯一约束）+ 4 条测试数据；下一步学 JOIN 并做接口/页面</w:t>
       </w:r>
     </w:p>
     <w:p>
@@ -2510,7 +2520,7 @@
           <w:b w:val="0"/>
           <w:sz w:val="22"/>
         </w:rPr>
-        <w:t>课程列表（T7）← 已完成（2026-09-24）：数据库 + 后端接口 + 前端页面全通，浏览器可见 5 门课</w:t>
+        <w:t>课程列表（T7）已完成；选课（T8）进行中：关系表 student_course 已建（9/25），下一步 JOIN 与接口</w:t>
       </w:r>
     </w:p>
     <w:p>
@@ -3508,7 +3518,7 @@
           <w:b w:val="0"/>
           <w:sz w:val="22"/>
         </w:rPr>
-        <w:t>*最后更新：2026-09-24，T7 课程列表完成（前后端全通）。*</w:t>
+        <w:t>*最后更新：2026-09-25，T8 关系表建成，下一步学 JOIN。*</w:t>
       </w:r>
     </w:p>
     <w:p>
@@ -8320,7 +8330,267 @@
           <w:b w:val="0"/>
           <w:sz w:val="22"/>
         </w:rPr>
-        <w:t>至此 Q5 已通；待消化只剩主键/外键与唯一索引、JOIN、外键约束、CSS 布局。</w:t>
+        <w:t>————————————————</w:t>
+      </w:r>
+    </w:p>
+    <w:p>
+      <w:r>
+        <w:rPr>
+          <w:rFonts w:ascii="Microsoft YaHei" w:hAnsi="Microsoft YaHei" w:eastAsia="Microsoft YaHei"/>
+          <w:b w:val="0"/>
+          <w:sz w:val="22"/>
+        </w:rPr>
+        <w:t>续写：2026-09-25（T8 第 1 步 · 多对多关系表建成）</w:t>
+      </w:r>
+    </w:p>
+    <w:p>
+      <w:r>
+        <w:rPr>
+          <w:rFonts w:ascii="Microsoft YaHei" w:hAnsi="Microsoft YaHei" w:eastAsia="Microsoft YaHei"/>
+          <w:b w:val="0"/>
+          <w:sz w:val="22"/>
+        </w:rPr>
+        <w:t>今天做了什么</w:t>
+      </w:r>
+    </w:p>
+    <w:p>
+      <w:r>
+        <w:rPr>
+          <w:rFonts w:ascii="Microsoft YaHei" w:hAnsi="Microsoft YaHei" w:eastAsia="Microsoft YaHei"/>
+          <w:b w:val="0"/>
+          <w:sz w:val="22"/>
+        </w:rPr>
+        <w:t>热身两题：Q1 为什么 .value（const 锁盒子不锁内容 + ref 是盒子）——答对；Q2 模板里为什么不写 .value（Vue 自动解包）——复述基本立住。</w:t>
+      </w:r>
+    </w:p>
+    <w:p>
+      <w:r>
+        <w:rPr>
+          <w:rFonts w:ascii="Microsoft YaHei" w:hAnsi="Microsoft YaHei" w:eastAsia="Microsoft YaHei"/>
+          <w:b w:val="0"/>
+          <w:sz w:val="22"/>
+        </w:rPr>
+        <w:t>小尾巴收掉：Home.vue 加 &lt;router-link to=/courses&gt;查看课程&lt;/router-link&gt;，从首页可点进课程列表。</w:t>
+      </w:r>
+    </w:p>
+    <w:p>
+      <w:r>
+        <w:rPr>
+          <w:rFonts w:ascii="Microsoft YaHei" w:hAnsi="Microsoft YaHei" w:eastAsia="Microsoft YaHei"/>
+          <w:b w:val="0"/>
+          <w:sz w:val="22"/>
+        </w:rPr>
+        <w:t>T8 第 1 步：设计并建成多对多的中间表 student_course。表名在 student_course / enrollment / course_selection 之间选，最终定 student_course（一眼看懂 + 不与库名撞车）。</w:t>
+      </w:r>
+    </w:p>
+    <w:p>
+      <w:r>
+        <w:rPr>
+          <w:rFonts w:ascii="Microsoft YaHei" w:hAnsi="Microsoft YaHei" w:eastAsia="Microsoft YaHei"/>
+          <w:b w:val="0"/>
+          <w:sz w:val="22"/>
+        </w:rPr>
+        <w:t>建表 SQL 自己写，踩了三处：漏两个逗号、student_id 拼成 studeny_id、结尾少分号；另加了 unique key 组合唯一约束。</w:t>
+      </w:r>
+    </w:p>
+    <w:p>
+      <w:r>
+        <w:rPr>
+          <w:rFonts w:ascii="Microsoft YaHei" w:hAnsi="Microsoft YaHei" w:eastAsia="Microsoft YaHei"/>
+          <w:b w:val="0"/>
+          <w:sz w:val="22"/>
+        </w:rPr>
+        <w:t>首次建表没生效（数据库里没有该表）——又一次「SQL 写对了 ≠ 执行了」，在 Workbench 补跑后成功。</w:t>
+      </w:r>
+    </w:p>
+    <w:p>
+      <w:r>
+        <w:rPr>
+          <w:rFonts w:ascii="Microsoft YaHei" w:hAnsi="Microsoft YaHei" w:eastAsia="Microsoft YaHei"/>
+          <w:b w:val="0"/>
+          <w:sz w:val="22"/>
+        </w:rPr>
+        <w:t>插入 4 条测试数据成功；再故意插 (1,1) 触发 Error 1062 Duplicate entry '1-1' for key 'uk_student_course'，验证唯一约束确实在拦。</w:t>
+      </w:r>
+    </w:p>
+    <w:p>
+      <w:r>
+        <w:rPr>
+          <w:rFonts w:ascii="Microsoft YaHei" w:hAnsi="Microsoft YaHei" w:eastAsia="Microsoft YaHei"/>
+          <w:b w:val="0"/>
+          <w:sz w:val="22"/>
+        </w:rPr>
+        <w:t>把建表写回 sql/init.sql、把选课测试数据写回 sql/seed.sql；并跑脚本验证 seed.sql 幂等（连跑两遍都是 course 5 行、student_course 4 行）。</w:t>
+      </w:r>
+    </w:p>
+    <w:p>
+      <w:r>
+        <w:rPr>
+          <w:rFonts w:ascii="Microsoft YaHei" w:hAnsi="Microsoft YaHei" w:eastAsia="Microsoft YaHei"/>
+          <w:b w:val="0"/>
+          <w:sz w:val="22"/>
+        </w:rPr>
+        <w:t>今天想明白 / 仍易混</w:t>
+      </w:r>
+    </w:p>
+    <w:p>
+      <w:r>
+        <w:rPr>
+          <w:rFonts w:ascii="Microsoft YaHei" w:hAnsi="Microsoft YaHei" w:eastAsia="Microsoft YaHei"/>
+          <w:b w:val="0"/>
+          <w:sz w:val="22"/>
+        </w:rPr>
+        <w:t>想明白：unique key (a, b) 约束的是「组合」而不是各自单独——student_id 可以重复（一个学生选多门）、course_id 可以重复（一门课多人选），但同一个组合只能出现一次。</w:t>
+      </w:r>
+    </w:p>
+    <w:p>
+      <w:r>
+        <w:rPr>
+          <w:rFonts w:ascii="Microsoft YaHei" w:hAnsi="Microsoft YaHei" w:eastAsia="Microsoft YaHei"/>
+          <w:b w:val="0"/>
+          <w:sz w:val="22"/>
+        </w:rPr>
+        <w:t>想明白：这个约束等价于数学里的「有序对集合」——元素不能重复，且顺序有含义（(1,2) 是学生1选课程2，(2,1) 是学生2选课程1，两回事）。</w:t>
+      </w:r>
+    </w:p>
+    <w:p>
+      <w:r>
+        <w:rPr>
+          <w:rFonts w:ascii="Microsoft YaHei" w:hAnsi="Microsoft YaHei" w:eastAsia="Microsoft YaHei"/>
+          <w:b w:val="0"/>
+          <w:sz w:val="22"/>
+        </w:rPr>
+        <w:t>想明白：主键 vs 唯一约束——一张表只能一个主键、主键不能为 NULL、主键是「这一行的身份证」；唯一约束可以多个、可为 NULL、只管某个组合不重复。为什么不用联合主键：(student_id, course_id) 做联合主键技术上可以，但就没有单一 id 可用，前端退课按 id 操作更方便。</w:t>
+      </w:r>
+    </w:p>
+    <w:p>
+      <w:r>
+        <w:rPr>
+          <w:rFonts w:ascii="Microsoft YaHei" w:hAnsi="Microsoft YaHei" w:eastAsia="Microsoft YaHei"/>
+          <w:b w:val="0"/>
+          <w:sz w:val="22"/>
+        </w:rPr>
+        <w:t>想明白：该由数据库管的规矩别只靠代码——唯一约束是最后一道防线，别人绕过代码直接操作数据库也拦得住。</w:t>
+      </w:r>
+    </w:p>
+    <w:p>
+      <w:r>
+        <w:rPr>
+          <w:rFonts w:ascii="Microsoft YaHei" w:hAnsi="Microsoft YaHei" w:eastAsia="Microsoft YaHei"/>
+          <w:b w:val="0"/>
+          <w:sz w:val="22"/>
+        </w:rPr>
+        <w:t>仍待消化（下次抽问）：JOIN 写法（仍未写过，下一步就要用）；外键约束 foreign key 怎么加（目前两表之间没有约束）；索引；CSS 布局。</w:t>
+      </w:r>
+    </w:p>
+    <w:p>
+      <w:r>
+        <w:rPr>
+          <w:rFonts w:ascii="Microsoft YaHei" w:hAnsi="Microsoft YaHei" w:eastAsia="Microsoft YaHei"/>
+          <w:b w:val="0"/>
+          <w:sz w:val="22"/>
+        </w:rPr>
+        <w:t>进度变化</w:t>
+      </w:r>
+    </w:p>
+    <w:p>
+      <w:r>
+        <w:rPr>
+          <w:rFonts w:ascii="Microsoft YaHei" w:hAnsi="Microsoft YaHei" w:eastAsia="Microsoft YaHei"/>
+          <w:b w:val="0"/>
+          <w:sz w:val="22"/>
+        </w:rPr>
+        <w:t>T8 第 1 步完成：student_course 关系表建成（id 主键 + student_id + course_id + 组合唯一约束），4 条测试数据入库。</w:t>
+      </w:r>
+    </w:p>
+    <w:p>
+      <w:r>
+        <w:rPr>
+          <w:rFonts w:ascii="Microsoft YaHei" w:hAnsi="Microsoft YaHei" w:eastAsia="Microsoft YaHei"/>
+          <w:b w:val="0"/>
+          <w:sz w:val="22"/>
+        </w:rPr>
+        <w:t>sql/init.sql 追加 student_course 建表；sql/seed.sql 追加选课测试数据并验证幂等。</w:t>
+      </w:r>
+    </w:p>
+    <w:p>
+      <w:r>
+        <w:rPr>
+          <w:rFonts w:ascii="Microsoft YaHei" w:hAnsi="Microsoft YaHei" w:eastAsia="Microsoft YaHei"/>
+          <w:b w:val="0"/>
+          <w:sz w:val="22"/>
+        </w:rPr>
+        <w:t>T8 剩余：后端选课接口（选课/退课/我的课程）、前端选课页面。</w:t>
+      </w:r>
+    </w:p>
+    <w:p>
+      <w:r>
+        <w:rPr>
+          <w:rFonts w:ascii="Microsoft YaHei" w:hAnsi="Microsoft YaHei" w:eastAsia="Microsoft YaHei"/>
+          <w:b w:val="0"/>
+          <w:sz w:val="22"/>
+        </w:rPr>
+        <w:t>下次从哪接着（精确起点）</w:t>
+      </w:r>
+    </w:p>
+    <w:p>
+      <w:r>
+        <w:rPr>
+          <w:rFonts w:ascii="Microsoft YaHei" w:hAnsi="Microsoft YaHei" w:eastAsia="Microsoft YaHei"/>
+          <w:b w:val="0"/>
+          <w:sz w:val="22"/>
+        </w:rPr>
+        <w:t>下一步有新知识点：要显示「课程名 + 选课人数」或「我选了哪些课」，必须学 JOIN（连表查询）——建议单独一小课。</w:t>
+      </w:r>
+    </w:p>
+    <w:p>
+      <w:r>
+        <w:rPr>
+          <w:rFonts w:ascii="Microsoft YaHei" w:hAnsi="Microsoft YaHei" w:eastAsia="Microsoft YaHei"/>
+          <w:b w:val="0"/>
+          <w:sz w:val="22"/>
+        </w:rPr>
+        <w:t>顺序建议：先用 select 手写一条 JOIN 看结果 → 再写后端接口 → 最后前端页面。</w:t>
+      </w:r>
+    </w:p>
+    <w:p>
+      <w:r>
+        <w:rPr>
+          <w:rFonts w:ascii="Microsoft YaHei" w:hAnsi="Microsoft YaHei" w:eastAsia="Microsoft YaHei"/>
+          <w:b w:val="0"/>
+          <w:sz w:val="22"/>
+        </w:rPr>
+        <w:t>T8 设计待定：选课接口要不要 token（要，因为必须知道「你是谁」）；退课如何做（按 student_course.id 删除并用 where 限定本人）。</w:t>
+      </w:r>
+    </w:p>
+    <w:p>
+      <w:r>
+        <w:rPr>
+          <w:rFonts w:ascii="Microsoft YaHei" w:hAnsi="Microsoft YaHei" w:eastAsia="Microsoft YaHei"/>
+          <w:b w:val="0"/>
+          <w:sz w:val="22"/>
+        </w:rPr>
+        <w:t>口令：先手写 join 看结果 → 后端接口 → 前端页面</w:t>
+      </w:r>
+    </w:p>
+    <w:p>
+      <w:r>
+        <w:rPr>
+          <w:rFonts w:ascii="Microsoft YaHei" w:hAnsi="Microsoft YaHei" w:eastAsia="Microsoft YaHei"/>
+          <w:b w:val="0"/>
+          <w:sz w:val="22"/>
+        </w:rPr>
+        <w:t>----------------------------------------------------------------</w:t>
+      </w:r>
+    </w:p>
+    <w:p>
+      <w:r>
+        <w:rPr>
+          <w:rFonts w:ascii="Microsoft YaHei" w:hAnsi="Microsoft YaHei" w:eastAsia="Microsoft YaHei"/>
+          <w:b w:val="0"/>
+          <w:sz w:val="22"/>
+        </w:rPr>
+        <w:t>最后更新：2026-09-25，T8 关系表建成（含组合唯一约束），下一步学 JOIN。</w:t>
       </w:r>
     </w:p>
     <w:p>

--- a/docs/学习总结完整版.docx
+++ b/docs/学习总结完整版.docx
@@ -382,7 +382,7 @@
           <w:b w:val="0"/>
           <w:sz w:val="22"/>
         </w:rPr>
-        <w:t>面试口径优先（本人 2026-09-20 明确要求）：讲每个知识点时，凡是实习/面试高频的，就直接标出来「这个面试会问」，并给出可背诵的答法。他没写到的、或答偏的，主动补上。目标是：项目里的东西都能在面试里讲清楚。</w:t>
+        <w:t>面试口径优先（本人 2026-09-20 明确要求）：讲每个知识点时，凡是实习/面试高频的，就直接标出来「这个面试会问」，并给出可背诵的答法。本人于 2026-09-25 追加要求：这种「能直接背的口述句」是明确喜欢的格式——简短、口语、能用，每讲一块就补一句，可直接进面试题库。</w:t>
       </w:r>
     </w:p>
     <w:p>
@@ -2121,6 +2121,16 @@
           <w:sz w:val="22"/>
         </w:rPr>
         <w:t>13. 面试题库（边学边攒，面试前直接背）</w:t>
+      </w:r>
+    </w:p>
+    <w:p>
+      <w:r>
+        <w:rPr>
+          <w:rFonts w:ascii="Microsoft YaHei" w:hAnsi="Microsoft YaHei" w:eastAsia="Microsoft YaHei"/>
+          <w:b w:val="0"/>
+          <w:sz w:val="22"/>
+        </w:rPr>
+        <w:t>CRUD 是什么？你项目怎么做数据操作？——CRUD 是 Create/Read/Update/Delete 四类操作，对应 SQL 的 insert 插入、select 查询、update 修改、delete 删除。其中 update 和 delete 必须带 where，否则会作用于全表。（注意：CRUD 的 C 对应 insert 造数据；建表的 create table 属于 DDL 管结构，不是 CRUD 的 C。）</w:t>
       </w:r>
     </w:p>
     <w:p>

--- a/docs/学习总结完整版.docx
+++ b/docs/学习总结完整版.docx
@@ -1860,7 +1860,7 @@
           <w:b w:val="0"/>
           <w:sz w:val="22"/>
         </w:rPr>
-        <w:t>T8  |  选课  |  进行中（9/25）：关系表 student_course 已建成（含组合唯一约束）+ 4 条测试数据；下一步学 JOIN 并做接口/页面</w:t>
+        <w:t>T8  |  选课  |  进行中：关系表 student_course 已建（9/25）+ 4 条测试数据；10/2 开讲 JOIN 但未跑过第一条连表查询。下一步：Workbench 跑 JOIN → 后端接口 → 前端页面</w:t>
       </w:r>
     </w:p>
     <w:p>
@@ -2121,6 +2121,16 @@
           <w:sz w:val="22"/>
         </w:rPr>
         <w:t>13. 面试题库（边学边攒，面试前直接背）</w:t>
+      </w:r>
+    </w:p>
+    <w:p>
+      <w:r>
+        <w:rPr>
+          <w:rFonts w:ascii="Microsoft YaHei" w:hAnsi="Microsoft YaHei" w:eastAsia="Microsoft YaHei"/>
+          <w:b w:val="0"/>
+          <w:sz w:val="22"/>
+        </w:rPr>
+        <w:t>待办（求职，优先于学习）：招聘方 2026-10-01 来信，要求把代码 + 测试过程 + README 发到邮箱 403778123@qq.com。尚未回复。计划：先写 README.md（详细版），再建 GitHub 账号推现有 16 个 commit，然后回信附链接。注意：根目录有若干无关未跟踪文件（_ms.py、商业计划书、清准备份-搜狗/ 等），推送前确认为未跟踪状态即可不入选。</w:t>
       </w:r>
     </w:p>
     <w:p>
@@ -8600,7 +8610,207 @@
           <w:b w:val="0"/>
           <w:sz w:val="22"/>
         </w:rPr>
-        <w:t>最后更新：2026-09-25，T8 关系表建成（含组合唯一约束），下一步学 JOIN。</w:t>
+        <w:t>————————————————</w:t>
+      </w:r>
+    </w:p>
+    <w:p>
+      <w:r>
+        <w:rPr>
+          <w:rFonts w:ascii="Microsoft YaHei" w:hAnsi="Microsoft YaHei" w:eastAsia="Microsoft YaHei"/>
+          <w:b w:val="0"/>
+          <w:sz w:val="22"/>
+        </w:rPr>
+        <w:t>续写：2026-10-02（短会话 · 复习多对多理由 + JOIN 开篇）</w:t>
+      </w:r>
+    </w:p>
+    <w:p>
+      <w:r>
+        <w:rPr>
+          <w:rFonts w:ascii="Microsoft YaHei" w:hAnsi="Microsoft YaHei" w:eastAsia="Microsoft YaHei"/>
+          <w:b w:val="0"/>
+          <w:sz w:val="22"/>
+        </w:rPr>
+        <w:t>背景：9/26～10/1 出去旅游，未学习（是否算空窗/请假由本人确认）。10/2 深夜接上。</w:t>
+      </w:r>
+    </w:p>
+    <w:p>
+      <w:r>
+        <w:rPr>
+          <w:rFonts w:ascii="Microsoft YaHei" w:hAnsi="Microsoft YaHei" w:eastAsia="Microsoft YaHei"/>
+          <w:b w:val="0"/>
+          <w:sz w:val="22"/>
+        </w:rPr>
+        <w:t>今天做了什么</w:t>
+      </w:r>
+    </w:p>
+    <w:p>
+      <w:r>
+        <w:rPr>
+          <w:rFonts w:ascii="Microsoft YaHei" w:hAnsi="Microsoft YaHei" w:eastAsia="Microsoft YaHei"/>
+          <w:b w:val="0"/>
+          <w:sz w:val="22"/>
+        </w:rPr>
+        <w:t>复习提问：为什么选课必须单独建表，不能塞进 user 或 course。本人答出了部分理由（学生要查自己的课、user 混了学生和老师、course 放进去会乱），但没说到核心。</w:t>
+      </w:r>
+    </w:p>
+    <w:p>
+      <w:r>
+        <w:rPr>
+          <w:rFonts w:ascii="Microsoft YaHei" w:hAnsi="Microsoft YaHei" w:eastAsia="Microsoft YaHei"/>
+          <w:b w:val="0"/>
+          <w:sz w:val="22"/>
+        </w:rPr>
+        <w:t>纠正核心：一张表一行只描述一个东西——user 一行=一个用户、course 一行=一门课，而「选课」是第三个东西。并说明塞进去的具体后果：在 user 里加 my_courses 列会变成 "1,2" 这种字符串，数据库没法查、没法加约束；在 course 里塞学生会造成课程信息重复。</w:t>
+      </w:r>
+    </w:p>
+    <w:p>
+      <w:r>
+        <w:rPr>
+          <w:rFonts w:ascii="Microsoft YaHei" w:hAnsi="Microsoft YaHei" w:eastAsia="Microsoft YaHei"/>
+          <w:b w:val="0"/>
+          <w:sz w:val="22"/>
+        </w:rPr>
+        <w:t>讲 JOIN 开篇：数据分散在两张表时要分两步（先查关系表拿 course_id，再拿 id 去 course 表换名字）；JOIN 就是让数据库一次按配对规则拼两张表。给了 on 条件、表简称（sc / c）的写法。</w:t>
+      </w:r>
+    </w:p>
+    <w:p>
+      <w:r>
+        <w:rPr>
+          <w:rFonts w:ascii="Microsoft YaHei" w:hAnsi="Microsoft YaHei" w:eastAsia="Microsoft YaHei"/>
+          <w:b w:val="0"/>
+          <w:sz w:val="22"/>
+        </w:rPr>
+        <w:t>布置了第一条手写 JOIN（尚未执行）：select sc.student_id, sc.course_id, c.course_name from `student_course` sc join `course` c on sc.course_id = c.id where sc.student_id = 1;</w:t>
+      </w:r>
+    </w:p>
+    <w:p>
+      <w:r>
+        <w:rPr>
+          <w:rFonts w:ascii="Microsoft YaHei" w:hAnsi="Microsoft YaHei" w:eastAsia="Microsoft YaHei"/>
+          <w:b w:val="0"/>
+          <w:sz w:val="22"/>
+        </w:rPr>
+        <w:t>今天想明白 / 仍易混</w:t>
+      </w:r>
+    </w:p>
+    <w:p>
+      <w:r>
+        <w:rPr>
+          <w:rFonts w:ascii="Microsoft YaHei" w:hAnsi="Microsoft YaHei" w:eastAsia="Microsoft YaHei"/>
+          <w:b w:val="0"/>
+          <w:sz w:val="22"/>
+        </w:rPr>
+        <w:t>想明白：中间表存在的根本理由——「选课」是独立的事实，有自己的属性（谁、选了哪门课、何时选），必须有自己的表。</w:t>
+      </w:r>
+    </w:p>
+    <w:p>
+      <w:r>
+        <w:rPr>
+          <w:rFonts w:ascii="Microsoft YaHei" w:hAnsi="Microsoft YaHei" w:eastAsia="Microsoft YaHei"/>
+          <w:b w:val="0"/>
+          <w:sz w:val="22"/>
+        </w:rPr>
+        <w:t>想明白：外键存的是数字（student_id=1 只是编号），要看名字必须回 user 表查——所以多表查询是常态。</w:t>
+      </w:r>
+    </w:p>
+    <w:p>
+      <w:r>
+        <w:rPr>
+          <w:rFonts w:ascii="Microsoft YaHei" w:hAnsi="Microsoft YaHei" w:eastAsia="Microsoft YaHei"/>
+          <w:b w:val="0"/>
+          <w:sz w:val="22"/>
+        </w:rPr>
+        <w:t>仍待消化：JOIN 的 on 到底怎么配（今天刚开篇，还没跑过）；表简称为什么需要；join 还有 left join 等变体。</w:t>
+      </w:r>
+    </w:p>
+    <w:p>
+      <w:r>
+        <w:rPr>
+          <w:rFonts w:ascii="Microsoft YaHei" w:hAnsi="Microsoft YaHei" w:eastAsia="Microsoft YaHei"/>
+          <w:b w:val="0"/>
+          <w:sz w:val="22"/>
+        </w:rPr>
+        <w:t>进度变化</w:t>
+      </w:r>
+    </w:p>
+    <w:p>
+      <w:r>
+        <w:rPr>
+          <w:rFonts w:ascii="Microsoft YaHei" w:hAnsi="Microsoft YaHei" w:eastAsia="Microsoft YaHei"/>
+          <w:b w:val="0"/>
+          <w:sz w:val="22"/>
+        </w:rPr>
+        <w:t>无代码改动、无提交。T8 仍在「关系表已建，下一步 JOIN + 接口 + 页面」。</w:t>
+      </w:r>
+    </w:p>
+    <w:p>
+      <w:r>
+        <w:rPr>
+          <w:rFonts w:ascii="Microsoft YaHei" w:hAnsi="Microsoft YaHei" w:eastAsia="Microsoft YaHei"/>
+          <w:b w:val="0"/>
+          <w:sz w:val="22"/>
+        </w:rPr>
+        <w:t>下次从哪接着（精确起点）</w:t>
+      </w:r>
+    </w:p>
+    <w:p>
+      <w:r>
+        <w:rPr>
+          <w:rFonts w:ascii="Microsoft YaHei" w:hAnsi="Microsoft YaHei" w:eastAsia="Microsoft YaHei"/>
+          <w:b w:val="0"/>
+          <w:sz w:val="22"/>
+        </w:rPr>
+        <w:t>第一步：在 Workbench 跑那条 JOIN，确认返回学生 1 的两门课（数据结构、计算机网络）。</w:t>
+      </w:r>
+    </w:p>
+    <w:p>
+      <w:r>
+        <w:rPr>
+          <w:rFonts w:ascii="Microsoft YaHei" w:hAnsi="Microsoft YaHei" w:eastAsia="Microsoft YaHei"/>
+          <w:b w:val="0"/>
+          <w:sz w:val="22"/>
+        </w:rPr>
+        <w:t>第二步：理解 on 的作用与表简称；再问「不写简称行不行」。</w:t>
+      </w:r>
+    </w:p>
+    <w:p>
+      <w:r>
+        <w:rPr>
+          <w:rFonts w:ascii="Microsoft YaHei" w:hAnsi="Microsoft YaHei" w:eastAsia="Microsoft YaHei"/>
+          <w:b w:val="0"/>
+          <w:sz w:val="22"/>
+        </w:rPr>
+        <w:t>第三步：把 JOIN 搬进后端接口（如 GET /my-courses，需带 token 判断是谁）。</w:t>
+      </w:r>
+    </w:p>
+    <w:p>
+      <w:r>
+        <w:rPr>
+          <w:rFonts w:ascii="Microsoft YaHei" w:hAnsi="Microsoft YaHei" w:eastAsia="Microsoft YaHei"/>
+          <w:b w:val="0"/>
+          <w:sz w:val="22"/>
+        </w:rPr>
+        <w:t>备考提醒：招聘方（Boss，10/1 来信）要求发代码 + 测试过程 + README 到邮箱，本人尚未回复；待办：回信、写 README、建 GitHub 仓库推现有 16 个 commit。</w:t>
+      </w:r>
+    </w:p>
+    <w:p>
+      <w:r>
+        <w:rPr>
+          <w:rFonts w:ascii="Microsoft YaHei" w:hAnsi="Microsoft YaHei" w:eastAsia="Microsoft YaHei"/>
+          <w:b w:val="0"/>
+          <w:sz w:val="22"/>
+        </w:rPr>
+        <w:t>----------------------------------------------------------------</w:t>
+      </w:r>
+    </w:p>
+    <w:p>
+      <w:r>
+        <w:rPr>
+          <w:rFonts w:ascii="Microsoft YaHei" w:hAnsi="Microsoft YaHei" w:eastAsia="Microsoft YaHei"/>
+          <w:b w:val="0"/>
+          <w:sz w:val="22"/>
+        </w:rPr>
+        <w:t>最后更新：2026-10-02，JOIN 开篇，待跑第一条连表查询。</w:t>
       </w:r>
     </w:p>
     <w:p>

--- a/docs/学习总结完整版.docx
+++ b/docs/学习总结完整版.docx
@@ -1450,7 +1450,7 @@
           <w:b w:val="0"/>
           <w:sz w:val="22"/>
         </w:rPr>
-        <w:t>课程列表 / 选课（原 T7/T8）：T7 已完成（9/24）；T8 进行中（9/25），关系表已建，下一步 JOIN + 选课接口 + 页面。</w:t>
+        <w:t>课程列表 / 选课（原 T7/T8）：T7 完成；T8 后端完成（选课 + 退课接口，10/9 测通），下一步做 T8 前端（选课/退课按钮）。</w:t>
       </w:r>
     </w:p>
     <w:p>
@@ -1860,7 +1860,7 @@
           <w:b w:val="0"/>
           <w:sz w:val="22"/>
         </w:rPr>
-        <w:t>T8  |  选课  |  进行中：关系表 student_course 已建（9/25）+ 4 条测试数据；10/2 开讲 JOIN 但未跑过第一条连表查询。下一步：Workbench 跑 JOIN → 后端接口 → 前端页面</w:t>
+        <w:t>T8  |  选课  |  后端完成（9/25 关系表 + 10/9 选课/退课接口，含容量校验与越权防护）；前端未做</w:t>
       </w:r>
     </w:p>
     <w:p>
@@ -8810,7 +8810,377 @@
           <w:b w:val="0"/>
           <w:sz w:val="22"/>
         </w:rPr>
-        <w:t>最后更新：2026-10-02，JOIN 开篇，待跑第一条连表查询。</w:t>
+        <w:t>————————————————</w:t>
+      </w:r>
+    </w:p>
+    <w:p>
+      <w:r>
+        <w:rPr>
+          <w:rFonts w:ascii="Microsoft YaHei" w:hAnsi="Microsoft YaHei" w:eastAsia="Microsoft YaHei"/>
+          <w:b w:val="0"/>
+          <w:sz w:val="22"/>
+        </w:rPr>
+        <w:t>续写：2026-10-09（T9 后端完成 · 选课 + 退课接口）</w:t>
+      </w:r>
+    </w:p>
+    <w:p>
+      <w:r>
+        <w:rPr>
+          <w:rFonts w:ascii="Microsoft YaHei" w:hAnsi="Microsoft YaHei" w:eastAsia="Microsoft YaHei"/>
+          <w:b w:val="0"/>
+          <w:sz w:val="22"/>
+        </w:rPr>
+        <w:t>背景</w:t>
+      </w:r>
+    </w:p>
+    <w:p>
+      <w:r>
+        <w:rPr>
+          <w:rFonts w:ascii="Microsoft YaHei" w:hAnsi="Microsoft YaHei" w:eastAsia="Microsoft YaHei"/>
+          <w:b w:val="0"/>
+          <w:sz w:val="22"/>
+        </w:rPr>
+        <w:t>10/08 未学习（感冒、外出运动、中午才起、晚上收拾）。10/09 早起，白天改了简历，下午 17:23 开始学习。</w:t>
+      </w:r>
+    </w:p>
+    <w:p>
+      <w:r>
+        <w:rPr>
+          <w:rFonts w:ascii="Microsoft YaHei" w:hAnsi="Microsoft YaHei" w:eastAsia="Microsoft YaHei"/>
+          <w:b w:val="0"/>
+          <w:sz w:val="22"/>
+        </w:rPr>
+        <w:t>今天做了两件大事：给招聘方发了邮件（附 GitHub 链接），以及把 T9 的选课、退课两个接口写完并测通。</w:t>
+      </w:r>
+    </w:p>
+    <w:p>
+      <w:r>
+        <w:rPr>
+          <w:rFonts w:ascii="Microsoft YaHei" w:hAnsi="Microsoft YaHei" w:eastAsia="Microsoft YaHei"/>
+          <w:b w:val="0"/>
+          <w:sz w:val="22"/>
+        </w:rPr>
+        <w:t>今天做了什么</w:t>
+      </w:r>
+    </w:p>
+    <w:p>
+      <w:r>
+        <w:rPr>
+          <w:rFonts w:ascii="Microsoft YaHei" w:hAnsi="Microsoft YaHei" w:eastAsia="Microsoft YaHei"/>
+          <w:b w:val="0"/>
+          <w:sz w:val="22"/>
+        </w:rPr>
+        <w:t>复习提问三题：CRUD 四个操作对应哪条 SQL、组合唯一约束约束的是组合还是各自、重复选课会怎样——三题全对。</w:t>
+      </w:r>
+    </w:p>
+    <w:p>
+      <w:r>
+        <w:rPr>
+          <w:rFonts w:ascii="Microsoft YaHei" w:hAnsi="Microsoft YaHei" w:eastAsia="Microsoft YaHei"/>
+          <w:b w:val="0"/>
+          <w:sz w:val="22"/>
+        </w:rPr>
+        <w:t>T9 设计讨论：明确「哪些信息该由前端传」——只有 course_id 由前端传；student_id 必须从 token 解析（前端传就能改，属于水平越权）；capacity 和是否已选由后端查库。</w:t>
+      </w:r>
+    </w:p>
+    <w:p>
+      <w:r>
+        <w:rPr>
+          <w:rFonts w:ascii="Microsoft YaHei" w:hAnsi="Microsoft YaHei" w:eastAsia="Microsoft YaHei"/>
+          <w:b w:val="0"/>
+          <w:sz w:val="22"/>
+        </w:rPr>
+        <w:t>关键概念：数据库只保证「你明确告诉它的规则」（唯一约束），其他业务规则（如容量是否选满）数据库不会自动拦，必须自己写代码判断。</w:t>
+      </w:r>
+    </w:p>
+    <w:p>
+      <w:r>
+        <w:rPr>
+          <w:rFonts w:ascii="Microsoft YaHei" w:hAnsi="Microsoft YaHei" w:eastAsia="Microsoft YaHei"/>
+          <w:b w:val="0"/>
+          <w:sz w:val="22"/>
+        </w:rPr>
+        <w:t>动手写 POST /select-course：踩了 SQL 缺表名、条件字段写错（course 写成 id 之外的名字）、变量名前后不一致（course/row/capacity 混用）、逻辑反向（判空写成 &lt; ）、表名写成列名（student_id 当成表）、错别字（这么课）等，逐一改正。</w:t>
+      </w:r>
+    </w:p>
+    <w:p>
+      <w:r>
+        <w:rPr>
+          <w:rFonts w:ascii="Microsoft YaHei" w:hAnsi="Microsoft YaHei" w:eastAsia="Microsoft YaHei"/>
+          <w:b w:val="0"/>
+          <w:sz w:val="22"/>
+        </w:rPr>
+        <w:t>概念补课：cur.execute() 只「下令」不返回结果，必须再 fetchone()/fetchall() 才拿到数据；DictCursor 下 row 是字典，key 是列名；select count(*) as n 起别名后可用 fetchone()['n'] 取值。</w:t>
+      </w:r>
+    </w:p>
+    <w:p>
+      <w:r>
+        <w:rPr>
+          <w:rFonts w:ascii="Microsoft YaHei" w:hAnsi="Microsoft YaHei" w:eastAsia="Microsoft YaHei"/>
+          <w:b w:val="0"/>
+          <w:sz w:val="22"/>
+        </w:rPr>
+        <w:t>动手写 DELETE /drop-course：先想清楚 where 条件——若只写 course_id 会删掉所有选了这门课的人（越权写操作），必须 student_id + course_id 两个条件。</w:t>
+      </w:r>
+    </w:p>
+    <w:p>
+      <w:r>
+        <w:rPr>
+          <w:rFonts w:ascii="Microsoft YaHei" w:hAnsi="Microsoft YaHei" w:eastAsia="Microsoft YaHei"/>
+          <w:b w:val="0"/>
+          <w:sz w:val="22"/>
+        </w:rPr>
+        <w:t>学到新东西 cur.rowcount：表示语句影响了几行（Workbench 里的 N row(s) affected 就是它）。delete 匹配 0 行时不报错，所以要用 rowcount 判断「是否真的退课了」，否则会把「什么都没做」返回成「成功」。</w:t>
+      </w:r>
+    </w:p>
+    <w:p>
+      <w:r>
+        <w:rPr>
+          <w:rFonts w:ascii="Microsoft YaHei" w:hAnsi="Microsoft YaHei" w:eastAsia="Microsoft YaHei"/>
+          <w:b w:val="0"/>
+          <w:sz w:val="22"/>
+        </w:rPr>
+        <w:t>测试结果（全部通过）：选课测了正常选课、重复选课（唯一约束拦下并捕获）、课程已满、课程不存在；退课测了正常退课、退未选的课、重复退课。</w:t>
+      </w:r>
+    </w:p>
+    <w:p>
+      <w:r>
+        <w:rPr>
+          <w:rFonts w:ascii="Microsoft YaHei" w:hAnsi="Microsoft YaHei" w:eastAsia="Microsoft YaHei"/>
+          <w:b w:val="0"/>
+          <w:sz w:val="22"/>
+        </w:rPr>
+        <w:t>测试后把数据还原成与 seed.sql 一致。</w:t>
+      </w:r>
+    </w:p>
+    <w:p>
+      <w:r>
+        <w:rPr>
+          <w:rFonts w:ascii="Microsoft YaHei" w:hAnsi="Microsoft YaHei" w:eastAsia="Microsoft YaHei"/>
+          <w:b w:val="0"/>
+          <w:sz w:val="22"/>
+        </w:rPr>
+        <w:t>今天想明白 / 仍易混</w:t>
+      </w:r>
+    </w:p>
+    <w:p>
+      <w:r>
+        <w:rPr>
+          <w:rFonts w:ascii="Microsoft YaHei" w:hAnsi="Microsoft YaHei" w:eastAsia="Microsoft YaHei"/>
+          <w:b w:val="0"/>
+          <w:sz w:val="22"/>
+        </w:rPr>
+        <w:t>想明白：前端传的参数不可信，token 解析出来的可信，数据库查出来的可信——用户身份只能从 token 取。</w:t>
+      </w:r>
+    </w:p>
+    <w:p>
+      <w:r>
+        <w:rPr>
+          <w:rFonts w:ascii="Microsoft YaHei" w:hAnsi="Microsoft YaHei" w:eastAsia="Microsoft YaHei"/>
+          <w:b w:val="0"/>
+          <w:sz w:val="22"/>
+        </w:rPr>
+        <w:t>想明白：INSERT / UPDATE / DELETE 三种写操作句式完全不同——insert into 表(列) values(值)；update 表 set 列=值 where 条件；delete from 表 where 条件。DELETE 不需要列名和值，因为整行都删掉。</w:t>
+      </w:r>
+    </w:p>
+    <w:p>
+      <w:r>
+        <w:rPr>
+          <w:rFonts w:ascii="Microsoft YaHei" w:hAnsi="Microsoft YaHei" w:eastAsia="Microsoft YaHei"/>
+          <w:b w:val="0"/>
+          <w:sz w:val="22"/>
+        </w:rPr>
+        <w:t>想明白：写操作必须 conn.commit()，读操作不需要。commit 放在 try 里、execute 之后；约束报错时走 except，commit 不执行即自动回滚。</w:t>
+      </w:r>
+    </w:p>
+    <w:p>
+      <w:r>
+        <w:rPr>
+          <w:rFonts w:ascii="Microsoft YaHei" w:hAnsi="Microsoft YaHei" w:eastAsia="Microsoft YaHei"/>
+          <w:b w:val="0"/>
+          <w:sz w:val="22"/>
+        </w:rPr>
+        <w:t>想明白：前后端的变量名是两个世界、互不影响，只有三处必须一致——URL 路径、参数名、返回字段名。之前的变量名混乱属于「同一侧内部不一致」，与前后端无关。</w:t>
+      </w:r>
+    </w:p>
+    <w:p>
+      <w:r>
+        <w:rPr>
+          <w:rFonts w:ascii="Microsoft YaHei" w:hAnsi="Microsoft YaHei" w:eastAsia="Microsoft YaHei"/>
+          <w:b w:val="0"/>
+          <w:sz w:val="22"/>
+        </w:rPr>
+        <w:t>仍待消化/待改进：变量名前后不一致已连续三次踩坑（row/rows、my-courses、course/row/capacity），需要养成「写完回头扫一遍变量名」的习惯。</w:t>
+      </w:r>
+    </w:p>
+    <w:p>
+      <w:r>
+        <w:rPr>
+          <w:rFonts w:ascii="Microsoft YaHei" w:hAnsi="Microsoft YaHei" w:eastAsia="Microsoft YaHei"/>
+          <w:b w:val="0"/>
+          <w:sz w:val="22"/>
+        </w:rPr>
+        <w:t>进度变化</w:t>
+      </w:r>
+    </w:p>
+    <w:p>
+      <w:r>
+        <w:rPr>
+          <w:rFonts w:ascii="Microsoft YaHei" w:hAnsi="Microsoft YaHei" w:eastAsia="Microsoft YaHei"/>
+          <w:b w:val="0"/>
+          <w:sz w:val="22"/>
+        </w:rPr>
+        <w:t>T9 后端完成：POST /select-course、DELETE /drop-course 均已实现并测试通过。</w:t>
+      </w:r>
+    </w:p>
+    <w:p>
+      <w:r>
+        <w:rPr>
+          <w:rFonts w:ascii="Microsoft YaHei" w:hAnsi="Microsoft YaHei" w:eastAsia="Microsoft YaHei"/>
+          <w:b w:val="0"/>
+          <w:sz w:val="22"/>
+        </w:rPr>
+        <w:t>代码：backend/main.py 新增两个接口。提交 3e56cdf 并推送 GitHub。</w:t>
+      </w:r>
+    </w:p>
+    <w:p>
+      <w:r>
+        <w:rPr>
+          <w:rFonts w:ascii="Microsoft YaHei" w:hAnsi="Microsoft YaHei" w:eastAsia="Microsoft YaHei"/>
+          <w:b w:val="0"/>
+          <w:sz w:val="22"/>
+        </w:rPr>
+        <w:t>T9 剩余：前端（课程列表页加选课按钮、我的课程页加退课按钮）。</w:t>
+      </w:r>
+    </w:p>
+    <w:p>
+      <w:r>
+        <w:rPr>
+          <w:rFonts w:ascii="Microsoft YaHei" w:hAnsi="Microsoft YaHei" w:eastAsia="Microsoft YaHei"/>
+          <w:b w:val="0"/>
+          <w:sz w:val="22"/>
+        </w:rPr>
+        <w:t>求职进展</w:t>
+      </w:r>
+    </w:p>
+    <w:p>
+      <w:r>
+        <w:rPr>
+          <w:rFonts w:ascii="Microsoft YaHei" w:hAnsi="Microsoft YaHei" w:eastAsia="Microsoft YaHei"/>
+          <w:b w:val="0"/>
+          <w:sz w:val="22"/>
+        </w:rPr>
+        <w:t>10/09 修改了简历；给招聘方发了邮件（附 GitHub 项目链接 https://github.com/11might/course-selection-system）。</w:t>
+      </w:r>
+    </w:p>
+    <w:p>
+      <w:r>
+        <w:rPr>
+          <w:rFonts w:ascii="Microsoft YaHei" w:hAnsi="Microsoft YaHei" w:eastAsia="Microsoft YaHei"/>
+          <w:b w:val="0"/>
+          <w:sz w:val="22"/>
+        </w:rPr>
+        <w:t>招聘方原消息发于 10/01，要求提供代码、测试过程和 README；此前已回信询问交付形式但未获回复，故本次直接发链接。</w:t>
+      </w:r>
+    </w:p>
+    <w:p>
+      <w:r>
+        <w:rPr>
+          <w:rFonts w:ascii="Microsoft YaHei" w:hAnsi="Microsoft YaHei" w:eastAsia="Microsoft YaHei"/>
+          <w:b w:val="0"/>
+          <w:sz w:val="22"/>
+        </w:rPr>
+        <w:t>时长与债</w:t>
+      </w:r>
+    </w:p>
+    <w:p>
+      <w:r>
+        <w:rPr>
+          <w:rFonts w:ascii="Microsoft YaHei" w:hAnsi="Microsoft YaHei" w:eastAsia="Microsoft YaHei"/>
+          <w:b w:val="0"/>
+          <w:sz w:val="22"/>
+        </w:rPr>
+        <w:t>墙钟跨度约 6 小时（17:23～23:23），中途有多次休息；本人自评有效学习时间约 2～2.5 小时（原话：学一会摸一会，做不到像写六级题那样完全投入）。</w:t>
+      </w:r>
+    </w:p>
+    <w:p>
+      <w:r>
+        <w:rPr>
+          <w:rFonts w:ascii="Microsoft YaHei" w:hAnsi="Microsoft YaHei" w:eastAsia="Microsoft YaHei"/>
+          <w:b w:val="0"/>
+          <w:sz w:val="22"/>
+        </w:rPr>
+        <w:t>本次未记还债；债仍约 4h15min（8/12 口径）。10/04～10/08 的空窗如何计入待本人确认。</w:t>
+      </w:r>
+    </w:p>
+    <w:p>
+      <w:r>
+        <w:rPr>
+          <w:rFonts w:ascii="Microsoft YaHei" w:hAnsi="Microsoft YaHei" w:eastAsia="Microsoft YaHei"/>
+          <w:b w:val="0"/>
+          <w:sz w:val="22"/>
+        </w:rPr>
+        <w:t>下次从哪接着（精确起点）</w:t>
+      </w:r>
+    </w:p>
+    <w:p>
+      <w:r>
+        <w:rPr>
+          <w:rFonts w:ascii="Microsoft YaHei" w:hAnsi="Microsoft YaHei" w:eastAsia="Microsoft YaHei"/>
+          <w:b w:val="0"/>
+          <w:sz w:val="22"/>
+        </w:rPr>
+        <w:t>T9 前端：在课程列表页（Courses.vue）每行加「选课」按钮 → 调 POST /select-course；在 MyCourses.vue 每行加「退课」按钮 → 调 DELETE /drop-course。</w:t>
+      </w:r>
+    </w:p>
+    <w:p>
+      <w:r>
+        <w:rPr>
+          <w:rFonts w:ascii="Microsoft YaHei" w:hAnsi="Microsoft YaHei" w:eastAsia="Microsoft YaHei"/>
+          <w:b w:val="0"/>
+          <w:sz w:val="22"/>
+        </w:rPr>
+        <w:t>提醒：写操作成功后要刷新列表（重新调接口）才能看到变化。</w:t>
+      </w:r>
+    </w:p>
+    <w:p>
+      <w:r>
+        <w:rPr>
+          <w:rFonts w:ascii="Microsoft YaHei" w:hAnsi="Microsoft YaHei" w:eastAsia="Microsoft YaHei"/>
+          <w:b w:val="0"/>
+          <w:sz w:val="22"/>
+        </w:rPr>
+        <w:t>技术债提醒：--reload 已两次卡住（改完代码行为不变），遇到时直接重启后端；临时脚本不要放在 backend 目录下，会触发重载。</w:t>
+      </w:r>
+    </w:p>
+    <w:p>
+      <w:r>
+        <w:rPr>
+          <w:rFonts w:ascii="Microsoft YaHei" w:hAnsi="Microsoft YaHei" w:eastAsia="Microsoft YaHei"/>
+          <w:b w:val="0"/>
+          <w:sz w:val="22"/>
+        </w:rPr>
+        <w:t>口令：Courses.vue 加选课按钮 → MyCourses.vue 加退课按钮 → 联调</w:t>
+      </w:r>
+    </w:p>
+    <w:p>
+      <w:r>
+        <w:rPr>
+          <w:rFonts w:ascii="Microsoft YaHei" w:hAnsi="Microsoft YaHei" w:eastAsia="Microsoft YaHei"/>
+          <w:b w:val="0"/>
+          <w:sz w:val="22"/>
+        </w:rPr>
+        <w:t>----------------------------------------------------------------</w:t>
+      </w:r>
+    </w:p>
+    <w:p>
+      <w:r>
+        <w:rPr>
+          <w:rFonts w:ascii="Microsoft YaHei" w:hAnsi="Microsoft YaHei" w:eastAsia="Microsoft YaHei"/>
+          <w:b w:val="0"/>
+          <w:sz w:val="22"/>
+        </w:rPr>
+        <w:t>最后更新：2026-10-09，T9 后端完成（选课 + 退课），已推送 GitHub。</w:t>
       </w:r>
     </w:p>
     <w:p>
